--- a/report/report.docx
+++ b/report/report.docx
@@ -2,6 +2,47 @@
 <file path=word/document.xml><?xml version="1.0" encoding="utf-8"?>
 <w:document xmlns:wpc="http://schemas.microsoft.com/office/word/2010/wordprocessingCanvas" xmlns:mo="http://schemas.microsoft.com/office/mac/office/2008/main" xmlns:mc="http://schemas.openxmlformats.org/markup-compatibility/2006" xmlns:mv="urn:schemas-microsoft-com:mac:vml" xmlns:o="urn:schemas-microsoft-com:office:office" xmlns:r="http://schemas.openxmlformats.org/officeDocument/2006/relationships" xmlns:m="http://schemas.openxmlformats.org/officeDocument/2006/math" xmlns:v="urn:schemas-microsoft-com:vml" xmlns:wp14="http://schemas.microsoft.com/office/word/2010/wordprocessingDrawing" xmlns:wp="http://schemas.openxmlformats.org/drawingml/2006/wordprocessingDrawing" xmlns:w10="urn:schemas-microsoft-com:office:word" xmlns:w="http://schemas.openxmlformats.org/wordprocessingml/2006/main" xmlns:w14="http://schemas.microsoft.com/office/word/2010/wordml" xmlns:wpg="http://schemas.microsoft.com/office/word/2010/wordprocessingGroup" xmlns:wpi="http://schemas.microsoft.com/office/word/2010/wordprocessingInk" xmlns:wne="http://schemas.microsoft.com/office/word/2006/wordml" xmlns:wps="http://schemas.microsoft.com/office/word/2010/wordprocessingShape" mc:Ignorable="w14 wp14">
   <w:body>
+    <w:p>
+      <w:pPr>
+        <w:jc w:val="center"/>
+      </w:pPr>
+      <w:r>
+        <w:rPr>
+          <w:rFonts w:ascii="Calibri" w:hAnsi="Calibri"/>
+          <w:b/>
+          <w:sz w:val="26"/>
+        </w:rPr>
+        <w:t>ĐẠI HỌC BÁCH KHOA HÀ NỘI</w:t>
+      </w:r>
+    </w:p>
+    <w:p>
+      <w:pPr>
+        <w:jc w:val="center"/>
+      </w:pPr>
+      <w:r>
+        <w:rPr>
+          <w:rFonts w:ascii="Calibri" w:hAnsi="Calibri"/>
+          <w:b/>
+          <w:sz w:val="26"/>
+        </w:rPr>
+        <w:t>TRƯỜNG CÔNG NGHỆ THÔNG TIN VÀ TRUYỀN THÔNG</w:t>
+      </w:r>
+    </w:p>
+    <w:p>
+      <w:pPr>
+        <w:jc w:val="center"/>
+      </w:pPr>
+      <w:r>
+        <w:rPr>
+          <w:rFonts w:ascii="Calibri" w:hAnsi="Calibri"/>
+          <w:b/>
+          <w:sz w:val="26"/>
+        </w:rPr>
+        <w:t>KHOA KHOA HỌC MÁY TÍNH</w:t>
+      </w:r>
+    </w:p>
+    <w:p/>
+    <w:p/>
     <w:p>
       <w:pPr>
         <w:jc w:val="center"/>
@@ -17,10 +58,136 @@
     </w:p>
     <w:p>
       <w:pPr>
+        <w:jc w:val="center"/>
+      </w:pPr>
+      <w:r>
+        <w:rPr>
+          <w:rFonts w:ascii="Calibri" w:hAnsi="Calibri"/>
+          <w:b/>
+          <w:sz w:val="32"/>
+        </w:rPr>
+        <w:t>HỌC PHẦN: CẤU TRÚC DỮ LIỆU VÀ GIẢI THUẬT</w:t>
+      </w:r>
+    </w:p>
+    <w:p>
+      <w:pPr>
+        <w:jc w:val="center"/>
+      </w:pPr>
+      <w:r>
+        <w:rPr>
+          <w:rFonts w:ascii="Calibri" w:hAnsi="Calibri"/>
+          <w:b/>
+          <w:sz w:val="32"/>
+        </w:rPr>
+        <w:t>ĐỀ TÀI: HỆ THỐNG QUẢN LÝ BÁN HÀNG</w:t>
+      </w:r>
+    </w:p>
+    <w:p/>
+    <w:p/>
+    <w:p>
+      <w:pPr>
+        <w:jc w:val="center"/>
+      </w:pPr>
+      <w:r>
+        <w:rPr>
+          <w:rFonts w:ascii="Calibri" w:hAnsi="Calibri"/>
+          <w:sz w:val="24"/>
+        </w:rPr>
+        <w:t>Nhóm thực hiện: Nhóm 15</w:t>
+      </w:r>
+    </w:p>
+    <w:p/>
+    <w:p>
+      <w:pPr>
+        <w:jc w:val="center"/>
+      </w:pPr>
+      <w:r>
+        <w:rPr>
+          <w:rFonts w:ascii="Calibri" w:hAnsi="Calibri"/>
+          <w:sz w:val="24"/>
+        </w:rPr>
+        <w:t>Giảng viên hướng dẫn: Vũ Thành Nam</w:t>
+      </w:r>
+    </w:p>
+    <w:p/>
+    <w:p>
+      <w:pPr>
+        <w:jc w:val="center"/>
+      </w:pPr>
+      <w:r>
+        <w:rPr>
+          <w:rFonts w:ascii="Calibri" w:hAnsi="Calibri"/>
+          <w:sz w:val="24"/>
+        </w:rPr>
+        <w:t>Repository GitHub: https://github.com/nhtameo/quan-ly-ban-hang-dsa</w:t>
+      </w:r>
+    </w:p>
+    <w:p/>
+    <w:p/>
+    <w:p>
+      <w:pPr>
+        <w:jc w:val="center"/>
+      </w:pPr>
+      <w:r>
+        <w:rPr>
+          <w:rFonts w:ascii="Calibri" w:hAnsi="Calibri"/>
+          <w:sz w:val="24"/>
+        </w:rPr>
+        <w:t>Thành viên nhóm:</w:t>
+      </w:r>
+    </w:p>
+    <w:p/>
+    <w:p>
+      <w:pPr>
+        <w:jc w:val="center"/>
+      </w:pPr>
+      <w:r>
+        <w:rPr>
+          <w:rFonts w:ascii="Calibri" w:hAnsi="Calibri"/>
+          <w:sz w:val="24"/>
+        </w:rPr>
+        <w:t>Nguyễn Trịnh Mai Phương - 202418965</w:t>
+      </w:r>
+    </w:p>
+    <w:p/>
+    <w:p>
+      <w:pPr>
+        <w:jc w:val="center"/>
+      </w:pPr>
+      <w:r>
+        <w:rPr>
+          <w:rFonts w:ascii="Calibri" w:hAnsi="Calibri"/>
+          <w:sz w:val="24"/>
+        </w:rPr>
+        <w:t>Trần Minh Quân - 202418973</w:t>
+      </w:r>
+    </w:p>
+    <w:p/>
+    <w:p/>
+    <w:p>
+      <w:pPr>
+        <w:jc w:val="center"/>
+      </w:pPr>
+      <w:r>
+        <w:rPr>
+          <w:rFonts w:ascii="Calibri" w:hAnsi="Calibri"/>
+          <w:sz w:val="24"/>
+        </w:rPr>
+        <w:t>Hà Nội, tháng 06 năm 2026</w:t>
+      </w:r>
+    </w:p>
+    <w:p/>
+    <w:p>
+      <w:r>
+        <w:br w:type="page"/>
+      </w:r>
+    </w:p>
+    <w:p>
+      <w:pPr>
         <w:pStyle w:val="Heading1"/>
       </w:pPr>
       <w:r>
-        <w:t>Hệ thống quản lý bán hàng</w:t>
+        <w:t>MỤC LỤC</w:t>
       </w:r>
     </w:p>
     <w:p>
@@ -28,7 +195,7 @@
         <w:pStyle w:val="ListBullet"/>
       </w:pPr>
       <w:r>
-        <w:t>Học phần: Cấu trúc dữ liệu và Giải thuật.</w:t>
+        <w:t>Thông tin đề tài và phân công nhóm.</w:t>
       </w:r>
     </w:p>
     <w:p>
@@ -36,7 +203,7 @@
         <w:pStyle w:val="ListBullet"/>
       </w:pPr>
       <w:r>
-        <w:t>Chủ đề: Chủ đề 4 - Quản lý bán hàng.</w:t>
+        <w:t>Tổng quan bài toán.</w:t>
       </w:r>
     </w:p>
     <w:p>
@@ -44,7 +211,7 @@
         <w:pStyle w:val="ListBullet"/>
       </w:pPr>
       <w:r>
-        <w:t>Ngôn ngữ lập trình: Python.</w:t>
+        <w:t>Phân tích yêu cầu.</w:t>
       </w:r>
     </w:p>
     <w:p>
@@ -52,7 +219,7 @@
         <w:pStyle w:val="ListBullet"/>
       </w:pPr>
       <w:r>
-        <w:t>Hình thức dữ liệu: File text có cấu trúc.</w:t>
+        <w:t>Thiết kế dữ liệu lưu trữ.</w:t>
       </w:r>
     </w:p>
     <w:p>
@@ -60,7 +227,55 @@
         <w:pStyle w:val="ListBullet"/>
       </w:pPr>
       <w:r>
-        <w:t>Repository GitHub: https://github.com/nhtameo/quan-ly-ban-hang-dsa.</w:t>
+        <w:t>Thiết kế cấu trúc dữ liệu và thuật toán.</w:t>
+      </w:r>
+    </w:p>
+    <w:p>
+      <w:pPr>
+        <w:pStyle w:val="ListBullet"/>
+      </w:pPr>
+      <w:r>
+        <w:t>Thiết kế chương trình.</w:t>
+      </w:r>
+    </w:p>
+    <w:p>
+      <w:pPr>
+        <w:pStyle w:val="ListBullet"/>
+      </w:pPr>
+      <w:r>
+        <w:t>Cài đặt chức năng chính.</w:t>
+      </w:r>
+    </w:p>
+    <w:p>
+      <w:pPr>
+        <w:pStyle w:val="ListBullet"/>
+      </w:pPr>
+      <w:r>
+        <w:t>Kiểm thử và đánh giá kết quả.</w:t>
+      </w:r>
+    </w:p>
+    <w:p>
+      <w:pPr>
+        <w:pStyle w:val="ListBullet"/>
+      </w:pPr>
+      <w:r>
+        <w:t>Hướng dẫn chạy chương trình.</w:t>
+      </w:r>
+    </w:p>
+    <w:p>
+      <w:pPr>
+        <w:pStyle w:val="ListBullet"/>
+      </w:pPr>
+      <w:r>
+        <w:t>Kết luận và hướng phát triển.</w:t>
+      </w:r>
+    </w:p>
+    <w:p>
+      <w:pPr>
+        <w:pStyle w:val="ListBullet"/>
+      </w:pPr>
+      <w:r>
+        <w:t>Phụ lục mã nguồn tiêu biểu.</w:t>
       </w:r>
     </w:p>
     <w:p>
@@ -68,7 +283,179 @@
         <w:pStyle w:val="Heading1"/>
       </w:pPr>
       <w:r>
-        <w:t>1. Thông tin chung</w:t>
+        <w:t>DANH MỤC TỪ VIẾT TẮT</w:t>
+      </w:r>
+    </w:p>
+    <w:tbl>
+      <w:tblPr>
+        <w:tblStyle w:val="TableGrid"/>
+        <w:tblW w:type="auto" w:w="0"/>
+        <w:jc w:val="center"/>
+        <w:tblLayout w:type="autofit"/>
+        <w:tblLook w:firstColumn="1" w:firstRow="1" w:lastColumn="0" w:lastRow="0" w:noHBand="0" w:noVBand="1" w:val="04A0"/>
+      </w:tblPr>
+      <w:tblGrid>
+        <w:gridCol w:w="4680"/>
+        <w:gridCol w:w="4680"/>
+      </w:tblGrid>
+      <w:tr>
+        <w:tc>
+          <w:tcPr>
+            <w:tcW w:type="dxa" w:w="4680"/>
+            <w:vAlign w:val="center"/>
+          </w:tcPr>
+          <w:p>
+            <w:r>
+              <w:rPr>
+                <w:b/>
+              </w:rPr>
+              <w:t>Từ viết tắt</w:t>
+            </w:r>
+          </w:p>
+        </w:tc>
+        <w:tc>
+          <w:tcPr>
+            <w:tcW w:type="dxa" w:w="4680"/>
+            <w:vAlign w:val="center"/>
+          </w:tcPr>
+          <w:p>
+            <w:r>
+              <w:rPr>
+                <w:b/>
+              </w:rPr>
+              <w:t>Ý nghĩa</w:t>
+            </w:r>
+          </w:p>
+        </w:tc>
+      </w:tr>
+      <w:tr>
+        <w:tc>
+          <w:tcPr>
+            <w:tcW w:type="dxa" w:w="4680"/>
+            <w:vAlign w:val="center"/>
+          </w:tcPr>
+          <w:p>
+            <w:r>
+              <w:t>CTDL</w:t>
+            </w:r>
+          </w:p>
+        </w:tc>
+        <w:tc>
+          <w:tcPr>
+            <w:tcW w:type="dxa" w:w="4680"/>
+            <w:vAlign w:val="center"/>
+          </w:tcPr>
+          <w:p>
+            <w:r>
+              <w:t>Cấu trúc dữ liệu</w:t>
+            </w:r>
+          </w:p>
+        </w:tc>
+      </w:tr>
+      <w:tr>
+        <w:tc>
+          <w:tcPr>
+            <w:tcW w:type="dxa" w:w="4680"/>
+            <w:vAlign w:val="center"/>
+          </w:tcPr>
+          <w:p>
+            <w:r>
+              <w:t>GT</w:t>
+            </w:r>
+          </w:p>
+        </w:tc>
+        <w:tc>
+          <w:tcPr>
+            <w:tcW w:type="dxa" w:w="4680"/>
+            <w:vAlign w:val="center"/>
+          </w:tcPr>
+          <w:p>
+            <w:r>
+              <w:t>Giải thuật</w:t>
+            </w:r>
+          </w:p>
+        </w:tc>
+      </w:tr>
+      <w:tr>
+        <w:tc>
+          <w:tcPr>
+            <w:tcW w:type="dxa" w:w="4680"/>
+            <w:vAlign w:val="center"/>
+          </w:tcPr>
+          <w:p>
+            <w:r>
+              <w:t>SKU</w:t>
+            </w:r>
+          </w:p>
+        </w:tc>
+        <w:tc>
+          <w:tcPr>
+            <w:tcW w:type="dxa" w:w="4680"/>
+            <w:vAlign w:val="center"/>
+          </w:tcPr>
+          <w:p>
+            <w:r>
+              <w:t>Stock Keeping Unit - mã sản phẩm</w:t>
+            </w:r>
+          </w:p>
+        </w:tc>
+      </w:tr>
+      <w:tr>
+        <w:tc>
+          <w:tcPr>
+            <w:tcW w:type="dxa" w:w="4680"/>
+            <w:vAlign w:val="center"/>
+          </w:tcPr>
+          <w:p>
+            <w:r>
+              <w:t>VAT</w:t>
+            </w:r>
+          </w:p>
+        </w:tc>
+        <w:tc>
+          <w:tcPr>
+            <w:tcW w:type="dxa" w:w="4680"/>
+            <w:vAlign w:val="center"/>
+          </w:tcPr>
+          <w:p>
+            <w:r>
+              <w:t>Thuế giá trị gia tăng</w:t>
+            </w:r>
+          </w:p>
+        </w:tc>
+      </w:tr>
+      <w:tr>
+        <w:tc>
+          <w:tcPr>
+            <w:tcW w:type="dxa" w:w="4680"/>
+            <w:vAlign w:val="center"/>
+          </w:tcPr>
+          <w:p>
+            <w:r>
+              <w:t>CLI</w:t>
+            </w:r>
+          </w:p>
+        </w:tc>
+        <w:tc>
+          <w:tcPr>
+            <w:tcW w:type="dxa" w:w="4680"/>
+            <w:vAlign w:val="center"/>
+          </w:tcPr>
+          <w:p>
+            <w:r>
+              <w:t>Command Line Interface - giao diện dòng lệnh</w:t>
+            </w:r>
+          </w:p>
+        </w:tc>
+      </w:tr>
+    </w:tbl>
+    <w:p/>
+    <w:p>
+      <w:pPr>
+        <w:pStyle w:val="Heading1"/>
+      </w:pPr>
+      <w:r>
+        <w:t>1. THÔNG TIN ĐỀ TÀI VÀ PHÂN CÔNG NHÓM</w:t>
       </w:r>
     </w:p>
     <w:p>
@@ -76,17 +463,191 @@
         <w:pStyle w:val="Heading2"/>
       </w:pPr>
       <w:r>
-        <w:t>1.1. Thông tin người thực hiện</w:t>
-      </w:r>
-    </w:p>
-    <w:p>
-      <w:r>
-        <w:t>Nhóm thực hiện: điền tên nhóm trước khi nộp. Thành viên: điền họ tên, MSSV và phân công trước khi nộp.</w:t>
-      </w:r>
-    </w:p>
-    <w:p>
-      <w:r>
-        <w:t>Phân công gợi ý:</w:t>
+        <w:t>1.1. Thông tin đề tài</w:t>
+      </w:r>
+    </w:p>
+    <w:p>
+      <w:r>
+        <w:t>Tên đề tài: Hệ thống quản lý bán hàng. Chủ đề trong danh sách project: Chủ đề 4 - Quản lý bán hàng. Ngôn ngữ lập trình: Python. Kiểu giao diện: Menu console. Hình thức lưu trữ: File text có cấu trúc. Link GitHub: https://github.com/nhtameo/quan-ly-ban-hang-dsa.</w:t>
+      </w:r>
+    </w:p>
+    <w:p>
+      <w:pPr>
+        <w:pStyle w:val="Heading2"/>
+      </w:pPr>
+      <w:r>
+        <w:t>1.2. Thành viên và phân công</w:t>
+      </w:r>
+    </w:p>
+    <w:tbl>
+      <w:tblPr>
+        <w:tblStyle w:val="TableGrid"/>
+        <w:tblW w:type="auto" w:w="0"/>
+        <w:jc w:val="center"/>
+        <w:tblLayout w:type="autofit"/>
+        <w:tblLook w:firstColumn="1" w:firstRow="1" w:lastColumn="0" w:lastRow="0" w:noHBand="0" w:noVBand="1" w:val="04A0"/>
+      </w:tblPr>
+      <w:tblGrid>
+        <w:gridCol w:w="2340"/>
+        <w:gridCol w:w="2340"/>
+        <w:gridCol w:w="2340"/>
+        <w:gridCol w:w="2340"/>
+      </w:tblGrid>
+      <w:tr>
+        <w:tc>
+          <w:tcPr>
+            <w:tcW w:type="dxa" w:w="2340"/>
+            <w:vAlign w:val="center"/>
+          </w:tcPr>
+          <w:p>
+            <w:r>
+              <w:rPr>
+                <w:b/>
+              </w:rPr>
+              <w:t>STT</w:t>
+            </w:r>
+          </w:p>
+        </w:tc>
+        <w:tc>
+          <w:tcPr>
+            <w:tcW w:type="dxa" w:w="2340"/>
+            <w:vAlign w:val="center"/>
+          </w:tcPr>
+          <w:p>
+            <w:r>
+              <w:rPr>
+                <w:b/>
+              </w:rPr>
+              <w:t>Họ tên</w:t>
+            </w:r>
+          </w:p>
+        </w:tc>
+        <w:tc>
+          <w:tcPr>
+            <w:tcW w:type="dxa" w:w="2340"/>
+            <w:vAlign w:val="center"/>
+          </w:tcPr>
+          <w:p>
+            <w:r>
+              <w:rPr>
+                <w:b/>
+              </w:rPr>
+              <w:t>MSSV</w:t>
+            </w:r>
+          </w:p>
+        </w:tc>
+        <w:tc>
+          <w:tcPr>
+            <w:tcW w:type="dxa" w:w="2340"/>
+            <w:vAlign w:val="center"/>
+          </w:tcPr>
+          <w:p>
+            <w:r>
+              <w:rPr>
+                <w:b/>
+              </w:rPr>
+              <w:t>Vai trò chính</w:t>
+            </w:r>
+          </w:p>
+        </w:tc>
+      </w:tr>
+      <w:tr>
+        <w:tc>
+          <w:tcPr>
+            <w:tcW w:type="dxa" w:w="2340"/>
+            <w:vAlign w:val="center"/>
+          </w:tcPr>
+          <w:p>
+            <w:r>
+              <w:t>1</w:t>
+            </w:r>
+          </w:p>
+        </w:tc>
+        <w:tc>
+          <w:tcPr>
+            <w:tcW w:type="dxa" w:w="2340"/>
+            <w:vAlign w:val="center"/>
+          </w:tcPr>
+          <w:p>
+            <w:r>
+              <w:t>Nguyễn Trịnh Mai Phương</w:t>
+            </w:r>
+          </w:p>
+        </w:tc>
+        <w:tc>
+          <w:tcPr>
+            <w:tcW w:type="dxa" w:w="2340"/>
+            <w:vAlign w:val="center"/>
+          </w:tcPr>
+          <w:p>
+            <w:r>
+              <w:t>202418965</w:t>
+            </w:r>
+          </w:p>
+        </w:tc>
+        <w:tc>
+          <w:tcPr>
+            <w:tcW w:type="dxa" w:w="2340"/>
+            <w:vAlign w:val="center"/>
+          </w:tcPr>
+          <w:p>
+            <w:r>
+              <w:t>Thiết kế chương trình, thiết kế dữ liệu, viết báo cáo.</w:t>
+            </w:r>
+          </w:p>
+        </w:tc>
+      </w:tr>
+      <w:tr>
+        <w:tc>
+          <w:tcPr>
+            <w:tcW w:type="dxa" w:w="2340"/>
+            <w:vAlign w:val="center"/>
+          </w:tcPr>
+          <w:p>
+            <w:r>
+              <w:t>2</w:t>
+            </w:r>
+          </w:p>
+        </w:tc>
+        <w:tc>
+          <w:tcPr>
+            <w:tcW w:type="dxa" w:w="2340"/>
+            <w:vAlign w:val="center"/>
+          </w:tcPr>
+          <w:p>
+            <w:r>
+              <w:t>Trần Minh Quân</w:t>
+            </w:r>
+          </w:p>
+        </w:tc>
+        <w:tc>
+          <w:tcPr>
+            <w:tcW w:type="dxa" w:w="2340"/>
+            <w:vAlign w:val="center"/>
+          </w:tcPr>
+          <w:p>
+            <w:r>
+              <w:t>202418973</w:t>
+            </w:r>
+          </w:p>
+        </w:tc>
+        <w:tc>
+          <w:tcPr>
+            <w:tcW w:type="dxa" w:w="2340"/>
+            <w:vAlign w:val="center"/>
+          </w:tcPr>
+          <w:p>
+            <w:r>
+              <w:t>Kiểm thử, chuẩn bị demo, viết báo cáo, hỗ trợ GitHub.</w:t>
+            </w:r>
+          </w:p>
+        </w:tc>
+      </w:tr>
+    </w:tbl>
+    <w:p/>
+    <w:p>
+      <w:r>
+        <w:t>Phân công chi tiết:</w:t>
       </w:r>
     </w:p>
     <w:p>
@@ -94,7 +655,7 @@
         <w:pStyle w:val="ListBullet"/>
       </w:pPr>
       <w:r>
-        <w:t>Phân tích yêu cầu, thiết kế dữ liệu: thành viên 1.</w:t>
+        <w:t>Nguyễn Trịnh Mai Phương: nhóm trưởng; phân tích yêu cầu; thiết kế chương trình; thiết kế cấu trúc dữ liệu lưu trữ; cài đặt luồng đọc/ghi dữ liệu; viết các phần tổng quan, phân tích, thiết kế trong báo cáo; rà soát định dạng báo cáo Word/PDF.</w:t>
       </w:r>
     </w:p>
     <w:p>
@@ -102,7 +663,20 @@
         <w:pStyle w:val="ListBullet"/>
       </w:pPr>
       <w:r>
-        <w:t>Cài đặt cấu trúc dữ liệu và nghiệp vụ: thành viên 2.</w:t>
+        <w:t>Trần Minh Quân: cài đặt và kiểm thử cấu trúc dữ liệu; xây dựng kịch bản test; kiểm thử chức năng lập hóa đơn, báo cáo, lưu file; chuẩn bị dữ liệu demo; viết phần kiểm thử, đánh giá, hướng dẫn chạy; hỗ trợ đóng gói zip và đưa mã nguồn lên GitHub.</w:t>
+      </w:r>
+    </w:p>
+    <w:p>
+      <w:r>
+        <w:t>Tỷ lệ đóng góp được chia cân bằng. Mai Phương phụ trách trọng tâm phần thiết kế và dữ liệu, Minh Quân phụ trách trọng tâm phần kiểm thử và đánh giá; cả hai cùng tham gia viết báo cáo và hoàn thiện sản phẩm bàn giao.</w:t>
+      </w:r>
+    </w:p>
+    <w:p>
+      <w:pPr>
+        <w:pStyle w:val="Heading2"/>
+      </w:pPr>
+      <w:r>
+        <w:t>1.3. Sản phẩm bàn giao</w:t>
       </w:r>
     </w:p>
     <w:p>
@@ -110,7 +684,63 @@
         <w:pStyle w:val="ListBullet"/>
       </w:pPr>
       <w:r>
-        <w:t>Kiểm thử, báo cáo, slide: thành viên 3.</w:t>
+        <w:t>Thư mục mã nguồn `sales_manager`.</w:t>
+      </w:r>
+    </w:p>
+    <w:p>
+      <w:pPr>
+        <w:pStyle w:val="ListBullet"/>
+      </w:pPr>
+      <w:r>
+        <w:t>Dữ liệu mẫu trong `data/sample`.</w:t>
+      </w:r>
+    </w:p>
+    <w:p>
+      <w:pPr>
+        <w:pStyle w:val="ListBullet"/>
+      </w:pPr>
+      <w:r>
+        <w:t>Báo cáo Word `report/report.docx`.</w:t>
+      </w:r>
+    </w:p>
+    <w:p>
+      <w:pPr>
+        <w:pStyle w:val="ListBullet"/>
+      </w:pPr>
+      <w:r>
+        <w:t>Báo cáo PDF `report/report.pdf`.</w:t>
+      </w:r>
+    </w:p>
+    <w:p>
+      <w:pPr>
+        <w:pStyle w:val="ListBullet"/>
+      </w:pPr>
+      <w:r>
+        <w:t>Outline slide `report/slide-outline.md`.</w:t>
+      </w:r>
+    </w:p>
+    <w:p>
+      <w:pPr>
+        <w:pStyle w:val="ListBullet"/>
+      </w:pPr>
+      <w:r>
+        <w:t>File nén bàn giao `release/QuanLyBanHang_DSA.zip`.</w:t>
+      </w:r>
+    </w:p>
+    <w:p>
+      <w:pPr>
+        <w:pStyle w:val="ListBullet"/>
+      </w:pPr>
+      <w:r>
+        <w:t>Repository GitHub công khai: https://github.com/nhtameo/quan-ly-ban-hang-dsa.</w:t>
+      </w:r>
+    </w:p>
+    <w:p>
+      <w:pPr>
+        <w:pStyle w:val="Heading1"/>
+      </w:pPr>
+      <w:r>
+        <w:t>2. TỔNG QUAN BÀI TOÁN</w:t>
       </w:r>
     </w:p>
     <w:p>
@@ -118,12 +748,30 @@
         <w:pStyle w:val="Heading2"/>
       </w:pPr>
       <w:r>
-        <w:t>1.2. Căn cứ yêu cầu</w:t>
-      </w:r>
-    </w:p>
-    <w:p>
-      <w:r>
-        <w:t>Theo danh sách chủ đề project 20252, chủ đề quản lý bán hàng yêu cầu xây dựng chương trình đơn giản cho phép:</w:t>
+        <w:t>2.1. Bối cảnh</w:t>
+      </w:r>
+    </w:p>
+    <w:p>
+      <w:r>
+        <w:t>Trong hoạt động bán lẻ, cửa hàng cần quản lý danh mục sản phẩm, thông tin khách hàng, các hóa đơn bán hàng và báo cáo doanh thu. Nếu quản lý thủ công bằng sổ hoặc bảng tính, dữ liệu dễ bị sai lệch: tồn kho không được cập nhật kịp thời, hóa đơn thiếu chi tiết, doanh thu khó tổng hợp theo ngày/tháng và khó xác định mặt hàng bán chạy.</w:t>
+      </w:r>
+    </w:p>
+    <w:p>
+      <w:r>
+        <w:t>Đề tài xây dựng một chương trình quản lý bán hàng ở mức cơ bản nhưng có đầy đủ các nghiệp vụ chính: quản lý sản phẩm, quản lý khách hàng, lập hóa đơn, lưu hóa đơn và chi tiết hóa đơn, tính chiết khấu/VAT/tổng tiền, thống kê doanh thu và top sản phẩm bán chạy.</w:t>
+      </w:r>
+    </w:p>
+    <w:p>
+      <w:pPr>
+        <w:pStyle w:val="Heading2"/>
+      </w:pPr>
+      <w:r>
+        <w:t>2.2. Mục tiêu</w:t>
+      </w:r>
+    </w:p>
+    <w:p>
+      <w:r>
+        <w:t>Chương trình hướng tới các mục tiêu sau:</w:t>
       </w:r>
     </w:p>
     <w:p>
@@ -131,7 +779,7 @@
         <w:pStyle w:val="ListBullet"/>
       </w:pPr>
       <w:r>
-        <w:t>Quản lý thông tin sản phẩm: mã sản phẩm, tên sản phẩm, đơn vị tính, đơn giá.</w:t>
+        <w:t>Cung cấp menu đơn giản để người dùng thao tác liên tục cho đến khi chọn thoát.</w:t>
       </w:r>
     </w:p>
     <w:p>
@@ -139,7 +787,7 @@
         <w:pStyle w:val="ListBullet"/>
       </w:pPr>
       <w:r>
-        <w:t>Quản lý thông tin khách hàng.</w:t>
+        <w:t>Lưu trữ dữ liệu trong file text, đúng yêu cầu học phần.</w:t>
       </w:r>
     </w:p>
     <w:p>
@@ -147,7 +795,7 @@
         <w:pStyle w:val="ListBullet"/>
       </w:pPr>
       <w:r>
-        <w:t>Lập hóa đơn bán hàng, chọn sản phẩm, số lượng, áp dụng chiết khấu nếu có.</w:t>
+        <w:t>Không sử dụng cơ sở dữ liệu hay cấu trúc dữ liệu nâng cao có sẵn cho phần nghiệp vụ.</w:t>
       </w:r>
     </w:p>
     <w:p>
@@ -155,7 +803,7 @@
         <w:pStyle w:val="ListBullet"/>
       </w:pPr>
       <w:r>
-        <w:t>Tính tổng tiền, thuế VAT và số tiền khách phải trả.</w:t>
+        <w:t>Tự cài đặt và vận dụng các cấu trúc dữ liệu: mảng động, danh sách liên kết, bảng băm.</w:t>
       </w:r>
     </w:p>
     <w:p>
@@ -163,7 +811,7 @@
         <w:pStyle w:val="ListBullet"/>
       </w:pPr>
       <w:r>
-        <w:t>Lưu trữ hóa đơn theo mô hình master-detail gồm hóa đơn và chi tiết hóa đơn.</w:t>
+        <w:t>Tự cài đặt thuật toán tìm kiếm và sắp xếp.</w:t>
       </w:r>
     </w:p>
     <w:p>
@@ -171,12 +819,7 @@
         <w:pStyle w:val="ListBullet"/>
       </w:pPr>
       <w:r>
-        <w:t>Báo cáo doanh thu theo ngày/tháng và thống kê top 10 mặt hàng bán chạy nhất.</w:t>
-      </w:r>
-    </w:p>
-    <w:p>
-      <w:r>
-        <w:t>Yêu cầu chung của môn học:</w:t>
+        <w:t>Bảo đảm nghiệp vụ bán hàng không làm tồn kho âm.</w:t>
       </w:r>
     </w:p>
     <w:p>
@@ -184,7 +827,20 @@
         <w:pStyle w:val="ListBullet"/>
       </w:pPr>
       <w:r>
-        <w:t>Chương trình có menu để người dùng lựa chọn tác vụ cho đến khi kết thúc.</w:t>
+        <w:t>Có kiểm thử tự động để chứng minh các luồng chính hoạt động đúng.</w:t>
+      </w:r>
+    </w:p>
+    <w:p>
+      <w:pPr>
+        <w:pStyle w:val="Heading2"/>
+      </w:pPr>
+      <w:r>
+        <w:t>2.3. Phạm vi</w:t>
+      </w:r>
+    </w:p>
+    <w:p>
+      <w:r>
+        <w:t>Phạm vi đã cài đặt:</w:t>
       </w:r>
     </w:p>
     <w:p>
@@ -192,7 +848,7 @@
         <w:pStyle w:val="ListBullet"/>
       </w:pPr>
       <w:r>
-        <w:t>Dữ liệu vào/ra được lưu trong file text.</w:t>
+        <w:t>Quản lý danh mục sản phẩm.</w:t>
       </w:r>
     </w:p>
     <w:p>
@@ -200,7 +856,7 @@
         <w:pStyle w:val="ListBullet"/>
       </w:pPr>
       <w:r>
-        <w:t>Không dùng trực tiếp cấu trúc dữ liệu nâng cao có sẵn cho nghiệp vụ; phải tự cài đặt cấu trúc dữ liệu và thuật toán.</w:t>
+        <w:t>Quản lý danh sách khách hàng.</w:t>
       </w:r>
     </w:p>
     <w:p>
@@ -208,7 +864,92 @@
         <w:pStyle w:val="ListBullet"/>
       </w:pPr>
       <w:r>
-        <w:t>Có kiểm thử, báo cáo Word và file nén mã nguồn khi nộp.</w:t>
+        <w:t>Lập hóa đơn bán hàng nhiều dòng.</w:t>
+      </w:r>
+    </w:p>
+    <w:p>
+      <w:pPr>
+        <w:pStyle w:val="ListBullet"/>
+      </w:pPr>
+      <w:r>
+        <w:t>Tự động giảm tồn kho sau khi lập hóa đơn.</w:t>
+      </w:r>
+    </w:p>
+    <w:p>
+      <w:pPr>
+        <w:pStyle w:val="ListBullet"/>
+      </w:pPr>
+      <w:r>
+        <w:t>Lưu hóa đơn theo mô hình master-detail.</w:t>
+      </w:r>
+    </w:p>
+    <w:p>
+      <w:pPr>
+        <w:pStyle w:val="ListBullet"/>
+      </w:pPr>
+      <w:r>
+        <w:t>Báo cáo doanh thu theo ngày/tháng.</w:t>
+      </w:r>
+    </w:p>
+    <w:p>
+      <w:pPr>
+        <w:pStyle w:val="ListBullet"/>
+      </w:pPr>
+      <w:r>
+        <w:t>Thống kê top 10 sản phẩm bán chạy.</w:t>
+      </w:r>
+    </w:p>
+    <w:p>
+      <w:pPr>
+        <w:pStyle w:val="ListBullet"/>
+      </w:pPr>
+      <w:r>
+        <w:t>Liệt kê sản phẩm sắp hết hàng.</w:t>
+      </w:r>
+    </w:p>
+    <w:p>
+      <w:pPr>
+        <w:pStyle w:val="ListBullet"/>
+      </w:pPr>
+      <w:r>
+        <w:t>Xuất báo cáo text.</w:t>
+      </w:r>
+    </w:p>
+    <w:p>
+      <w:r>
+        <w:t>Phạm vi chưa cài đặt:</w:t>
+      </w:r>
+    </w:p>
+    <w:p>
+      <w:pPr>
+        <w:pStyle w:val="ListBullet"/>
+      </w:pPr>
+      <w:r>
+        <w:t>Phân quyền người dùng.</w:t>
+      </w:r>
+    </w:p>
+    <w:p>
+      <w:pPr>
+        <w:pStyle w:val="ListBullet"/>
+      </w:pPr>
+      <w:r>
+        <w:t>Giao diện đồ họa.</w:t>
+      </w:r>
+    </w:p>
+    <w:p>
+      <w:pPr>
+        <w:pStyle w:val="ListBullet"/>
+      </w:pPr>
+      <w:r>
+        <w:t>Quản lý nhập kho riêng biệt.</w:t>
+      </w:r>
+    </w:p>
+    <w:p>
+      <w:pPr>
+        <w:pStyle w:val="ListBullet"/>
+      </w:pPr>
+      <w:r>
+        <w:t>In từng hóa đơn ra PDF riêng.</w:t>
       </w:r>
     </w:p>
     <w:p>
@@ -216,17 +957,7 @@
         <w:pStyle w:val="Heading1"/>
       </w:pPr>
       <w:r>
-        <w:t>2. Mô tả bài toán</w:t>
-      </w:r>
-    </w:p>
-    <w:p>
-      <w:r>
-        <w:t>Một cửa hàng bán thiết bị công nghệ cần quản lý danh mục hàng hóa, khách hàng và hoạt động bán hàng hằng ngày. Khi khách mua hàng, nhân viên lập hóa đơn gồm nhiều dòng chi tiết, mỗi dòng tương ứng với một sản phẩm và số lượng. Chương trình phải kiểm tra tồn kho trước khi bán, tự động giảm tồn kho sau khi lập hóa đơn, tính toán chiết khấu, VAT và tổng tiền thanh toán.</w:t>
-      </w:r>
-    </w:p>
-    <w:p>
-      <w:r>
-        <w:t>Bên cạnh thao tác bán hàng, người quản lý cần xem nhanh doanh thu theo ngày/tháng, biết sản phẩm nào bán chạy nhất và sản phẩm nào sắp hết hàng để nhập thêm.</w:t>
+        <w:t>3. PHÂN TÍCH YÊU CẦU</w:t>
       </w:r>
     </w:p>
     <w:p>
@@ -234,12 +965,17 @@
         <w:pStyle w:val="Heading2"/>
       </w:pPr>
       <w:r>
-        <w:t>2.1. Đầu vào</w:t>
-      </w:r>
-    </w:p>
-    <w:p>
-      <w:r>
-        <w:t>Đầu vào có hai nguồn:</w:t>
+        <w:t>3.1. Yêu cầu chức năng</w:t>
+      </w:r>
+    </w:p>
+    <w:p>
+      <w:r>
+        <w:t>#### 3.1.1. Quản lý sản phẩm</w:t>
+      </w:r>
+    </w:p>
+    <w:p>
+      <w:r>
+        <w:t>Mỗi sản phẩm gồm:</w:t>
       </w:r>
     </w:p>
     <w:p>
@@ -247,7 +983,7 @@
         <w:pStyle w:val="ListBullet"/>
       </w:pPr>
       <w:r>
-        <w:t>File dữ liệu text ban đầu:</w:t>
+        <w:t>Mã sản phẩm.</w:t>
       </w:r>
     </w:p>
     <w:p>
@@ -255,7 +991,7 @@
         <w:pStyle w:val="ListBullet"/>
       </w:pPr>
       <w:r>
-        <w:t>`products.txt`: danh sách sản phẩm.</w:t>
+        <w:t>Tên sản phẩm.</w:t>
       </w:r>
     </w:p>
     <w:p>
@@ -263,7 +999,7 @@
         <w:pStyle w:val="ListBullet"/>
       </w:pPr>
       <w:r>
-        <w:t>`customers.txt`: danh sách khách hàng.</w:t>
+        <w:t>Đơn vị tính.</w:t>
       </w:r>
     </w:p>
     <w:p>
@@ -271,7 +1007,7 @@
         <w:pStyle w:val="ListBullet"/>
       </w:pPr>
       <w:r>
-        <w:t>`invoices.txt`: danh sách hóa đơn.</w:t>
+        <w:t>Loại sản phẩm.</w:t>
       </w:r>
     </w:p>
     <w:p>
@@ -279,7 +1015,7 @@
         <w:pStyle w:val="ListBullet"/>
       </w:pPr>
       <w:r>
-        <w:t>`invoice_items.txt`: danh sách chi tiết hóa đơn.</w:t>
+        <w:t>Đơn giá bán.</w:t>
       </w:r>
     </w:p>
     <w:p>
@@ -287,7 +1023,7 @@
         <w:pStyle w:val="ListBullet"/>
       </w:pPr>
       <w:r>
-        <w:t>Nhập liệu từ bàn phím thông qua menu console:</w:t>
+        <w:t>Số lượng tồn kho.</w:t>
       </w:r>
     </w:p>
     <w:p>
@@ -295,7 +1031,12 @@
         <w:pStyle w:val="ListBullet"/>
       </w:pPr>
       <w:r>
-        <w:t>Thêm sản phẩm.</w:t>
+        <w:t>Ngưỡng tồn kho tối thiểu.</w:t>
+      </w:r>
+    </w:p>
+    <w:p>
+      <w:r>
+        <w:t>Các chức năng:</w:t>
       </w:r>
     </w:p>
     <w:p>
@@ -303,7 +1044,7 @@
         <w:pStyle w:val="ListBullet"/>
       </w:pPr>
       <w:r>
-        <w:t>Thêm khách hàng.</w:t>
+        <w:t>Xem danh sách sản phẩm.</w:t>
       </w:r>
     </w:p>
     <w:p>
@@ -311,7 +1052,7 @@
         <w:pStyle w:val="ListBullet"/>
       </w:pPr>
       <w:r>
-        <w:t>Lập hóa đơn.</w:t>
+        <w:t>Thêm sản phẩm mới.</w:t>
       </w:r>
     </w:p>
     <w:p>
@@ -319,7 +1060,250 @@
         <w:pStyle w:val="ListBullet"/>
       </w:pPr>
       <w:r>
-        <w:t>Nhập tiêu chí tìm kiếm/sắp xếp/báo cáo.</w:t>
+        <w:t>Cập nhật sản phẩm ở lớp nghiệp vụ.</w:t>
+      </w:r>
+    </w:p>
+    <w:p>
+      <w:pPr>
+        <w:pStyle w:val="ListBullet"/>
+      </w:pPr>
+      <w:r>
+        <w:t>Xóa sản phẩm ở lớp nghiệp vụ.</w:t>
+      </w:r>
+    </w:p>
+    <w:p>
+      <w:pPr>
+        <w:pStyle w:val="ListBullet"/>
+      </w:pPr>
+      <w:r>
+        <w:t>Tìm kiếm sản phẩm theo mã, tên hoặc loại.</w:t>
+      </w:r>
+    </w:p>
+    <w:p>
+      <w:pPr>
+        <w:pStyle w:val="ListBullet"/>
+      </w:pPr>
+      <w:r>
+        <w:t>Sắp xếp sản phẩm theo mã, tên, giá hoặc tồn kho.</w:t>
+      </w:r>
+    </w:p>
+    <w:p>
+      <w:pPr>
+        <w:pStyle w:val="ListBullet"/>
+      </w:pPr>
+      <w:r>
+        <w:t>Liệt kê sản phẩm sắp hết hàng.</w:t>
+      </w:r>
+    </w:p>
+    <w:p>
+      <w:r>
+        <w:t>#### 3.1.2. Quản lý khách hàng</w:t>
+      </w:r>
+    </w:p>
+    <w:p>
+      <w:r>
+        <w:t>Mỗi khách hàng gồm:</w:t>
+      </w:r>
+    </w:p>
+    <w:p>
+      <w:pPr>
+        <w:pStyle w:val="ListBullet"/>
+      </w:pPr>
+      <w:r>
+        <w:t>Mã khách hàng.</w:t>
+      </w:r>
+    </w:p>
+    <w:p>
+      <w:pPr>
+        <w:pStyle w:val="ListBullet"/>
+      </w:pPr>
+      <w:r>
+        <w:t>Họ tên.</w:t>
+      </w:r>
+    </w:p>
+    <w:p>
+      <w:pPr>
+        <w:pStyle w:val="ListBullet"/>
+      </w:pPr>
+      <w:r>
+        <w:t>Số điện thoại.</w:t>
+      </w:r>
+    </w:p>
+    <w:p>
+      <w:pPr>
+        <w:pStyle w:val="ListBullet"/>
+      </w:pPr>
+      <w:r>
+        <w:t>Địa chỉ.</w:t>
+      </w:r>
+    </w:p>
+    <w:p>
+      <w:r>
+        <w:t>Các chức năng:</w:t>
+      </w:r>
+    </w:p>
+    <w:p>
+      <w:pPr>
+        <w:pStyle w:val="ListBullet"/>
+      </w:pPr>
+      <w:r>
+        <w:t>Xem danh sách khách hàng.</w:t>
+      </w:r>
+    </w:p>
+    <w:p>
+      <w:pPr>
+        <w:pStyle w:val="ListBullet"/>
+      </w:pPr>
+      <w:r>
+        <w:t>Thêm khách hàng mới.</w:t>
+      </w:r>
+    </w:p>
+    <w:p>
+      <w:pPr>
+        <w:pStyle w:val="ListBullet"/>
+      </w:pPr>
+      <w:r>
+        <w:t>Cập nhật khách hàng ở lớp nghiệp vụ.</w:t>
+      </w:r>
+    </w:p>
+    <w:p>
+      <w:pPr>
+        <w:pStyle w:val="ListBullet"/>
+      </w:pPr>
+      <w:r>
+        <w:t>Xóa khách hàng nếu chưa có hóa đơn.</w:t>
+      </w:r>
+    </w:p>
+    <w:p>
+      <w:pPr>
+        <w:pStyle w:val="ListBullet"/>
+      </w:pPr>
+      <w:r>
+        <w:t>Tìm kiếm khách hàng theo mã, tên hoặc số điện thoại.</w:t>
+      </w:r>
+    </w:p>
+    <w:p>
+      <w:r>
+        <w:t>#### 3.1.3. Lập hóa đơn</w:t>
+      </w:r>
+    </w:p>
+    <w:p>
+      <w:r>
+        <w:t>Hóa đơn bán hàng cần hỗ trợ:</w:t>
+      </w:r>
+    </w:p>
+    <w:p>
+      <w:pPr>
+        <w:pStyle w:val="ListBullet"/>
+      </w:pPr>
+      <w:r>
+        <w:t>Chọn khách hàng theo mã.</w:t>
+      </w:r>
+    </w:p>
+    <w:p>
+      <w:pPr>
+        <w:pStyle w:val="ListBullet"/>
+      </w:pPr>
+      <w:r>
+        <w:t>Nhập nhiều sản phẩm trong cùng một hóa đơn.</w:t>
+      </w:r>
+    </w:p>
+    <w:p>
+      <w:pPr>
+        <w:pStyle w:val="ListBullet"/>
+      </w:pPr>
+      <w:r>
+        <w:t>Kiểm tra mã sản phẩm tồn tại.</w:t>
+      </w:r>
+    </w:p>
+    <w:p>
+      <w:pPr>
+        <w:pStyle w:val="ListBullet"/>
+      </w:pPr>
+      <w:r>
+        <w:t>Kiểm tra số lượng tồn kho trước khi bán.</w:t>
+      </w:r>
+    </w:p>
+    <w:p>
+      <w:pPr>
+        <w:pStyle w:val="ListBullet"/>
+      </w:pPr>
+      <w:r>
+        <w:t>Tính tạm tính, chiết khấu, VAT và tổng thanh toán.</w:t>
+      </w:r>
+    </w:p>
+    <w:p>
+      <w:pPr>
+        <w:pStyle w:val="ListBullet"/>
+      </w:pPr>
+      <w:r>
+        <w:t>Tạo mã hóa đơn tự động.</w:t>
+      </w:r>
+    </w:p>
+    <w:p>
+      <w:pPr>
+        <w:pStyle w:val="ListBullet"/>
+      </w:pPr>
+      <w:r>
+        <w:t>Lưu phần đầu hóa đơn và chi tiết hóa đơn.</w:t>
+      </w:r>
+    </w:p>
+    <w:p>
+      <w:pPr>
+        <w:pStyle w:val="ListBullet"/>
+      </w:pPr>
+      <w:r>
+        <w:t>Giảm tồn kho sản phẩm sau khi bán thành công.</w:t>
+      </w:r>
+    </w:p>
+    <w:p>
+      <w:r>
+        <w:t>#### 3.1.4. Báo cáo</w:t>
+      </w:r>
+    </w:p>
+    <w:p>
+      <w:r>
+        <w:t>Các báo cáo cần có:</w:t>
+      </w:r>
+    </w:p>
+    <w:p>
+      <w:pPr>
+        <w:pStyle w:val="ListBullet"/>
+      </w:pPr>
+      <w:r>
+        <w:t>Tổng quan dữ liệu: số sản phẩm, số khách hàng, số hóa đơn, doanh thu.</w:t>
+      </w:r>
+    </w:p>
+    <w:p>
+      <w:pPr>
+        <w:pStyle w:val="ListBullet"/>
+      </w:pPr>
+      <w:r>
+        <w:t>Doanh thu theo ngày.</w:t>
+      </w:r>
+    </w:p>
+    <w:p>
+      <w:pPr>
+        <w:pStyle w:val="ListBullet"/>
+      </w:pPr>
+      <w:r>
+        <w:t>Doanh thu theo tháng.</w:t>
+      </w:r>
+    </w:p>
+    <w:p>
+      <w:pPr>
+        <w:pStyle w:val="ListBullet"/>
+      </w:pPr>
+      <w:r>
+        <w:t>Top 10 sản phẩm bán chạy nhất.</w:t>
+      </w:r>
+    </w:p>
+    <w:p>
+      <w:pPr>
+        <w:pStyle w:val="ListBullet"/>
+      </w:pPr>
+      <w:r>
+        <w:t>Sản phẩm có tồn kho nhỏ hơn hoặc bằng ngưỡng tối thiểu.</w:t>
       </w:r>
     </w:p>
     <w:p>
@@ -327,12 +1311,7 @@
         <w:pStyle w:val="Heading2"/>
       </w:pPr>
       <w:r>
-        <w:t>2.2. Đầu ra</w:t>
-      </w:r>
-    </w:p>
-    <w:p>
-      <w:r>
-        <w:t>Đầu ra gồm:</w:t>
+        <w:t>3.2. Yêu cầu phi chức năng</w:t>
       </w:r>
     </w:p>
     <w:p>
@@ -340,7 +1319,7 @@
         <w:pStyle w:val="ListBullet"/>
       </w:pPr>
       <w:r>
-        <w:t>Dữ liệu được lưu lại vào các file text sau mỗi thao tác làm thay đổi dữ liệu.</w:t>
+        <w:t>Dễ chạy trên máy cá nhân: chỉ cần Python, không cần cài thêm thư viện để chạy chương trình chính.</w:t>
       </w:r>
     </w:p>
     <w:p>
@@ -348,7 +1327,7 @@
         <w:pStyle w:val="ListBullet"/>
       </w:pPr>
       <w:r>
-        <w:t>Kết quả hiển thị trên màn hình console: danh sách sản phẩm, khách hàng, hóa đơn, báo cáo.</w:t>
+        <w:t>Dữ liệu lưu được sau khi tắt chương trình.</w:t>
       </w:r>
     </w:p>
     <w:p>
@@ -356,7 +1335,7 @@
         <w:pStyle w:val="ListBullet"/>
       </w:pPr>
       <w:r>
-        <w:t>File báo cáo text `output/sales_report.txt` khi chạy chức năng xuất báo cáo.</w:t>
+        <w:t>Mã nguồn tách module rõ ràng, dễ đọc, dễ kiểm thử.</w:t>
       </w:r>
     </w:p>
     <w:p>
@@ -364,7 +1343,23 @@
         <w:pStyle w:val="ListBullet"/>
       </w:pPr>
       <w:r>
-        <w:t>Báo cáo nộp bài: `report/report.docx`, `report/report.pdf`.</w:t>
+        <w:t>Có dữ liệu mẫu để người chấm chạy nhanh.</w:t>
+      </w:r>
+    </w:p>
+    <w:p>
+      <w:pPr>
+        <w:pStyle w:val="ListBullet"/>
+      </w:pPr>
+      <w:r>
+        <w:t>Có test tự động.</w:t>
+      </w:r>
+    </w:p>
+    <w:p>
+      <w:pPr>
+        <w:pStyle w:val="ListBullet"/>
+      </w:pPr>
+      <w:r>
+        <w:t>Báo cáo trình bày theo bố cục đồ án: bìa, mục lục, phân công, phân tích, thiết kế, cài đặt, kiểm thử, kết luận, phụ lục.</w:t>
       </w:r>
     </w:p>
     <w:p>
@@ -372,7 +1367,7 @@
         <w:pStyle w:val="Heading1"/>
       </w:pPr>
       <w:r>
-        <w:t>3. Yêu cầu chức năng</w:t>
+        <w:t>4. THIẾT KẾ DỮ LIỆU LƯU TRỮ</w:t>
       </w:r>
     </w:p>
     <w:p>
@@ -380,12 +1375,17 @@
         <w:pStyle w:val="Heading2"/>
       </w:pPr>
       <w:r>
-        <w:t>3.1. Quản lý sản phẩm</w:t>
-      </w:r>
-    </w:p>
-    <w:p>
-      <w:r>
-        <w:t>Mỗi sản phẩm có các thuộc tính:</w:t>
+        <w:t>4.1. Nguyên tắc thiết kế</w:t>
+      </w:r>
+    </w:p>
+    <w:p>
+      <w:r>
+        <w:t>Theo yêu cầu học phần, dữ liệu được lưu trong file text. Mỗi file gồm một dòng tiêu đề và nhiều dòng bản ghi. Các trường trong một bản ghi được phân tách bằng ký tự `|`. Cách tổ chức này đủ đơn giản để đọc/ghi thủ công, đồng thời vẫn thể hiện rõ cấu trúc dữ liệu.</w:t>
+      </w:r>
+    </w:p>
+    <w:p>
+      <w:r>
+        <w:t>Chương trình sử dụng 4 file chính:</w:t>
       </w:r>
     </w:p>
     <w:p>
@@ -393,7 +1393,7 @@
         <w:pStyle w:val="ListBullet"/>
       </w:pPr>
       <w:r>
-        <w:t>Mã sản phẩm (`sku`).</w:t>
+        <w:t>`products.txt`: lưu danh mục sản phẩm.</w:t>
       </w:r>
     </w:p>
     <w:p>
@@ -401,7 +1401,7 @@
         <w:pStyle w:val="ListBullet"/>
       </w:pPr>
       <w:r>
-        <w:t>Tên sản phẩm.</w:t>
+        <w:t>`customers.txt`: lưu danh sách khách hàng.</w:t>
       </w:r>
     </w:p>
     <w:p>
@@ -409,7 +1409,7 @@
         <w:pStyle w:val="ListBullet"/>
       </w:pPr>
       <w:r>
-        <w:t>Đơn vị tính.</w:t>
+        <w:t>`invoices.txt`: lưu đầu hóa đơn.</w:t>
       </w:r>
     </w:p>
     <w:p>
@@ -417,7 +1417,41 @@
         <w:pStyle w:val="ListBullet"/>
       </w:pPr>
       <w:r>
-        <w:t>Loại sản phẩm.</w:t>
+        <w:t>`invoice_items.txt`: lưu chi tiết hóa đơn.</w:t>
+      </w:r>
+    </w:p>
+    <w:p>
+      <w:pPr>
+        <w:pStyle w:val="Heading2"/>
+      </w:pPr>
+      <w:r>
+        <w:t>4.2. File sản phẩm</w:t>
+      </w:r>
+    </w:p>
+    <w:p>
+      <w:r>
+        <w:t>Tên file: `data/sample/products.txt`</w:t>
+      </w:r>
+    </w:p>
+    <w:p>
+      <w:pPr>
+        <w:pStyle w:val="CodeBlock"/>
+      </w:pPr>
+      <w:r>
+        <w:t>sku|name|unit|category|price|stock|min_stock</w:t>
+      </w:r>
+    </w:p>
+    <w:p>
+      <w:pPr>
+        <w:pStyle w:val="CodeBlock"/>
+      </w:pPr>
+      <w:r>
+        <w:t>SP001|Dien thoai Alpha A1|chiec|Dien thoai|4990000|35|5</w:t>
+      </w:r>
+    </w:p>
+    <w:p>
+      <w:r>
+        <w:t>Ý nghĩa:</w:t>
       </w:r>
     </w:p>
     <w:p>
@@ -425,7 +1459,7 @@
         <w:pStyle w:val="ListBullet"/>
       </w:pPr>
       <w:r>
-        <w:t>Đơn giá bán.</w:t>
+        <w:t>`sku`: mã sản phẩm, khóa logic của sản phẩm.</w:t>
       </w:r>
     </w:p>
     <w:p>
@@ -433,7 +1467,7 @@
         <w:pStyle w:val="ListBullet"/>
       </w:pPr>
       <w:r>
-        <w:t>Số lượng tồn kho.</w:t>
+        <w:t>`name`: tên sản phẩm.</w:t>
       </w:r>
     </w:p>
     <w:p>
@@ -441,12 +1475,7 @@
         <w:pStyle w:val="ListBullet"/>
       </w:pPr>
       <w:r>
-        <w:t>Ngưỡng tồn kho tối thiểu.</w:t>
-      </w:r>
-    </w:p>
-    <w:p>
-      <w:r>
-        <w:t>Chức năng:</w:t>
+        <w:t>`unit`: đơn vị tính.</w:t>
       </w:r>
     </w:p>
     <w:p>
@@ -454,7 +1483,7 @@
         <w:pStyle w:val="ListBullet"/>
       </w:pPr>
       <w:r>
-        <w:t>Hiển thị danh sách sản phẩm.</w:t>
+        <w:t>`category`: loại sản phẩm.</w:t>
       </w:r>
     </w:p>
     <w:p>
@@ -462,7 +1491,7 @@
         <w:pStyle w:val="ListBullet"/>
       </w:pPr>
       <w:r>
-        <w:t>Thêm sản phẩm mới.</w:t>
+        <w:t>`price`: đơn giá bán.</w:t>
       </w:r>
     </w:p>
     <w:p>
@@ -470,7 +1499,7 @@
         <w:pStyle w:val="ListBullet"/>
       </w:pPr>
       <w:r>
-        <w:t>Cập nhật/xóa sản phẩm ở lớp nghiệp vụ.</w:t>
+        <w:t>`stock`: số lượng tồn kho.</w:t>
       </w:r>
     </w:p>
     <w:p>
@@ -478,7 +1507,107 @@
         <w:pStyle w:val="ListBullet"/>
       </w:pPr>
       <w:r>
-        <w:t>Tìm kiếm theo mã, tên hoặc loại.</w:t>
+        <w:t>`min_stock`: ngưỡng tồn kho tối thiểu để cảnh báo.</w:t>
+      </w:r>
+    </w:p>
+    <w:p>
+      <w:pPr>
+        <w:pStyle w:val="Heading2"/>
+      </w:pPr>
+      <w:r>
+        <w:t>4.3. File khách hàng</w:t>
+      </w:r>
+    </w:p>
+    <w:p>
+      <w:r>
+        <w:t>Tên file: `data/sample/customers.txt`</w:t>
+      </w:r>
+    </w:p>
+    <w:p>
+      <w:pPr>
+        <w:pStyle w:val="CodeBlock"/>
+      </w:pPr>
+      <w:r>
+        <w:t>customer_id|name|phone|address</w:t>
+      </w:r>
+    </w:p>
+    <w:p>
+      <w:pPr>
+        <w:pStyle w:val="CodeBlock"/>
+      </w:pPr>
+      <w:r>
+        <w:t>KH001|Nguyen Van An|0901000001|Cau Giay, Ha Noi</w:t>
+      </w:r>
+    </w:p>
+    <w:p>
+      <w:pPr>
+        <w:pStyle w:val="Heading2"/>
+      </w:pPr>
+      <w:r>
+        <w:t>4.4. File hóa đơn</w:t>
+      </w:r>
+    </w:p>
+    <w:p>
+      <w:r>
+        <w:t>Tên file: `data/sample/invoices.txt`</w:t>
+      </w:r>
+    </w:p>
+    <w:p>
+      <w:pPr>
+        <w:pStyle w:val="CodeBlock"/>
+      </w:pPr>
+      <w:r>
+        <w:t>invoice_id|customer_id|customer_name|created_at|discount_percent|vat_percent|subtotal|vat_amount|total</w:t>
+      </w:r>
+    </w:p>
+    <w:p>
+      <w:pPr>
+        <w:pStyle w:val="CodeBlock"/>
+      </w:pPr>
+      <w:r>
+        <w:t>HD0001|KH001|Nguyen Van An|2026-06-22 00:00:00|2.00|8.00|5388000|422419|5810419</w:t>
+      </w:r>
+    </w:p>
+    <w:p>
+      <w:pPr>
+        <w:pStyle w:val="Heading2"/>
+      </w:pPr>
+      <w:r>
+        <w:t>4.5. File chi tiết hóa đơn</w:t>
+      </w:r>
+    </w:p>
+    <w:p>
+      <w:r>
+        <w:t>Tên file: `data/sample/invoice_items.txt`</w:t>
+      </w:r>
+    </w:p>
+    <w:p>
+      <w:pPr>
+        <w:pStyle w:val="CodeBlock"/>
+      </w:pPr>
+      <w:r>
+        <w:t>invoice_id|sku|product_name|quantity|unit_price|line_total</w:t>
+      </w:r>
+    </w:p>
+    <w:p>
+      <w:pPr>
+        <w:pStyle w:val="CodeBlock"/>
+      </w:pPr>
+      <w:r>
+        <w:t>HD0001|SP001|Dien thoai Alpha A1|1|4990000|4990000</w:t>
+      </w:r>
+    </w:p>
+    <w:p>
+      <w:pPr>
+        <w:pStyle w:val="Heading2"/>
+      </w:pPr>
+      <w:r>
+        <w:t>4.6. Mô hình master-detail</w:t>
+      </w:r>
+    </w:p>
+    <w:p>
+      <w:r>
+        <w:t>Hóa đơn được thiết kế theo mô hình master-detail:</w:t>
       </w:r>
     </w:p>
     <w:p>
@@ -486,7 +1615,7 @@
         <w:pStyle w:val="ListBullet"/>
       </w:pPr>
       <w:r>
-        <w:t>Sắp xếp theo mã, tên, đơn giá hoặc tồn kho.</w:t>
+        <w:t>Master: `Invoice` trong file `invoices.txt`.</w:t>
       </w:r>
     </w:p>
     <w:p>
@@ -494,7 +1623,36 @@
         <w:pStyle w:val="ListBullet"/>
       </w:pPr>
       <w:r>
-        <w:t>Liệt kê sản phẩm sắp hết hàng.</w:t>
+        <w:t>Detail: `InvoiceItem` trong file `invoice_items.txt`.</w:t>
+      </w:r>
+    </w:p>
+    <w:p>
+      <w:pPr>
+        <w:pStyle w:val="ListBullet"/>
+      </w:pPr>
+      <w:r>
+        <w:t>Một hóa đơn có thể có nhiều dòng chi tiết.</w:t>
+      </w:r>
+    </w:p>
+    <w:p>
+      <w:pPr>
+        <w:pStyle w:val="ListBullet"/>
+      </w:pPr>
+      <w:r>
+        <w:t>Mỗi dòng chi tiết thuộc đúng một hóa đơn thông qua `invoice_id`.</w:t>
+      </w:r>
+    </w:p>
+    <w:p>
+      <w:r>
+        <w:t>Thiết kế này giúp lưu được đầy đủ lịch sử bán hàng. Tên sản phẩm và đơn giá được ghi vào chi tiết hóa đơn tại thời điểm bán, vì vậy hóa đơn cũ không bị thay đổi nếu sau này cập nhật tên hoặc giá sản phẩm trong danh mục.</w:t>
+      </w:r>
+    </w:p>
+    <w:p>
+      <w:pPr>
+        <w:pStyle w:val="Heading1"/>
+      </w:pPr>
+      <w:r>
+        <w:t>5. THIẾT KẾ CẤU TRÚC DỮ LIỆU VÀ THUẬT TOÁN</w:t>
       </w:r>
     </w:p>
     <w:p>
@@ -502,12 +1660,17 @@
         <w:pStyle w:val="Heading2"/>
       </w:pPr>
       <w:r>
-        <w:t>3.2. Quản lý khách hàng</w:t>
-      </w:r>
-    </w:p>
-    <w:p>
-      <w:r>
-        <w:t>Mỗi khách hàng có:</w:t>
+        <w:t>5.1. Mảng động `DynamicArray`</w:t>
+      </w:r>
+    </w:p>
+    <w:p>
+      <w:r>
+        <w:t>`DynamicArray` được cài đặt trong `sales_manager/data_structures.py`. Đây là cấu trúc dữ liệu chính để lưu các danh sách nghiệp vụ.</w:t>
+      </w:r>
+    </w:p>
+    <w:p>
+      <w:r>
+        <w:t>Vai trò:</w:t>
       </w:r>
     </w:p>
     <w:p>
@@ -515,7 +1678,7 @@
         <w:pStyle w:val="ListBullet"/>
       </w:pPr>
       <w:r>
-        <w:t>Mã khách hàng.</w:t>
+        <w:t>Lưu danh sách sản phẩm.</w:t>
       </w:r>
     </w:p>
     <w:p>
@@ -523,7 +1686,7 @@
         <w:pStyle w:val="ListBullet"/>
       </w:pPr>
       <w:r>
-        <w:t>Họ tên.</w:t>
+        <w:t>Lưu danh sách khách hàng.</w:t>
       </w:r>
     </w:p>
     <w:p>
@@ -531,7 +1694,7 @@
         <w:pStyle w:val="ListBullet"/>
       </w:pPr>
       <w:r>
-        <w:t>Số điện thoại.</w:t>
+        <w:t>Lưu danh sách hóa đơn.</w:t>
       </w:r>
     </w:p>
     <w:p>
@@ -539,12 +1702,7 @@
         <w:pStyle w:val="ListBullet"/>
       </w:pPr>
       <w:r>
-        <w:t>Địa chỉ.</w:t>
-      </w:r>
-    </w:p>
-    <w:p>
-      <w:r>
-        <w:t>Chức năng:</w:t>
+        <w:t>Lưu danh sách chi tiết hóa đơn.</w:t>
       </w:r>
     </w:p>
     <w:p>
@@ -552,7 +1710,299 @@
         <w:pStyle w:val="ListBullet"/>
       </w:pPr>
       <w:r>
-        <w:t>Hiển thị danh sách khách hàng.</w:t>
+        <w:t>Lưu kết quả tìm kiếm và kết quả báo cáo.</w:t>
+      </w:r>
+    </w:p>
+    <w:p>
+      <w:r>
+        <w:t>Các thao tác:</w:t>
+      </w:r>
+    </w:p>
+    <w:tbl>
+      <w:tblPr>
+        <w:tblStyle w:val="TableGrid"/>
+        <w:tblW w:type="auto" w:w="0"/>
+        <w:jc w:val="center"/>
+        <w:tblLayout w:type="autofit"/>
+        <w:tblLook w:firstColumn="1" w:firstRow="1" w:lastColumn="0" w:lastRow="0" w:noHBand="0" w:noVBand="1" w:val="04A0"/>
+      </w:tblPr>
+      <w:tblGrid>
+        <w:gridCol w:w="3120"/>
+        <w:gridCol w:w="3120"/>
+        <w:gridCol w:w="3120"/>
+      </w:tblGrid>
+      <w:tr>
+        <w:tc>
+          <w:tcPr>
+            <w:tcW w:type="dxa" w:w="3120"/>
+            <w:vAlign w:val="center"/>
+          </w:tcPr>
+          <w:p>
+            <w:r>
+              <w:rPr>
+                <w:b/>
+              </w:rPr>
+              <w:t>Thao tác</w:t>
+            </w:r>
+          </w:p>
+        </w:tc>
+        <w:tc>
+          <w:tcPr>
+            <w:tcW w:type="dxa" w:w="3120"/>
+            <w:vAlign w:val="center"/>
+          </w:tcPr>
+          <w:p>
+            <w:r>
+              <w:rPr>
+                <w:b/>
+              </w:rPr>
+              <w:t>Ý nghĩa</w:t>
+            </w:r>
+          </w:p>
+        </w:tc>
+        <w:tc>
+          <w:tcPr>
+            <w:tcW w:type="dxa" w:w="3120"/>
+            <w:vAlign w:val="center"/>
+          </w:tcPr>
+          <w:p>
+            <w:r>
+              <w:rPr>
+                <w:b/>
+              </w:rPr>
+              <w:t>Độ phức tạp</w:t>
+            </w:r>
+          </w:p>
+        </w:tc>
+      </w:tr>
+      <w:tr>
+        <w:tc>
+          <w:tcPr>
+            <w:tcW w:type="dxa" w:w="3120"/>
+            <w:vAlign w:val="center"/>
+          </w:tcPr>
+          <w:p>
+            <w:r>
+              <w:t>`append`</w:t>
+            </w:r>
+          </w:p>
+        </w:tc>
+        <w:tc>
+          <w:tcPr>
+            <w:tcW w:type="dxa" w:w="3120"/>
+            <w:vAlign w:val="center"/>
+          </w:tcPr>
+          <w:p>
+            <w:r>
+              <w:t>Thêm cuối mảng</w:t>
+            </w:r>
+          </w:p>
+        </w:tc>
+        <w:tc>
+          <w:tcPr>
+            <w:tcW w:type="dxa" w:w="3120"/>
+            <w:vAlign w:val="center"/>
+          </w:tcPr>
+          <w:p>
+            <w:r>
+              <w:t>O(1) trung bình</w:t>
+            </w:r>
+          </w:p>
+        </w:tc>
+      </w:tr>
+      <w:tr>
+        <w:tc>
+          <w:tcPr>
+            <w:tcW w:type="dxa" w:w="3120"/>
+            <w:vAlign w:val="center"/>
+          </w:tcPr>
+          <w:p>
+            <w:r>
+              <w:t>`get`</w:t>
+            </w:r>
+          </w:p>
+        </w:tc>
+        <w:tc>
+          <w:tcPr>
+            <w:tcW w:type="dxa" w:w="3120"/>
+            <w:vAlign w:val="center"/>
+          </w:tcPr>
+          <w:p>
+            <w:r>
+              <w:t>Truy cập theo chỉ số</w:t>
+            </w:r>
+          </w:p>
+        </w:tc>
+        <w:tc>
+          <w:tcPr>
+            <w:tcW w:type="dxa" w:w="3120"/>
+            <w:vAlign w:val="center"/>
+          </w:tcPr>
+          <w:p>
+            <w:r>
+              <w:t>O(1)</w:t>
+            </w:r>
+          </w:p>
+        </w:tc>
+      </w:tr>
+      <w:tr>
+        <w:tc>
+          <w:tcPr>
+            <w:tcW w:type="dxa" w:w="3120"/>
+            <w:vAlign w:val="center"/>
+          </w:tcPr>
+          <w:p>
+            <w:r>
+              <w:t>`set`</w:t>
+            </w:r>
+          </w:p>
+        </w:tc>
+        <w:tc>
+          <w:tcPr>
+            <w:tcW w:type="dxa" w:w="3120"/>
+            <w:vAlign w:val="center"/>
+          </w:tcPr>
+          <w:p>
+            <w:r>
+              <w:t>Cập nhật theo chỉ số</w:t>
+            </w:r>
+          </w:p>
+        </w:tc>
+        <w:tc>
+          <w:tcPr>
+            <w:tcW w:type="dxa" w:w="3120"/>
+            <w:vAlign w:val="center"/>
+          </w:tcPr>
+          <w:p>
+            <w:r>
+              <w:t>O(1)</w:t>
+            </w:r>
+          </w:p>
+        </w:tc>
+      </w:tr>
+      <w:tr>
+        <w:tc>
+          <w:tcPr>
+            <w:tcW w:type="dxa" w:w="3120"/>
+            <w:vAlign w:val="center"/>
+          </w:tcPr>
+          <w:p>
+            <w:r>
+              <w:t>`insert`</w:t>
+            </w:r>
+          </w:p>
+        </w:tc>
+        <w:tc>
+          <w:tcPr>
+            <w:tcW w:type="dxa" w:w="3120"/>
+            <w:vAlign w:val="center"/>
+          </w:tcPr>
+          <w:p>
+            <w:r>
+              <w:t>Chèn vào vị trí bất kỳ</w:t>
+            </w:r>
+          </w:p>
+        </w:tc>
+        <w:tc>
+          <w:tcPr>
+            <w:tcW w:type="dxa" w:w="3120"/>
+            <w:vAlign w:val="center"/>
+          </w:tcPr>
+          <w:p>
+            <w:r>
+              <w:t>O(n)</w:t>
+            </w:r>
+          </w:p>
+        </w:tc>
+      </w:tr>
+      <w:tr>
+        <w:tc>
+          <w:tcPr>
+            <w:tcW w:type="dxa" w:w="3120"/>
+            <w:vAlign w:val="center"/>
+          </w:tcPr>
+          <w:p>
+            <w:r>
+              <w:t>`remove_at`</w:t>
+            </w:r>
+          </w:p>
+        </w:tc>
+        <w:tc>
+          <w:tcPr>
+            <w:tcW w:type="dxa" w:w="3120"/>
+            <w:vAlign w:val="center"/>
+          </w:tcPr>
+          <w:p>
+            <w:r>
+              <w:t>Xóa theo vị trí</w:t>
+            </w:r>
+          </w:p>
+        </w:tc>
+        <w:tc>
+          <w:tcPr>
+            <w:tcW w:type="dxa" w:w="3120"/>
+            <w:vAlign w:val="center"/>
+          </w:tcPr>
+          <w:p>
+            <w:r>
+              <w:t>O(n)</w:t>
+            </w:r>
+          </w:p>
+        </w:tc>
+      </w:tr>
+      <w:tr>
+        <w:tc>
+          <w:tcPr>
+            <w:tcW w:type="dxa" w:w="3120"/>
+            <w:vAlign w:val="center"/>
+          </w:tcPr>
+          <w:p>
+            <w:r>
+              <w:t>`copy`</w:t>
+            </w:r>
+          </w:p>
+        </w:tc>
+        <w:tc>
+          <w:tcPr>
+            <w:tcW w:type="dxa" w:w="3120"/>
+            <w:vAlign w:val="center"/>
+          </w:tcPr>
+          <w:p>
+            <w:r>
+              <w:t>Sao chép mảng</w:t>
+            </w:r>
+          </w:p>
+        </w:tc>
+        <w:tc>
+          <w:tcPr>
+            <w:tcW w:type="dxa" w:w="3120"/>
+            <w:vAlign w:val="center"/>
+          </w:tcPr>
+          <w:p>
+            <w:r>
+              <w:t>O(n)</w:t>
+            </w:r>
+          </w:p>
+        </w:tc>
+      </w:tr>
+    </w:tbl>
+    <w:p/>
+    <w:p>
+      <w:pPr>
+        <w:pStyle w:val="Heading2"/>
+      </w:pPr>
+      <w:r>
+        <w:t>5.2. Danh sách liên kết `LinkedList`</w:t>
+      </w:r>
+    </w:p>
+    <w:p>
+      <w:r>
+        <w:t>`LinkedList` là danh sách liên kết đơn, dùng làm bucket trong bảng băm. Mỗi node lưu một cặp khóa-giá trị và con trỏ tới node tiếp theo.</w:t>
+      </w:r>
+    </w:p>
+    <w:p>
+      <w:r>
+        <w:t>Vai trò:</w:t>
       </w:r>
     </w:p>
     <w:p>
@@ -560,7 +2010,7 @@
         <w:pStyle w:val="ListBullet"/>
       </w:pPr>
       <w:r>
-        <w:t>Thêm khách hàng mới.</w:t>
+        <w:t>Xử lý va chạm trong bảng băm.</w:t>
       </w:r>
     </w:p>
     <w:p>
@@ -568,7 +2018,12 @@
         <w:pStyle w:val="ListBullet"/>
       </w:pPr>
       <w:r>
-        <w:t>Cập nhật/xóa khách hàng ở lớp nghiệp vụ.</w:t>
+        <w:t>Cho phép nhiều khóa cùng rơi vào một bucket.</w:t>
+      </w:r>
+    </w:p>
+    <w:p>
+      <w:r>
+        <w:t>Độ phức tạp:</w:t>
       </w:r>
     </w:p>
     <w:p>
@@ -576,7 +2031,15 @@
         <w:pStyle w:val="ListBullet"/>
       </w:pPr>
       <w:r>
-        <w:t>Tìm kiếm theo mã, tên hoặc số điện thoại.</w:t>
+        <w:t>Thêm đầu bucket: O(1).</w:t>
+      </w:r>
+    </w:p>
+    <w:p>
+      <w:pPr>
+        <w:pStyle w:val="ListBullet"/>
+      </w:pPr>
+      <w:r>
+        <w:t>Tìm trong bucket: O(k), với k là số phần tử trong bucket.</w:t>
       </w:r>
     </w:p>
     <w:p>
@@ -584,12 +2047,17 @@
         <w:pStyle w:val="Heading2"/>
       </w:pPr>
       <w:r>
-        <w:t>3.3. Lập hóa đơn bán hàng</w:t>
-      </w:r>
-    </w:p>
-    <w:p>
-      <w:r>
-        <w:t>Một hóa đơn gồm phần đầu hóa đơn và nhiều dòng chi tiết:</w:t>
+        <w:t>5.3. Bảng băm `HashTable`</w:t>
+      </w:r>
+    </w:p>
+    <w:p>
+      <w:r>
+        <w:t>`HashTable` được tự cài đặt, không dùng `dict` cho dữ liệu nghiệp vụ. Bảng băm dùng mảng bucket, mỗi bucket là một `LinkedList`.</w:t>
+      </w:r>
+    </w:p>
+    <w:p>
+      <w:r>
+        <w:t>Vai trò:</w:t>
       </w:r>
     </w:p>
     <w:p>
@@ -597,7 +2065,7 @@
         <w:pStyle w:val="ListBullet"/>
       </w:pPr>
       <w:r>
-        <w:t>Đầu hóa đơn: mã hóa đơn, mã khách hàng, tên khách hàng, thời gian lập, chiết khấu, VAT, tạm tính, tiền VAT, tổng tiền.</w:t>
+        <w:t>Tra cứu sản phẩm theo `sku`.</w:t>
       </w:r>
     </w:p>
     <w:p>
@@ -605,17 +2073,57 @@
         <w:pStyle w:val="ListBullet"/>
       </w:pPr>
       <w:r>
-        <w:t>Chi tiết hóa đơn: mã hóa đơn, mã sản phẩm, tên sản phẩm, số lượng, đơn giá, thành tiền.</w:t>
-      </w:r>
-    </w:p>
-    <w:p>
-      <w:r>
-        <w:t>Luồng xử lý:</w:t>
-      </w:r>
-    </w:p>
-    <w:p>
-      <w:r>
-        <w:t>1. Nhân viên nhập mã khách hàng. 2. Nhân viên nhập từng mã sản phẩm và số lượng. 3. Chương trình tra cứu sản phẩm bằng bảng băm. 4. Chương trình kiểm tra số lượng tồn kho. 5. Nếu hợp lệ, chương trình tính tạm tính, chiết khấu, VAT và tổng tiền. 6. Chương trình tạo hóa đơn mới, thêm các dòng chi tiết hóa đơn. 7. Chương trình giảm tồn kho từng sản phẩm đã bán. 8. Chương trình lưu lại file text.</w:t>
+        <w:t>Tra cứu khách hàng theo `customer_id`.</w:t>
+      </w:r>
+    </w:p>
+    <w:p>
+      <w:pPr>
+        <w:pStyle w:val="ListBullet"/>
+      </w:pPr>
+      <w:r>
+        <w:t>Gom nhóm doanh thu theo ngày/tháng.</w:t>
+      </w:r>
+    </w:p>
+    <w:p>
+      <w:pPr>
+        <w:pStyle w:val="ListBullet"/>
+      </w:pPr>
+      <w:r>
+        <w:t>Gom nhóm sản phẩm bán chạy theo mã sản phẩm.</w:t>
+      </w:r>
+    </w:p>
+    <w:p>
+      <w:r>
+        <w:t>Hàm băm chuỗi:</w:t>
+      </w:r>
+    </w:p>
+    <w:p>
+      <w:pPr>
+        <w:pStyle w:val="CodeBlock"/>
+      </w:pPr>
+      <w:r>
+        <w:t>hash = (hash * 31 + ASCII(character)) mod capacity</w:t>
+      </w:r>
+    </w:p>
+    <w:p>
+      <w:r>
+        <w:t>Độ phức tạp:</w:t>
+      </w:r>
+    </w:p>
+    <w:p>
+      <w:pPr>
+        <w:pStyle w:val="ListBullet"/>
+      </w:pPr>
+      <w:r>
+        <w:t>Trung bình: thêm, xóa, tra cứu O(1).</w:t>
+      </w:r>
+    </w:p>
+    <w:p>
+      <w:pPr>
+        <w:pStyle w:val="ListBullet"/>
+      </w:pPr>
+      <w:r>
+        <w:t>Trường hợp xấu: O(n) nếu nhiều khóa va chạm cùng bucket.</w:t>
       </w:r>
     </w:p>
     <w:p>
@@ -623,12 +2131,141 @@
         <w:pStyle w:val="Heading2"/>
       </w:pPr>
       <w:r>
-        <w:t>3.4. Báo cáo</w:t>
-      </w:r>
-    </w:p>
-    <w:p>
-      <w:r>
-        <w:t>Các báo cáo được cài đặt:</w:t>
+        <w:t>5.4. Tìm kiếm tuyến tính</w:t>
+      </w:r>
+    </w:p>
+    <w:p>
+      <w:r>
+        <w:t>Tìm kiếm tuyến tính được dùng khi người dùng nhập từ khóa không chính xác hoàn toàn, ví dụ tìm theo một phần tên sản phẩm hoặc loại sản phẩm.</w:t>
+      </w:r>
+    </w:p>
+    <w:p>
+      <w:r>
+        <w:t>Giả mã:</w:t>
+      </w:r>
+    </w:p>
+    <w:p>
+      <w:pPr>
+        <w:pStyle w:val="CodeBlock"/>
+      </w:pPr>
+      <w:r>
+        <w:t>linear_search(array, predicate):</w:t>
+      </w:r>
+    </w:p>
+    <w:p>
+      <w:pPr>
+        <w:pStyle w:val="CodeBlock"/>
+      </w:pPr>
+      <w:r>
+        <w:t xml:space="preserve">    result = DynamicArray()</w:t>
+      </w:r>
+    </w:p>
+    <w:p>
+      <w:pPr>
+        <w:pStyle w:val="CodeBlock"/>
+      </w:pPr>
+      <w:r>
+        <w:t xml:space="preserve">    for item in array:</w:t>
+      </w:r>
+    </w:p>
+    <w:p>
+      <w:pPr>
+        <w:pStyle w:val="CodeBlock"/>
+      </w:pPr>
+      <w:r>
+        <w:t xml:space="preserve">        if predicate(item):</w:t>
+      </w:r>
+    </w:p>
+    <w:p>
+      <w:pPr>
+        <w:pStyle w:val="CodeBlock"/>
+      </w:pPr>
+      <w:r>
+        <w:t xml:space="preserve">            result.append(item)</w:t>
+      </w:r>
+    </w:p>
+    <w:p>
+      <w:pPr>
+        <w:pStyle w:val="CodeBlock"/>
+      </w:pPr>
+      <w:r>
+        <w:t xml:space="preserve">    return result</w:t>
+      </w:r>
+    </w:p>
+    <w:p>
+      <w:r>
+        <w:t>Độ phức tạp: O(n).</w:t>
+      </w:r>
+    </w:p>
+    <w:p>
+      <w:pPr>
+        <w:pStyle w:val="Heading2"/>
+      </w:pPr>
+      <w:r>
+        <w:t>5.5. Quick sort</w:t>
+      </w:r>
+    </w:p>
+    <w:p>
+      <w:r>
+        <w:t>Quick sort được dùng để sắp xếp danh sách sản phẩm và thống kê top sản phẩm bán chạy.</w:t>
+      </w:r>
+    </w:p>
+    <w:p>
+      <w:r>
+        <w:t>Giả mã:</w:t>
+      </w:r>
+    </w:p>
+    <w:p>
+      <w:pPr>
+        <w:pStyle w:val="CodeBlock"/>
+      </w:pPr>
+      <w:r>
+        <w:t>quick_sort(array, left, right):</w:t>
+      </w:r>
+    </w:p>
+    <w:p>
+      <w:pPr>
+        <w:pStyle w:val="CodeBlock"/>
+      </w:pPr>
+      <w:r>
+        <w:t xml:space="preserve">    if left &gt;= right:</w:t>
+      </w:r>
+    </w:p>
+    <w:p>
+      <w:pPr>
+        <w:pStyle w:val="CodeBlock"/>
+      </w:pPr>
+      <w:r>
+        <w:t xml:space="preserve">        return</w:t>
+      </w:r>
+    </w:p>
+    <w:p>
+      <w:pPr>
+        <w:pStyle w:val="CodeBlock"/>
+      </w:pPr>
+      <w:r>
+        <w:t xml:space="preserve">    pivot = partition(array, left, right)</w:t>
+      </w:r>
+    </w:p>
+    <w:p>
+      <w:pPr>
+        <w:pStyle w:val="CodeBlock"/>
+      </w:pPr>
+      <w:r>
+        <w:t xml:space="preserve">    quick_sort(array, left, pivot - 1)</w:t>
+      </w:r>
+    </w:p>
+    <w:p>
+      <w:pPr>
+        <w:pStyle w:val="CodeBlock"/>
+      </w:pPr>
+      <w:r>
+        <w:t xml:space="preserve">    quick_sort(array, pivot + 1, right)</w:t>
+      </w:r>
+    </w:p>
+    <w:p>
+      <w:r>
+        <w:t>Độ phức tạp:</w:t>
       </w:r>
     </w:p>
     <w:p>
@@ -636,7 +2273,7 @@
         <w:pStyle w:val="ListBullet"/>
       </w:pPr>
       <w:r>
-        <w:t>Tổng quan: số sản phẩm, số khách hàng, số hóa đơn, số dòng chi tiết, tổng doanh thu.</w:t>
+        <w:t>Trung bình: O(n log n).</w:t>
       </w:r>
     </w:p>
     <w:p>
@@ -644,7 +2281,7 @@
         <w:pStyle w:val="ListBullet"/>
       </w:pPr>
       <w:r>
-        <w:t>Doanh thu theo ngày.</w:t>
+        <w:t>Xấu nhất: O(n^2).</w:t>
       </w:r>
     </w:p>
     <w:p>
@@ -652,7 +2289,582 @@
         <w:pStyle w:val="ListBullet"/>
       </w:pPr>
       <w:r>
-        <w:t>Doanh thu theo tháng.</w:t>
+        <w:t>Không gian phụ do đệ quy: O(log n) trung bình.</w:t>
+      </w:r>
+    </w:p>
+    <w:p>
+      <w:pPr>
+        <w:pStyle w:val="Heading2"/>
+      </w:pPr>
+      <w:r>
+        <w:t>5.6. Thuật toán lập hóa đơn</w:t>
+      </w:r>
+    </w:p>
+    <w:p>
+      <w:r>
+        <w:t>Giả mã:</w:t>
+      </w:r>
+    </w:p>
+    <w:p>
+      <w:pPr>
+        <w:pStyle w:val="CodeBlock"/>
+      </w:pPr>
+      <w:r>
+        <w:t>create_invoice(customer_id, lines, discount_percent, vat_percent):</w:t>
+      </w:r>
+    </w:p>
+    <w:p>
+      <w:pPr>
+        <w:pStyle w:val="CodeBlock"/>
+      </w:pPr>
+      <w:r>
+        <w:t xml:space="preserve">    customer = customer_hash.get(customer_id)</w:t>
+      </w:r>
+    </w:p>
+    <w:p>
+      <w:pPr>
+        <w:pStyle w:val="CodeBlock"/>
+      </w:pPr>
+      <w:r>
+        <w:t xml:space="preserve">    if customer is None:</w:t>
+      </w:r>
+    </w:p>
+    <w:p>
+      <w:pPr>
+        <w:pStyle w:val="CodeBlock"/>
+      </w:pPr>
+      <w:r>
+        <w:t xml:space="preserve">        raise error</w:t>
+      </w:r>
+    </w:p>
+    <w:p>
+      <w:pPr>
+        <w:pStyle w:val="CodeBlock"/>
+      </w:pPr>
+      <w:r/>
+    </w:p>
+    <w:p>
+      <w:pPr>
+        <w:pStyle w:val="CodeBlock"/>
+      </w:pPr>
+      <w:r>
+        <w:t xml:space="preserve">    subtotal = 0</w:t>
+      </w:r>
+    </w:p>
+    <w:p>
+      <w:pPr>
+        <w:pStyle w:val="CodeBlock"/>
+      </w:pPr>
+      <w:r>
+        <w:t xml:space="preserve">    for line in lines:</w:t>
+      </w:r>
+    </w:p>
+    <w:p>
+      <w:pPr>
+        <w:pStyle w:val="CodeBlock"/>
+      </w:pPr>
+      <w:r>
+        <w:t xml:space="preserve">        product = product_hash.get(line.sku)</w:t>
+      </w:r>
+    </w:p>
+    <w:p>
+      <w:pPr>
+        <w:pStyle w:val="CodeBlock"/>
+      </w:pPr>
+      <w:r>
+        <w:t xml:space="preserve">        if product is None:</w:t>
+      </w:r>
+    </w:p>
+    <w:p>
+      <w:pPr>
+        <w:pStyle w:val="CodeBlock"/>
+      </w:pPr>
+      <w:r>
+        <w:t xml:space="preserve">            raise error</w:t>
+      </w:r>
+    </w:p>
+    <w:p>
+      <w:pPr>
+        <w:pStyle w:val="CodeBlock"/>
+      </w:pPr>
+      <w:r>
+        <w:t xml:space="preserve">        if product.stock &lt; line.quantity:</w:t>
+      </w:r>
+    </w:p>
+    <w:p>
+      <w:pPr>
+        <w:pStyle w:val="CodeBlock"/>
+      </w:pPr>
+      <w:r>
+        <w:t xml:space="preserve">            raise error</w:t>
+      </w:r>
+    </w:p>
+    <w:p>
+      <w:pPr>
+        <w:pStyle w:val="CodeBlock"/>
+      </w:pPr>
+      <w:r>
+        <w:t xml:space="preserve">        subtotal += product.price * line.quantity</w:t>
+      </w:r>
+    </w:p>
+    <w:p>
+      <w:pPr>
+        <w:pStyle w:val="CodeBlock"/>
+      </w:pPr>
+      <w:r/>
+    </w:p>
+    <w:p>
+      <w:pPr>
+        <w:pStyle w:val="CodeBlock"/>
+      </w:pPr>
+      <w:r>
+        <w:t xml:space="preserve">    discount = subtotal * discount_percent / 100</w:t>
+      </w:r>
+    </w:p>
+    <w:p>
+      <w:pPr>
+        <w:pStyle w:val="CodeBlock"/>
+      </w:pPr>
+      <w:r>
+        <w:t xml:space="preserve">    vat = (subtotal - discount) * vat_percent / 100</w:t>
+      </w:r>
+    </w:p>
+    <w:p>
+      <w:pPr>
+        <w:pStyle w:val="CodeBlock"/>
+      </w:pPr>
+      <w:r>
+        <w:t xml:space="preserve">    total = subtotal - discount + vat</w:t>
+      </w:r>
+    </w:p>
+    <w:p>
+      <w:pPr>
+        <w:pStyle w:val="CodeBlock"/>
+      </w:pPr>
+      <w:r/>
+    </w:p>
+    <w:p>
+      <w:pPr>
+        <w:pStyle w:val="CodeBlock"/>
+      </w:pPr>
+      <w:r>
+        <w:t xml:space="preserve">    create invoice</w:t>
+      </w:r>
+    </w:p>
+    <w:p>
+      <w:pPr>
+        <w:pStyle w:val="CodeBlock"/>
+      </w:pPr>
+      <w:r>
+        <w:t xml:space="preserve">    for line in lines:</w:t>
+      </w:r>
+    </w:p>
+    <w:p>
+      <w:pPr>
+        <w:pStyle w:val="CodeBlock"/>
+      </w:pPr>
+      <w:r>
+        <w:t xml:space="preserve">        create invoice item</w:t>
+      </w:r>
+    </w:p>
+    <w:p>
+      <w:pPr>
+        <w:pStyle w:val="CodeBlock"/>
+      </w:pPr>
+      <w:r>
+        <w:t xml:space="preserve">        product.stock -= line.quantity</w:t>
+      </w:r>
+    </w:p>
+    <w:p>
+      <w:pPr>
+        <w:pStyle w:val="CodeBlock"/>
+      </w:pPr>
+      <w:r/>
+    </w:p>
+    <w:p>
+      <w:pPr>
+        <w:pStyle w:val="CodeBlock"/>
+      </w:pPr>
+      <w:r>
+        <w:t xml:space="preserve">    save all data files</w:t>
+      </w:r>
+    </w:p>
+    <w:p>
+      <w:r>
+        <w:t>Nếu hóa đơn có k dòng hàng, thời gian xử lý chính là O(k) sau khi bảng băm sản phẩm và khách hàng đã được xây dựng.</w:t>
+      </w:r>
+    </w:p>
+    <w:p>
+      <w:pPr>
+        <w:pStyle w:val="Heading1"/>
+      </w:pPr>
+      <w:r>
+        <w:t>6. THIẾT KẾ CHƯƠNG TRÌNH</w:t>
+      </w:r>
+    </w:p>
+    <w:p>
+      <w:pPr>
+        <w:pStyle w:val="Heading2"/>
+      </w:pPr>
+      <w:r>
+        <w:t>6.1. Kiến trúc module</w:t>
+      </w:r>
+    </w:p>
+    <w:tbl>
+      <w:tblPr>
+        <w:tblStyle w:val="TableGrid"/>
+        <w:tblW w:type="auto" w:w="0"/>
+        <w:jc w:val="center"/>
+        <w:tblLayout w:type="autofit"/>
+        <w:tblLook w:firstColumn="1" w:firstRow="1" w:lastColumn="0" w:lastRow="0" w:noHBand="0" w:noVBand="1" w:val="04A0"/>
+      </w:tblPr>
+      <w:tblGrid>
+        <w:gridCol w:w="4680"/>
+        <w:gridCol w:w="4680"/>
+      </w:tblGrid>
+      <w:tr>
+        <w:tc>
+          <w:tcPr>
+            <w:tcW w:type="dxa" w:w="4680"/>
+            <w:vAlign w:val="center"/>
+          </w:tcPr>
+          <w:p>
+            <w:r>
+              <w:rPr>
+                <w:b/>
+              </w:rPr>
+              <w:t>Module</w:t>
+            </w:r>
+          </w:p>
+        </w:tc>
+        <w:tc>
+          <w:tcPr>
+            <w:tcW w:type="dxa" w:w="4680"/>
+            <w:vAlign w:val="center"/>
+          </w:tcPr>
+          <w:p>
+            <w:r>
+              <w:rPr>
+                <w:b/>
+              </w:rPr>
+              <w:t>Vai trò</w:t>
+            </w:r>
+          </w:p>
+        </w:tc>
+      </w:tr>
+      <w:tr>
+        <w:tc>
+          <w:tcPr>
+            <w:tcW w:type="dxa" w:w="4680"/>
+            <w:vAlign w:val="center"/>
+          </w:tcPr>
+          <w:p>
+            <w:r>
+              <w:t>`sales_manager/data_structures.py`</w:t>
+            </w:r>
+          </w:p>
+        </w:tc>
+        <w:tc>
+          <w:tcPr>
+            <w:tcW w:type="dxa" w:w="4680"/>
+            <w:vAlign w:val="center"/>
+          </w:tcPr>
+          <w:p>
+            <w:r>
+              <w:t>Cài đặt `DynamicArray`, `LinkedList`, `HashTable`, tìm kiếm tuyến tính và quick sort.</w:t>
+            </w:r>
+          </w:p>
+        </w:tc>
+      </w:tr>
+      <w:tr>
+        <w:tc>
+          <w:tcPr>
+            <w:tcW w:type="dxa" w:w="4680"/>
+            <w:vAlign w:val="center"/>
+          </w:tcPr>
+          <w:p>
+            <w:r>
+              <w:t>`sales_manager/models.py`</w:t>
+            </w:r>
+          </w:p>
+        </w:tc>
+        <w:tc>
+          <w:tcPr>
+            <w:tcW w:type="dxa" w:w="4680"/>
+            <w:vAlign w:val="center"/>
+          </w:tcPr>
+          <w:p>
+            <w:r>
+              <w:t>Định nghĩa các lớp dữ liệu: `Product`, `Customer`, `Invoice`, `InvoiceItem`, `InvoiceLineInput`, `ProductSaleStat`.</w:t>
+            </w:r>
+          </w:p>
+        </w:tc>
+      </w:tr>
+      <w:tr>
+        <w:tc>
+          <w:tcPr>
+            <w:tcW w:type="dxa" w:w="4680"/>
+            <w:vAlign w:val="center"/>
+          </w:tcPr>
+          <w:p>
+            <w:r>
+              <w:t>`sales_manager/storage.py`</w:t>
+            </w:r>
+          </w:p>
+        </w:tc>
+        <w:tc>
+          <w:tcPr>
+            <w:tcW w:type="dxa" w:w="4680"/>
+            <w:vAlign w:val="center"/>
+          </w:tcPr>
+          <w:p>
+            <w:r>
+              <w:t>Đọc/ghi dữ liệu từ các file text.</w:t>
+            </w:r>
+          </w:p>
+        </w:tc>
+      </w:tr>
+      <w:tr>
+        <w:tc>
+          <w:tcPr>
+            <w:tcW w:type="dxa" w:w="4680"/>
+            <w:vAlign w:val="center"/>
+          </w:tcPr>
+          <w:p>
+            <w:r>
+              <w:t>`sales_manager/manager.py`</w:t>
+            </w:r>
+          </w:p>
+        </w:tc>
+        <w:tc>
+          <w:tcPr>
+            <w:tcW w:type="dxa" w:w="4680"/>
+            <w:vAlign w:val="center"/>
+          </w:tcPr>
+          <w:p>
+            <w:r>
+              <w:t>Xử lý nghiệp vụ: quản lý sản phẩm, khách hàng, lập hóa đơn, báo cáo.</w:t>
+            </w:r>
+          </w:p>
+        </w:tc>
+      </w:tr>
+      <w:tr>
+        <w:tc>
+          <w:tcPr>
+            <w:tcW w:type="dxa" w:w="4680"/>
+            <w:vAlign w:val="center"/>
+          </w:tcPr>
+          <w:p>
+            <w:r>
+              <w:t>`sales_manager/cli.py`</w:t>
+            </w:r>
+          </w:p>
+        </w:tc>
+        <w:tc>
+          <w:tcPr>
+            <w:tcW w:type="dxa" w:w="4680"/>
+            <w:vAlign w:val="center"/>
+          </w:tcPr>
+          <w:p>
+            <w:r>
+              <w:t>Giao diện menu console và các lệnh demo/report.</w:t>
+            </w:r>
+          </w:p>
+        </w:tc>
+      </w:tr>
+      <w:tr>
+        <w:tc>
+          <w:tcPr>
+            <w:tcW w:type="dxa" w:w="4680"/>
+            <w:vAlign w:val="center"/>
+          </w:tcPr>
+          <w:p>
+            <w:r>
+              <w:t>`tests/test_sales_manager.py`</w:t>
+            </w:r>
+          </w:p>
+        </w:tc>
+        <w:tc>
+          <w:tcPr>
+            <w:tcW w:type="dxa" w:w="4680"/>
+            <w:vAlign w:val="center"/>
+          </w:tcPr>
+          <w:p>
+            <w:r>
+              <w:t>Kiểm thử cấu trúc dữ liệu và nghiệp vụ chính.</w:t>
+            </w:r>
+          </w:p>
+        </w:tc>
+      </w:tr>
+    </w:tbl>
+    <w:p/>
+    <w:p>
+      <w:pPr>
+        <w:pStyle w:val="Heading2"/>
+      </w:pPr>
+      <w:r>
+        <w:t>6.2. Luồng chạy tổng quát</w:t>
+      </w:r>
+    </w:p>
+    <w:p>
+      <w:pPr>
+        <w:pStyle w:val="CodeBlock"/>
+      </w:pPr>
+      <w:r>
+        <w:t>File text -&gt; Storage -&gt; DynamicArray -&gt; HashTable index -&gt; SalesManager -&gt; CLI -&gt; File text/Báo cáo</w:t>
+      </w:r>
+    </w:p>
+    <w:p>
+      <w:r>
+        <w:t>Diễn giải:</w:t>
+      </w:r>
+    </w:p>
+    <w:p>
+      <w:r>
+        <w:t>1. `Storage` đọc dữ liệu từ file text. 2. Dữ liệu được đưa vào các `DynamicArray`. 3. `SalesManager` xây dựng bảng băm cho sản phẩm và khách hàng. 4. Người dùng thao tác qua menu CLI. 5. Nghiệp vụ được xử lý trong `SalesManager`. 6. Sau thao tác thay đổi dữ liệu, chương trình ghi lại file text.</w:t>
+      </w:r>
+    </w:p>
+    <w:p>
+      <w:pPr>
+        <w:pStyle w:val="Heading2"/>
+      </w:pPr>
+      <w:r>
+        <w:t>6.3. Menu chương trình</w:t>
+      </w:r>
+    </w:p>
+    <w:p>
+      <w:pPr>
+        <w:pStyle w:val="CodeBlock"/>
+      </w:pPr>
+      <w:r>
+        <w:t>===== HE THONG QUAN LY BAN HANG =====</w:t>
+      </w:r>
+    </w:p>
+    <w:p>
+      <w:pPr>
+        <w:pStyle w:val="CodeBlock"/>
+      </w:pPr>
+      <w:r>
+        <w:t>1. Xem danh sach san pham</w:t>
+      </w:r>
+    </w:p>
+    <w:p>
+      <w:pPr>
+        <w:pStyle w:val="CodeBlock"/>
+      </w:pPr>
+      <w:r>
+        <w:t>2. Them san pham</w:t>
+      </w:r>
+    </w:p>
+    <w:p>
+      <w:pPr>
+        <w:pStyle w:val="CodeBlock"/>
+      </w:pPr>
+      <w:r>
+        <w:t>3. Tim kiem san pham</w:t>
+      </w:r>
+    </w:p>
+    <w:p>
+      <w:pPr>
+        <w:pStyle w:val="CodeBlock"/>
+      </w:pPr>
+      <w:r>
+        <w:t>4. Sap xep san pham</w:t>
+      </w:r>
+    </w:p>
+    <w:p>
+      <w:pPr>
+        <w:pStyle w:val="CodeBlock"/>
+      </w:pPr>
+      <w:r>
+        <w:t>5. Xem danh sach khach hang</w:t>
+      </w:r>
+    </w:p>
+    <w:p>
+      <w:pPr>
+        <w:pStyle w:val="CodeBlock"/>
+      </w:pPr>
+      <w:r>
+        <w:t>6. Them khach hang</w:t>
+      </w:r>
+    </w:p>
+    <w:p>
+      <w:pPr>
+        <w:pStyle w:val="CodeBlock"/>
+      </w:pPr>
+      <w:r>
+        <w:t>7. Lap hoa don ban hang</w:t>
+      </w:r>
+    </w:p>
+    <w:p>
+      <w:pPr>
+        <w:pStyle w:val="CodeBlock"/>
+      </w:pPr>
+      <w:r>
+        <w:t>8. Bao cao doanh thu</w:t>
+      </w:r>
+    </w:p>
+    <w:p>
+      <w:pPr>
+        <w:pStyle w:val="CodeBlock"/>
+      </w:pPr>
+      <w:r>
+        <w:t>9. Top san pham ban chay</w:t>
+      </w:r>
+    </w:p>
+    <w:p>
+      <w:pPr>
+        <w:pStyle w:val="CodeBlock"/>
+      </w:pPr>
+      <w:r>
+        <w:t>10. San pham sap het hang</w:t>
+      </w:r>
+    </w:p>
+    <w:p>
+      <w:pPr>
+        <w:pStyle w:val="CodeBlock"/>
+      </w:pPr>
+      <w:r>
+        <w:t>11. Luu va tai lai du lieu</w:t>
+      </w:r>
+    </w:p>
+    <w:p>
+      <w:pPr>
+        <w:pStyle w:val="CodeBlock"/>
+      </w:pPr>
+      <w:r>
+        <w:t>0. Thoat</w:t>
+      </w:r>
+    </w:p>
+    <w:p>
+      <w:r>
+        <w:t>Menu chạy trong vòng lặp. Khi người dùng chọn `0`, chương trình lưu dữ liệu và kết thúc.</w:t>
+      </w:r>
+    </w:p>
+    <w:p>
+      <w:pPr>
+        <w:pStyle w:val="Heading1"/>
+      </w:pPr>
+      <w:r>
+        <w:t>7. CÀI ĐẶT CHỨC NĂNG CHÍNH</w:t>
+      </w:r>
+    </w:p>
+    <w:p>
+      <w:pPr>
+        <w:pStyle w:val="Heading2"/>
+      </w:pPr>
+      <w:r>
+        <w:t>7.1. Quản lý sản phẩm</w:t>
+      </w:r>
+    </w:p>
+    <w:p>
+      <w:r>
+        <w:t>Chức năng quản lý sản phẩm dùng `DynamicArray` để lưu danh sách và `HashTable` để tra cứu nhanh theo mã sản phẩm.</w:t>
+      </w:r>
+    </w:p>
+    <w:p>
+      <w:r>
+        <w:t>Các hàm chính:</w:t>
       </w:r>
     </w:p>
     <w:p>
@@ -660,7 +2872,7 @@
         <w:pStyle w:val="ListBullet"/>
       </w:pPr>
       <w:r>
-        <w:t>Top 10 sản phẩm bán chạy nhất.</w:t>
+        <w:t>`add_product(product)`.</w:t>
       </w:r>
     </w:p>
     <w:p>
@@ -668,7 +2880,242 @@
         <w:pStyle w:val="ListBullet"/>
       </w:pPr>
       <w:r>
-        <w:t>Sản phẩm sắp hết hàng.</w:t>
+        <w:t>`update_product(product)`.</w:t>
+      </w:r>
+    </w:p>
+    <w:p>
+      <w:pPr>
+        <w:pStyle w:val="ListBullet"/>
+      </w:pPr>
+      <w:r>
+        <w:t>`delete_product(sku)`.</w:t>
+      </w:r>
+    </w:p>
+    <w:p>
+      <w:pPr>
+        <w:pStyle w:val="ListBullet"/>
+      </w:pPr>
+      <w:r>
+        <w:t>`find_products(keyword)`.</w:t>
+      </w:r>
+    </w:p>
+    <w:p>
+      <w:pPr>
+        <w:pStyle w:val="ListBullet"/>
+      </w:pPr>
+      <w:r>
+        <w:t>`sorted_products(field, reverse)`.</w:t>
+      </w:r>
+    </w:p>
+    <w:p>
+      <w:pPr>
+        <w:pStyle w:val="ListBullet"/>
+      </w:pPr>
+      <w:r>
+        <w:t>`low_stock_products()`.</w:t>
+      </w:r>
+    </w:p>
+    <w:p>
+      <w:pPr>
+        <w:pStyle w:val="Heading2"/>
+      </w:pPr>
+      <w:r>
+        <w:t>7.2. Quản lý khách hàng</w:t>
+      </w:r>
+    </w:p>
+    <w:p>
+      <w:r>
+        <w:t>Danh sách khách hàng cũng được lưu bằng `DynamicArray`, đồng thời tạo chỉ mục `HashTable` theo `customer_id`.</w:t>
+      </w:r>
+    </w:p>
+    <w:p>
+      <w:r>
+        <w:t>Các hàm chính:</w:t>
+      </w:r>
+    </w:p>
+    <w:p>
+      <w:pPr>
+        <w:pStyle w:val="ListBullet"/>
+      </w:pPr>
+      <w:r>
+        <w:t>`add_customer(customer)`.</w:t>
+      </w:r>
+    </w:p>
+    <w:p>
+      <w:pPr>
+        <w:pStyle w:val="ListBullet"/>
+      </w:pPr>
+      <w:r>
+        <w:t>`update_customer(customer)`.</w:t>
+      </w:r>
+    </w:p>
+    <w:p>
+      <w:pPr>
+        <w:pStyle w:val="ListBullet"/>
+      </w:pPr>
+      <w:r>
+        <w:t>`delete_customer(customer_id)`.</w:t>
+      </w:r>
+    </w:p>
+    <w:p>
+      <w:pPr>
+        <w:pStyle w:val="ListBullet"/>
+      </w:pPr>
+      <w:r>
+        <w:t>`find_customers(keyword)`.</w:t>
+      </w:r>
+    </w:p>
+    <w:p>
+      <w:pPr>
+        <w:pStyle w:val="Heading2"/>
+      </w:pPr>
+      <w:r>
+        <w:t>7.3. Lập hóa đơn</w:t>
+      </w:r>
+    </w:p>
+    <w:p>
+      <w:r>
+        <w:t>Chức năng lập hóa đơn là nghiệp vụ quan trọng nhất. Chương trình kiểm tra các ràng buộc trước khi ghi dữ liệu:</w:t>
+      </w:r>
+    </w:p>
+    <w:p>
+      <w:pPr>
+        <w:pStyle w:val="ListBullet"/>
+      </w:pPr>
+      <w:r>
+        <w:t>Khách hàng phải tồn tại.</w:t>
+      </w:r>
+    </w:p>
+    <w:p>
+      <w:pPr>
+        <w:pStyle w:val="ListBullet"/>
+      </w:pPr>
+      <w:r>
+        <w:t>Sản phẩm phải tồn tại.</w:t>
+      </w:r>
+    </w:p>
+    <w:p>
+      <w:pPr>
+        <w:pStyle w:val="ListBullet"/>
+      </w:pPr>
+      <w:r>
+        <w:t>Số lượng bán phải lớn hơn 0.</w:t>
+      </w:r>
+    </w:p>
+    <w:p>
+      <w:pPr>
+        <w:pStyle w:val="ListBullet"/>
+      </w:pPr>
+      <w:r>
+        <w:t>Số lượng bán không được vượt tồn kho.</w:t>
+      </w:r>
+    </w:p>
+    <w:p>
+      <w:pPr>
+        <w:pStyle w:val="ListBullet"/>
+      </w:pPr>
+      <w:r>
+        <w:t>Chiết khấu và VAT phải nằm trong khoảng hợp lệ.</w:t>
+      </w:r>
+    </w:p>
+    <w:p>
+      <w:r>
+        <w:t>Sau khi hợp lệ:</w:t>
+      </w:r>
+    </w:p>
+    <w:p>
+      <w:pPr>
+        <w:pStyle w:val="ListBullet"/>
+      </w:pPr>
+      <w:r>
+        <w:t>Chương trình sinh mã hóa đơn mới dạng `HD0001`, `HD0002`, ...</w:t>
+      </w:r>
+    </w:p>
+    <w:p>
+      <w:pPr>
+        <w:pStyle w:val="ListBullet"/>
+      </w:pPr>
+      <w:r>
+        <w:t>Tạo bản ghi `Invoice`.</w:t>
+      </w:r>
+    </w:p>
+    <w:p>
+      <w:pPr>
+        <w:pStyle w:val="ListBullet"/>
+      </w:pPr>
+      <w:r>
+        <w:t>Tạo các bản ghi `InvoiceItem`.</w:t>
+      </w:r>
+    </w:p>
+    <w:p>
+      <w:pPr>
+        <w:pStyle w:val="ListBullet"/>
+      </w:pPr>
+      <w:r>
+        <w:t>Giảm tồn kho sản phẩm.</w:t>
+      </w:r>
+    </w:p>
+    <w:p>
+      <w:pPr>
+        <w:pStyle w:val="ListBullet"/>
+      </w:pPr>
+      <w:r>
+        <w:t>Lưu dữ liệu vào file text.</w:t>
+      </w:r>
+    </w:p>
+    <w:p>
+      <w:pPr>
+        <w:pStyle w:val="Heading2"/>
+      </w:pPr>
+      <w:r>
+        <w:t>7.4. Báo cáo doanh thu</w:t>
+      </w:r>
+    </w:p>
+    <w:p>
+      <w:r>
+        <w:t>Báo cáo doanh thu sử dụng `HashTable` để gom nhóm theo ngày hoặc tháng:</w:t>
+      </w:r>
+    </w:p>
+    <w:p>
+      <w:pPr>
+        <w:pStyle w:val="ListBullet"/>
+      </w:pPr>
+      <w:r>
+        <w:t>Khóa là chuỗi ngày `YYYY-MM-DD` hoặc tháng `YYYY-MM`.</w:t>
+      </w:r>
+    </w:p>
+    <w:p>
+      <w:pPr>
+        <w:pStyle w:val="ListBullet"/>
+      </w:pPr>
+      <w:r>
+        <w:t>Giá trị là đối tượng `RevenueRow`, lưu số hóa đơn và tổng doanh thu.</w:t>
+      </w:r>
+    </w:p>
+    <w:p>
+      <w:pPr>
+        <w:pStyle w:val="ListBullet"/>
+      </w:pPr>
+      <w:r>
+        <w:t>Sau khi gom nhóm, kết quả được sắp xếp giảm dần theo thời gian.</w:t>
+      </w:r>
+    </w:p>
+    <w:p>
+      <w:pPr>
+        <w:pStyle w:val="Heading2"/>
+      </w:pPr>
+      <w:r>
+        <w:t>7.5. Top sản phẩm bán chạy</w:t>
+      </w:r>
+    </w:p>
+    <w:p>
+      <w:r>
+        <w:t>Top sản phẩm bán chạy được tính từ danh sách `InvoiceItem`:</w:t>
+      </w:r>
+    </w:p>
+    <w:p>
+      <w:r>
+        <w:t>1. Duyệt toàn bộ chi tiết hóa đơn. 2. Gom nhóm theo `sku` bằng `HashTable`. 3. Cộng dồn số lượng và doanh thu từng sản phẩm. 4. Sắp xếp giảm dần theo số lượng bán bằng quick sort. 5. Lấy tối đa 10 sản phẩm đầu tiên.</w:t>
       </w:r>
     </w:p>
     <w:p>
@@ -676,12 +3123,7 @@
         <w:pStyle w:val="Heading1"/>
       </w:pPr>
       <w:r>
-        <w:t>4. Thiết kế dữ liệu file text</w:t>
-      </w:r>
-    </w:p>
-    <w:p>
-      <w:r>
-        <w:t>Chương trình không sử dụng cơ sở dữ liệu. Tất cả dữ liệu được lưu trong các file text có dòng tiêu đề và các trường phân tách bằng dấu `|`.</w:t>
+        <w:t>8. KIỂM THỬ VÀ ĐÁNH GIÁ KẾT QUẢ</w:t>
       </w:r>
     </w:p>
     <w:p>
@@ -689,28 +3131,12 @@
         <w:pStyle w:val="Heading2"/>
       </w:pPr>
       <w:r>
-        <w:t>4.1. File `products.txt`</w:t>
-      </w:r>
-    </w:p>
-    <w:p>
-      <w:pPr>
-        <w:pStyle w:val="CodeBlock"/>
-      </w:pPr>
-      <w:r>
-        <w:t>sku|name|unit|category|price|stock|min_stock</w:t>
-      </w:r>
-    </w:p>
-    <w:p>
-      <w:pPr>
-        <w:pStyle w:val="CodeBlock"/>
-      </w:pPr>
-      <w:r>
-        <w:t>SP001|Dien thoai Alpha A1|chiec|Dien thoai|4990000|35|5</w:t>
-      </w:r>
-    </w:p>
-    <w:p>
-      <w:r>
-        <w:t>Ý nghĩa:</w:t>
+        <w:t>8.1. Chiến lược kiểm thử</w:t>
+      </w:r>
+    </w:p>
+    <w:p>
+      <w:r>
+        <w:t>Nhóm sử dụng `unittest` để kiểm thử tự động. Các test tập trung vào hai nhóm:</w:t>
       </w:r>
     </w:p>
     <w:p>
@@ -718,7 +3144,7 @@
         <w:pStyle w:val="ListBullet"/>
       </w:pPr>
       <w:r>
-        <w:t>`sku`: khóa chính logic của sản phẩm.</w:t>
+        <w:t>Kiểm thử cấu trúc dữ liệu: mảng động, bảng băm, quick sort.</w:t>
       </w:r>
     </w:p>
     <w:p>
@@ -726,47 +3152,7 @@
         <w:pStyle w:val="ListBullet"/>
       </w:pPr>
       <w:r>
-        <w:t>`name`: tên sản phẩm.</w:t>
-      </w:r>
-    </w:p>
-    <w:p>
-      <w:pPr>
-        <w:pStyle w:val="ListBullet"/>
-      </w:pPr>
-      <w:r>
-        <w:t>`unit`: đơn vị tính.</w:t>
-      </w:r>
-    </w:p>
-    <w:p>
-      <w:pPr>
-        <w:pStyle w:val="ListBullet"/>
-      </w:pPr>
-      <w:r>
-        <w:t>`category`: loại hàng.</w:t>
-      </w:r>
-    </w:p>
-    <w:p>
-      <w:pPr>
-        <w:pStyle w:val="ListBullet"/>
-      </w:pPr>
-      <w:r>
-        <w:t>`price`: đơn giá bán.</w:t>
-      </w:r>
-    </w:p>
-    <w:p>
-      <w:pPr>
-        <w:pStyle w:val="ListBullet"/>
-      </w:pPr>
-      <w:r>
-        <w:t>`stock`: tồn kho hiện tại.</w:t>
-      </w:r>
-    </w:p>
-    <w:p>
-      <w:pPr>
-        <w:pStyle w:val="ListBullet"/>
-      </w:pPr>
-      <w:r>
-        <w:t>`min_stock`: ngưỡng cảnh báo tồn kho.</w:t>
+        <w:t>Kiểm thử nghiệp vụ: lập hóa đơn, kiểm tra tồn kho, tìm kiếm, sắp xếp, xuất báo cáo.</w:t>
       </w:r>
     </w:p>
     <w:p>
@@ -774,1211 +3160,7 @@
         <w:pStyle w:val="Heading2"/>
       </w:pPr>
       <w:r>
-        <w:t>4.2. File `customers.txt`</w:t>
-      </w:r>
-    </w:p>
-    <w:p>
-      <w:pPr>
-        <w:pStyle w:val="CodeBlock"/>
-      </w:pPr>
-      <w:r>
-        <w:t>customer_id|name|phone|address</w:t>
-      </w:r>
-    </w:p>
-    <w:p>
-      <w:pPr>
-        <w:pStyle w:val="CodeBlock"/>
-      </w:pPr>
-      <w:r>
-        <w:t>KH001|Nguyen Van An|0901000001|Cau Giay, Ha Noi</w:t>
-      </w:r>
-    </w:p>
-    <w:p>
-      <w:pPr>
-        <w:pStyle w:val="Heading2"/>
-      </w:pPr>
-      <w:r>
-        <w:t>4.3. File `invoices.txt`</w:t>
-      </w:r>
-    </w:p>
-    <w:p>
-      <w:pPr>
-        <w:pStyle w:val="CodeBlock"/>
-      </w:pPr>
-      <w:r>
-        <w:t>invoice_id|customer_id|customer_name|created_at|discount_percent|vat_percent|subtotal|vat_amount|total</w:t>
-      </w:r>
-    </w:p>
-    <w:p>
-      <w:pPr>
-        <w:pStyle w:val="CodeBlock"/>
-      </w:pPr>
-      <w:r>
-        <w:t>HD0001|KH001|Nguyen Van An|2026-06-21 20:00:00|2.00|8.00|5388000|422419|5810419</w:t>
-      </w:r>
-    </w:p>
-    <w:p>
-      <w:pPr>
-        <w:pStyle w:val="Heading2"/>
-      </w:pPr>
-      <w:r>
-        <w:t>4.4. File `invoice_items.txt`</w:t>
-      </w:r>
-    </w:p>
-    <w:p>
-      <w:pPr>
-        <w:pStyle w:val="CodeBlock"/>
-      </w:pPr>
-      <w:r>
-        <w:t>invoice_id|sku|product_name|quantity|unit_price|line_total</w:t>
-      </w:r>
-    </w:p>
-    <w:p>
-      <w:pPr>
-        <w:pStyle w:val="CodeBlock"/>
-      </w:pPr>
-      <w:r>
-        <w:t>HD0001|SP001|Dien thoai Alpha A1|1|4990000|4990000</w:t>
-      </w:r>
-    </w:p>
-    <w:p>
-      <w:r>
-        <w:t>Mô hình này bảo đảm hóa đơn và chi tiết hóa đơn là quan hệ master-detail:</w:t>
-      </w:r>
-    </w:p>
-    <w:p>
-      <w:pPr>
-        <w:pStyle w:val="ListBullet"/>
-      </w:pPr>
-      <w:r>
-        <w:t>Một hóa đơn có nhiều chi tiết hóa đơn.</w:t>
-      </w:r>
-    </w:p>
-    <w:p>
-      <w:pPr>
-        <w:pStyle w:val="ListBullet"/>
-      </w:pPr>
-      <w:r>
-        <w:t>Mỗi chi tiết hóa đơn thuộc đúng một hóa đơn.</w:t>
-      </w:r>
-    </w:p>
-    <w:p>
-      <w:pPr>
-        <w:pStyle w:val="ListBullet"/>
-      </w:pPr>
-      <w:r>
-        <w:t>Thông tin tên sản phẩm và đơn giá tại thời điểm bán được lưu trong chi tiết để không bị sai lệch nếu danh mục sản phẩm thay đổi sau này.</w:t>
-      </w:r>
-    </w:p>
-    <w:p>
-      <w:pPr>
-        <w:pStyle w:val="Heading1"/>
-      </w:pPr>
-      <w:r>
-        <w:t>5. Cấu trúc dữ liệu sử dụng</w:t>
-      </w:r>
-    </w:p>
-    <w:p>
-      <w:pPr>
-        <w:pStyle w:val="Heading2"/>
-      </w:pPr>
-      <w:r>
-        <w:t>5.1. `DynamicArray`</w:t>
-      </w:r>
-    </w:p>
-    <w:p>
-      <w:r>
-        <w:t>`DynamicArray` là mảng động tự cài đặt trong file `sales_manager/data_structures.py`.</w:t>
-      </w:r>
-    </w:p>
-    <w:p>
-      <w:r>
-        <w:t>Vai trò:</w:t>
-      </w:r>
-    </w:p>
-    <w:p>
-      <w:pPr>
-        <w:pStyle w:val="ListBullet"/>
-      </w:pPr>
-      <w:r>
-        <w:t>Lưu danh sách sản phẩm.</w:t>
-      </w:r>
-    </w:p>
-    <w:p>
-      <w:pPr>
-        <w:pStyle w:val="ListBullet"/>
-      </w:pPr>
-      <w:r>
-        <w:t>Lưu danh sách khách hàng.</w:t>
-      </w:r>
-    </w:p>
-    <w:p>
-      <w:pPr>
-        <w:pStyle w:val="ListBullet"/>
-      </w:pPr>
-      <w:r>
-        <w:t>Lưu danh sách hóa đơn.</w:t>
-      </w:r>
-    </w:p>
-    <w:p>
-      <w:pPr>
-        <w:pStyle w:val="ListBullet"/>
-      </w:pPr>
-      <w:r>
-        <w:t>Lưu danh sách chi tiết hóa đơn.</w:t>
-      </w:r>
-    </w:p>
-    <w:p>
-      <w:pPr>
-        <w:pStyle w:val="ListBullet"/>
-      </w:pPr>
-      <w:r>
-        <w:t>Lưu kết quả tìm kiếm, sắp xếp, báo cáo.</w:t>
-      </w:r>
-    </w:p>
-    <w:p>
-      <w:r>
-        <w:t>Các thao tác chính:</w:t>
-      </w:r>
-    </w:p>
-    <w:p>
-      <w:pPr>
-        <w:pStyle w:val="ListBullet"/>
-      </w:pPr>
-      <w:r>
-        <w:t>`append(value)`: thêm phần tử vào cuối.</w:t>
-      </w:r>
-    </w:p>
-    <w:p>
-      <w:pPr>
-        <w:pStyle w:val="ListBullet"/>
-      </w:pPr>
-      <w:r>
-        <w:t>`get(index)`: truy cập theo chỉ số.</w:t>
-      </w:r>
-    </w:p>
-    <w:p>
-      <w:pPr>
-        <w:pStyle w:val="ListBullet"/>
-      </w:pPr>
-      <w:r>
-        <w:t>`set(index, value)`: cập nhật phần tử.</w:t>
-      </w:r>
-    </w:p>
-    <w:p>
-      <w:pPr>
-        <w:pStyle w:val="ListBullet"/>
-      </w:pPr>
-      <w:r>
-        <w:t>`insert(index, value)`: chèn phần tử.</w:t>
-      </w:r>
-    </w:p>
-    <w:p>
-      <w:pPr>
-        <w:pStyle w:val="ListBullet"/>
-      </w:pPr>
-      <w:r>
-        <w:t>`remove_at(index)`: xóa phần tử theo vị trí.</w:t>
-      </w:r>
-    </w:p>
-    <w:p>
-      <w:pPr>
-        <w:pStyle w:val="ListBullet"/>
-      </w:pPr>
-      <w:r>
-        <w:t>`copy()`: tạo bản sao để sắp xếp mà không làm thay đổi dữ liệu gốc.</w:t>
-      </w:r>
-    </w:p>
-    <w:p>
-      <w:r>
-        <w:t>Độ phức tạp:</w:t>
-      </w:r>
-    </w:p>
-    <w:p>
-      <w:pPr>
-        <w:pStyle w:val="ListBullet"/>
-      </w:pPr>
-      <w:r>
-        <w:t>Truy cập theo chỉ số: O(1).</w:t>
-      </w:r>
-    </w:p>
-    <w:p>
-      <w:pPr>
-        <w:pStyle w:val="ListBullet"/>
-      </w:pPr>
-      <w:r>
-        <w:t>Thêm cuối: O(1) trung bình, O(n) khi resize.</w:t>
-      </w:r>
-    </w:p>
-    <w:p>
-      <w:pPr>
-        <w:pStyle w:val="ListBullet"/>
-      </w:pPr>
-      <w:r>
-        <w:t>Xóa/chèn giữa mảng: O(n).</w:t>
-      </w:r>
-    </w:p>
-    <w:p>
-      <w:pPr>
-        <w:pStyle w:val="ListBullet"/>
-      </w:pPr>
-      <w:r>
-        <w:t>Duyệt toàn bộ: O(n).</w:t>
-      </w:r>
-    </w:p>
-    <w:p>
-      <w:pPr>
-        <w:pStyle w:val="Heading2"/>
-      </w:pPr>
-      <w:r>
-        <w:t>5.2. `LinkedList`</w:t>
-      </w:r>
-    </w:p>
-    <w:p>
-      <w:r>
-        <w:t>`LinkedList` là danh sách liên kết đơn, dùng làm bucket trong bảng băm.</w:t>
-      </w:r>
-    </w:p>
-    <w:p>
-      <w:r>
-        <w:t>Vai trò:</w:t>
-      </w:r>
-    </w:p>
-    <w:p>
-      <w:pPr>
-        <w:pStyle w:val="ListBullet"/>
-      </w:pPr>
-      <w:r>
-        <w:t>Xử lý va chạm trong bảng băm theo kỹ thuật separate chaining.</w:t>
-      </w:r>
-    </w:p>
-    <w:p>
-      <w:pPr>
-        <w:pStyle w:val="ListBullet"/>
-      </w:pPr>
-      <w:r>
-        <w:t>Mỗi node lưu một cặp khóa-giá trị.</w:t>
-      </w:r>
-    </w:p>
-    <w:p>
-      <w:r>
-        <w:t>Độ phức tạp:</w:t>
-      </w:r>
-    </w:p>
-    <w:p>
-      <w:pPr>
-        <w:pStyle w:val="ListBullet"/>
-      </w:pPr>
-      <w:r>
-        <w:t>Thêm đầu danh sách: O(1).</w:t>
-      </w:r>
-    </w:p>
-    <w:p>
-      <w:pPr>
-        <w:pStyle w:val="ListBullet"/>
-      </w:pPr>
-      <w:r>
-        <w:t>Tìm kiếm trong một bucket: O(k), với k là số phần tử trong bucket.</w:t>
-      </w:r>
-    </w:p>
-    <w:p>
-      <w:pPr>
-        <w:pStyle w:val="Heading2"/>
-      </w:pPr>
-      <w:r>
-        <w:t>5.3. `HashTable`</w:t>
-      </w:r>
-    </w:p>
-    <w:p>
-      <w:r>
-        <w:t>`HashTable` là bảng băm tự cài đặt, không dùng `dict` cho dữ liệu nghiệp vụ.</w:t>
-      </w:r>
-    </w:p>
-    <w:p>
-      <w:r>
-        <w:t>Vai trò:</w:t>
-      </w:r>
-    </w:p>
-    <w:p>
-      <w:pPr>
-        <w:pStyle w:val="ListBullet"/>
-      </w:pPr>
-      <w:r>
-        <w:t>Tra cứu sản phẩm theo mã `sku`.</w:t>
-      </w:r>
-    </w:p>
-    <w:p>
-      <w:pPr>
-        <w:pStyle w:val="ListBullet"/>
-      </w:pPr>
-      <w:r>
-        <w:t>Tra cứu khách hàng theo mã `customer_id`.</w:t>
-      </w:r>
-    </w:p>
-    <w:p>
-      <w:pPr>
-        <w:pStyle w:val="ListBullet"/>
-      </w:pPr>
-      <w:r>
-        <w:t>Gom nhóm doanh thu theo ngày/tháng.</w:t>
-      </w:r>
-    </w:p>
-    <w:p>
-      <w:pPr>
-        <w:pStyle w:val="ListBullet"/>
-      </w:pPr>
-      <w:r>
-        <w:t>Gom nhóm sản phẩm bán chạy theo mã sản phẩm.</w:t>
-      </w:r>
-    </w:p>
-    <w:p>
-      <w:r>
-        <w:t>Cách cài đặt:</w:t>
-      </w:r>
-    </w:p>
-    <w:p>
-      <w:pPr>
-        <w:pStyle w:val="ListBullet"/>
-      </w:pPr>
-      <w:r>
-        <w:t>Mảng bucket có kích thước cố định.</w:t>
-      </w:r>
-    </w:p>
-    <w:p>
-      <w:pPr>
-        <w:pStyle w:val="ListBullet"/>
-      </w:pPr>
-      <w:r>
-        <w:t>Mỗi bucket là một `LinkedList`.</w:t>
-      </w:r>
-    </w:p>
-    <w:p>
-      <w:pPr>
-        <w:pStyle w:val="ListBullet"/>
-      </w:pPr>
-      <w:r>
-        <w:t>Hàm băm chuỗi tự cài đặt theo công thức:</w:t>
-      </w:r>
-    </w:p>
-    <w:p>
-      <w:pPr>
-        <w:pStyle w:val="CodeBlock"/>
-      </w:pPr>
-      <w:r>
-        <w:t>hash = (hash * 31 + ASCII(character)) mod capacity</w:t>
-      </w:r>
-    </w:p>
-    <w:p>
-      <w:r>
-        <w:t>Độ phức tạp:</w:t>
-      </w:r>
-    </w:p>
-    <w:p>
-      <w:pPr>
-        <w:pStyle w:val="ListBullet"/>
-      </w:pPr>
-      <w:r>
-        <w:t>Tra cứu/thêm/xóa trung bình: O(1).</w:t>
-      </w:r>
-    </w:p>
-    <w:p>
-      <w:pPr>
-        <w:pStyle w:val="ListBullet"/>
-      </w:pPr>
-      <w:r>
-        <w:t>Trường hợp xấu khi nhiều khóa rơi vào cùng bucket: O(n).</w:t>
-      </w:r>
-    </w:p>
-    <w:p>
-      <w:pPr>
-        <w:pStyle w:val="Heading1"/>
-      </w:pPr>
-      <w:r>
-        <w:t>6. Thuật toán sử dụng</w:t>
-      </w:r>
-    </w:p>
-    <w:p>
-      <w:pPr>
-        <w:pStyle w:val="Heading2"/>
-      </w:pPr>
-      <w:r>
-        <w:t>6.1. Tìm kiếm tuyến tính</w:t>
-      </w:r>
-    </w:p>
-    <w:p>
-      <w:r>
-        <w:t>Tìm kiếm tuyến tính được dùng khi người dùng nhập từ khóa tìm sản phẩm hoặc khách hàng. Vì từ khóa có thể xuất hiện trong mã, tên, loại hoặc số điện thoại nên không thể chỉ dùng tra cứu chính xác bằng mã.</w:t>
-      </w:r>
-    </w:p>
-    <w:p>
-      <w:r>
-        <w:t>Giả mã:</w:t>
-      </w:r>
-    </w:p>
-    <w:p>
-      <w:pPr>
-        <w:pStyle w:val="CodeBlock"/>
-      </w:pPr>
-      <w:r>
-        <w:t>linear_search(array, predicate):</w:t>
-      </w:r>
-    </w:p>
-    <w:p>
-      <w:pPr>
-        <w:pStyle w:val="CodeBlock"/>
-      </w:pPr>
-      <w:r>
-        <w:t xml:space="preserve">    result = DynamicArray()</w:t>
-      </w:r>
-    </w:p>
-    <w:p>
-      <w:pPr>
-        <w:pStyle w:val="CodeBlock"/>
-      </w:pPr>
-      <w:r>
-        <w:t xml:space="preserve">    for each item in array:</w:t>
-      </w:r>
-    </w:p>
-    <w:p>
-      <w:pPr>
-        <w:pStyle w:val="CodeBlock"/>
-      </w:pPr>
-      <w:r>
-        <w:t xml:space="preserve">        if predicate(item) is true:</w:t>
-      </w:r>
-    </w:p>
-    <w:p>
-      <w:pPr>
-        <w:pStyle w:val="CodeBlock"/>
-      </w:pPr>
-      <w:r>
-        <w:t xml:space="preserve">            result.append(item)</w:t>
-      </w:r>
-    </w:p>
-    <w:p>
-      <w:pPr>
-        <w:pStyle w:val="CodeBlock"/>
-      </w:pPr>
-      <w:r>
-        <w:t xml:space="preserve">    return result</w:t>
-      </w:r>
-    </w:p>
-    <w:p>
-      <w:r>
-        <w:t>Độ phức tạp: O(n).</w:t>
-      </w:r>
-    </w:p>
-    <w:p>
-      <w:pPr>
-        <w:pStyle w:val="Heading2"/>
-      </w:pPr>
-      <w:r>
-        <w:t>6.2. Quick sort</w:t>
-      </w:r>
-    </w:p>
-    <w:p>
-      <w:r>
-        <w:t>Quick sort được dùng để sắp xếp sản phẩm theo mã, tên, giá, tồn kho và sắp xếp báo cáo top sản phẩm bán chạy.</w:t>
-      </w:r>
-    </w:p>
-    <w:p>
-      <w:r>
-        <w:t>Giả mã:</w:t>
-      </w:r>
-    </w:p>
-    <w:p>
-      <w:pPr>
-        <w:pStyle w:val="CodeBlock"/>
-      </w:pPr>
-      <w:r>
-        <w:t>quick_sort(array, left, right):</w:t>
-      </w:r>
-    </w:p>
-    <w:p>
-      <w:pPr>
-        <w:pStyle w:val="CodeBlock"/>
-      </w:pPr>
-      <w:r>
-        <w:t xml:space="preserve">    if left &gt;= right:</w:t>
-      </w:r>
-    </w:p>
-    <w:p>
-      <w:pPr>
-        <w:pStyle w:val="CodeBlock"/>
-      </w:pPr>
-      <w:r>
-        <w:t xml:space="preserve">        return</w:t>
-      </w:r>
-    </w:p>
-    <w:p>
-      <w:pPr>
-        <w:pStyle w:val="CodeBlock"/>
-      </w:pPr>
-      <w:r>
-        <w:t xml:space="preserve">    pivot = partition(array, left, right)</w:t>
-      </w:r>
-    </w:p>
-    <w:p>
-      <w:pPr>
-        <w:pStyle w:val="CodeBlock"/>
-      </w:pPr>
-      <w:r>
-        <w:t xml:space="preserve">    quick_sort(array, left, pivot - 1)</w:t>
-      </w:r>
-    </w:p>
-    <w:p>
-      <w:pPr>
-        <w:pStyle w:val="CodeBlock"/>
-      </w:pPr>
-      <w:r>
-        <w:t xml:space="preserve">    quick_sort(array, pivot + 1, right)</w:t>
-      </w:r>
-    </w:p>
-    <w:p>
-      <w:r>
-        <w:t>Độ phức tạp:</w:t>
-      </w:r>
-    </w:p>
-    <w:p>
-      <w:pPr>
-        <w:pStyle w:val="ListBullet"/>
-      </w:pPr>
-      <w:r>
-        <w:t>Trung bình: O(n log n).</w:t>
-      </w:r>
-    </w:p>
-    <w:p>
-      <w:pPr>
-        <w:pStyle w:val="ListBullet"/>
-      </w:pPr>
-      <w:r>
-        <w:t>Xấu nhất: O(n^2).</w:t>
-      </w:r>
-    </w:p>
-    <w:p>
-      <w:pPr>
-        <w:pStyle w:val="ListBullet"/>
-      </w:pPr>
-      <w:r>
-        <w:t>Không gian phụ do đệ quy: O(log n) trung bình.</w:t>
-      </w:r>
-    </w:p>
-    <w:p>
-      <w:pPr>
-        <w:pStyle w:val="Heading2"/>
-      </w:pPr>
-      <w:r>
-        <w:t>6.3. Thuật toán lập hóa đơn</w:t>
-      </w:r>
-    </w:p>
-    <w:p>
-      <w:pPr>
-        <w:pStyle w:val="CodeBlock"/>
-      </w:pPr>
-      <w:r>
-        <w:t>create_invoice(customer_id, lines, discount_percent, vat_percent):</w:t>
-      </w:r>
-    </w:p>
-    <w:p>
-      <w:pPr>
-        <w:pStyle w:val="CodeBlock"/>
-      </w:pPr>
-      <w:r>
-        <w:t xml:space="preserve">    customer = customer_hash.get(customer_id)</w:t>
-      </w:r>
-    </w:p>
-    <w:p>
-      <w:pPr>
-        <w:pStyle w:val="CodeBlock"/>
-      </w:pPr>
-      <w:r>
-        <w:t xml:space="preserve">    if customer not found:</w:t>
-      </w:r>
-    </w:p>
-    <w:p>
-      <w:pPr>
-        <w:pStyle w:val="CodeBlock"/>
-      </w:pPr>
-      <w:r>
-        <w:t xml:space="preserve">        báo lỗi</w:t>
-      </w:r>
-    </w:p>
-    <w:p>
-      <w:pPr>
-        <w:pStyle w:val="CodeBlock"/>
-      </w:pPr>
-      <w:r/>
-    </w:p>
-    <w:p>
-      <w:pPr>
-        <w:pStyle w:val="CodeBlock"/>
-      </w:pPr>
-      <w:r>
-        <w:t xml:space="preserve">    subtotal = 0</w:t>
-      </w:r>
-    </w:p>
-    <w:p>
-      <w:pPr>
-        <w:pStyle w:val="CodeBlock"/>
-      </w:pPr>
-      <w:r>
-        <w:t xml:space="preserve">    for line in lines:</w:t>
-      </w:r>
-    </w:p>
-    <w:p>
-      <w:pPr>
-        <w:pStyle w:val="CodeBlock"/>
-      </w:pPr>
-      <w:r>
-        <w:t xml:space="preserve">        product = product_hash.get(line.sku)</w:t>
-      </w:r>
-    </w:p>
-    <w:p>
-      <w:pPr>
-        <w:pStyle w:val="CodeBlock"/>
-      </w:pPr>
-      <w:r>
-        <w:t xml:space="preserve">        if product not found:</w:t>
-      </w:r>
-    </w:p>
-    <w:p>
-      <w:pPr>
-        <w:pStyle w:val="CodeBlock"/>
-      </w:pPr>
-      <w:r>
-        <w:t xml:space="preserve">            báo lỗi</w:t>
-      </w:r>
-    </w:p>
-    <w:p>
-      <w:pPr>
-        <w:pStyle w:val="CodeBlock"/>
-      </w:pPr>
-      <w:r>
-        <w:t xml:space="preserve">        if product.stock &lt; line.quantity:</w:t>
-      </w:r>
-    </w:p>
-    <w:p>
-      <w:pPr>
-        <w:pStyle w:val="CodeBlock"/>
-      </w:pPr>
-      <w:r>
-        <w:t xml:space="preserve">            báo lỗi không đủ tồn kho</w:t>
-      </w:r>
-    </w:p>
-    <w:p>
-      <w:pPr>
-        <w:pStyle w:val="CodeBlock"/>
-      </w:pPr>
-      <w:r>
-        <w:t xml:space="preserve">        subtotal += product.price * line.quantity</w:t>
-      </w:r>
-    </w:p>
-    <w:p>
-      <w:pPr>
-        <w:pStyle w:val="CodeBlock"/>
-      </w:pPr>
-      <w:r/>
-    </w:p>
-    <w:p>
-      <w:pPr>
-        <w:pStyle w:val="CodeBlock"/>
-      </w:pPr>
-      <w:r>
-        <w:t xml:space="preserve">    discount = subtotal * discount_percent / 100</w:t>
-      </w:r>
-    </w:p>
-    <w:p>
-      <w:pPr>
-        <w:pStyle w:val="CodeBlock"/>
-      </w:pPr>
-      <w:r>
-        <w:t xml:space="preserve">    vat = (subtotal - discount) * vat_percent / 100</w:t>
-      </w:r>
-    </w:p>
-    <w:p>
-      <w:pPr>
-        <w:pStyle w:val="CodeBlock"/>
-      </w:pPr>
-      <w:r>
-        <w:t xml:space="preserve">    total = subtotal - discount + vat</w:t>
-      </w:r>
-    </w:p>
-    <w:p>
-      <w:pPr>
-        <w:pStyle w:val="CodeBlock"/>
-      </w:pPr>
-      <w:r/>
-    </w:p>
-    <w:p>
-      <w:pPr>
-        <w:pStyle w:val="CodeBlock"/>
-      </w:pPr>
-      <w:r>
-        <w:t xml:space="preserve">    tạo invoice_id mới</w:t>
-      </w:r>
-    </w:p>
-    <w:p>
-      <w:pPr>
-        <w:pStyle w:val="CodeBlock"/>
-      </w:pPr>
-      <w:r>
-        <w:t xml:space="preserve">    thêm Invoice vào danh sách hóa đơn</w:t>
-      </w:r>
-    </w:p>
-    <w:p>
-      <w:pPr>
-        <w:pStyle w:val="CodeBlock"/>
-      </w:pPr>
-      <w:r>
-        <w:t xml:space="preserve">    for line in lines:</w:t>
-      </w:r>
-    </w:p>
-    <w:p>
-      <w:pPr>
-        <w:pStyle w:val="CodeBlock"/>
-      </w:pPr>
-      <w:r>
-        <w:t xml:space="preserve">        thêm InvoiceItem</w:t>
-      </w:r>
-    </w:p>
-    <w:p>
-      <w:pPr>
-        <w:pStyle w:val="CodeBlock"/>
-      </w:pPr>
-      <w:r>
-        <w:t xml:space="preserve">        giảm product.stock</w:t>
-      </w:r>
-    </w:p>
-    <w:p>
-      <w:pPr>
-        <w:pStyle w:val="CodeBlock"/>
-      </w:pPr>
-      <w:r/>
-    </w:p>
-    <w:p>
-      <w:pPr>
-        <w:pStyle w:val="CodeBlock"/>
-      </w:pPr>
-      <w:r>
-        <w:t xml:space="preserve">    lưu products, invoices, invoice_items ra file text</w:t>
-      </w:r>
-    </w:p>
-    <w:p>
-      <w:r>
-        <w:t>Nếu hóa đơn có k dòng hàng, sau khi đã có bảng băm sản phẩm/khách hàng, thời gian xử lý chính là O(k).</w:t>
-      </w:r>
-    </w:p>
-    <w:p>
-      <w:pPr>
-        <w:pStyle w:val="Heading1"/>
-      </w:pPr>
-      <w:r>
-        <w:t>7. Thiết kế module chương trình</w:t>
-      </w:r>
-    </w:p>
-    <w:p>
-      <w:pPr>
-        <w:pStyle w:val="Heading2"/>
-      </w:pPr>
-      <w:r>
-        <w:t>7.1. `sales_manager/data_structures.py`</w:t>
-      </w:r>
-    </w:p>
-    <w:p>
-      <w:r>
-        <w:t>Chứa toàn bộ cấu trúc dữ liệu và thuật toán tự cài đặt:</w:t>
-      </w:r>
-    </w:p>
-    <w:p>
-      <w:pPr>
-        <w:pStyle w:val="ListBullet"/>
-      </w:pPr>
-      <w:r>
-        <w:t>`DynamicArray`.</w:t>
-      </w:r>
-    </w:p>
-    <w:p>
-      <w:pPr>
-        <w:pStyle w:val="ListBullet"/>
-      </w:pPr>
-      <w:r>
-        <w:t>`LinkedList`.</w:t>
-      </w:r>
-    </w:p>
-    <w:p>
-      <w:pPr>
-        <w:pStyle w:val="ListBullet"/>
-      </w:pPr>
-      <w:r>
-        <w:t>`HashTable`.</w:t>
-      </w:r>
-    </w:p>
-    <w:p>
-      <w:pPr>
-        <w:pStyle w:val="ListBullet"/>
-      </w:pPr>
-      <w:r>
-        <w:t>`linear_search`.</w:t>
-      </w:r>
-    </w:p>
-    <w:p>
-      <w:pPr>
-        <w:pStyle w:val="ListBullet"/>
-      </w:pPr>
-      <w:r>
-        <w:t>`quick_sort`.</w:t>
-      </w:r>
-    </w:p>
-    <w:p>
-      <w:pPr>
-        <w:pStyle w:val="Heading2"/>
-      </w:pPr>
-      <w:r>
-        <w:t>7.2. `sales_manager/models.py`</w:t>
-      </w:r>
-    </w:p>
-    <w:p>
-      <w:r>
-        <w:t>Định nghĩa các lớp bản ghi:</w:t>
-      </w:r>
-    </w:p>
-    <w:p>
-      <w:pPr>
-        <w:pStyle w:val="ListBullet"/>
-      </w:pPr>
-      <w:r>
-        <w:t>`Product`: sản phẩm.</w:t>
-      </w:r>
-    </w:p>
-    <w:p>
-      <w:pPr>
-        <w:pStyle w:val="ListBullet"/>
-      </w:pPr>
-      <w:r>
-        <w:t>`Customer`: khách hàng.</w:t>
-      </w:r>
-    </w:p>
-    <w:p>
-      <w:pPr>
-        <w:pStyle w:val="ListBullet"/>
-      </w:pPr>
-      <w:r>
-        <w:t>`Invoice`: hóa đơn.</w:t>
-      </w:r>
-    </w:p>
-    <w:p>
-      <w:pPr>
-        <w:pStyle w:val="ListBullet"/>
-      </w:pPr>
-      <w:r>
-        <w:t>`InvoiceItem`: chi tiết hóa đơn.</w:t>
-      </w:r>
-    </w:p>
-    <w:p>
-      <w:pPr>
-        <w:pStyle w:val="ListBullet"/>
-      </w:pPr>
-      <w:r>
-        <w:t>`InvoiceLineInput`: dòng nhập khi lập hóa đơn.</w:t>
-      </w:r>
-    </w:p>
-    <w:p>
-      <w:pPr>
-        <w:pStyle w:val="ListBullet"/>
-      </w:pPr>
-      <w:r>
-        <w:t>`ProductSaleStat`: thống kê sản phẩm bán chạy.</w:t>
-      </w:r>
-    </w:p>
-    <w:p>
-      <w:r>
-        <w:t>Mỗi lớp dữ liệu có hàm chuyển đổi giữa object và dòng text để đọc/ghi file.</w:t>
-      </w:r>
-    </w:p>
-    <w:p>
-      <w:pPr>
-        <w:pStyle w:val="Heading2"/>
-      </w:pPr>
-      <w:r>
-        <w:t>7.3. `sales_manager/storage.py`</w:t>
-      </w:r>
-    </w:p>
-    <w:p>
-      <w:r>
-        <w:t>Phụ trách:</w:t>
-      </w:r>
-    </w:p>
-    <w:p>
-      <w:pPr>
-        <w:pStyle w:val="ListBullet"/>
-      </w:pPr>
-      <w:r>
-        <w:t>Tạo file dữ liệu nếu chưa tồn tại.</w:t>
-      </w:r>
-    </w:p>
-    <w:p>
-      <w:pPr>
-        <w:pStyle w:val="ListBullet"/>
-      </w:pPr>
-      <w:r>
-        <w:t>Đọc dữ liệu từ file text vào `DynamicArray`.</w:t>
-      </w:r>
-    </w:p>
-    <w:p>
-      <w:pPr>
-        <w:pStyle w:val="ListBullet"/>
-      </w:pPr>
-      <w:r>
-        <w:t>Ghi `DynamicArray` ra file text.</w:t>
-      </w:r>
-    </w:p>
-    <w:p>
-      <w:pPr>
-        <w:pStyle w:val="Heading2"/>
-      </w:pPr>
-      <w:r>
-        <w:t>7.4. `sales_manager/manager.py`</w:t>
-      </w:r>
-    </w:p>
-    <w:p>
-      <w:r>
-        <w:t>Đây là lớp nghiệp vụ chính:</w:t>
-      </w:r>
-    </w:p>
-    <w:p>
-      <w:pPr>
-        <w:pStyle w:val="ListBullet"/>
-      </w:pPr>
-      <w:r>
-        <w:t>Nạp dữ liệu và xây dựng bảng băm.</w:t>
-      </w:r>
-    </w:p>
-    <w:p>
-      <w:pPr>
-        <w:pStyle w:val="ListBullet"/>
-      </w:pPr>
-      <w:r>
-        <w:t>Thêm, sửa, xóa sản phẩm/khách hàng.</w:t>
-      </w:r>
-    </w:p>
-    <w:p>
-      <w:pPr>
-        <w:pStyle w:val="ListBullet"/>
-      </w:pPr>
-      <w:r>
-        <w:t>Tìm kiếm và sắp xếp.</w:t>
-      </w:r>
-    </w:p>
-    <w:p>
-      <w:pPr>
-        <w:pStyle w:val="ListBullet"/>
-      </w:pPr>
-      <w:r>
-        <w:t>Lập hóa đơn.</w:t>
-      </w:r>
-    </w:p>
-    <w:p>
-      <w:pPr>
-        <w:pStyle w:val="ListBullet"/>
-      </w:pPr>
-      <w:r>
-        <w:t>Tính doanh thu, top sản phẩm, cảnh báo tồn kho.</w:t>
-      </w:r>
-    </w:p>
-    <w:p>
-      <w:pPr>
-        <w:pStyle w:val="ListBullet"/>
-      </w:pPr>
-      <w:r>
-        <w:t>Xuất báo cáo text.</w:t>
-      </w:r>
-    </w:p>
-    <w:p>
-      <w:pPr>
-        <w:pStyle w:val="Heading2"/>
-      </w:pPr>
-      <w:r>
-        <w:t>7.5. `sales_manager/cli.py`</w:t>
-      </w:r>
-    </w:p>
-    <w:p>
-      <w:r>
-        <w:t>Giao diện menu console:</w:t>
-      </w:r>
-    </w:p>
-    <w:p>
-      <w:pPr>
-        <w:pStyle w:val="ListBullet"/>
-      </w:pPr>
-      <w:r>
-        <w:t>In menu.</w:t>
-      </w:r>
-    </w:p>
-    <w:p>
-      <w:pPr>
-        <w:pStyle w:val="ListBullet"/>
-      </w:pPr>
-      <w:r>
-        <w:t>Nhận lựa chọn từ người dùng.</w:t>
-      </w:r>
-    </w:p>
-    <w:p>
-      <w:pPr>
-        <w:pStyle w:val="ListBullet"/>
-      </w:pPr>
-      <w:r>
-        <w:t>Gọi lớp `SalesManager`.</w:t>
-      </w:r>
-    </w:p>
-    <w:p>
-      <w:pPr>
-        <w:pStyle w:val="ListBullet"/>
-      </w:pPr>
-      <w:r>
-        <w:t>Hiển thị kết quả dạng bảng văn bản.</w:t>
-      </w:r>
-    </w:p>
-    <w:p>
-      <w:pPr>
-        <w:pStyle w:val="Heading1"/>
-      </w:pPr>
-      <w:r>
-        <w:t>8. Giao diện menu</w:t>
-      </w:r>
-    </w:p>
-    <w:p>
-      <w:r>
-        <w:t>Menu chính:</w:t>
-      </w:r>
-    </w:p>
-    <w:p>
-      <w:pPr>
-        <w:pStyle w:val="CodeBlock"/>
-      </w:pPr>
-      <w:r>
-        <w:t>===== HE THONG QUAN LY BAN HANG =====</w:t>
-      </w:r>
-    </w:p>
-    <w:p>
-      <w:pPr>
-        <w:pStyle w:val="CodeBlock"/>
-      </w:pPr>
-      <w:r>
-        <w:t>1. Xem danh sach san pham</w:t>
-      </w:r>
-    </w:p>
-    <w:p>
-      <w:pPr>
-        <w:pStyle w:val="CodeBlock"/>
-      </w:pPr>
-      <w:r>
-        <w:t>2. Them san pham</w:t>
-      </w:r>
-    </w:p>
-    <w:p>
-      <w:pPr>
-        <w:pStyle w:val="CodeBlock"/>
-      </w:pPr>
-      <w:r>
-        <w:t>3. Tim kiem san pham</w:t>
-      </w:r>
-    </w:p>
-    <w:p>
-      <w:pPr>
-        <w:pStyle w:val="CodeBlock"/>
-      </w:pPr>
-      <w:r>
-        <w:t>4. Sap xep san pham</w:t>
-      </w:r>
-    </w:p>
-    <w:p>
-      <w:pPr>
-        <w:pStyle w:val="CodeBlock"/>
-      </w:pPr>
-      <w:r>
-        <w:t>5. Xem danh sach khach hang</w:t>
-      </w:r>
-    </w:p>
-    <w:p>
-      <w:pPr>
-        <w:pStyle w:val="CodeBlock"/>
-      </w:pPr>
-      <w:r>
-        <w:t>6. Them khach hang</w:t>
-      </w:r>
-    </w:p>
-    <w:p>
-      <w:pPr>
-        <w:pStyle w:val="CodeBlock"/>
-      </w:pPr>
-      <w:r>
-        <w:t>7. Lap hoa don ban hang</w:t>
-      </w:r>
-    </w:p>
-    <w:p>
-      <w:pPr>
-        <w:pStyle w:val="CodeBlock"/>
-      </w:pPr>
-      <w:r>
-        <w:t>8. Bao cao doanh thu</w:t>
-      </w:r>
-    </w:p>
-    <w:p>
-      <w:pPr>
-        <w:pStyle w:val="CodeBlock"/>
-      </w:pPr>
-      <w:r>
-        <w:t>9. Top san pham ban chay</w:t>
-      </w:r>
-    </w:p>
-    <w:p>
-      <w:pPr>
-        <w:pStyle w:val="CodeBlock"/>
-      </w:pPr>
-      <w:r>
-        <w:t>10. San pham sap het hang</w:t>
-      </w:r>
-    </w:p>
-    <w:p>
-      <w:pPr>
-        <w:pStyle w:val="CodeBlock"/>
-      </w:pPr>
-      <w:r>
-        <w:t>11. Luu va tai lai du lieu</w:t>
-      </w:r>
-    </w:p>
-    <w:p>
-      <w:pPr>
-        <w:pStyle w:val="CodeBlock"/>
-      </w:pPr>
-      <w:r>
-        <w:t>0. Thoat</w:t>
-      </w:r>
-    </w:p>
-    <w:p>
-      <w:r>
-        <w:t>Chương trình chạy lặp cho đến khi người dùng chọn `0`.</w:t>
-      </w:r>
-    </w:p>
-    <w:p>
-      <w:pPr>
-        <w:pStyle w:val="Heading1"/>
-      </w:pPr>
-      <w:r>
-        <w:t>9. Kiểm thử</w:t>
-      </w:r>
-    </w:p>
-    <w:p>
-      <w:r>
-        <w:t>Kiểm thử được viết bằng `unittest`, đặt trong thư mục `tests`.</w:t>
-      </w:r>
-    </w:p>
-    <w:p>
-      <w:pPr>
-        <w:pStyle w:val="Heading2"/>
-      </w:pPr>
-      <w:r>
-        <w:t>9.1. Bảng tình huống kiểm thử</w:t>
+        <w:t>8.2. Bảng test case</w:t>
       </w:r>
     </w:p>
     <w:tbl>
@@ -2072,7 +3254,7 @@
           </w:tcPr>
           <w:p>
             <w:r>
-              <w:t>Thêm, xóa, sắp xếp mảng động</w:t>
+              <w:t>Mảng động thêm, xóa, sắp xếp</w:t>
             </w:r>
           </w:p>
         </w:tc>
@@ -2083,7 +3265,7 @@
           </w:tcPr>
           <w:p>
             <w:r>
-              <w:t>3 sản phẩm giá 300, 100, 200</w:t>
+              <w:t>3 sản phẩm có giá 300, 100, 200</w:t>
             </w:r>
           </w:p>
         </w:tc>
@@ -2094,7 +3276,7 @@
           </w:tcPr>
           <w:p>
             <w:r>
-              <w:t>Sau quick sort, thứ tự giá tăng dần; xóa đúng phần tử</w:t>
+              <w:t>Sau quick sort, thứ tự giá tăng dần; xóa đúng phần tử ở giữa.</w:t>
             </w:r>
           </w:p>
         </w:tc>
@@ -2140,7 +3322,7 @@
           </w:tcPr>
           <w:p>
             <w:r>
-              <w:t>Tra cứu đúng, cập nhật không tăng kích thước, xóa thành công</w:t>
+              <w:t>Tra cứu đúng; cập nhật không làm tăng kích thước; xóa thành công.</w:t>
             </w:r>
           </w:p>
         </w:tc>
@@ -2186,7 +3368,7 @@
           </w:tcPr>
           <w:p>
             <w:r>
-              <w:t>Sinh hóa đơn HD0001, tồn kho SP001 giảm 2, dữ liệu lưu được</w:t>
+              <w:t>Sinh hóa đơn `HD0001`; tồn kho SP001 giảm 2; dữ liệu lưu được.</w:t>
             </w:r>
           </w:p>
         </w:tc>
@@ -2232,7 +3414,7 @@
           </w:tcPr>
           <w:p>
             <w:r>
-              <w:t>Chương trình báo lỗi, không tạo hóa đơn</w:t>
+              <w:t>Chương trình báo lỗi và không tạo hóa đơn.</w:t>
             </w:r>
           </w:p>
         </w:tc>
@@ -2256,7 +3438,7 @@
           </w:tcPr>
           <w:p>
             <w:r>
-              <w:t>Tìm kiếm/sắp xếp/xuất báo cáo</w:t>
+              <w:t>Tìm kiếm, sắp xếp, xuất báo cáo</w:t>
             </w:r>
           </w:p>
         </w:tc>
@@ -2278,7 +3460,7 @@
           </w:tcPr>
           <w:p>
             <w:r>
-              <w:t>Tìm được 2 laptop, SP004 đứng đầu, báo cáo có sản phẩm đã bán</w:t>
+              <w:t>Tìm được 2 laptop; SP004 đứng đầu; báo cáo có sản phẩm đã bán.</w:t>
             </w:r>
           </w:p>
         </w:tc>
@@ -2290,7 +3472,7 @@
         <w:pStyle w:val="Heading2"/>
       </w:pPr>
       <w:r>
-        <w:t>9.2. Kết quả kiểm thử</w:t>
+        <w:t>8.3. Kết quả chạy test</w:t>
       </w:r>
     </w:p>
     <w:p>
@@ -2316,6 +3498,22 @@
         <w:pStyle w:val="CodeBlock"/>
       </w:pPr>
       <w:r>
+        <w:t>.....</w:t>
+      </w:r>
+    </w:p>
+    <w:p>
+      <w:pPr>
+        <w:pStyle w:val="CodeBlock"/>
+      </w:pPr>
+      <w:r>
+        <w:t>----------------------------------------------------------------------</w:t>
+      </w:r>
+    </w:p>
+    <w:p>
+      <w:pPr>
+        <w:pStyle w:val="CodeBlock"/>
+      </w:pPr>
+      <w:r>
         <w:t>Ran 5 tests</w:t>
       </w:r>
     </w:p>
@@ -2323,16 +3521,183 @@
       <w:pPr>
         <w:pStyle w:val="CodeBlock"/>
       </w:pPr>
+      <w:r/>
+    </w:p>
+    <w:p>
+      <w:pPr>
+        <w:pStyle w:val="CodeBlock"/>
+      </w:pPr>
       <w:r>
         <w:t>OK</w:t>
       </w:r>
     </w:p>
     <w:p>
       <w:pPr>
+        <w:pStyle w:val="Heading2"/>
+      </w:pPr>
+      <w:r>
+        <w:t>8.4. Kết quả demo</w:t>
+      </w:r>
+    </w:p>
+    <w:p>
+      <w:r>
+        <w:t>Lệnh tạo demo:</w:t>
+      </w:r>
+    </w:p>
+    <w:p>
+      <w:pPr>
+        <w:pStyle w:val="CodeBlock"/>
+      </w:pPr>
+      <w:r>
+        <w:t>python -m sales_manager.cli --data-dir data/demo demo</w:t>
+      </w:r>
+    </w:p>
+    <w:p>
+      <w:r>
+        <w:t>Kết quả tổng quan:</w:t>
+      </w:r>
+    </w:p>
+    <w:p>
+      <w:pPr>
+        <w:pStyle w:val="CodeBlock"/>
+      </w:pPr>
+      <w:r>
+        <w:t>Tong quan du lieu</w:t>
+      </w:r>
+    </w:p>
+    <w:p>
+      <w:pPr>
+        <w:pStyle w:val="CodeBlock"/>
+      </w:pPr>
+      <w:r>
+        <w:t>- San pham: 8</w:t>
+      </w:r>
+    </w:p>
+    <w:p>
+      <w:pPr>
+        <w:pStyle w:val="CodeBlock"/>
+      </w:pPr>
+      <w:r>
+        <w:t>- Khach hang: 4</w:t>
+      </w:r>
+    </w:p>
+    <w:p>
+      <w:pPr>
+        <w:pStyle w:val="CodeBlock"/>
+      </w:pPr>
+      <w:r>
+        <w:t>- Hoa don: 3</w:t>
+      </w:r>
+    </w:p>
+    <w:p>
+      <w:pPr>
+        <w:pStyle w:val="CodeBlock"/>
+      </w:pPr>
+      <w:r>
+        <w:t>- Chi tiet hoa don: 6</w:t>
+      </w:r>
+    </w:p>
+    <w:p>
+      <w:pPr>
+        <w:pStyle w:val="CodeBlock"/>
+      </w:pPr>
+      <w:r>
+        <w:t>- Doanh thu: 25.770.733 VND</w:t>
+      </w:r>
+    </w:p>
+    <w:p>
+      <w:r>
+        <w:t>Các file được tạo sau demo:</w:t>
+      </w:r>
+    </w:p>
+    <w:p>
+      <w:pPr>
+        <w:pStyle w:val="ListBullet"/>
+      </w:pPr>
+      <w:r>
+        <w:t>`data/demo/products.txt`: sản phẩm sau khi đã giảm tồn kho.</w:t>
+      </w:r>
+    </w:p>
+    <w:p>
+      <w:pPr>
+        <w:pStyle w:val="ListBullet"/>
+      </w:pPr>
+      <w:r>
+        <w:t>`data/demo/invoices.txt`: 3 hóa đơn mẫu.</w:t>
+      </w:r>
+    </w:p>
+    <w:p>
+      <w:pPr>
+        <w:pStyle w:val="ListBullet"/>
+      </w:pPr>
+      <w:r>
+        <w:t>`data/demo/invoice_items.txt`: 6 dòng chi tiết hóa đơn.</w:t>
+      </w:r>
+    </w:p>
+    <w:p>
+      <w:pPr>
+        <w:pStyle w:val="ListBullet"/>
+      </w:pPr>
+      <w:r>
+        <w:t>`output/sales_report.txt`: báo cáo doanh thu và top sản phẩm bán chạy.</w:t>
+      </w:r>
+    </w:p>
+    <w:p>
+      <w:pPr>
+        <w:pStyle w:val="Heading2"/>
+      </w:pPr>
+      <w:r>
+        <w:t>8.5. Đánh giá</w:t>
+      </w:r>
+    </w:p>
+    <w:p>
+      <w:r>
+        <w:t>Chương trình đáp ứng các yêu cầu cốt lõi của đề tài. Các nghiệp vụ chính đều có kiểm thử. Thiết kế dữ liệu rõ ràng, dễ kiểm tra bằng mắt thường vì dùng file text. Việc tự cài đặt cấu trúc dữ liệu giúp thể hiện đúng nội dung học phần Cấu trúc dữ liệu và Giải thuật.</w:t>
+      </w:r>
+    </w:p>
+    <w:p>
+      <w:r>
+        <w:t>Một số giới hạn còn tồn tại:</w:t>
+      </w:r>
+    </w:p>
+    <w:p>
+      <w:pPr>
+        <w:pStyle w:val="ListBullet"/>
+      </w:pPr>
+      <w:r>
+        <w:t>Giao diện console chưa thân thiện bằng giao diện đồ họa.</w:t>
+      </w:r>
+    </w:p>
+    <w:p>
+      <w:pPr>
+        <w:pStyle w:val="ListBullet"/>
+      </w:pPr>
+      <w:r>
+        <w:t>Chưa có chức năng nhập kho riêng.</w:t>
+      </w:r>
+    </w:p>
+    <w:p>
+      <w:pPr>
+        <w:pStyle w:val="ListBullet"/>
+      </w:pPr>
+      <w:r>
+        <w:t>Bảng băm chưa tự động mở rộng khi số lượng bản ghi tăng lớn.</w:t>
+      </w:r>
+    </w:p>
+    <w:p>
+      <w:pPr>
+        <w:pStyle w:val="ListBullet"/>
+      </w:pPr>
+      <w:r>
+        <w:t>Chưa có chức năng lọc báo cáo theo khoảng ngày tùy chọn.</w:t>
+      </w:r>
+    </w:p>
+    <w:p>
+      <w:pPr>
         <w:pStyle w:val="Heading1"/>
       </w:pPr>
       <w:r>
-        <w:t>10. Hướng dẫn chạy chương trình</w:t>
+        <w:t>9. HƯỚNG DẪN CHẠY CHƯƠNG TRÌNH</w:t>
       </w:r>
     </w:p>
     <w:p>
@@ -2340,7 +3705,31 @@
         <w:pStyle w:val="Heading2"/>
       </w:pPr>
       <w:r>
-        <w:t>10.1. Chạy menu</w:t>
+        <w:t>9.1. Yêu cầu môi trường</w:t>
+      </w:r>
+    </w:p>
+    <w:p>
+      <w:pPr>
+        <w:pStyle w:val="ListBullet"/>
+      </w:pPr>
+      <w:r>
+        <w:t>Python 3.10 trở lên.</w:t>
+      </w:r>
+    </w:p>
+    <w:p>
+      <w:pPr>
+        <w:pStyle w:val="ListBullet"/>
+      </w:pPr>
+      <w:r>
+        <w:t>Không cần cài thêm thư viện ngoài để chạy chương trình chính.</w:t>
+      </w:r>
+    </w:p>
+    <w:p>
+      <w:pPr>
+        <w:pStyle w:val="Heading2"/>
+      </w:pPr>
+      <w:r>
+        <w:t>9.2. Chạy menu chính</w:t>
       </w:r>
     </w:p>
     <w:p>
@@ -2353,7 +3742,7 @@
     </w:p>
     <w:p>
       <w:r>
-        <w:t>Hoặc nhấp đúp:</w:t>
+        <w:t>Hoặc nhấp đúp file:</w:t>
       </w:r>
     </w:p>
     <w:p>
@@ -2369,7 +3758,7 @@
         <w:pStyle w:val="Heading2"/>
       </w:pPr>
       <w:r>
-        <w:t>10.2. Tạo dữ liệu demo</w:t>
+        <w:t>9.3. Tạo dữ liệu demo</w:t>
       </w:r>
     </w:p>
     <w:p>
@@ -2381,16 +3770,11 @@
       </w:r>
     </w:p>
     <w:p>
-      <w:r>
-        <w:t>Lệnh này sao chép dữ liệu mẫu sang `data/demo`, tạo 3 hóa đơn mẫu và xuất báo cáo text.</w:t>
-      </w:r>
-    </w:p>
-    <w:p>
       <w:pPr>
         <w:pStyle w:val="Heading2"/>
       </w:pPr>
       <w:r>
-        <w:t>10.3. Xem tổng quan</w:t>
+        <w:t>9.4. Xem tổng quan dữ liệu</w:t>
       </w:r>
     </w:p>
     <w:p>
@@ -2406,7 +3790,7 @@
         <w:pStyle w:val="Heading2"/>
       </w:pPr>
       <w:r>
-        <w:t>10.4. Xuất báo cáo text</w:t>
+        <w:t>9.5. Xuất báo cáo text</w:t>
       </w:r>
     </w:p>
     <w:p>
@@ -2419,15 +3803,57 @@
     </w:p>
     <w:p>
       <w:pPr>
+        <w:pStyle w:val="Heading2"/>
+      </w:pPr>
+      <w:r>
+        <w:t>9.6. Chạy kiểm thử</w:t>
+      </w:r>
+    </w:p>
+    <w:p>
+      <w:pPr>
+        <w:pStyle w:val="CodeBlock"/>
+      </w:pPr>
+      <w:r>
+        <w:t>python -m unittest discover -s tests</w:t>
+      </w:r>
+    </w:p>
+    <w:p>
+      <w:pPr>
         <w:pStyle w:val="Heading1"/>
       </w:pPr>
       <w:r>
-        <w:t>11. Kết quả demo</w:t>
-      </w:r>
-    </w:p>
-    <w:p>
-      <w:r>
-        <w:t>Sau khi chạy `demo`, chương trình tạo:</w:t>
+        <w:t>10. KẾT LUẬN VÀ HƯỚNG PHÁT TRIỂN</w:t>
+      </w:r>
+    </w:p>
+    <w:p>
+      <w:pPr>
+        <w:pStyle w:val="Heading2"/>
+      </w:pPr>
+      <w:r>
+        <w:t>10.1. Kết luận</w:t>
+      </w:r>
+    </w:p>
+    <w:p>
+      <w:r>
+        <w:t>Bài tập đã xây dựng được hệ thống quản lý bán hàng cơ bản bằng Python, có menu console, lưu dữ liệu bằng file text và vận dụng các cấu trúc dữ liệu tự cài đặt. Chương trình đáp ứng các yêu cầu chính: quản lý sản phẩm, quản lý khách hàng, lập hóa đơn master-detail, tính chiết khấu/VAT/tổng tiền, cập nhật tồn kho và thống kê doanh thu.</w:t>
+      </w:r>
+    </w:p>
+    <w:p>
+      <w:r>
+        <w:t>Về mặt học phần, sản phẩm thể hiện được việc áp dụng mảng động, danh sách liên kết, bảng băm, tìm kiếm tuyến tính và quick sort vào một bài toán quản lý thực tế.</w:t>
+      </w:r>
+    </w:p>
+    <w:p>
+      <w:pPr>
+        <w:pStyle w:val="Heading2"/>
+      </w:pPr>
+      <w:r>
+        <w:t>10.2. Hướng phát triển</w:t>
+      </w:r>
+    </w:p>
+    <w:p>
+      <w:r>
+        <w:t>Các hướng phát triển tiếp theo:</w:t>
       </w:r>
     </w:p>
     <w:p>
@@ -2435,7 +3861,7 @@
         <w:pStyle w:val="ListBullet"/>
       </w:pPr>
       <w:r>
-        <w:t>`data/demo/products.txt`: sản phẩm sau khi đã giảm tồn kho theo hóa đơn.</w:t>
+        <w:t>Bổ sung chức năng nhập kho và nhật ký nhập/xuất.</w:t>
       </w:r>
     </w:p>
     <w:p>
@@ -2443,7 +3869,7 @@
         <w:pStyle w:val="ListBullet"/>
       </w:pPr>
       <w:r>
-        <w:t>`data/demo/invoices.txt`: 3 hóa đơn mẫu.</w:t>
+        <w:t>Bổ sung giao diện đồ họa bằng Tkinter.</w:t>
       </w:r>
     </w:p>
     <w:p>
@@ -2451,7 +3877,7 @@
         <w:pStyle w:val="ListBullet"/>
       </w:pPr>
       <w:r>
-        <w:t>`data/demo/invoice_items.txt`: các dòng chi tiết hóa đơn.</w:t>
+        <w:t>Thêm báo cáo theo khoảng thời gian do người dùng chọn.</w:t>
       </w:r>
     </w:p>
     <w:p>
@@ -2459,12 +3885,44 @@
         <w:pStyle w:val="ListBullet"/>
       </w:pPr>
       <w:r>
-        <w:t>`output/sales_report.txt`: báo cáo doanh thu và top sản phẩm bán chạy.</w:t>
-      </w:r>
-    </w:p>
-    <w:p>
-      <w:r>
-        <w:t>Ví dụ tổng quan:</w:t>
+        <w:t>Cài đặt rehash cho `HashTable` khi hệ số tải tăng cao.</w:t>
+      </w:r>
+    </w:p>
+    <w:p>
+      <w:pPr>
+        <w:pStyle w:val="ListBullet"/>
+      </w:pPr>
+      <w:r>
+        <w:t>Xuất hóa đơn riêng ra PDF.</w:t>
+      </w:r>
+    </w:p>
+    <w:p>
+      <w:pPr>
+        <w:pStyle w:val="ListBullet"/>
+      </w:pPr>
+      <w:r>
+        <w:t>Bổ sung sao lưu và phục hồi dữ liệu.</w:t>
+      </w:r>
+    </w:p>
+    <w:p>
+      <w:pPr>
+        <w:pStyle w:val="Heading1"/>
+      </w:pPr>
+      <w:r>
+        <w:t>11. PHỤ LỤC MÃ NGUỒN TIÊU BIỂU</w:t>
+      </w:r>
+    </w:p>
+    <w:p>
+      <w:pPr>
+        <w:pStyle w:val="Heading2"/>
+      </w:pPr>
+      <w:r>
+        <w:t>11.1. Hàm main</w:t>
+      </w:r>
+    </w:p>
+    <w:p>
+      <w:r>
+        <w:t>File: `sales_manager/cli.py`</w:t>
       </w:r>
     </w:p>
     <w:p>
@@ -2472,7 +3930,7 @@
         <w:pStyle w:val="CodeBlock"/>
       </w:pPr>
       <w:r>
-        <w:t>Tong quan du lieu</w:t>
+        <w:t>def main() -&gt; None:</w:t>
       </w:r>
     </w:p>
     <w:p>
@@ -2480,7 +3938,7 @@
         <w:pStyle w:val="CodeBlock"/>
       </w:pPr>
       <w:r>
-        <w:t>- San pham: 8</w:t>
+        <w:t xml:space="preserve">    parser = argparse.ArgumentParser(description="He thong quan ly ban hang DSA")</w:t>
       </w:r>
     </w:p>
     <w:p>
@@ -2488,7 +3946,7 @@
         <w:pStyle w:val="CodeBlock"/>
       </w:pPr>
       <w:r>
-        <w:t>- Khach hang: 4</w:t>
+        <w:t xml:space="preserve">    parser.add_argument("--data-dir", default=str(DEFAULT_DATA_DIR), help="Thu muc chua file du lieu text")</w:t>
       </w:r>
     </w:p>
     <w:p>
@@ -2496,7 +3954,7 @@
         <w:pStyle w:val="CodeBlock"/>
       </w:pPr>
       <w:r>
-        <w:t>- Hoa don: 3</w:t>
+        <w:t xml:space="preserve">    subparsers = parser.add_subparsers(dest="command")</w:t>
       </w:r>
     </w:p>
     <w:p>
@@ -2504,7 +3962,7 @@
         <w:pStyle w:val="CodeBlock"/>
       </w:pPr>
       <w:r>
-        <w:t>- Chi tiet hoa don: 6</w:t>
+        <w:t xml:space="preserve">    subparsers.add_parser("menu", help="Mo menu console")</w:t>
       </w:r>
     </w:p>
     <w:p>
@@ -2512,12 +3970,205 @@
         <w:pStyle w:val="CodeBlock"/>
       </w:pPr>
       <w:r>
-        <w:t>- Doanh thu: 25.770.733 VND</w:t>
-      </w:r>
-    </w:p>
-    <w:p>
-      <w:r>
-        <w:t>Số tiền trên được lấy từ lần chạy demo hiện tại với 3 hóa đơn mẫu.</w:t>
+        <w:t xml:space="preserve">    subparsers.add_parser("summary", help="In tong quan du lieu")</w:t>
+      </w:r>
+    </w:p>
+    <w:p>
+      <w:pPr>
+        <w:pStyle w:val="CodeBlock"/>
+      </w:pPr>
+      <w:r>
+        <w:t xml:space="preserve">    subparsers.add_parser("report", help="Xuat bao cao text")</w:t>
+      </w:r>
+    </w:p>
+    <w:p>
+      <w:pPr>
+        <w:pStyle w:val="CodeBlock"/>
+      </w:pPr>
+      <w:r>
+        <w:t xml:space="preserve">    subparsers.add_parser("demo", help="Tao du lieu demo va 3 hoa don mau")</w:t>
+      </w:r>
+    </w:p>
+    <w:p>
+      <w:pPr>
+        <w:pStyle w:val="CodeBlock"/>
+      </w:pPr>
+      <w:r>
+        <w:t xml:space="preserve">    args = parser.parse_args()</w:t>
+      </w:r>
+    </w:p>
+    <w:p>
+      <w:pPr>
+        <w:pStyle w:val="Heading2"/>
+      </w:pPr>
+      <w:r>
+        <w:t>11.2. Hàm băm chuỗi</w:t>
+      </w:r>
+    </w:p>
+    <w:p>
+      <w:r>
+        <w:t>File: `sales_manager/data_structures.py`</w:t>
+      </w:r>
+    </w:p>
+    <w:p>
+      <w:pPr>
+        <w:pStyle w:val="CodeBlock"/>
+      </w:pPr>
+      <w:r>
+        <w:t>def _hash(self, key: str) -&gt; int:</w:t>
+      </w:r>
+    </w:p>
+    <w:p>
+      <w:pPr>
+        <w:pStyle w:val="CodeBlock"/>
+      </w:pPr>
+      <w:r>
+        <w:t xml:space="preserve">    value = 0</w:t>
+      </w:r>
+    </w:p>
+    <w:p>
+      <w:pPr>
+        <w:pStyle w:val="CodeBlock"/>
+      </w:pPr>
+      <w:r>
+        <w:t xml:space="preserve">    for ch in key:</w:t>
+      </w:r>
+    </w:p>
+    <w:p>
+      <w:pPr>
+        <w:pStyle w:val="CodeBlock"/>
+      </w:pPr>
+      <w:r>
+        <w:t xml:space="preserve">        value = (value * 31 + ord(ch)) % self._capacity</w:t>
+      </w:r>
+    </w:p>
+    <w:p>
+      <w:pPr>
+        <w:pStyle w:val="CodeBlock"/>
+      </w:pPr>
+      <w:r>
+        <w:t xml:space="preserve">    return value</w:t>
+      </w:r>
+    </w:p>
+    <w:p>
+      <w:pPr>
+        <w:pStyle w:val="Heading2"/>
+      </w:pPr>
+      <w:r>
+        <w:t>11.3. Ý tưởng hàm lập hóa đơn</w:t>
+      </w:r>
+    </w:p>
+    <w:p>
+      <w:r>
+        <w:t>File: `sales_manager/manager.py`</w:t>
+      </w:r>
+    </w:p>
+    <w:p>
+      <w:pPr>
+        <w:pStyle w:val="CodeBlock"/>
+      </w:pPr>
+      <w:r>
+        <w:t>def create_invoice(self, customer_id, lines, discount_percent=0.0, vat_percent=8.0):</w:t>
+      </w:r>
+    </w:p>
+    <w:p>
+      <w:pPr>
+        <w:pStyle w:val="CodeBlock"/>
+      </w:pPr>
+      <w:r>
+        <w:t xml:space="preserve">    customer = self.customer_index.get(customer_id)</w:t>
+      </w:r>
+    </w:p>
+    <w:p>
+      <w:pPr>
+        <w:pStyle w:val="CodeBlock"/>
+      </w:pPr>
+      <w:r>
+        <w:t xml:space="preserve">    if customer is None:</w:t>
+      </w:r>
+    </w:p>
+    <w:p>
+      <w:pPr>
+        <w:pStyle w:val="CodeBlock"/>
+      </w:pPr>
+      <w:r>
+        <w:t xml:space="preserve">        raise SalesError("Khong tim thay khach hang")</w:t>
+      </w:r>
+    </w:p>
+    <w:p>
+      <w:pPr>
+        <w:pStyle w:val="CodeBlock"/>
+      </w:pPr>
+      <w:r/>
+    </w:p>
+    <w:p>
+      <w:pPr>
+        <w:pStyle w:val="CodeBlock"/>
+      </w:pPr>
+      <w:r>
+        <w:t xml:space="preserve">    for line in lines:</w:t>
+      </w:r>
+    </w:p>
+    <w:p>
+      <w:pPr>
+        <w:pStyle w:val="CodeBlock"/>
+      </w:pPr>
+      <w:r>
+        <w:t xml:space="preserve">        product = self.product_index.get(line.sku)</w:t>
+      </w:r>
+    </w:p>
+    <w:p>
+      <w:pPr>
+        <w:pStyle w:val="CodeBlock"/>
+      </w:pPr>
+      <w:r>
+        <w:t xml:space="preserve">        if product is None:</w:t>
+      </w:r>
+    </w:p>
+    <w:p>
+      <w:pPr>
+        <w:pStyle w:val="CodeBlock"/>
+      </w:pPr>
+      <w:r>
+        <w:t xml:space="preserve">            raise SalesError("Khong tim thay san pham")</w:t>
+      </w:r>
+    </w:p>
+    <w:p>
+      <w:pPr>
+        <w:pStyle w:val="CodeBlock"/>
+      </w:pPr>
+      <w:r>
+        <w:t xml:space="preserve">        if product.stock &lt; line.quantity:</w:t>
+      </w:r>
+    </w:p>
+    <w:p>
+      <w:pPr>
+        <w:pStyle w:val="CodeBlock"/>
+      </w:pPr>
+      <w:r>
+        <w:t xml:space="preserve">            raise SalesError("Khong du ton kho")</w:t>
+      </w:r>
+    </w:p>
+    <w:p>
+      <w:pPr>
+        <w:pStyle w:val="CodeBlock"/>
+      </w:pPr>
+      <w:r/>
+    </w:p>
+    <w:p>
+      <w:pPr>
+        <w:pStyle w:val="CodeBlock"/>
+      </w:pPr>
+      <w:r>
+        <w:t xml:space="preserve">    # Tinh tien, tao hoa don, tao chi tiet hoa don,</w:t>
+      </w:r>
+    </w:p>
+    <w:p>
+      <w:pPr>
+        <w:pStyle w:val="CodeBlock"/>
+      </w:pPr>
+      <w:r>
+        <w:t xml:space="preserve">    # tru ton kho va luu lai file text.</w:t>
       </w:r>
     </w:p>
     <w:p>
@@ -2525,426 +4176,12 @@
         <w:pStyle w:val="Heading1"/>
       </w:pPr>
       <w:r>
-        <w:t>12. Tổng kết kỹ thuật đã vận dụng</w:t>
-      </w:r>
-    </w:p>
-    <w:p>
-      <w:r>
-        <w:t>Các kỹ thuật đã vận dụng:</w:t>
-      </w:r>
-    </w:p>
-    <w:p>
-      <w:pPr>
-        <w:pStyle w:val="ListBullet"/>
-      </w:pPr>
-      <w:r>
-        <w:t>Thiết kế chương trình theo module.</w:t>
-      </w:r>
-    </w:p>
-    <w:p>
-      <w:pPr>
-        <w:pStyle w:val="ListBullet"/>
-      </w:pPr>
-      <w:r>
-        <w:t>Tự cài đặt cấu trúc dữ liệu: mảng động, danh sách liên kết, bảng băm.</w:t>
-      </w:r>
-    </w:p>
-    <w:p>
-      <w:pPr>
-        <w:pStyle w:val="ListBullet"/>
-      </w:pPr>
-      <w:r>
-        <w:t>Tự cài đặt thuật toán tìm kiếm và sắp xếp.</w:t>
-      </w:r>
-    </w:p>
-    <w:p>
-      <w:pPr>
-        <w:pStyle w:val="ListBullet"/>
-      </w:pPr>
-      <w:r>
-        <w:t>Xử lý file text có cấu trúc.</w:t>
-      </w:r>
-    </w:p>
-    <w:p>
-      <w:pPr>
-        <w:pStyle w:val="ListBullet"/>
-      </w:pPr>
-      <w:r>
-        <w:t>Xử lý nghiệp vụ có ràng buộc: không cho bán vượt tồn kho, tính VAT, chiết khấu.</w:t>
-      </w:r>
-    </w:p>
-    <w:p>
-      <w:pPr>
-        <w:pStyle w:val="ListBullet"/>
-      </w:pPr>
-      <w:r>
-        <w:t>Thiết kế master-detail cho hóa đơn và chi tiết hóa đơn.</w:t>
-      </w:r>
-    </w:p>
-    <w:p>
-      <w:pPr>
-        <w:pStyle w:val="ListBullet"/>
-      </w:pPr>
-      <w:r>
-        <w:t>Viết kiểm thử tự động bằng `unittest`.</w:t>
-      </w:r>
-    </w:p>
-    <w:p>
-      <w:pPr>
-        <w:pStyle w:val="ListBullet"/>
-      </w:pPr>
-      <w:r>
-        <w:t>Đóng gói chương trình và báo cáo để nộp.</w:t>
-      </w:r>
-    </w:p>
-    <w:p>
-      <w:pPr>
-        <w:pStyle w:val="Heading1"/>
-      </w:pPr>
-      <w:r>
-        <w:t>13. Hạn chế và hướng phát triển</w:t>
-      </w:r>
-    </w:p>
-    <w:p>
-      <w:r>
-        <w:t>Hạn chế:</w:t>
-      </w:r>
-    </w:p>
-    <w:p>
-      <w:pPr>
-        <w:pStyle w:val="ListBullet"/>
-      </w:pPr>
-      <w:r>
-        <w:t>Chương trình dùng giao diện console, chưa có giao diện đồ họa.</w:t>
-      </w:r>
-    </w:p>
-    <w:p>
-      <w:pPr>
-        <w:pStyle w:val="ListBullet"/>
-      </w:pPr>
-      <w:r>
-        <w:t>Chưa có phân quyền người dùng.</w:t>
-      </w:r>
-    </w:p>
-    <w:p>
-      <w:pPr>
-        <w:pStyle w:val="ListBullet"/>
-      </w:pPr>
-      <w:r>
-        <w:t>Chưa có chức năng nhập hàng riêng; tồn kho ban đầu được quản lý qua file sản phẩm và giảm khi bán.</w:t>
-      </w:r>
-    </w:p>
-    <w:p>
-      <w:pPr>
-        <w:pStyle w:val="ListBullet"/>
-      </w:pPr>
-      <w:r>
-        <w:t>Bảng băm dùng kích thước cố định, chưa tự động rehash khi tải cao.</w:t>
-      </w:r>
-    </w:p>
-    <w:p>
-      <w:r>
-        <w:t>Hướng phát triển:</w:t>
-      </w:r>
-    </w:p>
-    <w:p>
-      <w:pPr>
-        <w:pStyle w:val="ListBullet"/>
-      </w:pPr>
-      <w:r>
-        <w:t>Bổ sung chức năng nhập hàng và nhật ký nhập/xuất kho.</w:t>
-      </w:r>
-    </w:p>
-    <w:p>
-      <w:pPr>
-        <w:pStyle w:val="ListBullet"/>
-      </w:pPr>
-      <w:r>
-        <w:t>Bổ sung giao diện đồ họa bằng Tkinter.</w:t>
-      </w:r>
-    </w:p>
-    <w:p>
-      <w:pPr>
-        <w:pStyle w:val="ListBullet"/>
-      </w:pPr>
-      <w:r>
-        <w:t>Thêm thống kê theo khoảng ngày do người dùng chọn.</w:t>
-      </w:r>
-    </w:p>
-    <w:p>
-      <w:pPr>
-        <w:pStyle w:val="ListBullet"/>
-      </w:pPr>
-      <w:r>
-        <w:t>Thêm rehash cho `HashTable`.</w:t>
-      </w:r>
-    </w:p>
-    <w:p>
-      <w:pPr>
-        <w:pStyle w:val="ListBullet"/>
-      </w:pPr>
-      <w:r>
-        <w:t>Xuất hóa đơn ra PDF riêng.</w:t>
-      </w:r>
-    </w:p>
-    <w:p>
-      <w:pPr>
-        <w:pStyle w:val="Heading1"/>
-      </w:pPr>
-      <w:r>
-        <w:t>14. Phụ lục mã nguồn quan trọng</w:t>
-      </w:r>
-    </w:p>
-    <w:p>
-      <w:pPr>
-        <w:pStyle w:val="Heading2"/>
-      </w:pPr>
-      <w:r>
-        <w:t>14.1. Hàm main</w:t>
-      </w:r>
-    </w:p>
-    <w:p>
-      <w:r>
-        <w:t>File: `sales_manager/cli.py`</w:t>
-      </w:r>
-    </w:p>
-    <w:p>
-      <w:pPr>
-        <w:pStyle w:val="CodeBlock"/>
-      </w:pPr>
-      <w:r>
-        <w:t>def main() -&gt; None:</w:t>
-      </w:r>
-    </w:p>
-    <w:p>
-      <w:pPr>
-        <w:pStyle w:val="CodeBlock"/>
-      </w:pPr>
-      <w:r>
-        <w:t xml:space="preserve">    parser = argparse.ArgumentParser(description="He thong quan ly ban hang DSA")</w:t>
-      </w:r>
-    </w:p>
-    <w:p>
-      <w:pPr>
-        <w:pStyle w:val="CodeBlock"/>
-      </w:pPr>
-      <w:r>
-        <w:t xml:space="preserve">    parser.add_argument("--data-dir", default=str(DEFAULT_DATA_DIR), help="Thu muc chua file du lieu text")</w:t>
-      </w:r>
-    </w:p>
-    <w:p>
-      <w:pPr>
-        <w:pStyle w:val="CodeBlock"/>
-      </w:pPr>
-      <w:r>
-        <w:t xml:space="preserve">    subparsers = parser.add_subparsers(dest="command")</w:t>
-      </w:r>
-    </w:p>
-    <w:p>
-      <w:pPr>
-        <w:pStyle w:val="CodeBlock"/>
-      </w:pPr>
-      <w:r>
-        <w:t xml:space="preserve">    subparsers.add_parser("menu", help="Mo menu console")</w:t>
-      </w:r>
-    </w:p>
-    <w:p>
-      <w:pPr>
-        <w:pStyle w:val="CodeBlock"/>
-      </w:pPr>
-      <w:r>
-        <w:t xml:space="preserve">    subparsers.add_parser("summary", help="In tong quan du lieu")</w:t>
-      </w:r>
-    </w:p>
-    <w:p>
-      <w:pPr>
-        <w:pStyle w:val="CodeBlock"/>
-      </w:pPr>
-      <w:r>
-        <w:t xml:space="preserve">    subparsers.add_parser("report", help="Xuat bao cao text")</w:t>
-      </w:r>
-    </w:p>
-    <w:p>
-      <w:pPr>
-        <w:pStyle w:val="CodeBlock"/>
-      </w:pPr>
-      <w:r>
-        <w:t xml:space="preserve">    subparsers.add_parser("demo", help="Tao du lieu demo va 3 hoa don mau")</w:t>
-      </w:r>
-    </w:p>
-    <w:p>
-      <w:pPr>
-        <w:pStyle w:val="CodeBlock"/>
-      </w:pPr>
-      <w:r>
-        <w:t xml:space="preserve">    args = parser.parse_args()</w:t>
-      </w:r>
-    </w:p>
-    <w:p>
-      <w:pPr>
-        <w:pStyle w:val="Heading2"/>
-      </w:pPr>
-      <w:r>
-        <w:t>14.2. Hàm lập hóa đơn</w:t>
-      </w:r>
-    </w:p>
-    <w:p>
-      <w:r>
-        <w:t>File: `sales_manager/manager.py`</w:t>
-      </w:r>
-    </w:p>
-    <w:p>
-      <w:pPr>
-        <w:pStyle w:val="CodeBlock"/>
-      </w:pPr>
-      <w:r>
-        <w:t>def create_invoice(self, customer_id, lines, discount_percent=0.0, vat_percent=8.0):</w:t>
-      </w:r>
-    </w:p>
-    <w:p>
-      <w:pPr>
-        <w:pStyle w:val="CodeBlock"/>
-      </w:pPr>
-      <w:r>
-        <w:t xml:space="preserve">    customer = self.customer_index.get(customer_id)</w:t>
-      </w:r>
-    </w:p>
-    <w:p>
-      <w:pPr>
-        <w:pStyle w:val="CodeBlock"/>
-      </w:pPr>
-      <w:r>
-        <w:t xml:space="preserve">    if customer is None:</w:t>
-      </w:r>
-    </w:p>
-    <w:p>
-      <w:pPr>
-        <w:pStyle w:val="CodeBlock"/>
-      </w:pPr>
-      <w:r>
-        <w:t xml:space="preserve">        raise SalesError("Khong tim thay khach hang")</w:t>
-      </w:r>
-    </w:p>
-    <w:p>
-      <w:pPr>
-        <w:pStyle w:val="CodeBlock"/>
-      </w:pPr>
-      <w:r>
-        <w:t xml:space="preserve">    for line in lines:</w:t>
-      </w:r>
-    </w:p>
-    <w:p>
-      <w:pPr>
-        <w:pStyle w:val="CodeBlock"/>
-      </w:pPr>
-      <w:r>
-        <w:t xml:space="preserve">        product = self.product_index.get(line.sku)</w:t>
-      </w:r>
-    </w:p>
-    <w:p>
-      <w:pPr>
-        <w:pStyle w:val="CodeBlock"/>
-      </w:pPr>
-      <w:r>
-        <w:t xml:space="preserve">        if product is None:</w:t>
-      </w:r>
-    </w:p>
-    <w:p>
-      <w:pPr>
-        <w:pStyle w:val="CodeBlock"/>
-      </w:pPr>
-      <w:r>
-        <w:t xml:space="preserve">            raise SalesError("Khong tim thay san pham")</w:t>
-      </w:r>
-    </w:p>
-    <w:p>
-      <w:pPr>
-        <w:pStyle w:val="CodeBlock"/>
-      </w:pPr>
-      <w:r>
-        <w:t xml:space="preserve">        if product.stock &lt; line.quantity:</w:t>
-      </w:r>
-    </w:p>
-    <w:p>
-      <w:pPr>
-        <w:pStyle w:val="CodeBlock"/>
-      </w:pPr>
-      <w:r>
-        <w:t xml:space="preserve">            raise SalesError("Khong du ton kho")</w:t>
-      </w:r>
-    </w:p>
-    <w:p>
-      <w:pPr>
-        <w:pStyle w:val="CodeBlock"/>
-      </w:pPr>
-      <w:r>
-        <w:t xml:space="preserve">    # tinh tien, tao hoa don, tru ton kho, luu file</w:t>
-      </w:r>
-    </w:p>
-    <w:p>
-      <w:pPr>
-        <w:pStyle w:val="Heading2"/>
-      </w:pPr>
-      <w:r>
-        <w:t>14.3. Hàm băm chuỗi</w:t>
-      </w:r>
-    </w:p>
-    <w:p>
-      <w:r>
-        <w:t>File: `sales_manager/data_structures.py`</w:t>
-      </w:r>
-    </w:p>
-    <w:p>
-      <w:pPr>
-        <w:pStyle w:val="CodeBlock"/>
-      </w:pPr>
-      <w:r>
-        <w:t>def _hash(self, key: str) -&gt; int:</w:t>
-      </w:r>
-    </w:p>
-    <w:p>
-      <w:pPr>
-        <w:pStyle w:val="CodeBlock"/>
-      </w:pPr>
-      <w:r>
-        <w:t xml:space="preserve">    value = 0</w:t>
-      </w:r>
-    </w:p>
-    <w:p>
-      <w:pPr>
-        <w:pStyle w:val="CodeBlock"/>
-      </w:pPr>
-      <w:r>
-        <w:t xml:space="preserve">    for ch in key:</w:t>
-      </w:r>
-    </w:p>
-    <w:p>
-      <w:pPr>
-        <w:pStyle w:val="CodeBlock"/>
-      </w:pPr>
-      <w:r>
-        <w:t xml:space="preserve">        value = (value * 31 + ord(ch)) % self._capacity</w:t>
-      </w:r>
-    </w:p>
-    <w:p>
-      <w:pPr>
-        <w:pStyle w:val="CodeBlock"/>
-      </w:pPr>
-      <w:r>
-        <w:t xml:space="preserve">    return value</w:t>
-      </w:r>
-    </w:p>
-    <w:p>
-      <w:pPr>
-        <w:pStyle w:val="Heading1"/>
-      </w:pPr>
-      <w:r>
-        <w:t>15. Kết luận</w:t>
-      </w:r>
-    </w:p>
-    <w:p>
-      <w:r>
-        <w:t>Chương trình đã đáp ứng yêu cầu chính của chủ đề quản lý bán hàng: quản lý sản phẩm, quản lý khách hàng, lập hóa đơn master-detail, tính chiết khấu/VAT/tổng tiền, lưu dữ liệu bằng file text và tạo các báo cáo cơ bản. Về mặt môn học, chương trình vận dụng trực tiếp các cấu trúc dữ liệu và thuật toán tự cài đặt thay vì dựa vào cấu trúc dữ liệu có sẵn của ngôn ngữ.</w:t>
+        <w:t>TÀI LIỆU THAM KHẢO</w:t>
+      </w:r>
+    </w:p>
+    <w:p>
+      <w:r>
+        <w:t>1. Tài liệu yêu cầu project 20252 của học phần Cấu trúc dữ liệu và Giải thuật. 2. Tài liệu Python chuẩn về xử lý file và kiểm thử `unittest`. 3. Bài giảng học phần Cấu trúc dữ liệu và Giải thuật.</w:t>
       </w:r>
     </w:p>
     <w:sectPr>

--- a/report/report.docx
+++ b/report/report.docx
@@ -12,7 +12,7 @@
           <w:b/>
           <w:sz w:val="26"/>
         </w:rPr>
-        <w:t>ĐẠI HỌC BÁCH KHOA HÀ NỘI</w:t>
+        <w:t>TRƯỜNG ĐẠI HỌC BÁCH KHOA HÀ NỘI</w:t>
       </w:r>
     </w:p>
     <w:p>
@@ -26,19 +26,6 @@
           <w:sz w:val="26"/>
         </w:rPr>
         <w:t>TRƯỜNG CÔNG NGHỆ THÔNG TIN VÀ TRUYỀN THÔNG</w:t>
-      </w:r>
-    </w:p>
-    <w:p>
-      <w:pPr>
-        <w:jc w:val="center"/>
-      </w:pPr>
-      <w:r>
-        <w:rPr>
-          <w:rFonts w:ascii="Calibri" w:hAnsi="Calibri"/>
-          <w:b/>
-          <w:sz w:val="26"/>
-        </w:rPr>
-        <w:t>KHOA KHOA HỌC MÁY TÍNH</w:t>
       </w:r>
     </w:p>
     <w:p/>
@@ -187,6 +174,32 @@
         <w:pStyle w:val="Heading1"/>
       </w:pPr>
       <w:r>
+        <w:t>LỜI CẢM ƠN</w:t>
+      </w:r>
+    </w:p>
+    <w:p>
+      <w:r>
+        <w:t>Nhóm 15 xin gửi lời cảm ơn tới giảng viên hướng dẫn đã cung cấp danh sách chủ đề, yêu cầu chung và định hướng thực hiện bài tập lớn học phần Cấu trúc dữ liệu và Giải thuật. Trong quá trình thực hiện đề tài, nhóm đã vận dụng kiến thức về mảng động, danh sách liên kết, bảng băm, tìm kiếm, sắp xếp và tổ chức chương trình theo module. Báo cáo này trình bày kết quả xây dựng hệ thống quản lý bán hàng đơn giản, có dữ liệu file text, chương trình chạy được, kiểm thử và hướng dẫn sử dụng.</w:t>
+      </w:r>
+    </w:p>
+    <w:p>
+      <w:pPr>
+        <w:pStyle w:val="Heading1"/>
+      </w:pPr>
+      <w:r>
+        <w:t>TÓM TẮT NỘI DUNG</w:t>
+      </w:r>
+    </w:p>
+    <w:p>
+      <w:r>
+        <w:t>Đề tài xây dựng chương trình quản lý bán hàng bằng Python theo yêu cầu học phần Cấu trúc dữ liệu và Giải thuật. Chương trình hỗ trợ quản lý sản phẩm, quản lý khách hàng, lập hóa đơn bán hàng, tính chiết khấu, thuế VAT, tổng tiền thanh toán, tự động giảm tồn kho sau khi bán và lập báo cáo doanh thu. Dữ liệu được lưu trong các file text có cấu trúc, gồm `products.txt`, `customers.txt`, `invoices.txt` và `invoice_items.txt`. Các cấu trúc dữ liệu như `DynamicArray`, `LinkedList`, `HashTable`, thuật toán tìm kiếm tuyến tính và quick sort được nhóm tự cài đặt để phục vụ nghiệp vụ. Chương trình có menu console, dữ liệu mẫu, ảnh minh họa file dữ liệu, ảnh minh họa từng bước chạy và bộ kiểm thử tự động.</w:t>
+      </w:r>
+    </w:p>
+    <w:p>
+      <w:pPr>
+        <w:pStyle w:val="Heading1"/>
+      </w:pPr>
+      <w:r>
         <w:t>MỤC LỤC</w:t>
       </w:r>
     </w:p>
@@ -195,7 +208,7 @@
         <w:pStyle w:val="ListBullet"/>
       </w:pPr>
       <w:r>
-        <w:t>Thông tin đề tài và phân công nhóm.</w:t>
+        <w:t>Lời cảm ơn.</w:t>
       </w:r>
     </w:p>
     <w:p>
@@ -203,7 +216,7 @@
         <w:pStyle w:val="ListBullet"/>
       </w:pPr>
       <w:r>
-        <w:t>Tổng quan bài toán.</w:t>
+        <w:t>Tóm tắt nội dung.</w:t>
       </w:r>
     </w:p>
     <w:p>
@@ -211,7 +224,7 @@
         <w:pStyle w:val="ListBullet"/>
       </w:pPr>
       <w:r>
-        <w:t>Phân tích yêu cầu.</w:t>
+        <w:t>Danh mục hình vẽ.</w:t>
       </w:r>
     </w:p>
     <w:p>
@@ -219,7 +232,7 @@
         <w:pStyle w:val="ListBullet"/>
       </w:pPr>
       <w:r>
-        <w:t>Thiết kế dữ liệu lưu trữ.</w:t>
+        <w:t>Danh mục bảng biểu.</w:t>
       </w:r>
     </w:p>
     <w:p>
@@ -227,7 +240,7 @@
         <w:pStyle w:val="ListBullet"/>
       </w:pPr>
       <w:r>
-        <w:t>Thiết kế cấu trúc dữ liệu và thuật toán.</w:t>
+        <w:t>Chương 1. Tổng quan và phân tích yêu cầu.</w:t>
       </w:r>
     </w:p>
     <w:p>
@@ -235,7 +248,7 @@
         <w:pStyle w:val="ListBullet"/>
       </w:pPr>
       <w:r>
-        <w:t>Thiết kế chương trình.</w:t>
+        <w:t>Chương 2. Thiết kế dữ liệu và cấu trúc dữ liệu.</w:t>
       </w:r>
     </w:p>
     <w:p>
@@ -243,7 +256,7 @@
         <w:pStyle w:val="ListBullet"/>
       </w:pPr>
       <w:r>
-        <w:t>Cài đặt chức năng chính.</w:t>
+        <w:t>Chương 3. Thiết kế và cài đặt chương trình.</w:t>
       </w:r>
     </w:p>
     <w:p>
@@ -251,7 +264,7 @@
         <w:pStyle w:val="ListBullet"/>
       </w:pPr>
       <w:r>
-        <w:t>Kiểm thử và đánh giá kết quả.</w:t>
+        <w:t>Chương 4. Kiểm thử, hướng dẫn sử dụng và GitHub.</w:t>
       </w:r>
     </w:p>
     <w:p>
@@ -259,7 +272,7 @@
         <w:pStyle w:val="ListBullet"/>
       </w:pPr>
       <w:r>
-        <w:t>Hướng dẫn chạy chương trình.</w:t>
+        <w:t>Kết luận.</w:t>
       </w:r>
     </w:p>
     <w:p>
@@ -267,7 +280,7 @@
         <w:pStyle w:val="ListBullet"/>
       </w:pPr>
       <w:r>
-        <w:t>Kết luận và hướng phát triển.</w:t>
+        <w:t>Tài liệu tham khảo.</w:t>
       </w:r>
     </w:p>
     <w:p>
@@ -275,7 +288,7 @@
         <w:pStyle w:val="ListBullet"/>
       </w:pPr>
       <w:r>
-        <w:t>Phụ lục mã nguồn tiêu biểu.</w:t>
+        <w:t>Phụ lục.</w:t>
       </w:r>
     </w:p>
     <w:p>
@@ -283,7 +296,161 @@
         <w:pStyle w:val="Heading1"/>
       </w:pPr>
       <w:r>
-        <w:t>DANH MỤC TỪ VIẾT TẮT</w:t>
+        <w:t>DANH MỤC HÌNH VẼ</w:t>
+      </w:r>
+    </w:p>
+    <w:p>
+      <w:pPr>
+        <w:pStyle w:val="ListBullet"/>
+      </w:pPr>
+      <w:r>
+        <w:t>Hình 2.1. Minh họa file `products.txt`.</w:t>
+      </w:r>
+    </w:p>
+    <w:p>
+      <w:pPr>
+        <w:pStyle w:val="ListBullet"/>
+      </w:pPr>
+      <w:r>
+        <w:t>Hình 2.2. Minh họa file `customers.txt`.</w:t>
+      </w:r>
+    </w:p>
+    <w:p>
+      <w:pPr>
+        <w:pStyle w:val="ListBullet"/>
+      </w:pPr>
+      <w:r>
+        <w:t>Hình 2.3. Minh họa file `invoices.txt` sau khi tạo dữ liệu demo.</w:t>
+      </w:r>
+    </w:p>
+    <w:p>
+      <w:pPr>
+        <w:pStyle w:val="ListBullet"/>
+      </w:pPr>
+      <w:r>
+        <w:t>Hình 2.4. Minh họa file `invoice_items.txt` sau khi tạo dữ liệu demo.</w:t>
+      </w:r>
+    </w:p>
+    <w:p>
+      <w:pPr>
+        <w:pStyle w:val="ListBullet"/>
+      </w:pPr>
+      <w:r>
+        <w:t>Hình 4.1. Mở menu chương trình.</w:t>
+      </w:r>
+    </w:p>
+    <w:p>
+      <w:pPr>
+        <w:pStyle w:val="ListBullet"/>
+      </w:pPr>
+      <w:r>
+        <w:t>Hình 4.2. Tạo dữ liệu demo.</w:t>
+      </w:r>
+    </w:p>
+    <w:p>
+      <w:pPr>
+        <w:pStyle w:val="ListBullet"/>
+      </w:pPr>
+      <w:r>
+        <w:t>Hình 4.3. Xem tổng quan dữ liệu.</w:t>
+      </w:r>
+    </w:p>
+    <w:p>
+      <w:pPr>
+        <w:pStyle w:val="ListBullet"/>
+      </w:pPr>
+      <w:r>
+        <w:t>Hình 4.4. Chạy kiểm thử tự động.</w:t>
+      </w:r>
+    </w:p>
+    <w:p>
+      <w:pPr>
+        <w:pStyle w:val="Heading1"/>
+      </w:pPr>
+      <w:r>
+        <w:t>DANH MỤC BẢNG BIỂU</w:t>
+      </w:r>
+    </w:p>
+    <w:p>
+      <w:pPr>
+        <w:pStyle w:val="ListBullet"/>
+      </w:pPr>
+      <w:r>
+        <w:t>Bảng 1.1. Phân công công việc nhóm 15.</w:t>
+      </w:r>
+    </w:p>
+    <w:p>
+      <w:pPr>
+        <w:pStyle w:val="ListBullet"/>
+      </w:pPr>
+      <w:r>
+        <w:t>Bảng 2.1. Mô tả dữ liệu đầu vào file sản phẩm.</w:t>
+      </w:r>
+    </w:p>
+    <w:p>
+      <w:pPr>
+        <w:pStyle w:val="ListBullet"/>
+      </w:pPr>
+      <w:r>
+        <w:t>Bảng 2.2. Mô tả dữ liệu đầu vào file khách hàng.</w:t>
+      </w:r>
+    </w:p>
+    <w:p>
+      <w:pPr>
+        <w:pStyle w:val="ListBullet"/>
+      </w:pPr>
+      <w:r>
+        <w:t>Bảng 2.3. Mô tả dữ liệu đầu vào file hóa đơn.</w:t>
+      </w:r>
+    </w:p>
+    <w:p>
+      <w:pPr>
+        <w:pStyle w:val="ListBullet"/>
+      </w:pPr>
+      <w:r>
+        <w:t>Bảng 2.4. Độ phức tạp cấu trúc dữ liệu và thuật toán.</w:t>
+      </w:r>
+    </w:p>
+    <w:p>
+      <w:pPr>
+        <w:pStyle w:val="ListBullet"/>
+      </w:pPr>
+      <w:r>
+        <w:t>Bảng 4.1. Test case kiểm thử chương trình.</w:t>
+      </w:r>
+    </w:p>
+    <w:p>
+      <w:pPr>
+        <w:pStyle w:val="Heading1"/>
+      </w:pPr>
+      <w:r>
+        <w:t>CHƯƠNG 1. TỔNG QUAN VÀ PHÂN TÍCH YÊU CẦU</w:t>
+      </w:r>
+    </w:p>
+    <w:p>
+      <w:pPr>
+        <w:pStyle w:val="Heading2"/>
+      </w:pPr>
+      <w:r>
+        <w:t>1.1. Thông tin đề tài</w:t>
+      </w:r>
+    </w:p>
+    <w:p>
+      <w:r>
+        <w:t>Tên đề tài: Hệ thống quản lý bán hàng. Chủ đề trong danh sách project: Chủ đề 4 - Quản lý bán hàng. Ngôn ngữ lập trình: Python. Kiểu giao diện: Menu console. Hình thức lưu trữ: File text có cấu trúc. Repository GitHub: https://github.com/nhtameo/quan-ly-ban-hang-dsa.</w:t>
+      </w:r>
+    </w:p>
+    <w:p>
+      <w:pPr>
+        <w:pStyle w:val="Heading2"/>
+      </w:pPr>
+      <w:r>
+        <w:t>1.2. Thành viên và phân công</w:t>
+      </w:r>
+    </w:p>
+    <w:p>
+      <w:r>
+        <w:t>Bảng 1.1. Phân công công việc nhóm 15</w:t>
       </w:r>
     </w:p>
     <w:tbl>
@@ -295,208 +462,15 @@
         <w:tblLook w:firstColumn="1" w:firstRow="1" w:lastColumn="0" w:lastRow="0" w:noHBand="0" w:noVBand="1" w:val="04A0"/>
       </w:tblPr>
       <w:tblGrid>
-        <w:gridCol w:w="4680"/>
-        <w:gridCol w:w="4680"/>
+        <w:gridCol w:w="2268"/>
+        <w:gridCol w:w="2268"/>
+        <w:gridCol w:w="2268"/>
+        <w:gridCol w:w="2268"/>
       </w:tblGrid>
       <w:tr>
         <w:tc>
           <w:tcPr>
-            <w:tcW w:type="dxa" w:w="4680"/>
-            <w:vAlign w:val="center"/>
-          </w:tcPr>
-          <w:p>
-            <w:r>
-              <w:rPr>
-                <w:b/>
-              </w:rPr>
-              <w:t>Từ viết tắt</w:t>
-            </w:r>
-          </w:p>
-        </w:tc>
-        <w:tc>
-          <w:tcPr>
-            <w:tcW w:type="dxa" w:w="4680"/>
-            <w:vAlign w:val="center"/>
-          </w:tcPr>
-          <w:p>
-            <w:r>
-              <w:rPr>
-                <w:b/>
-              </w:rPr>
-              <w:t>Ý nghĩa</w:t>
-            </w:r>
-          </w:p>
-        </w:tc>
-      </w:tr>
-      <w:tr>
-        <w:tc>
-          <w:tcPr>
-            <w:tcW w:type="dxa" w:w="4680"/>
-            <w:vAlign w:val="center"/>
-          </w:tcPr>
-          <w:p>
-            <w:r>
-              <w:t>CTDL</w:t>
-            </w:r>
-          </w:p>
-        </w:tc>
-        <w:tc>
-          <w:tcPr>
-            <w:tcW w:type="dxa" w:w="4680"/>
-            <w:vAlign w:val="center"/>
-          </w:tcPr>
-          <w:p>
-            <w:r>
-              <w:t>Cấu trúc dữ liệu</w:t>
-            </w:r>
-          </w:p>
-        </w:tc>
-      </w:tr>
-      <w:tr>
-        <w:tc>
-          <w:tcPr>
-            <w:tcW w:type="dxa" w:w="4680"/>
-            <w:vAlign w:val="center"/>
-          </w:tcPr>
-          <w:p>
-            <w:r>
-              <w:t>GT</w:t>
-            </w:r>
-          </w:p>
-        </w:tc>
-        <w:tc>
-          <w:tcPr>
-            <w:tcW w:type="dxa" w:w="4680"/>
-            <w:vAlign w:val="center"/>
-          </w:tcPr>
-          <w:p>
-            <w:r>
-              <w:t>Giải thuật</w:t>
-            </w:r>
-          </w:p>
-        </w:tc>
-      </w:tr>
-      <w:tr>
-        <w:tc>
-          <w:tcPr>
-            <w:tcW w:type="dxa" w:w="4680"/>
-            <w:vAlign w:val="center"/>
-          </w:tcPr>
-          <w:p>
-            <w:r>
-              <w:t>SKU</w:t>
-            </w:r>
-          </w:p>
-        </w:tc>
-        <w:tc>
-          <w:tcPr>
-            <w:tcW w:type="dxa" w:w="4680"/>
-            <w:vAlign w:val="center"/>
-          </w:tcPr>
-          <w:p>
-            <w:r>
-              <w:t>Stock Keeping Unit - mã sản phẩm</w:t>
-            </w:r>
-          </w:p>
-        </w:tc>
-      </w:tr>
-      <w:tr>
-        <w:tc>
-          <w:tcPr>
-            <w:tcW w:type="dxa" w:w="4680"/>
-            <w:vAlign w:val="center"/>
-          </w:tcPr>
-          <w:p>
-            <w:r>
-              <w:t>VAT</w:t>
-            </w:r>
-          </w:p>
-        </w:tc>
-        <w:tc>
-          <w:tcPr>
-            <w:tcW w:type="dxa" w:w="4680"/>
-            <w:vAlign w:val="center"/>
-          </w:tcPr>
-          <w:p>
-            <w:r>
-              <w:t>Thuế giá trị gia tăng</w:t>
-            </w:r>
-          </w:p>
-        </w:tc>
-      </w:tr>
-      <w:tr>
-        <w:tc>
-          <w:tcPr>
-            <w:tcW w:type="dxa" w:w="4680"/>
-            <w:vAlign w:val="center"/>
-          </w:tcPr>
-          <w:p>
-            <w:r>
-              <w:t>CLI</w:t>
-            </w:r>
-          </w:p>
-        </w:tc>
-        <w:tc>
-          <w:tcPr>
-            <w:tcW w:type="dxa" w:w="4680"/>
-            <w:vAlign w:val="center"/>
-          </w:tcPr>
-          <w:p>
-            <w:r>
-              <w:t>Command Line Interface - giao diện dòng lệnh</w:t>
-            </w:r>
-          </w:p>
-        </w:tc>
-      </w:tr>
-    </w:tbl>
-    <w:p/>
-    <w:p>
-      <w:pPr>
-        <w:pStyle w:val="Heading1"/>
-      </w:pPr>
-      <w:r>
-        <w:t>1. THÔNG TIN ĐỀ TÀI VÀ PHÂN CÔNG NHÓM</w:t>
-      </w:r>
-    </w:p>
-    <w:p>
-      <w:pPr>
-        <w:pStyle w:val="Heading2"/>
-      </w:pPr>
-      <w:r>
-        <w:t>1.1. Thông tin đề tài</w:t>
-      </w:r>
-    </w:p>
-    <w:p>
-      <w:r>
-        <w:t>Tên đề tài: Hệ thống quản lý bán hàng. Chủ đề trong danh sách project: Chủ đề 4 - Quản lý bán hàng. Ngôn ngữ lập trình: Python. Kiểu giao diện: Menu console. Hình thức lưu trữ: File text có cấu trúc. Link GitHub: https://github.com/nhtameo/quan-ly-ban-hang-dsa.</w:t>
-      </w:r>
-    </w:p>
-    <w:p>
-      <w:pPr>
-        <w:pStyle w:val="Heading2"/>
-      </w:pPr>
-      <w:r>
-        <w:t>1.2. Thành viên và phân công</w:t>
-      </w:r>
-    </w:p>
-    <w:tbl>
-      <w:tblPr>
-        <w:tblStyle w:val="TableGrid"/>
-        <w:tblW w:type="auto" w:w="0"/>
-        <w:jc w:val="center"/>
-        <w:tblLayout w:type="autofit"/>
-        <w:tblLook w:firstColumn="1" w:firstRow="1" w:lastColumn="0" w:lastRow="0" w:noHBand="0" w:noVBand="1" w:val="04A0"/>
-      </w:tblPr>
-      <w:tblGrid>
-        <w:gridCol w:w="2340"/>
-        <w:gridCol w:w="2340"/>
-        <w:gridCol w:w="2340"/>
-        <w:gridCol w:w="2340"/>
-      </w:tblGrid>
-      <w:tr>
-        <w:tc>
-          <w:tcPr>
-            <w:tcW w:type="dxa" w:w="2340"/>
+            <w:tcW w:type="dxa" w:w="2268"/>
             <w:vAlign w:val="center"/>
           </w:tcPr>
           <w:p>
@@ -510,7 +484,7 @@
         </w:tc>
         <w:tc>
           <w:tcPr>
-            <w:tcW w:type="dxa" w:w="2340"/>
+            <w:tcW w:type="dxa" w:w="2268"/>
             <w:vAlign w:val="center"/>
           </w:tcPr>
           <w:p>
@@ -524,7 +498,7 @@
         </w:tc>
         <w:tc>
           <w:tcPr>
-            <w:tcW w:type="dxa" w:w="2340"/>
+            <w:tcW w:type="dxa" w:w="2268"/>
             <w:vAlign w:val="center"/>
           </w:tcPr>
           <w:p>
@@ -538,7 +512,7 @@
         </w:tc>
         <w:tc>
           <w:tcPr>
-            <w:tcW w:type="dxa" w:w="2340"/>
+            <w:tcW w:type="dxa" w:w="2268"/>
             <w:vAlign w:val="center"/>
           </w:tcPr>
           <w:p>
@@ -554,7 +528,7 @@
       <w:tr>
         <w:tc>
           <w:tcPr>
-            <w:tcW w:type="dxa" w:w="2340"/>
+            <w:tcW w:type="dxa" w:w="2268"/>
             <w:vAlign w:val="center"/>
           </w:tcPr>
           <w:p>
@@ -565,7 +539,7 @@
         </w:tc>
         <w:tc>
           <w:tcPr>
-            <w:tcW w:type="dxa" w:w="2340"/>
+            <w:tcW w:type="dxa" w:w="2268"/>
             <w:vAlign w:val="center"/>
           </w:tcPr>
           <w:p>
@@ -576,7 +550,7 @@
         </w:tc>
         <w:tc>
           <w:tcPr>
-            <w:tcW w:type="dxa" w:w="2340"/>
+            <w:tcW w:type="dxa" w:w="2268"/>
             <w:vAlign w:val="center"/>
           </w:tcPr>
           <w:p>
@@ -587,7 +561,7 @@
         </w:tc>
         <w:tc>
           <w:tcPr>
-            <w:tcW w:type="dxa" w:w="2340"/>
+            <w:tcW w:type="dxa" w:w="2268"/>
             <w:vAlign w:val="center"/>
           </w:tcPr>
           <w:p>
@@ -600,7 +574,7 @@
       <w:tr>
         <w:tc>
           <w:tcPr>
-            <w:tcW w:type="dxa" w:w="2340"/>
+            <w:tcW w:type="dxa" w:w="2268"/>
             <w:vAlign w:val="center"/>
           </w:tcPr>
           <w:p>
@@ -611,7 +585,7 @@
         </w:tc>
         <w:tc>
           <w:tcPr>
-            <w:tcW w:type="dxa" w:w="2340"/>
+            <w:tcW w:type="dxa" w:w="2268"/>
             <w:vAlign w:val="center"/>
           </w:tcPr>
           <w:p>
@@ -622,7 +596,7 @@
         </w:tc>
         <w:tc>
           <w:tcPr>
-            <w:tcW w:type="dxa" w:w="2340"/>
+            <w:tcW w:type="dxa" w:w="2268"/>
             <w:vAlign w:val="center"/>
           </w:tcPr>
           <w:p>
@@ -633,7 +607,7 @@
         </w:tc>
         <w:tc>
           <w:tcPr>
-            <w:tcW w:type="dxa" w:w="2340"/>
+            <w:tcW w:type="dxa" w:w="2268"/>
             <w:vAlign w:val="center"/>
           </w:tcPr>
           <w:p>
@@ -663,7 +637,7 @@
         <w:pStyle w:val="ListBullet"/>
       </w:pPr>
       <w:r>
-        <w:t>Trần Minh Quân: cài đặt và kiểm thử cấu trúc dữ liệu; xây dựng kịch bản test; kiểm thử chức năng lập hóa đơn, báo cáo, lưu file; chuẩn bị dữ liệu demo; viết phần kiểm thử, đánh giá, hướng dẫn chạy; hỗ trợ đóng gói zip và đưa mã nguồn lên GitHub.</w:t>
+        <w:t>Trần Minh Quân: cài đặt và kiểm thử cấu trúc dữ liệu; xây dựng kịch bản test; kiểm thử chức năng lập hóa đơn, báo cáo, lưu file; chuẩn bị dữ liệu demo; viết phần kiểm thử, đánh giá, hướng dẫn chạy; hỗ trợ đóng gói và đưa mã nguồn lên GitHub.</w:t>
       </w:r>
     </w:p>
     <w:p>
@@ -676,102 +650,94 @@
         <w:pStyle w:val="Heading2"/>
       </w:pPr>
       <w:r>
-        <w:t>1.3. Sản phẩm bàn giao</w:t>
-      </w:r>
-    </w:p>
-    <w:p>
-      <w:pPr>
-        <w:pStyle w:val="ListBullet"/>
-      </w:pPr>
-      <w:r>
-        <w:t>Thư mục mã nguồn `sales_manager`.</w:t>
-      </w:r>
-    </w:p>
-    <w:p>
-      <w:pPr>
-        <w:pStyle w:val="ListBullet"/>
-      </w:pPr>
-      <w:r>
-        <w:t>Dữ liệu mẫu trong `data/sample`.</w:t>
-      </w:r>
-    </w:p>
-    <w:p>
-      <w:pPr>
-        <w:pStyle w:val="ListBullet"/>
-      </w:pPr>
-      <w:r>
-        <w:t>Báo cáo Word `report/report.docx`.</w:t>
-      </w:r>
-    </w:p>
-    <w:p>
-      <w:pPr>
-        <w:pStyle w:val="ListBullet"/>
-      </w:pPr>
-      <w:r>
-        <w:t>Báo cáo PDF `report/report.pdf`.</w:t>
-      </w:r>
-    </w:p>
-    <w:p>
-      <w:pPr>
-        <w:pStyle w:val="ListBullet"/>
-      </w:pPr>
-      <w:r>
-        <w:t>Outline slide `report/slide-outline.md`.</w:t>
-      </w:r>
-    </w:p>
-    <w:p>
-      <w:pPr>
-        <w:pStyle w:val="ListBullet"/>
-      </w:pPr>
-      <w:r>
-        <w:t>File nén bàn giao `release/QuanLyBanHang_DSA.zip`.</w:t>
-      </w:r>
-    </w:p>
-    <w:p>
-      <w:pPr>
-        <w:pStyle w:val="ListBullet"/>
-      </w:pPr>
-      <w:r>
-        <w:t>Repository GitHub công khai: https://github.com/nhtameo/quan-ly-ban-hang-dsa.</w:t>
-      </w:r>
-    </w:p>
-    <w:p>
-      <w:pPr>
-        <w:pStyle w:val="Heading1"/>
-      </w:pPr>
-      <w:r>
-        <w:t>2. TỔNG QUAN BÀI TOÁN</w:t>
-      </w:r>
-    </w:p>
-    <w:p>
-      <w:pPr>
-        <w:pStyle w:val="Heading2"/>
-      </w:pPr>
-      <w:r>
-        <w:t>2.1. Bối cảnh</w:t>
+        <w:t>1.3. Bối cảnh bài toán</w:t>
       </w:r>
     </w:p>
     <w:p>
       <w:r>
-        <w:t>Trong hoạt động bán lẻ, cửa hàng cần quản lý danh mục sản phẩm, thông tin khách hàng, các hóa đơn bán hàng và báo cáo doanh thu. Nếu quản lý thủ công bằng sổ hoặc bảng tính, dữ liệu dễ bị sai lệch: tồn kho không được cập nhật kịp thời, hóa đơn thiếu chi tiết, doanh thu khó tổng hợp theo ngày/tháng và khó xác định mặt hàng bán chạy.</w:t>
+        <w:t>Trong hoạt động bán hàng, cửa hàng cần quản lý danh mục sản phẩm, thông tin khách hàng, hóa đơn và doanh thu. Nếu quản lý bằng sổ hoặc bảng tính đơn giản, dữ liệu dễ bị sai lệch: tồn kho không cập nhật kịp thời, hóa đơn thiếu chi tiết, doanh thu khó tổng hợp và khó xác định mặt hàng bán chạy. Vì vậy cần một chương trình nhỏ giúp quản lý các nghiệp vụ bán hàng cơ bản.</w:t>
+      </w:r>
+    </w:p>
+    <w:p>
+      <w:pPr>
+        <w:pStyle w:val="Heading2"/>
+      </w:pPr>
+      <w:r>
+        <w:t>1.4. Mục tiêu</w:t>
       </w:r>
     </w:p>
     <w:p>
       <w:r>
-        <w:t>Đề tài xây dựng một chương trình quản lý bán hàng ở mức cơ bản nhưng có đầy đủ các nghiệp vụ chính: quản lý sản phẩm, quản lý khách hàng, lập hóa đơn, lưu hóa đơn và chi tiết hóa đơn, tính chiết khấu/VAT/tổng tiền, thống kê doanh thu và top sản phẩm bán chạy.</w:t>
+        <w:t>Mục tiêu của đề tài:</w:t>
       </w:r>
     </w:p>
     <w:p>
       <w:pPr>
+        <w:pStyle w:val="ListBullet"/>
+      </w:pPr>
+      <w:r>
+        <w:t>Xây dựng chương trình có menu để người dùng lựa chọn tác vụ.</w:t>
+      </w:r>
+    </w:p>
+    <w:p>
+      <w:pPr>
+        <w:pStyle w:val="ListBullet"/>
+      </w:pPr>
+      <w:r>
+        <w:t>Lưu dữ liệu vào file text theo đúng yêu cầu học phần.</w:t>
+      </w:r>
+    </w:p>
+    <w:p>
+      <w:pPr>
+        <w:pStyle w:val="ListBullet"/>
+      </w:pPr>
+      <w:r>
+        <w:t>Quản lý được sản phẩm, khách hàng, hóa đơn và chi tiết hóa đơn.</w:t>
+      </w:r>
+    </w:p>
+    <w:p>
+      <w:pPr>
+        <w:pStyle w:val="ListBullet"/>
+      </w:pPr>
+      <w:r>
+        <w:t>Tính được chiết khấu, VAT và tổng tiền thanh toán.</w:t>
+      </w:r>
+    </w:p>
+    <w:p>
+      <w:pPr>
+        <w:pStyle w:val="ListBullet"/>
+      </w:pPr>
+      <w:r>
+        <w:t>Cập nhật tồn kho sau khi bán.</w:t>
+      </w:r>
+    </w:p>
+    <w:p>
+      <w:pPr>
+        <w:pStyle w:val="ListBullet"/>
+      </w:pPr>
+      <w:r>
+        <w:t>Thống kê doanh thu theo ngày/tháng và top sản phẩm bán chạy.</w:t>
+      </w:r>
+    </w:p>
+    <w:p>
+      <w:pPr>
+        <w:pStyle w:val="ListBullet"/>
+      </w:pPr>
+      <w:r>
+        <w:t>Tự cài đặt cấu trúc dữ liệu và thuật toán, không phụ thuộc vào cơ sở dữ liệu.</w:t>
+      </w:r>
+    </w:p>
+    <w:p>
+      <w:pPr>
         <w:pStyle w:val="Heading2"/>
       </w:pPr>
       <w:r>
-        <w:t>2.2. Mục tiêu</w:t>
+        <w:t>1.5. Yêu cầu chức năng</w:t>
       </w:r>
     </w:p>
     <w:p>
       <w:r>
-        <w:t>Chương trình hướng tới các mục tiêu sau:</w:t>
+        <w:t>Các chức năng chính:</w:t>
       </w:r>
     </w:p>
     <w:p>
@@ -779,7 +745,7 @@
         <w:pStyle w:val="ListBullet"/>
       </w:pPr>
       <w:r>
-        <w:t>Cung cấp menu đơn giản để người dùng thao tác liên tục cho đến khi chọn thoát.</w:t>
+        <w:t>Quản lý sản phẩm: xem danh sách, thêm, cập nhật/xóa ở lớp nghiệp vụ, tìm kiếm, sắp xếp, cảnh báo sắp hết hàng.</w:t>
       </w:r>
     </w:p>
     <w:p>
@@ -787,7 +753,7 @@
         <w:pStyle w:val="ListBullet"/>
       </w:pPr>
       <w:r>
-        <w:t>Lưu trữ dữ liệu trong file text, đúng yêu cầu học phần.</w:t>
+        <w:t>Quản lý khách hàng: xem danh sách, thêm, cập nhật/xóa ở lớp nghiệp vụ, tìm kiếm theo mã/tên/số điện thoại.</w:t>
       </w:r>
     </w:p>
     <w:p>
@@ -795,7 +761,7 @@
         <w:pStyle w:val="ListBullet"/>
       </w:pPr>
       <w:r>
-        <w:t>Không sử dụng cơ sở dữ liệu hay cấu trúc dữ liệu nâng cao có sẵn cho phần nghiệp vụ.</w:t>
+        <w:t>Lập hóa đơn: chọn khách hàng, nhập nhiều sản phẩm, kiểm tra tồn kho, tính tạm tính, chiết khấu, VAT, tổng tiền.</w:t>
       </w:r>
     </w:p>
     <w:p>
@@ -803,7 +769,7 @@
         <w:pStyle w:val="ListBullet"/>
       </w:pPr>
       <w:r>
-        <w:t>Tự cài đặt và vận dụng các cấu trúc dữ liệu: mảng động, danh sách liên kết, bảng băm.</w:t>
+        <w:t>Lưu hóa đơn master-detail: đầu hóa đơn lưu ở `invoices.txt`, chi tiết hóa đơn lưu ở `invoice_items.txt`.</w:t>
       </w:r>
     </w:p>
     <w:p>
@@ -811,15 +777,15 @@
         <w:pStyle w:val="ListBullet"/>
       </w:pPr>
       <w:r>
-        <w:t>Tự cài đặt thuật toán tìm kiếm và sắp xếp.</w:t>
+        <w:t>Báo cáo: doanh thu theo ngày/tháng, top 10 sản phẩm bán chạy, sản phẩm sắp hết hàng.</w:t>
       </w:r>
     </w:p>
     <w:p>
       <w:pPr>
-        <w:pStyle w:val="ListBullet"/>
+        <w:pStyle w:val="Heading2"/>
       </w:pPr>
       <w:r>
-        <w:t>Bảo đảm nghiệp vụ bán hàng không làm tồn kho âm.</w:t>
+        <w:t>1.6. Yêu cầu phi chức năng</w:t>
       </w:r>
     </w:p>
     <w:p>
@@ -827,97 +793,73 @@
         <w:pStyle w:val="ListBullet"/>
       </w:pPr>
       <w:r>
-        <w:t>Có kiểm thử tự động để chứng minh các luồng chính hoạt động đúng.</w:t>
+        <w:t>Chạy được bằng Python trên máy cá nhân.</w:t>
       </w:r>
     </w:p>
     <w:p>
       <w:pPr>
+        <w:pStyle w:val="ListBullet"/>
+      </w:pPr>
+      <w:r>
+        <w:t>Không cần cài đặt cơ sở dữ liệu.</w:t>
+      </w:r>
+    </w:p>
+    <w:p>
+      <w:pPr>
+        <w:pStyle w:val="ListBullet"/>
+      </w:pPr>
+      <w:r>
+        <w:t>Dữ liệu được lưu lại sau khi thoát chương trình.</w:t>
+      </w:r>
+    </w:p>
+    <w:p>
+      <w:pPr>
+        <w:pStyle w:val="ListBullet"/>
+      </w:pPr>
+      <w:r>
+        <w:t>Mã nguồn tách module rõ ràng.</w:t>
+      </w:r>
+    </w:p>
+    <w:p>
+      <w:pPr>
+        <w:pStyle w:val="ListBullet"/>
+      </w:pPr>
+      <w:r>
+        <w:t>Có dữ liệu mẫu và kiểm thử tự động.</w:t>
+      </w:r>
+    </w:p>
+    <w:p>
+      <w:pPr>
+        <w:pStyle w:val="ListBullet"/>
+      </w:pPr>
+      <w:r>
+        <w:t>Báo cáo trình bày theo bố cục tham khảo mẫu đồ án của Đại học Bách khoa Hà Nội.</w:t>
+      </w:r>
+    </w:p>
+    <w:p>
+      <w:pPr>
+        <w:pStyle w:val="Heading1"/>
+      </w:pPr>
+      <w:r>
+        <w:t>CHƯƠNG 2. THIẾT KẾ DỮ LIỆU VÀ CẤU TRÚC DỮ LIỆU</w:t>
+      </w:r>
+    </w:p>
+    <w:p>
+      <w:pPr>
         <w:pStyle w:val="Heading2"/>
       </w:pPr>
       <w:r>
-        <w:t>2.3. Phạm vi</w:t>
+        <w:t>2.1. Tổ chức file dữ liệu</w:t>
       </w:r>
     </w:p>
     <w:p>
       <w:r>
-        <w:t>Phạm vi đã cài đặt:</w:t>
-      </w:r>
-    </w:p>
-    <w:p>
-      <w:pPr>
-        <w:pStyle w:val="ListBullet"/>
-      </w:pPr>
-      <w:r>
-        <w:t>Quản lý danh mục sản phẩm.</w:t>
-      </w:r>
-    </w:p>
-    <w:p>
-      <w:pPr>
-        <w:pStyle w:val="ListBullet"/>
-      </w:pPr>
-      <w:r>
-        <w:t>Quản lý danh sách khách hàng.</w:t>
-      </w:r>
-    </w:p>
-    <w:p>
-      <w:pPr>
-        <w:pStyle w:val="ListBullet"/>
-      </w:pPr>
-      <w:r>
-        <w:t>Lập hóa đơn bán hàng nhiều dòng.</w:t>
-      </w:r>
-    </w:p>
-    <w:p>
-      <w:pPr>
-        <w:pStyle w:val="ListBullet"/>
-      </w:pPr>
-      <w:r>
-        <w:t>Tự động giảm tồn kho sau khi lập hóa đơn.</w:t>
-      </w:r>
-    </w:p>
-    <w:p>
-      <w:pPr>
-        <w:pStyle w:val="ListBullet"/>
-      </w:pPr>
-      <w:r>
-        <w:t>Lưu hóa đơn theo mô hình master-detail.</w:t>
-      </w:r>
-    </w:p>
-    <w:p>
-      <w:pPr>
-        <w:pStyle w:val="ListBullet"/>
-      </w:pPr>
-      <w:r>
-        <w:t>Báo cáo doanh thu theo ngày/tháng.</w:t>
-      </w:r>
-    </w:p>
-    <w:p>
-      <w:pPr>
-        <w:pStyle w:val="ListBullet"/>
-      </w:pPr>
-      <w:r>
-        <w:t>Thống kê top 10 sản phẩm bán chạy.</w:t>
-      </w:r>
-    </w:p>
-    <w:p>
-      <w:pPr>
-        <w:pStyle w:val="ListBullet"/>
-      </w:pPr>
-      <w:r>
-        <w:t>Liệt kê sản phẩm sắp hết hàng.</w:t>
-      </w:r>
-    </w:p>
-    <w:p>
-      <w:pPr>
-        <w:pStyle w:val="ListBullet"/>
-      </w:pPr>
-      <w:r>
-        <w:t>Xuất báo cáo text.</w:t>
+        <w:t>Chương trình sử dụng dữ liệu đầu vào dạng file text. Mỗi file có một dòng tiêu đề và các dòng dữ liệu. Các trường được phân tách bằng ký tự `|`. Cách lưu này giúp dễ đọc bằng mắt thường, dễ kiểm tra, đồng thời vẫn đủ rõ ràng để chương trình phân tích thành các đối tượng dữ liệu.</w:t>
       </w:r>
     </w:p>
     <w:p>
       <w:r>
-        <w:t>Phạm vi chưa cài đặt:</w:t>
+        <w:t>Các file dữ liệu chính:</w:t>
       </w:r>
     </w:p>
     <w:p>
@@ -925,7 +867,7 @@
         <w:pStyle w:val="ListBullet"/>
       </w:pPr>
       <w:r>
-        <w:t>Phân quyền người dùng.</w:t>
+        <w:t>`products.txt`: danh mục sản phẩm.</w:t>
       </w:r>
     </w:p>
     <w:p>
@@ -933,7 +875,7 @@
         <w:pStyle w:val="ListBullet"/>
       </w:pPr>
       <w:r>
-        <w:t>Giao diện đồ họa.</w:t>
+        <w:t>`customers.txt`: danh sách khách hàng.</w:t>
       </w:r>
     </w:p>
     <w:p>
@@ -941,7 +883,7 @@
         <w:pStyle w:val="ListBullet"/>
       </w:pPr>
       <w:r>
-        <w:t>Quản lý nhập kho riêng biệt.</w:t>
+        <w:t>`invoices.txt`: đầu hóa đơn.</w:t>
       </w:r>
     </w:p>
     <w:p>
@@ -949,773 +891,20 @@
         <w:pStyle w:val="ListBullet"/>
       </w:pPr>
       <w:r>
-        <w:t>In từng hóa đơn ra PDF riêng.</w:t>
+        <w:t>`invoice_items.txt`: chi tiết hóa đơn.</w:t>
       </w:r>
     </w:p>
     <w:p>
       <w:pPr>
-        <w:pStyle w:val="Heading1"/>
+        <w:pStyle w:val="Heading2"/>
       </w:pPr>
       <w:r>
-        <w:t>3. PHÂN TÍCH YÊU CẦU</w:t>
-      </w:r>
-    </w:p>
-    <w:p>
-      <w:pPr>
-        <w:pStyle w:val="Heading2"/>
-      </w:pPr>
-      <w:r>
-        <w:t>3.1. Yêu cầu chức năng</w:t>
+        <w:t>2.2. Dữ liệu đầu vào file sản phẩm</w:t>
       </w:r>
     </w:p>
     <w:p>
       <w:r>
-        <w:t>#### 3.1.1. Quản lý sản phẩm</w:t>
-      </w:r>
-    </w:p>
-    <w:p>
-      <w:r>
-        <w:t>Mỗi sản phẩm gồm:</w:t>
-      </w:r>
-    </w:p>
-    <w:p>
-      <w:pPr>
-        <w:pStyle w:val="ListBullet"/>
-      </w:pPr>
-      <w:r>
-        <w:t>Mã sản phẩm.</w:t>
-      </w:r>
-    </w:p>
-    <w:p>
-      <w:pPr>
-        <w:pStyle w:val="ListBullet"/>
-      </w:pPr>
-      <w:r>
-        <w:t>Tên sản phẩm.</w:t>
-      </w:r>
-    </w:p>
-    <w:p>
-      <w:pPr>
-        <w:pStyle w:val="ListBullet"/>
-      </w:pPr>
-      <w:r>
-        <w:t>Đơn vị tính.</w:t>
-      </w:r>
-    </w:p>
-    <w:p>
-      <w:pPr>
-        <w:pStyle w:val="ListBullet"/>
-      </w:pPr>
-      <w:r>
-        <w:t>Loại sản phẩm.</w:t>
-      </w:r>
-    </w:p>
-    <w:p>
-      <w:pPr>
-        <w:pStyle w:val="ListBullet"/>
-      </w:pPr>
-      <w:r>
-        <w:t>Đơn giá bán.</w:t>
-      </w:r>
-    </w:p>
-    <w:p>
-      <w:pPr>
-        <w:pStyle w:val="ListBullet"/>
-      </w:pPr>
-      <w:r>
-        <w:t>Số lượng tồn kho.</w:t>
-      </w:r>
-    </w:p>
-    <w:p>
-      <w:pPr>
-        <w:pStyle w:val="ListBullet"/>
-      </w:pPr>
-      <w:r>
-        <w:t>Ngưỡng tồn kho tối thiểu.</w:t>
-      </w:r>
-    </w:p>
-    <w:p>
-      <w:r>
-        <w:t>Các chức năng:</w:t>
-      </w:r>
-    </w:p>
-    <w:p>
-      <w:pPr>
-        <w:pStyle w:val="ListBullet"/>
-      </w:pPr>
-      <w:r>
-        <w:t>Xem danh sách sản phẩm.</w:t>
-      </w:r>
-    </w:p>
-    <w:p>
-      <w:pPr>
-        <w:pStyle w:val="ListBullet"/>
-      </w:pPr>
-      <w:r>
-        <w:t>Thêm sản phẩm mới.</w:t>
-      </w:r>
-    </w:p>
-    <w:p>
-      <w:pPr>
-        <w:pStyle w:val="ListBullet"/>
-      </w:pPr>
-      <w:r>
-        <w:t>Cập nhật sản phẩm ở lớp nghiệp vụ.</w:t>
-      </w:r>
-    </w:p>
-    <w:p>
-      <w:pPr>
-        <w:pStyle w:val="ListBullet"/>
-      </w:pPr>
-      <w:r>
-        <w:t>Xóa sản phẩm ở lớp nghiệp vụ.</w:t>
-      </w:r>
-    </w:p>
-    <w:p>
-      <w:pPr>
-        <w:pStyle w:val="ListBullet"/>
-      </w:pPr>
-      <w:r>
-        <w:t>Tìm kiếm sản phẩm theo mã, tên hoặc loại.</w:t>
-      </w:r>
-    </w:p>
-    <w:p>
-      <w:pPr>
-        <w:pStyle w:val="ListBullet"/>
-      </w:pPr>
-      <w:r>
-        <w:t>Sắp xếp sản phẩm theo mã, tên, giá hoặc tồn kho.</w:t>
-      </w:r>
-    </w:p>
-    <w:p>
-      <w:pPr>
-        <w:pStyle w:val="ListBullet"/>
-      </w:pPr>
-      <w:r>
-        <w:t>Liệt kê sản phẩm sắp hết hàng.</w:t>
-      </w:r>
-    </w:p>
-    <w:p>
-      <w:r>
-        <w:t>#### 3.1.2. Quản lý khách hàng</w:t>
-      </w:r>
-    </w:p>
-    <w:p>
-      <w:r>
-        <w:t>Mỗi khách hàng gồm:</w:t>
-      </w:r>
-    </w:p>
-    <w:p>
-      <w:pPr>
-        <w:pStyle w:val="ListBullet"/>
-      </w:pPr>
-      <w:r>
-        <w:t>Mã khách hàng.</w:t>
-      </w:r>
-    </w:p>
-    <w:p>
-      <w:pPr>
-        <w:pStyle w:val="ListBullet"/>
-      </w:pPr>
-      <w:r>
-        <w:t>Họ tên.</w:t>
-      </w:r>
-    </w:p>
-    <w:p>
-      <w:pPr>
-        <w:pStyle w:val="ListBullet"/>
-      </w:pPr>
-      <w:r>
-        <w:t>Số điện thoại.</w:t>
-      </w:r>
-    </w:p>
-    <w:p>
-      <w:pPr>
-        <w:pStyle w:val="ListBullet"/>
-      </w:pPr>
-      <w:r>
-        <w:t>Địa chỉ.</w:t>
-      </w:r>
-    </w:p>
-    <w:p>
-      <w:r>
-        <w:t>Các chức năng:</w:t>
-      </w:r>
-    </w:p>
-    <w:p>
-      <w:pPr>
-        <w:pStyle w:val="ListBullet"/>
-      </w:pPr>
-      <w:r>
-        <w:t>Xem danh sách khách hàng.</w:t>
-      </w:r>
-    </w:p>
-    <w:p>
-      <w:pPr>
-        <w:pStyle w:val="ListBullet"/>
-      </w:pPr>
-      <w:r>
-        <w:t>Thêm khách hàng mới.</w:t>
-      </w:r>
-    </w:p>
-    <w:p>
-      <w:pPr>
-        <w:pStyle w:val="ListBullet"/>
-      </w:pPr>
-      <w:r>
-        <w:t>Cập nhật khách hàng ở lớp nghiệp vụ.</w:t>
-      </w:r>
-    </w:p>
-    <w:p>
-      <w:pPr>
-        <w:pStyle w:val="ListBullet"/>
-      </w:pPr>
-      <w:r>
-        <w:t>Xóa khách hàng nếu chưa có hóa đơn.</w:t>
-      </w:r>
-    </w:p>
-    <w:p>
-      <w:pPr>
-        <w:pStyle w:val="ListBullet"/>
-      </w:pPr>
-      <w:r>
-        <w:t>Tìm kiếm khách hàng theo mã, tên hoặc số điện thoại.</w:t>
-      </w:r>
-    </w:p>
-    <w:p>
-      <w:r>
-        <w:t>#### 3.1.3. Lập hóa đơn</w:t>
-      </w:r>
-    </w:p>
-    <w:p>
-      <w:r>
-        <w:t>Hóa đơn bán hàng cần hỗ trợ:</w:t>
-      </w:r>
-    </w:p>
-    <w:p>
-      <w:pPr>
-        <w:pStyle w:val="ListBullet"/>
-      </w:pPr>
-      <w:r>
-        <w:t>Chọn khách hàng theo mã.</w:t>
-      </w:r>
-    </w:p>
-    <w:p>
-      <w:pPr>
-        <w:pStyle w:val="ListBullet"/>
-      </w:pPr>
-      <w:r>
-        <w:t>Nhập nhiều sản phẩm trong cùng một hóa đơn.</w:t>
-      </w:r>
-    </w:p>
-    <w:p>
-      <w:pPr>
-        <w:pStyle w:val="ListBullet"/>
-      </w:pPr>
-      <w:r>
-        <w:t>Kiểm tra mã sản phẩm tồn tại.</w:t>
-      </w:r>
-    </w:p>
-    <w:p>
-      <w:pPr>
-        <w:pStyle w:val="ListBullet"/>
-      </w:pPr>
-      <w:r>
-        <w:t>Kiểm tra số lượng tồn kho trước khi bán.</w:t>
-      </w:r>
-    </w:p>
-    <w:p>
-      <w:pPr>
-        <w:pStyle w:val="ListBullet"/>
-      </w:pPr>
-      <w:r>
-        <w:t>Tính tạm tính, chiết khấu, VAT và tổng thanh toán.</w:t>
-      </w:r>
-    </w:p>
-    <w:p>
-      <w:pPr>
-        <w:pStyle w:val="ListBullet"/>
-      </w:pPr>
-      <w:r>
-        <w:t>Tạo mã hóa đơn tự động.</w:t>
-      </w:r>
-    </w:p>
-    <w:p>
-      <w:pPr>
-        <w:pStyle w:val="ListBullet"/>
-      </w:pPr>
-      <w:r>
-        <w:t>Lưu phần đầu hóa đơn và chi tiết hóa đơn.</w:t>
-      </w:r>
-    </w:p>
-    <w:p>
-      <w:pPr>
-        <w:pStyle w:val="ListBullet"/>
-      </w:pPr>
-      <w:r>
-        <w:t>Giảm tồn kho sản phẩm sau khi bán thành công.</w:t>
-      </w:r>
-    </w:p>
-    <w:p>
-      <w:r>
-        <w:t>#### 3.1.4. Báo cáo</w:t>
-      </w:r>
-    </w:p>
-    <w:p>
-      <w:r>
-        <w:t>Các báo cáo cần có:</w:t>
-      </w:r>
-    </w:p>
-    <w:p>
-      <w:pPr>
-        <w:pStyle w:val="ListBullet"/>
-      </w:pPr>
-      <w:r>
-        <w:t>Tổng quan dữ liệu: số sản phẩm, số khách hàng, số hóa đơn, doanh thu.</w:t>
-      </w:r>
-    </w:p>
-    <w:p>
-      <w:pPr>
-        <w:pStyle w:val="ListBullet"/>
-      </w:pPr>
-      <w:r>
-        <w:t>Doanh thu theo ngày.</w:t>
-      </w:r>
-    </w:p>
-    <w:p>
-      <w:pPr>
-        <w:pStyle w:val="ListBullet"/>
-      </w:pPr>
-      <w:r>
-        <w:t>Doanh thu theo tháng.</w:t>
-      </w:r>
-    </w:p>
-    <w:p>
-      <w:pPr>
-        <w:pStyle w:val="ListBullet"/>
-      </w:pPr>
-      <w:r>
-        <w:t>Top 10 sản phẩm bán chạy nhất.</w:t>
-      </w:r>
-    </w:p>
-    <w:p>
-      <w:pPr>
-        <w:pStyle w:val="ListBullet"/>
-      </w:pPr>
-      <w:r>
-        <w:t>Sản phẩm có tồn kho nhỏ hơn hoặc bằng ngưỡng tối thiểu.</w:t>
-      </w:r>
-    </w:p>
-    <w:p>
-      <w:pPr>
-        <w:pStyle w:val="Heading2"/>
-      </w:pPr>
-      <w:r>
-        <w:t>3.2. Yêu cầu phi chức năng</w:t>
-      </w:r>
-    </w:p>
-    <w:p>
-      <w:pPr>
-        <w:pStyle w:val="ListBullet"/>
-      </w:pPr>
-      <w:r>
-        <w:t>Dễ chạy trên máy cá nhân: chỉ cần Python, không cần cài thêm thư viện để chạy chương trình chính.</w:t>
-      </w:r>
-    </w:p>
-    <w:p>
-      <w:pPr>
-        <w:pStyle w:val="ListBullet"/>
-      </w:pPr>
-      <w:r>
-        <w:t>Dữ liệu lưu được sau khi tắt chương trình.</w:t>
-      </w:r>
-    </w:p>
-    <w:p>
-      <w:pPr>
-        <w:pStyle w:val="ListBullet"/>
-      </w:pPr>
-      <w:r>
-        <w:t>Mã nguồn tách module rõ ràng, dễ đọc, dễ kiểm thử.</w:t>
-      </w:r>
-    </w:p>
-    <w:p>
-      <w:pPr>
-        <w:pStyle w:val="ListBullet"/>
-      </w:pPr>
-      <w:r>
-        <w:t>Có dữ liệu mẫu để người chấm chạy nhanh.</w:t>
-      </w:r>
-    </w:p>
-    <w:p>
-      <w:pPr>
-        <w:pStyle w:val="ListBullet"/>
-      </w:pPr>
-      <w:r>
-        <w:t>Có test tự động.</w:t>
-      </w:r>
-    </w:p>
-    <w:p>
-      <w:pPr>
-        <w:pStyle w:val="ListBullet"/>
-      </w:pPr>
-      <w:r>
-        <w:t>Báo cáo trình bày theo bố cục đồ án: bìa, mục lục, phân công, phân tích, thiết kế, cài đặt, kiểm thử, kết luận, phụ lục.</w:t>
-      </w:r>
-    </w:p>
-    <w:p>
-      <w:pPr>
-        <w:pStyle w:val="Heading1"/>
-      </w:pPr>
-      <w:r>
-        <w:t>4. THIẾT KẾ DỮ LIỆU LƯU TRỮ</w:t>
-      </w:r>
-    </w:p>
-    <w:p>
-      <w:pPr>
-        <w:pStyle w:val="Heading2"/>
-      </w:pPr>
-      <w:r>
-        <w:t>4.1. Nguyên tắc thiết kế</w:t>
-      </w:r>
-    </w:p>
-    <w:p>
-      <w:r>
-        <w:t>Theo yêu cầu học phần, dữ liệu được lưu trong file text. Mỗi file gồm một dòng tiêu đề và nhiều dòng bản ghi. Các trường trong một bản ghi được phân tách bằng ký tự `|`. Cách tổ chức này đủ đơn giản để đọc/ghi thủ công, đồng thời vẫn thể hiện rõ cấu trúc dữ liệu.</w:t>
-      </w:r>
-    </w:p>
-    <w:p>
-      <w:r>
-        <w:t>Chương trình sử dụng 4 file chính:</w:t>
-      </w:r>
-    </w:p>
-    <w:p>
-      <w:pPr>
-        <w:pStyle w:val="ListBullet"/>
-      </w:pPr>
-      <w:r>
-        <w:t>`products.txt`: lưu danh mục sản phẩm.</w:t>
-      </w:r>
-    </w:p>
-    <w:p>
-      <w:pPr>
-        <w:pStyle w:val="ListBullet"/>
-      </w:pPr>
-      <w:r>
-        <w:t>`customers.txt`: lưu danh sách khách hàng.</w:t>
-      </w:r>
-    </w:p>
-    <w:p>
-      <w:pPr>
-        <w:pStyle w:val="ListBullet"/>
-      </w:pPr>
-      <w:r>
-        <w:t>`invoices.txt`: lưu đầu hóa đơn.</w:t>
-      </w:r>
-    </w:p>
-    <w:p>
-      <w:pPr>
-        <w:pStyle w:val="ListBullet"/>
-      </w:pPr>
-      <w:r>
-        <w:t>`invoice_items.txt`: lưu chi tiết hóa đơn.</w:t>
-      </w:r>
-    </w:p>
-    <w:p>
-      <w:pPr>
-        <w:pStyle w:val="Heading2"/>
-      </w:pPr>
-      <w:r>
-        <w:t>4.2. File sản phẩm</w:t>
-      </w:r>
-    </w:p>
-    <w:p>
-      <w:r>
-        <w:t>Tên file: `data/sample/products.txt`</w:t>
-      </w:r>
-    </w:p>
-    <w:p>
-      <w:pPr>
-        <w:pStyle w:val="CodeBlock"/>
-      </w:pPr>
-      <w:r>
-        <w:t>sku|name|unit|category|price|stock|min_stock</w:t>
-      </w:r>
-    </w:p>
-    <w:p>
-      <w:pPr>
-        <w:pStyle w:val="CodeBlock"/>
-      </w:pPr>
-      <w:r>
-        <w:t>SP001|Dien thoai Alpha A1|chiec|Dien thoai|4990000|35|5</w:t>
-      </w:r>
-    </w:p>
-    <w:p>
-      <w:r>
-        <w:t>Ý nghĩa:</w:t>
-      </w:r>
-    </w:p>
-    <w:p>
-      <w:pPr>
-        <w:pStyle w:val="ListBullet"/>
-      </w:pPr>
-      <w:r>
-        <w:t>`sku`: mã sản phẩm, khóa logic của sản phẩm.</w:t>
-      </w:r>
-    </w:p>
-    <w:p>
-      <w:pPr>
-        <w:pStyle w:val="ListBullet"/>
-      </w:pPr>
-      <w:r>
-        <w:t>`name`: tên sản phẩm.</w:t>
-      </w:r>
-    </w:p>
-    <w:p>
-      <w:pPr>
-        <w:pStyle w:val="ListBullet"/>
-      </w:pPr>
-      <w:r>
-        <w:t>`unit`: đơn vị tính.</w:t>
-      </w:r>
-    </w:p>
-    <w:p>
-      <w:pPr>
-        <w:pStyle w:val="ListBullet"/>
-      </w:pPr>
-      <w:r>
-        <w:t>`category`: loại sản phẩm.</w:t>
-      </w:r>
-    </w:p>
-    <w:p>
-      <w:pPr>
-        <w:pStyle w:val="ListBullet"/>
-      </w:pPr>
-      <w:r>
-        <w:t>`price`: đơn giá bán.</w:t>
-      </w:r>
-    </w:p>
-    <w:p>
-      <w:pPr>
-        <w:pStyle w:val="ListBullet"/>
-      </w:pPr>
-      <w:r>
-        <w:t>`stock`: số lượng tồn kho.</w:t>
-      </w:r>
-    </w:p>
-    <w:p>
-      <w:pPr>
-        <w:pStyle w:val="ListBullet"/>
-      </w:pPr>
-      <w:r>
-        <w:t>`min_stock`: ngưỡng tồn kho tối thiểu để cảnh báo.</w:t>
-      </w:r>
-    </w:p>
-    <w:p>
-      <w:pPr>
-        <w:pStyle w:val="Heading2"/>
-      </w:pPr>
-      <w:r>
-        <w:t>4.3. File khách hàng</w:t>
-      </w:r>
-    </w:p>
-    <w:p>
-      <w:r>
-        <w:t>Tên file: `data/sample/customers.txt`</w:t>
-      </w:r>
-    </w:p>
-    <w:p>
-      <w:pPr>
-        <w:pStyle w:val="CodeBlock"/>
-      </w:pPr>
-      <w:r>
-        <w:t>customer_id|name|phone|address</w:t>
-      </w:r>
-    </w:p>
-    <w:p>
-      <w:pPr>
-        <w:pStyle w:val="CodeBlock"/>
-      </w:pPr>
-      <w:r>
-        <w:t>KH001|Nguyen Van An|0901000001|Cau Giay, Ha Noi</w:t>
-      </w:r>
-    </w:p>
-    <w:p>
-      <w:pPr>
-        <w:pStyle w:val="Heading2"/>
-      </w:pPr>
-      <w:r>
-        <w:t>4.4. File hóa đơn</w:t>
-      </w:r>
-    </w:p>
-    <w:p>
-      <w:r>
-        <w:t>Tên file: `data/sample/invoices.txt`</w:t>
-      </w:r>
-    </w:p>
-    <w:p>
-      <w:pPr>
-        <w:pStyle w:val="CodeBlock"/>
-      </w:pPr>
-      <w:r>
-        <w:t>invoice_id|customer_id|customer_name|created_at|discount_percent|vat_percent|subtotal|vat_amount|total</w:t>
-      </w:r>
-    </w:p>
-    <w:p>
-      <w:pPr>
-        <w:pStyle w:val="CodeBlock"/>
-      </w:pPr>
-      <w:r>
-        <w:t>HD0001|KH001|Nguyen Van An|2026-06-22 00:00:00|2.00|8.00|5388000|422419|5810419</w:t>
-      </w:r>
-    </w:p>
-    <w:p>
-      <w:pPr>
-        <w:pStyle w:val="Heading2"/>
-      </w:pPr>
-      <w:r>
-        <w:t>4.5. File chi tiết hóa đơn</w:t>
-      </w:r>
-    </w:p>
-    <w:p>
-      <w:r>
-        <w:t>Tên file: `data/sample/invoice_items.txt`</w:t>
-      </w:r>
-    </w:p>
-    <w:p>
-      <w:pPr>
-        <w:pStyle w:val="CodeBlock"/>
-      </w:pPr>
-      <w:r>
-        <w:t>invoice_id|sku|product_name|quantity|unit_price|line_total</w:t>
-      </w:r>
-    </w:p>
-    <w:p>
-      <w:pPr>
-        <w:pStyle w:val="CodeBlock"/>
-      </w:pPr>
-      <w:r>
-        <w:t>HD0001|SP001|Dien thoai Alpha A1|1|4990000|4990000</w:t>
-      </w:r>
-    </w:p>
-    <w:p>
-      <w:pPr>
-        <w:pStyle w:val="Heading2"/>
-      </w:pPr>
-      <w:r>
-        <w:t>4.6. Mô hình master-detail</w:t>
-      </w:r>
-    </w:p>
-    <w:p>
-      <w:r>
-        <w:t>Hóa đơn được thiết kế theo mô hình master-detail:</w:t>
-      </w:r>
-    </w:p>
-    <w:p>
-      <w:pPr>
-        <w:pStyle w:val="ListBullet"/>
-      </w:pPr>
-      <w:r>
-        <w:t>Master: `Invoice` trong file `invoices.txt`.</w:t>
-      </w:r>
-    </w:p>
-    <w:p>
-      <w:pPr>
-        <w:pStyle w:val="ListBullet"/>
-      </w:pPr>
-      <w:r>
-        <w:t>Detail: `InvoiceItem` trong file `invoice_items.txt`.</w:t>
-      </w:r>
-    </w:p>
-    <w:p>
-      <w:pPr>
-        <w:pStyle w:val="ListBullet"/>
-      </w:pPr>
-      <w:r>
-        <w:t>Một hóa đơn có thể có nhiều dòng chi tiết.</w:t>
-      </w:r>
-    </w:p>
-    <w:p>
-      <w:pPr>
-        <w:pStyle w:val="ListBullet"/>
-      </w:pPr>
-      <w:r>
-        <w:t>Mỗi dòng chi tiết thuộc đúng một hóa đơn thông qua `invoice_id`.</w:t>
-      </w:r>
-    </w:p>
-    <w:p>
-      <w:r>
-        <w:t>Thiết kế này giúp lưu được đầy đủ lịch sử bán hàng. Tên sản phẩm và đơn giá được ghi vào chi tiết hóa đơn tại thời điểm bán, vì vậy hóa đơn cũ không bị thay đổi nếu sau này cập nhật tên hoặc giá sản phẩm trong danh mục.</w:t>
-      </w:r>
-    </w:p>
-    <w:p>
-      <w:pPr>
-        <w:pStyle w:val="Heading1"/>
-      </w:pPr>
-      <w:r>
-        <w:t>5. THIẾT KẾ CẤU TRÚC DỮ LIỆU VÀ THUẬT TOÁN</w:t>
-      </w:r>
-    </w:p>
-    <w:p>
-      <w:pPr>
-        <w:pStyle w:val="Heading2"/>
-      </w:pPr>
-      <w:r>
-        <w:t>5.1. Mảng động `DynamicArray`</w:t>
-      </w:r>
-    </w:p>
-    <w:p>
-      <w:r>
-        <w:t>`DynamicArray` được cài đặt trong `sales_manager/data_structures.py`. Đây là cấu trúc dữ liệu chính để lưu các danh sách nghiệp vụ.</w:t>
-      </w:r>
-    </w:p>
-    <w:p>
-      <w:r>
-        <w:t>Vai trò:</w:t>
-      </w:r>
-    </w:p>
-    <w:p>
-      <w:pPr>
-        <w:pStyle w:val="ListBullet"/>
-      </w:pPr>
-      <w:r>
-        <w:t>Lưu danh sách sản phẩm.</w:t>
-      </w:r>
-    </w:p>
-    <w:p>
-      <w:pPr>
-        <w:pStyle w:val="ListBullet"/>
-      </w:pPr>
-      <w:r>
-        <w:t>Lưu danh sách khách hàng.</w:t>
-      </w:r>
-    </w:p>
-    <w:p>
-      <w:pPr>
-        <w:pStyle w:val="ListBullet"/>
-      </w:pPr>
-      <w:r>
-        <w:t>Lưu danh sách hóa đơn.</w:t>
-      </w:r>
-    </w:p>
-    <w:p>
-      <w:pPr>
-        <w:pStyle w:val="ListBullet"/>
-      </w:pPr>
-      <w:r>
-        <w:t>Lưu danh sách chi tiết hóa đơn.</w:t>
-      </w:r>
-    </w:p>
-    <w:p>
-      <w:pPr>
-        <w:pStyle w:val="ListBullet"/>
-      </w:pPr>
-      <w:r>
-        <w:t>Lưu kết quả tìm kiếm và kết quả báo cáo.</w:t>
-      </w:r>
-    </w:p>
-    <w:p>
-      <w:r>
-        <w:t>Các thao tác:</w:t>
+        <w:t>Bảng 2.1. Mô tả dữ liệu đầu vào file sản phẩm</w:t>
       </w:r>
     </w:p>
     <w:tbl>
@@ -1727,14 +916,15 @@
         <w:tblLook w:firstColumn="1" w:firstRow="1" w:lastColumn="0" w:lastRow="0" w:noHBand="0" w:noVBand="1" w:val="04A0"/>
       </w:tblPr>
       <w:tblGrid>
-        <w:gridCol w:w="3120"/>
-        <w:gridCol w:w="3120"/>
-        <w:gridCol w:w="3120"/>
+        <w:gridCol w:w="2268"/>
+        <w:gridCol w:w="2268"/>
+        <w:gridCol w:w="2268"/>
+        <w:gridCol w:w="2268"/>
       </w:tblGrid>
       <w:tr>
         <w:tc>
           <w:tcPr>
-            <w:tcW w:type="dxa" w:w="3120"/>
+            <w:tcW w:type="dxa" w:w="2268"/>
             <w:vAlign w:val="center"/>
           </w:tcPr>
           <w:p>
@@ -1742,13 +932,27 @@
               <w:rPr>
                 <w:b/>
               </w:rPr>
-              <w:t>Thao tác</w:t>
+              <w:t>Trường</w:t>
             </w:r>
           </w:p>
         </w:tc>
         <w:tc>
           <w:tcPr>
-            <w:tcW w:type="dxa" w:w="3120"/>
+            <w:tcW w:type="dxa" w:w="2268"/>
+            <w:vAlign w:val="center"/>
+          </w:tcPr>
+          <w:p>
+            <w:r>
+              <w:rPr>
+                <w:b/>
+              </w:rPr>
+              <w:t>Kiểu dữ liệu</w:t>
+            </w:r>
+          </w:p>
+        </w:tc>
+        <w:tc>
+          <w:tcPr>
+            <w:tcW w:type="dxa" w:w="2268"/>
             <w:vAlign w:val="center"/>
           </w:tcPr>
           <w:p>
@@ -1762,7 +966,7 @@
         </w:tc>
         <w:tc>
           <w:tcPr>
-            <w:tcW w:type="dxa" w:w="3120"/>
+            <w:tcW w:type="dxa" w:w="2268"/>
             <w:vAlign w:val="center"/>
           </w:tcPr>
           <w:p>
@@ -1770,7 +974,7 @@
               <w:rPr>
                 <w:b/>
               </w:rPr>
-              <w:t>Độ phức tạp</w:t>
+              <w:t>Ví dụ</w:t>
             </w:r>
           </w:p>
         </w:tc>
@@ -1778,34 +982,45 @@
       <w:tr>
         <w:tc>
           <w:tcPr>
-            <w:tcW w:type="dxa" w:w="3120"/>
+            <w:tcW w:type="dxa" w:w="2268"/>
             <w:vAlign w:val="center"/>
           </w:tcPr>
           <w:p>
             <w:r>
-              <w:t>`append`</w:t>
+              <w:t>`sku`</w:t>
             </w:r>
           </w:p>
         </w:tc>
         <w:tc>
           <w:tcPr>
-            <w:tcW w:type="dxa" w:w="3120"/>
+            <w:tcW w:type="dxa" w:w="2268"/>
             <w:vAlign w:val="center"/>
           </w:tcPr>
           <w:p>
             <w:r>
-              <w:t>Thêm cuối mảng</w:t>
+              <w:t>Chuỗi</w:t>
             </w:r>
           </w:p>
         </w:tc>
         <w:tc>
           <w:tcPr>
-            <w:tcW w:type="dxa" w:w="3120"/>
+            <w:tcW w:type="dxa" w:w="2268"/>
             <w:vAlign w:val="center"/>
           </w:tcPr>
           <w:p>
             <w:r>
-              <w:t>O(1) trung bình</w:t>
+              <w:t>Mã sản phẩm, dùng làm khóa tra cứu</w:t>
+            </w:r>
+          </w:p>
+        </w:tc>
+        <w:tc>
+          <w:tcPr>
+            <w:tcW w:type="dxa" w:w="2268"/>
+            <w:vAlign w:val="center"/>
+          </w:tcPr>
+          <w:p>
+            <w:r>
+              <w:t>SP001</w:t>
             </w:r>
           </w:p>
         </w:tc>
@@ -1813,29 +1028,1077 @@
       <w:tr>
         <w:tc>
           <w:tcPr>
-            <w:tcW w:type="dxa" w:w="3120"/>
+            <w:tcW w:type="dxa" w:w="2268"/>
             <w:vAlign w:val="center"/>
           </w:tcPr>
           <w:p>
             <w:r>
-              <w:t>`get`</w:t>
+              <w:t>`name`</w:t>
             </w:r>
           </w:p>
         </w:tc>
         <w:tc>
           <w:tcPr>
-            <w:tcW w:type="dxa" w:w="3120"/>
+            <w:tcW w:type="dxa" w:w="2268"/>
             <w:vAlign w:val="center"/>
           </w:tcPr>
           <w:p>
             <w:r>
-              <w:t>Truy cập theo chỉ số</w:t>
+              <w:t>Chuỗi</w:t>
             </w:r>
           </w:p>
         </w:tc>
         <w:tc>
           <w:tcPr>
-            <w:tcW w:type="dxa" w:w="3120"/>
+            <w:tcW w:type="dxa" w:w="2268"/>
+            <w:vAlign w:val="center"/>
+          </w:tcPr>
+          <w:p>
+            <w:r>
+              <w:t>Tên sản phẩm</w:t>
+            </w:r>
+          </w:p>
+        </w:tc>
+        <w:tc>
+          <w:tcPr>
+            <w:tcW w:type="dxa" w:w="2268"/>
+            <w:vAlign w:val="center"/>
+          </w:tcPr>
+          <w:p>
+            <w:r>
+              <w:t>Dien thoai Alpha A1</w:t>
+            </w:r>
+          </w:p>
+        </w:tc>
+      </w:tr>
+      <w:tr>
+        <w:tc>
+          <w:tcPr>
+            <w:tcW w:type="dxa" w:w="2268"/>
+            <w:vAlign w:val="center"/>
+          </w:tcPr>
+          <w:p>
+            <w:r>
+              <w:t>`unit`</w:t>
+            </w:r>
+          </w:p>
+        </w:tc>
+        <w:tc>
+          <w:tcPr>
+            <w:tcW w:type="dxa" w:w="2268"/>
+            <w:vAlign w:val="center"/>
+          </w:tcPr>
+          <w:p>
+            <w:r>
+              <w:t>Chuỗi</w:t>
+            </w:r>
+          </w:p>
+        </w:tc>
+        <w:tc>
+          <w:tcPr>
+            <w:tcW w:type="dxa" w:w="2268"/>
+            <w:vAlign w:val="center"/>
+          </w:tcPr>
+          <w:p>
+            <w:r>
+              <w:t>Đơn vị tính</w:t>
+            </w:r>
+          </w:p>
+        </w:tc>
+        <w:tc>
+          <w:tcPr>
+            <w:tcW w:type="dxa" w:w="2268"/>
+            <w:vAlign w:val="center"/>
+          </w:tcPr>
+          <w:p>
+            <w:r>
+              <w:t>chiec</w:t>
+            </w:r>
+          </w:p>
+        </w:tc>
+      </w:tr>
+      <w:tr>
+        <w:tc>
+          <w:tcPr>
+            <w:tcW w:type="dxa" w:w="2268"/>
+            <w:vAlign w:val="center"/>
+          </w:tcPr>
+          <w:p>
+            <w:r>
+              <w:t>`category`</w:t>
+            </w:r>
+          </w:p>
+        </w:tc>
+        <w:tc>
+          <w:tcPr>
+            <w:tcW w:type="dxa" w:w="2268"/>
+            <w:vAlign w:val="center"/>
+          </w:tcPr>
+          <w:p>
+            <w:r>
+              <w:t>Chuỗi</w:t>
+            </w:r>
+          </w:p>
+        </w:tc>
+        <w:tc>
+          <w:tcPr>
+            <w:tcW w:type="dxa" w:w="2268"/>
+            <w:vAlign w:val="center"/>
+          </w:tcPr>
+          <w:p>
+            <w:r>
+              <w:t>Loại sản phẩm</w:t>
+            </w:r>
+          </w:p>
+        </w:tc>
+        <w:tc>
+          <w:tcPr>
+            <w:tcW w:type="dxa" w:w="2268"/>
+            <w:vAlign w:val="center"/>
+          </w:tcPr>
+          <w:p>
+            <w:r>
+              <w:t>Dien thoai</w:t>
+            </w:r>
+          </w:p>
+        </w:tc>
+      </w:tr>
+      <w:tr>
+        <w:tc>
+          <w:tcPr>
+            <w:tcW w:type="dxa" w:w="2268"/>
+            <w:vAlign w:val="center"/>
+          </w:tcPr>
+          <w:p>
+            <w:r>
+              <w:t>`price`</w:t>
+            </w:r>
+          </w:p>
+        </w:tc>
+        <w:tc>
+          <w:tcPr>
+            <w:tcW w:type="dxa" w:w="2268"/>
+            <w:vAlign w:val="center"/>
+          </w:tcPr>
+          <w:p>
+            <w:r>
+              <w:t>Số nguyên</w:t>
+            </w:r>
+          </w:p>
+        </w:tc>
+        <w:tc>
+          <w:tcPr>
+            <w:tcW w:type="dxa" w:w="2268"/>
+            <w:vAlign w:val="center"/>
+          </w:tcPr>
+          <w:p>
+            <w:r>
+              <w:t>Đơn giá bán</w:t>
+            </w:r>
+          </w:p>
+        </w:tc>
+        <w:tc>
+          <w:tcPr>
+            <w:tcW w:type="dxa" w:w="2268"/>
+            <w:vAlign w:val="center"/>
+          </w:tcPr>
+          <w:p>
+            <w:r>
+              <w:t>4990000</w:t>
+            </w:r>
+          </w:p>
+        </w:tc>
+      </w:tr>
+      <w:tr>
+        <w:tc>
+          <w:tcPr>
+            <w:tcW w:type="dxa" w:w="2268"/>
+            <w:vAlign w:val="center"/>
+          </w:tcPr>
+          <w:p>
+            <w:r>
+              <w:t>`stock`</w:t>
+            </w:r>
+          </w:p>
+        </w:tc>
+        <w:tc>
+          <w:tcPr>
+            <w:tcW w:type="dxa" w:w="2268"/>
+            <w:vAlign w:val="center"/>
+          </w:tcPr>
+          <w:p>
+            <w:r>
+              <w:t>Số nguyên</w:t>
+            </w:r>
+          </w:p>
+        </w:tc>
+        <w:tc>
+          <w:tcPr>
+            <w:tcW w:type="dxa" w:w="2268"/>
+            <w:vAlign w:val="center"/>
+          </w:tcPr>
+          <w:p>
+            <w:r>
+              <w:t>Số lượng tồn kho hiện tại</w:t>
+            </w:r>
+          </w:p>
+        </w:tc>
+        <w:tc>
+          <w:tcPr>
+            <w:tcW w:type="dxa" w:w="2268"/>
+            <w:vAlign w:val="center"/>
+          </w:tcPr>
+          <w:p>
+            <w:r>
+              <w:t>35</w:t>
+            </w:r>
+          </w:p>
+        </w:tc>
+      </w:tr>
+      <w:tr>
+        <w:tc>
+          <w:tcPr>
+            <w:tcW w:type="dxa" w:w="2268"/>
+            <w:vAlign w:val="center"/>
+          </w:tcPr>
+          <w:p>
+            <w:r>
+              <w:t>`min_stock`</w:t>
+            </w:r>
+          </w:p>
+        </w:tc>
+        <w:tc>
+          <w:tcPr>
+            <w:tcW w:type="dxa" w:w="2268"/>
+            <w:vAlign w:val="center"/>
+          </w:tcPr>
+          <w:p>
+            <w:r>
+              <w:t>Số nguyên</w:t>
+            </w:r>
+          </w:p>
+        </w:tc>
+        <w:tc>
+          <w:tcPr>
+            <w:tcW w:type="dxa" w:w="2268"/>
+            <w:vAlign w:val="center"/>
+          </w:tcPr>
+          <w:p>
+            <w:r>
+              <w:t>Ngưỡng tồn kho tối thiểu để cảnh báo</w:t>
+            </w:r>
+          </w:p>
+        </w:tc>
+        <w:tc>
+          <w:tcPr>
+            <w:tcW w:type="dxa" w:w="2268"/>
+            <w:vAlign w:val="center"/>
+          </w:tcPr>
+          <w:p>
+            <w:r>
+              <w:t>5</w:t>
+            </w:r>
+          </w:p>
+        </w:tc>
+      </w:tr>
+    </w:tbl>
+    <w:p/>
+    <w:p>
+      <w:pPr>
+        <w:jc w:val="center"/>
+      </w:pPr>
+      <w:r>
+        <w:drawing>
+          <wp:inline xmlns:a="http://schemas.openxmlformats.org/drawingml/2006/main" xmlns:pic="http://schemas.openxmlformats.org/drawingml/2006/picture">
+            <wp:extent cx="5303520" cy="1166774"/>
+            <wp:docPr id="1" name="Picture 1"/>
+            <wp:cNvGraphicFramePr>
+              <a:graphicFrameLocks noChangeAspect="1"/>
+            </wp:cNvGraphicFramePr>
+            <a:graphic>
+              <a:graphicData uri="http://schemas.openxmlformats.org/drawingml/2006/picture">
+                <pic:pic>
+                  <pic:nvPicPr>
+                    <pic:cNvPr id="0" name="data_products.png"/>
+                    <pic:cNvPicPr/>
+                  </pic:nvPicPr>
+                  <pic:blipFill>
+                    <a:blip r:embed="rId9"/>
+                    <a:stretch>
+                      <a:fillRect/>
+                    </a:stretch>
+                  </pic:blipFill>
+                  <pic:spPr>
+                    <a:xfrm>
+                      <a:off x="0" y="0"/>
+                      <a:ext cx="5303520" cy="1166774"/>
+                    </a:xfrm>
+                    <a:prstGeom prst="rect"/>
+                  </pic:spPr>
+                </pic:pic>
+              </a:graphicData>
+            </a:graphic>
+          </wp:inline>
+        </w:drawing>
+      </w:r>
+    </w:p>
+    <w:p>
+      <w:pPr>
+        <w:pStyle w:val="Caption"/>
+        <w:jc w:val="center"/>
+      </w:pPr>
+      <w:r>
+        <w:t>Hình 2.1. Minh họa file products.txt</w:t>
+      </w:r>
+    </w:p>
+    <w:p>
+      <w:r>
+        <w:t>Chú thích: File `products.txt` là dữ liệu đầu vào quan trọng nhất của chương trình. Mỗi dòng sau header tương ứng một sản phẩm. Trường `stock` được chương trình cập nhật giảm sau khi lập hóa đơn thành công.</w:t>
+      </w:r>
+    </w:p>
+    <w:p>
+      <w:pPr>
+        <w:pStyle w:val="Heading2"/>
+      </w:pPr>
+      <w:r>
+        <w:t>2.3. Dữ liệu đầu vào file khách hàng</w:t>
+      </w:r>
+    </w:p>
+    <w:p>
+      <w:r>
+        <w:t>Bảng 2.2. Mô tả dữ liệu đầu vào file khách hàng</w:t>
+      </w:r>
+    </w:p>
+    <w:tbl>
+      <w:tblPr>
+        <w:tblStyle w:val="TableGrid"/>
+        <w:tblW w:type="auto" w:w="0"/>
+        <w:jc w:val="center"/>
+        <w:tblLayout w:type="autofit"/>
+        <w:tblLook w:firstColumn="1" w:firstRow="1" w:lastColumn="0" w:lastRow="0" w:noHBand="0" w:noVBand="1" w:val="04A0"/>
+      </w:tblPr>
+      <w:tblGrid>
+        <w:gridCol w:w="2268"/>
+        <w:gridCol w:w="2268"/>
+        <w:gridCol w:w="2268"/>
+        <w:gridCol w:w="2268"/>
+      </w:tblGrid>
+      <w:tr>
+        <w:tc>
+          <w:tcPr>
+            <w:tcW w:type="dxa" w:w="2268"/>
+            <w:vAlign w:val="center"/>
+          </w:tcPr>
+          <w:p>
+            <w:r>
+              <w:rPr>
+                <w:b/>
+              </w:rPr>
+              <w:t>Trường</w:t>
+            </w:r>
+          </w:p>
+        </w:tc>
+        <w:tc>
+          <w:tcPr>
+            <w:tcW w:type="dxa" w:w="2268"/>
+            <w:vAlign w:val="center"/>
+          </w:tcPr>
+          <w:p>
+            <w:r>
+              <w:rPr>
+                <w:b/>
+              </w:rPr>
+              <w:t>Kiểu dữ liệu</w:t>
+            </w:r>
+          </w:p>
+        </w:tc>
+        <w:tc>
+          <w:tcPr>
+            <w:tcW w:type="dxa" w:w="2268"/>
+            <w:vAlign w:val="center"/>
+          </w:tcPr>
+          <w:p>
+            <w:r>
+              <w:rPr>
+                <w:b/>
+              </w:rPr>
+              <w:t>Ý nghĩa</w:t>
+            </w:r>
+          </w:p>
+        </w:tc>
+        <w:tc>
+          <w:tcPr>
+            <w:tcW w:type="dxa" w:w="2268"/>
+            <w:vAlign w:val="center"/>
+          </w:tcPr>
+          <w:p>
+            <w:r>
+              <w:rPr>
+                <w:b/>
+              </w:rPr>
+              <w:t>Ví dụ</w:t>
+            </w:r>
+          </w:p>
+        </w:tc>
+      </w:tr>
+      <w:tr>
+        <w:tc>
+          <w:tcPr>
+            <w:tcW w:type="dxa" w:w="2268"/>
+            <w:vAlign w:val="center"/>
+          </w:tcPr>
+          <w:p>
+            <w:r>
+              <w:t>`customer_id`</w:t>
+            </w:r>
+          </w:p>
+        </w:tc>
+        <w:tc>
+          <w:tcPr>
+            <w:tcW w:type="dxa" w:w="2268"/>
+            <w:vAlign w:val="center"/>
+          </w:tcPr>
+          <w:p>
+            <w:r>
+              <w:t>Chuỗi</w:t>
+            </w:r>
+          </w:p>
+        </w:tc>
+        <w:tc>
+          <w:tcPr>
+            <w:tcW w:type="dxa" w:w="2268"/>
+            <w:vAlign w:val="center"/>
+          </w:tcPr>
+          <w:p>
+            <w:r>
+              <w:t>Mã khách hàng, dùng làm khóa tra cứu</w:t>
+            </w:r>
+          </w:p>
+        </w:tc>
+        <w:tc>
+          <w:tcPr>
+            <w:tcW w:type="dxa" w:w="2268"/>
+            <w:vAlign w:val="center"/>
+          </w:tcPr>
+          <w:p>
+            <w:r>
+              <w:t>KH001</w:t>
+            </w:r>
+          </w:p>
+        </w:tc>
+      </w:tr>
+      <w:tr>
+        <w:tc>
+          <w:tcPr>
+            <w:tcW w:type="dxa" w:w="2268"/>
+            <w:vAlign w:val="center"/>
+          </w:tcPr>
+          <w:p>
+            <w:r>
+              <w:t>`name`</w:t>
+            </w:r>
+          </w:p>
+        </w:tc>
+        <w:tc>
+          <w:tcPr>
+            <w:tcW w:type="dxa" w:w="2268"/>
+            <w:vAlign w:val="center"/>
+          </w:tcPr>
+          <w:p>
+            <w:r>
+              <w:t>Chuỗi</w:t>
+            </w:r>
+          </w:p>
+        </w:tc>
+        <w:tc>
+          <w:tcPr>
+            <w:tcW w:type="dxa" w:w="2268"/>
+            <w:vAlign w:val="center"/>
+          </w:tcPr>
+          <w:p>
+            <w:r>
+              <w:t>Họ tên khách hàng</w:t>
+            </w:r>
+          </w:p>
+        </w:tc>
+        <w:tc>
+          <w:tcPr>
+            <w:tcW w:type="dxa" w:w="2268"/>
+            <w:vAlign w:val="center"/>
+          </w:tcPr>
+          <w:p>
+            <w:r>
+              <w:t>Nguyen Van An</w:t>
+            </w:r>
+          </w:p>
+        </w:tc>
+      </w:tr>
+      <w:tr>
+        <w:tc>
+          <w:tcPr>
+            <w:tcW w:type="dxa" w:w="2268"/>
+            <w:vAlign w:val="center"/>
+          </w:tcPr>
+          <w:p>
+            <w:r>
+              <w:t>`phone`</w:t>
+            </w:r>
+          </w:p>
+        </w:tc>
+        <w:tc>
+          <w:tcPr>
+            <w:tcW w:type="dxa" w:w="2268"/>
+            <w:vAlign w:val="center"/>
+          </w:tcPr>
+          <w:p>
+            <w:r>
+              <w:t>Chuỗi</w:t>
+            </w:r>
+          </w:p>
+        </w:tc>
+        <w:tc>
+          <w:tcPr>
+            <w:tcW w:type="dxa" w:w="2268"/>
+            <w:vAlign w:val="center"/>
+          </w:tcPr>
+          <w:p>
+            <w:r>
+              <w:t>Số điện thoại</w:t>
+            </w:r>
+          </w:p>
+        </w:tc>
+        <w:tc>
+          <w:tcPr>
+            <w:tcW w:type="dxa" w:w="2268"/>
+            <w:vAlign w:val="center"/>
+          </w:tcPr>
+          <w:p>
+            <w:r>
+              <w:t>0901000001</w:t>
+            </w:r>
+          </w:p>
+        </w:tc>
+      </w:tr>
+      <w:tr>
+        <w:tc>
+          <w:tcPr>
+            <w:tcW w:type="dxa" w:w="2268"/>
+            <w:vAlign w:val="center"/>
+          </w:tcPr>
+          <w:p>
+            <w:r>
+              <w:t>`address`</w:t>
+            </w:r>
+          </w:p>
+        </w:tc>
+        <w:tc>
+          <w:tcPr>
+            <w:tcW w:type="dxa" w:w="2268"/>
+            <w:vAlign w:val="center"/>
+          </w:tcPr>
+          <w:p>
+            <w:r>
+              <w:t>Chuỗi</w:t>
+            </w:r>
+          </w:p>
+        </w:tc>
+        <w:tc>
+          <w:tcPr>
+            <w:tcW w:type="dxa" w:w="2268"/>
+            <w:vAlign w:val="center"/>
+          </w:tcPr>
+          <w:p>
+            <w:r>
+              <w:t>Địa chỉ liên hệ</w:t>
+            </w:r>
+          </w:p>
+        </w:tc>
+        <w:tc>
+          <w:tcPr>
+            <w:tcW w:type="dxa" w:w="2268"/>
+            <w:vAlign w:val="center"/>
+          </w:tcPr>
+          <w:p>
+            <w:r>
+              <w:t>Cau Giay, Ha Noi</w:t>
+            </w:r>
+          </w:p>
+        </w:tc>
+      </w:tr>
+    </w:tbl>
+    <w:p/>
+    <w:p>
+      <w:pPr>
+        <w:jc w:val="center"/>
+      </w:pPr>
+      <w:r>
+        <w:drawing>
+          <wp:inline xmlns:a="http://schemas.openxmlformats.org/drawingml/2006/main" xmlns:pic="http://schemas.openxmlformats.org/drawingml/2006/picture">
+            <wp:extent cx="5303520" cy="803104"/>
+            <wp:docPr id="2" name="Picture 2"/>
+            <wp:cNvGraphicFramePr>
+              <a:graphicFrameLocks noChangeAspect="1"/>
+            </wp:cNvGraphicFramePr>
+            <a:graphic>
+              <a:graphicData uri="http://schemas.openxmlformats.org/drawingml/2006/picture">
+                <pic:pic>
+                  <pic:nvPicPr>
+                    <pic:cNvPr id="0" name="data_customers.png"/>
+                    <pic:cNvPicPr/>
+                  </pic:nvPicPr>
+                  <pic:blipFill>
+                    <a:blip r:embed="rId10"/>
+                    <a:stretch>
+                      <a:fillRect/>
+                    </a:stretch>
+                  </pic:blipFill>
+                  <pic:spPr>
+                    <a:xfrm>
+                      <a:off x="0" y="0"/>
+                      <a:ext cx="5303520" cy="803104"/>
+                    </a:xfrm>
+                    <a:prstGeom prst="rect"/>
+                  </pic:spPr>
+                </pic:pic>
+              </a:graphicData>
+            </a:graphic>
+          </wp:inline>
+        </w:drawing>
+      </w:r>
+    </w:p>
+    <w:p>
+      <w:pPr>
+        <w:pStyle w:val="Caption"/>
+        <w:jc w:val="center"/>
+      </w:pPr>
+      <w:r>
+        <w:t>Hình 2.2. Minh họa file customers.txt</w:t>
+      </w:r>
+    </w:p>
+    <w:p>
+      <w:r>
+        <w:t>Chú thích: File `customers.txt` cung cấp dữ liệu khách hàng ban đầu. Khi lập hóa đơn, chương trình tra cứu khách hàng bằng `customer_id`.</w:t>
+      </w:r>
+    </w:p>
+    <w:p>
+      <w:pPr>
+        <w:pStyle w:val="Heading2"/>
+      </w:pPr>
+      <w:r>
+        <w:t>2.4. Dữ liệu đầu ra và đầu vào tiếp theo của hóa đơn</w:t>
+      </w:r>
+    </w:p>
+    <w:p>
+      <w:r>
+        <w:t>Sau khi người dùng lập hóa đơn, chương trình ghi dữ liệu vào `invoices.txt` và `invoice_items.txt`. Các file này đồng thời là dữ liệu đầu vào cho những lần chạy sau, vì chương trình sẽ nạp lại hóa đơn cũ để tính doanh thu, top sản phẩm bán chạy và sinh mã hóa đơn tiếp theo.</w:t>
+      </w:r>
+    </w:p>
+    <w:p>
+      <w:r>
+        <w:t>Bảng 2.3. Mô tả dữ liệu đầu vào/đầu ra của hóa đơn</w:t>
+      </w:r>
+    </w:p>
+    <w:tbl>
+      <w:tblPr>
+        <w:tblStyle w:val="TableGrid"/>
+        <w:tblW w:type="auto" w:w="0"/>
+        <w:jc w:val="center"/>
+        <w:tblLayout w:type="autofit"/>
+        <w:tblLook w:firstColumn="1" w:firstRow="1" w:lastColumn="0" w:lastRow="0" w:noHBand="0" w:noVBand="1" w:val="04A0"/>
+      </w:tblPr>
+      <w:tblGrid>
+        <w:gridCol w:w="3024"/>
+        <w:gridCol w:w="3024"/>
+        <w:gridCol w:w="3024"/>
+      </w:tblGrid>
+      <w:tr>
+        <w:tc>
+          <w:tcPr>
+            <w:tcW w:type="dxa" w:w="3024"/>
+            <w:vAlign w:val="center"/>
+          </w:tcPr>
+          <w:p>
+            <w:r>
+              <w:rPr>
+                <w:b/>
+              </w:rPr>
+              <w:t>File</w:t>
+            </w:r>
+          </w:p>
+        </w:tc>
+        <w:tc>
+          <w:tcPr>
+            <w:tcW w:type="dxa" w:w="3024"/>
+            <w:vAlign w:val="center"/>
+          </w:tcPr>
+          <w:p>
+            <w:r>
+              <w:rPr>
+                <w:b/>
+              </w:rPr>
+              <w:t>Trường chính</w:t>
+            </w:r>
+          </w:p>
+        </w:tc>
+        <w:tc>
+          <w:tcPr>
+            <w:tcW w:type="dxa" w:w="3024"/>
+            <w:vAlign w:val="center"/>
+          </w:tcPr>
+          <w:p>
+            <w:r>
+              <w:rPr>
+                <w:b/>
+              </w:rPr>
+              <w:t>Ý nghĩa</w:t>
+            </w:r>
+          </w:p>
+        </w:tc>
+      </w:tr>
+      <w:tr>
+        <w:tc>
+          <w:tcPr>
+            <w:tcW w:type="dxa" w:w="3024"/>
+            <w:vAlign w:val="center"/>
+          </w:tcPr>
+          <w:p>
+            <w:r>
+              <w:t>`invoices.txt`</w:t>
+            </w:r>
+          </w:p>
+        </w:tc>
+        <w:tc>
+          <w:tcPr>
+            <w:tcW w:type="dxa" w:w="3024"/>
+            <w:vAlign w:val="center"/>
+          </w:tcPr>
+          <w:p>
+            <w:r>
+              <w:t>`invoice_id`, `customer_id`, `created_at`, `subtotal`, `vat_amount`, `total`</w:t>
+            </w:r>
+          </w:p>
+        </w:tc>
+        <w:tc>
+          <w:tcPr>
+            <w:tcW w:type="dxa" w:w="3024"/>
+            <w:vAlign w:val="center"/>
+          </w:tcPr>
+          <w:p>
+            <w:r>
+              <w:t>Lưu đầu hóa đơn, thông tin khách và tổng tiền</w:t>
+            </w:r>
+          </w:p>
+        </w:tc>
+      </w:tr>
+      <w:tr>
+        <w:tc>
+          <w:tcPr>
+            <w:tcW w:type="dxa" w:w="3024"/>
+            <w:vAlign w:val="center"/>
+          </w:tcPr>
+          <w:p>
+            <w:r>
+              <w:t>`invoice_items.txt`</w:t>
+            </w:r>
+          </w:p>
+        </w:tc>
+        <w:tc>
+          <w:tcPr>
+            <w:tcW w:type="dxa" w:w="3024"/>
+            <w:vAlign w:val="center"/>
+          </w:tcPr>
+          <w:p>
+            <w:r>
+              <w:t>`invoice_id`, `sku`, `quantity`, `unit_price`, `line_total`</w:t>
+            </w:r>
+          </w:p>
+        </w:tc>
+        <w:tc>
+          <w:tcPr>
+            <w:tcW w:type="dxa" w:w="3024"/>
+            <w:vAlign w:val="center"/>
+          </w:tcPr>
+          <w:p>
+            <w:r>
+              <w:t>Lưu từng dòng hàng trong hóa đơn</w:t>
+            </w:r>
+          </w:p>
+        </w:tc>
+      </w:tr>
+    </w:tbl>
+    <w:p/>
+    <w:p>
+      <w:pPr>
+        <w:jc w:val="center"/>
+      </w:pPr>
+      <w:r>
+        <w:drawing>
+          <wp:inline xmlns:a="http://schemas.openxmlformats.org/drawingml/2006/main" xmlns:pic="http://schemas.openxmlformats.org/drawingml/2006/picture">
+            <wp:extent cx="5303520" cy="712187"/>
+            <wp:docPr id="3" name="Picture 3"/>
+            <wp:cNvGraphicFramePr>
+              <a:graphicFrameLocks noChangeAspect="1"/>
+            </wp:cNvGraphicFramePr>
+            <a:graphic>
+              <a:graphicData uri="http://schemas.openxmlformats.org/drawingml/2006/picture">
+                <pic:pic>
+                  <pic:nvPicPr>
+                    <pic:cNvPr id="0" name="data_invoices.png"/>
+                    <pic:cNvPicPr/>
+                  </pic:nvPicPr>
+                  <pic:blipFill>
+                    <a:blip r:embed="rId11"/>
+                    <a:stretch>
+                      <a:fillRect/>
+                    </a:stretch>
+                  </pic:blipFill>
+                  <pic:spPr>
+                    <a:xfrm>
+                      <a:off x="0" y="0"/>
+                      <a:ext cx="5303520" cy="712187"/>
+                    </a:xfrm>
+                    <a:prstGeom prst="rect"/>
+                  </pic:spPr>
+                </pic:pic>
+              </a:graphicData>
+            </a:graphic>
+          </wp:inline>
+        </w:drawing>
+      </w:r>
+    </w:p>
+    <w:p>
+      <w:pPr>
+        <w:pStyle w:val="Caption"/>
+        <w:jc w:val="center"/>
+      </w:pPr>
+      <w:r>
+        <w:t>Hình 2.3. Minh họa file invoices.txt sau khi tạo dữ liệu demo</w:t>
+      </w:r>
+    </w:p>
+    <w:p>
+      <w:pPr>
+        <w:jc w:val="center"/>
+      </w:pPr>
+      <w:r>
+        <w:drawing>
+          <wp:inline xmlns:a="http://schemas.openxmlformats.org/drawingml/2006/main" xmlns:pic="http://schemas.openxmlformats.org/drawingml/2006/picture">
+            <wp:extent cx="5303520" cy="984939"/>
+            <wp:docPr id="4" name="Picture 4"/>
+            <wp:cNvGraphicFramePr>
+              <a:graphicFrameLocks noChangeAspect="1"/>
+            </wp:cNvGraphicFramePr>
+            <a:graphic>
+              <a:graphicData uri="http://schemas.openxmlformats.org/drawingml/2006/picture">
+                <pic:pic>
+                  <pic:nvPicPr>
+                    <pic:cNvPr id="0" name="data_invoice_items.png"/>
+                    <pic:cNvPicPr/>
+                  </pic:nvPicPr>
+                  <pic:blipFill>
+                    <a:blip r:embed="rId12"/>
+                    <a:stretch>
+                      <a:fillRect/>
+                    </a:stretch>
+                  </pic:blipFill>
+                  <pic:spPr>
+                    <a:xfrm>
+                      <a:off x="0" y="0"/>
+                      <a:ext cx="5303520" cy="984939"/>
+                    </a:xfrm>
+                    <a:prstGeom prst="rect"/>
+                  </pic:spPr>
+                </pic:pic>
+              </a:graphicData>
+            </a:graphic>
+          </wp:inline>
+        </w:drawing>
+      </w:r>
+    </w:p>
+    <w:p>
+      <w:pPr>
+        <w:pStyle w:val="Caption"/>
+        <w:jc w:val="center"/>
+      </w:pPr>
+      <w:r>
+        <w:t>Hình 2.4. Minh họa file invoice_items.txt sau khi tạo dữ liệu demo</w:t>
+      </w:r>
+    </w:p>
+    <w:p>
+      <w:r>
+        <w:t>Chú thích: Hai file hóa đơn thể hiện mô hình master-detail. `invoice_id` liên kết đầu hóa đơn với nhiều dòng chi tiết. Cách tách này giúp lưu được một hóa đơn có nhiều sản phẩm.</w:t>
+      </w:r>
+    </w:p>
+    <w:p>
+      <w:pPr>
+        <w:pStyle w:val="Heading2"/>
+      </w:pPr>
+      <w:r>
+        <w:t>2.5. Cấu trúc dữ liệu sử dụng</w:t>
+      </w:r>
+    </w:p>
+    <w:p>
+      <w:r>
+        <w:t>#### 2.5.1. Mảng động `DynamicArray`</w:t>
+      </w:r>
+    </w:p>
+    <w:p>
+      <w:r>
+        <w:t>`DynamicArray` được tự cài đặt để lưu các danh sách nghiệp vụ: sản phẩm, khách hàng, hóa đơn, chi tiết hóa đơn, kết quả tìm kiếm và kết quả báo cáo. Khi số phần tử vượt sức chứa, mảng tự tăng kích thước.</w:t>
+      </w:r>
+    </w:p>
+    <w:p>
+      <w:r>
+        <w:t>#### 2.5.2. Danh sách liên kết `LinkedList`</w:t>
+      </w:r>
+    </w:p>
+    <w:p>
+      <w:r>
+        <w:t>`LinkedList` được dùng làm bucket trong bảng băm. Mỗi node lưu một cặp khóa-giá trị và con trỏ tới node tiếp theo. Khi có va chạm khóa trong bảng băm, các phần tử cùng bucket được nối bằng danh sách liên kết.</w:t>
+      </w:r>
+    </w:p>
+    <w:p>
+      <w:r>
+        <w:t>#### 2.5.3. Bảng băm `HashTable`</w:t>
+      </w:r>
+    </w:p>
+    <w:p>
+      <w:r>
+        <w:t>`HashTable` dùng để tra cứu nhanh sản phẩm theo `sku`, khách hàng theo `customer_id` và gom nhóm dữ liệu báo cáo. Hàm băm chuỗi được cài đặt theo công thức:</w:t>
+      </w:r>
+    </w:p>
+    <w:p>
+      <w:pPr>
+        <w:pStyle w:val="CodeBlock"/>
+      </w:pPr>
+      <w:r>
+        <w:t>hash = (hash * 31 + ASCII(character)) mod capacity</w:t>
+      </w:r>
+    </w:p>
+    <w:p>
+      <w:pPr>
+        <w:pStyle w:val="Heading2"/>
+      </w:pPr>
+      <w:r>
+        <w:t>2.6. Thuật toán sử dụng</w:t>
+      </w:r>
+    </w:p>
+    <w:p>
+      <w:r>
+        <w:t>Các thuật toán chính:</w:t>
+      </w:r>
+    </w:p>
+    <w:p>
+      <w:pPr>
+        <w:pStyle w:val="ListBullet"/>
+      </w:pPr>
+      <w:r>
+        <w:t>Tìm kiếm tuyến tính: dùng khi tìm sản phẩm/khách hàng theo từ khóa gần đúng.</w:t>
+      </w:r>
+    </w:p>
+    <w:p>
+      <w:pPr>
+        <w:pStyle w:val="ListBullet"/>
+      </w:pPr>
+      <w:r>
+        <w:t>Quick sort: dùng khi sắp xếp sản phẩm và top sản phẩm bán chạy.</w:t>
+      </w:r>
+    </w:p>
+    <w:p>
+      <w:pPr>
+        <w:pStyle w:val="ListBullet"/>
+      </w:pPr>
+      <w:r>
+        <w:t>Thuật toán lập hóa đơn: kiểm tra dữ liệu, tính tiền, tạo hóa đơn, trừ tồn kho và lưu file.</w:t>
+      </w:r>
+    </w:p>
+    <w:p>
+      <w:r>
+        <w:t>Bảng 2.4. Độ phức tạp cấu trúc dữ liệu và thuật toán</w:t>
+      </w:r>
+    </w:p>
+    <w:tbl>
+      <w:tblPr>
+        <w:tblStyle w:val="TableGrid"/>
+        <w:tblW w:type="auto" w:w="0"/>
+        <w:jc w:val="center"/>
+        <w:tblLayout w:type="autofit"/>
+        <w:tblLook w:firstColumn="1" w:firstRow="1" w:lastColumn="0" w:lastRow="0" w:noHBand="0" w:noVBand="1" w:val="04A0"/>
+      </w:tblPr>
+      <w:tblGrid>
+        <w:gridCol w:w="3024"/>
+        <w:gridCol w:w="3024"/>
+        <w:gridCol w:w="3024"/>
+      </w:tblGrid>
+      <w:tr>
+        <w:tc>
+          <w:tcPr>
+            <w:tcW w:type="dxa" w:w="3024"/>
+            <w:vAlign w:val="center"/>
+          </w:tcPr>
+          <w:p>
+            <w:r>
+              <w:rPr>
+                <w:b/>
+              </w:rPr>
+              <w:t>Thành phần</w:t>
+            </w:r>
+          </w:p>
+        </w:tc>
+        <w:tc>
+          <w:tcPr>
+            <w:tcW w:type="dxa" w:w="3024"/>
+            <w:vAlign w:val="center"/>
+          </w:tcPr>
+          <w:p>
+            <w:r>
+              <w:rPr>
+                <w:b/>
+              </w:rPr>
+              <w:t>Chức năng</w:t>
+            </w:r>
+          </w:p>
+        </w:tc>
+        <w:tc>
+          <w:tcPr>
+            <w:tcW w:type="dxa" w:w="3024"/>
+            <w:vAlign w:val="center"/>
+          </w:tcPr>
+          <w:p>
+            <w:r>
+              <w:rPr>
+                <w:b/>
+              </w:rPr>
+              <w:t>Độ phức tạp trung bình</w:t>
+            </w:r>
+          </w:p>
+        </w:tc>
+      </w:tr>
+      <w:tr>
+        <w:tc>
+          <w:tcPr>
+            <w:tcW w:type="dxa" w:w="3024"/>
+            <w:vAlign w:val="center"/>
+          </w:tcPr>
+          <w:p>
+            <w:r>
+              <w:t>`DynamicArray.append`</w:t>
+            </w:r>
+          </w:p>
+        </w:tc>
+        <w:tc>
+          <w:tcPr>
+            <w:tcW w:type="dxa" w:w="3024"/>
+            <w:vAlign w:val="center"/>
+          </w:tcPr>
+          <w:p>
+            <w:r>
+              <w:t>Thêm phần tử cuối mảng</w:t>
+            </w:r>
+          </w:p>
+        </w:tc>
+        <w:tc>
+          <w:tcPr>
+            <w:tcW w:type="dxa" w:w="3024"/>
             <w:vAlign w:val="center"/>
           </w:tcPr>
           <w:p>
@@ -1848,29 +2111,29 @@
       <w:tr>
         <w:tc>
           <w:tcPr>
-            <w:tcW w:type="dxa" w:w="3120"/>
+            <w:tcW w:type="dxa" w:w="3024"/>
             <w:vAlign w:val="center"/>
           </w:tcPr>
           <w:p>
             <w:r>
-              <w:t>`set`</w:t>
+              <w:t>`DynamicArray.get/set`</w:t>
             </w:r>
           </w:p>
         </w:tc>
         <w:tc>
           <w:tcPr>
-            <w:tcW w:type="dxa" w:w="3120"/>
+            <w:tcW w:type="dxa" w:w="3024"/>
             <w:vAlign w:val="center"/>
           </w:tcPr>
           <w:p>
             <w:r>
-              <w:t>Cập nhật theo chỉ số</w:t>
+              <w:t>Truy cập/cập nhật theo chỉ số</w:t>
             </w:r>
           </w:p>
         </w:tc>
         <w:tc>
           <w:tcPr>
-            <w:tcW w:type="dxa" w:w="3120"/>
+            <w:tcW w:type="dxa" w:w="3024"/>
             <w:vAlign w:val="center"/>
           </w:tcPr>
           <w:p>
@@ -1883,29 +2146,64 @@
       <w:tr>
         <w:tc>
           <w:tcPr>
-            <w:tcW w:type="dxa" w:w="3120"/>
+            <w:tcW w:type="dxa" w:w="3024"/>
             <w:vAlign w:val="center"/>
           </w:tcPr>
           <w:p>
             <w:r>
-              <w:t>`insert`</w:t>
+              <w:t>`HashTable.get/put`</w:t>
             </w:r>
           </w:p>
         </w:tc>
         <w:tc>
           <w:tcPr>
-            <w:tcW w:type="dxa" w:w="3120"/>
+            <w:tcW w:type="dxa" w:w="3024"/>
             <w:vAlign w:val="center"/>
           </w:tcPr>
           <w:p>
             <w:r>
-              <w:t>Chèn vào vị trí bất kỳ</w:t>
+              <w:t>Tra cứu/thêm theo khóa</w:t>
             </w:r>
           </w:p>
         </w:tc>
         <w:tc>
           <w:tcPr>
-            <w:tcW w:type="dxa" w:w="3120"/>
+            <w:tcW w:type="dxa" w:w="3024"/>
+            <w:vAlign w:val="center"/>
+          </w:tcPr>
+          <w:p>
+            <w:r>
+              <w:t>O(1)</w:t>
+            </w:r>
+          </w:p>
+        </w:tc>
+      </w:tr>
+      <w:tr>
+        <w:tc>
+          <w:tcPr>
+            <w:tcW w:type="dxa" w:w="3024"/>
+            <w:vAlign w:val="center"/>
+          </w:tcPr>
+          <w:p>
+            <w:r>
+              <w:t>Tìm kiếm tuyến tính</w:t>
+            </w:r>
+          </w:p>
+        </w:tc>
+        <w:tc>
+          <w:tcPr>
+            <w:tcW w:type="dxa" w:w="3024"/>
+            <w:vAlign w:val="center"/>
+          </w:tcPr>
+          <w:p>
+            <w:r>
+              <w:t>Tìm theo từ khóa</w:t>
+            </w:r>
+          </w:p>
+        </w:tc>
+        <w:tc>
+          <w:tcPr>
+            <w:tcW w:type="dxa" w:w="3024"/>
             <w:vAlign w:val="center"/>
           </w:tcPr>
           <w:p>
@@ -1918,34 +2216,34 @@
       <w:tr>
         <w:tc>
           <w:tcPr>
-            <w:tcW w:type="dxa" w:w="3120"/>
+            <w:tcW w:type="dxa" w:w="3024"/>
             <w:vAlign w:val="center"/>
           </w:tcPr>
           <w:p>
             <w:r>
-              <w:t>`remove_at`</w:t>
+              <w:t>Quick sort</w:t>
             </w:r>
           </w:p>
         </w:tc>
         <w:tc>
           <w:tcPr>
-            <w:tcW w:type="dxa" w:w="3120"/>
+            <w:tcW w:type="dxa" w:w="3024"/>
             <w:vAlign w:val="center"/>
           </w:tcPr>
           <w:p>
             <w:r>
-              <w:t>Xóa theo vị trí</w:t>
+              <w:t>Sắp xếp danh sách</w:t>
             </w:r>
           </w:p>
         </w:tc>
         <w:tc>
           <w:tcPr>
-            <w:tcW w:type="dxa" w:w="3120"/>
+            <w:tcW w:type="dxa" w:w="3024"/>
             <w:vAlign w:val="center"/>
           </w:tcPr>
           <w:p>
             <w:r>
-              <w:t>O(n)</w:t>
+              <w:t>O(n log n)</w:t>
             </w:r>
           </w:p>
         </w:tc>
@@ -1953,34 +2251,34 @@
       <w:tr>
         <w:tc>
           <w:tcPr>
-            <w:tcW w:type="dxa" w:w="3120"/>
+            <w:tcW w:type="dxa" w:w="3024"/>
             <w:vAlign w:val="center"/>
           </w:tcPr>
           <w:p>
             <w:r>
-              <w:t>`copy`</w:t>
+              <w:t>Lập hóa đơn k dòng</w:t>
             </w:r>
           </w:p>
         </w:tc>
         <w:tc>
           <w:tcPr>
-            <w:tcW w:type="dxa" w:w="3120"/>
+            <w:tcW w:type="dxa" w:w="3024"/>
             <w:vAlign w:val="center"/>
           </w:tcPr>
           <w:p>
             <w:r>
-              <w:t>Sao chép mảng</w:t>
+              <w:t>Xử lý một hóa đơn</w:t>
             </w:r>
           </w:p>
         </w:tc>
         <w:tc>
           <w:tcPr>
-            <w:tcW w:type="dxa" w:w="3120"/>
+            <w:tcW w:type="dxa" w:w="3024"/>
             <w:vAlign w:val="center"/>
           </w:tcPr>
           <w:p>
             <w:r>
-              <w:t>O(n)</w:t>
+              <w:t>O(k)</w:t>
             </w:r>
           </w:p>
         </w:tc>
@@ -1989,41 +2287,89 @@
     <w:p/>
     <w:p>
       <w:pPr>
+        <w:pStyle w:val="Heading1"/>
+      </w:pPr>
+      <w:r>
+        <w:t>CHƯƠNG 3. THIẾT KẾ VÀ CÀI ĐẶT CHƯƠNG TRÌNH</w:t>
+      </w:r>
+    </w:p>
+    <w:p>
+      <w:pPr>
         <w:pStyle w:val="Heading2"/>
       </w:pPr>
       <w:r>
-        <w:t>5.2. Danh sách liên kết `LinkedList`</w:t>
+        <w:t>3.1. Kiến trúc module</w:t>
       </w:r>
     </w:p>
     <w:p>
       <w:r>
-        <w:t>`LinkedList` là danh sách liên kết đơn, dùng làm bucket trong bảng băm. Mỗi node lưu một cặp khóa-giá trị và con trỏ tới node tiếp theo.</w:t>
+        <w:t>Chương trình được chia thành các module:</w:t>
+      </w:r>
+    </w:p>
+    <w:p>
+      <w:pPr>
+        <w:pStyle w:val="ListBullet"/>
+      </w:pPr>
+      <w:r>
+        <w:t>`sales_manager/data_structures.py`: cài đặt `DynamicArray`, `LinkedList`, `HashTable`, tìm kiếm và sắp xếp.</w:t>
+      </w:r>
+    </w:p>
+    <w:p>
+      <w:pPr>
+        <w:pStyle w:val="ListBullet"/>
+      </w:pPr>
+      <w:r>
+        <w:t>`sales_manager/models.py`: định nghĩa `Product`, `Customer`, `Invoice`, `InvoiceItem`, `InvoiceLineInput`, `ProductSaleStat`.</w:t>
+      </w:r>
+    </w:p>
+    <w:p>
+      <w:pPr>
+        <w:pStyle w:val="ListBullet"/>
+      </w:pPr>
+      <w:r>
+        <w:t>`sales_manager/storage.py`: đọc/ghi dữ liệu file text.</w:t>
+      </w:r>
+    </w:p>
+    <w:p>
+      <w:pPr>
+        <w:pStyle w:val="ListBullet"/>
+      </w:pPr>
+      <w:r>
+        <w:t>`sales_manager/manager.py`: xử lý nghiệp vụ bán hàng.</w:t>
+      </w:r>
+    </w:p>
+    <w:p>
+      <w:pPr>
+        <w:pStyle w:val="ListBullet"/>
+      </w:pPr>
+      <w:r>
+        <w:t>`sales_manager/cli.py`: giao diện menu console.</w:t>
       </w:r>
     </w:p>
     <w:p>
       <w:r>
-        <w:t>Vai trò:</w:t>
+        <w:t>Luồng xử lý tổng quát:</w:t>
       </w:r>
     </w:p>
     <w:p>
       <w:pPr>
-        <w:pStyle w:val="ListBullet"/>
+        <w:pStyle w:val="CodeBlock"/>
       </w:pPr>
       <w:r>
-        <w:t>Xử lý va chạm trong bảng băm.</w:t>
+        <w:t>File text -&gt; Storage -&gt; DynamicArray -&gt; HashTable index -&gt; SalesManager -&gt; CLI -&gt; File text/Báo cáo</w:t>
       </w:r>
     </w:p>
     <w:p>
       <w:pPr>
-        <w:pStyle w:val="ListBullet"/>
+        <w:pStyle w:val="Heading2"/>
       </w:pPr>
       <w:r>
-        <w:t>Cho phép nhiều khóa cùng rơi vào một bucket.</w:t>
+        <w:t>3.2. Thiết kế lớp dữ liệu</w:t>
       </w:r>
     </w:p>
     <w:p>
       <w:r>
-        <w:t>Độ phức tạp:</w:t>
+        <w:t>Mỗi bản ghi trong file text được ánh xạ thành một lớp dữ liệu. Ví dụ:</w:t>
       </w:r>
     </w:p>
     <w:p>
@@ -2031,7 +2377,7 @@
         <w:pStyle w:val="ListBullet"/>
       </w:pPr>
       <w:r>
-        <w:t>Thêm đầu bucket: O(1).</w:t>
+        <w:t>Dòng trong `products.txt` được chuyển thành `Product`.</w:t>
       </w:r>
     </w:p>
     <w:p>
@@ -2039,104 +2385,46 @@
         <w:pStyle w:val="ListBullet"/>
       </w:pPr>
       <w:r>
-        <w:t>Tìm trong bucket: O(k), với k là số phần tử trong bucket.</w:t>
+        <w:t>Dòng trong `customers.txt` được chuyển thành `Customer`.</w:t>
       </w:r>
     </w:p>
     <w:p>
       <w:pPr>
-        <w:pStyle w:val="Heading2"/>
+        <w:pStyle w:val="ListBullet"/>
       </w:pPr>
       <w:r>
-        <w:t>5.3. Bảng băm `HashTable`</w:t>
+        <w:t>Dòng trong `invoices.txt` được chuyển thành `Invoice`.</w:t>
+      </w:r>
+    </w:p>
+    <w:p>
+      <w:pPr>
+        <w:pStyle w:val="ListBullet"/>
+      </w:pPr>
+      <w:r>
+        <w:t>Dòng trong `invoice_items.txt` được chuyển thành `InvoiceItem`.</w:t>
       </w:r>
     </w:p>
     <w:p>
       <w:r>
-        <w:t>`HashTable` được tự cài đặt, không dùng `dict` cho dữ liệu nghiệp vụ. Bảng băm dùng mảng bucket, mỗi bucket là một `LinkedList`.</w:t>
+        <w:t>Mỗi lớp có hàm chuyển đổi từ object sang dòng text và từ dòng text sang object. Cách làm này giúp tách riêng phần lưu trữ và phần xử lý nghiệp vụ.</w:t>
+      </w:r>
+    </w:p>
+    <w:p>
+      <w:pPr>
+        <w:pStyle w:val="Heading2"/>
+      </w:pPr>
+      <w:r>
+        <w:t>3.3. Chức năng lập hóa đơn</w:t>
       </w:r>
     </w:p>
     <w:p>
       <w:r>
-        <w:t>Vai trò:</w:t>
-      </w:r>
-    </w:p>
-    <w:p>
-      <w:pPr>
-        <w:pStyle w:val="ListBullet"/>
-      </w:pPr>
-      <w:r>
-        <w:t>Tra cứu sản phẩm theo `sku`.</w:t>
-      </w:r>
-    </w:p>
-    <w:p>
-      <w:pPr>
-        <w:pStyle w:val="ListBullet"/>
-      </w:pPr>
-      <w:r>
-        <w:t>Tra cứu khách hàng theo `customer_id`.</w:t>
-      </w:r>
-    </w:p>
-    <w:p>
-      <w:pPr>
-        <w:pStyle w:val="ListBullet"/>
-      </w:pPr>
-      <w:r>
-        <w:t>Gom nhóm doanh thu theo ngày/tháng.</w:t>
-      </w:r>
-    </w:p>
-    <w:p>
-      <w:pPr>
-        <w:pStyle w:val="ListBullet"/>
-      </w:pPr>
-      <w:r>
-        <w:t>Gom nhóm sản phẩm bán chạy theo mã sản phẩm.</w:t>
+        <w:t>Các bước lập hóa đơn:</w:t>
       </w:r>
     </w:p>
     <w:p>
       <w:r>
-        <w:t>Hàm băm chuỗi:</w:t>
-      </w:r>
-    </w:p>
-    <w:p>
-      <w:pPr>
-        <w:pStyle w:val="CodeBlock"/>
-      </w:pPr>
-      <w:r>
-        <w:t>hash = (hash * 31 + ASCII(character)) mod capacity</w:t>
-      </w:r>
-    </w:p>
-    <w:p>
-      <w:r>
-        <w:t>Độ phức tạp:</w:t>
-      </w:r>
-    </w:p>
-    <w:p>
-      <w:pPr>
-        <w:pStyle w:val="ListBullet"/>
-      </w:pPr>
-      <w:r>
-        <w:t>Trung bình: thêm, xóa, tra cứu O(1).</w:t>
-      </w:r>
-    </w:p>
-    <w:p>
-      <w:pPr>
-        <w:pStyle w:val="ListBullet"/>
-      </w:pPr>
-      <w:r>
-        <w:t>Trường hợp xấu: O(n) nếu nhiều khóa va chạm cùng bucket.</w:t>
-      </w:r>
-    </w:p>
-    <w:p>
-      <w:pPr>
-        <w:pStyle w:val="Heading2"/>
-      </w:pPr>
-      <w:r>
-        <w:t>5.4. Tìm kiếm tuyến tính</w:t>
-      </w:r>
-    </w:p>
-    <w:p>
-      <w:r>
-        <w:t>Tìm kiếm tuyến tính được dùng khi người dùng nhập từ khóa không chính xác hoàn toàn, ví dụ tìm theo một phần tên sản phẩm hoặc loại sản phẩm.</w:t>
+        <w:t>1. Nhập mã khách hàng. 2. Nhập các dòng sản phẩm gồm mã sản phẩm và số lượng. 3. Tra cứu khách hàng bằng `HashTable`. 4. Tra cứu sản phẩm bằng `HashTable`. 5. Kiểm tra số lượng tồn kho. 6. Tính tạm tính, chiết khấu, VAT và tổng tiền. 7. Sinh mã hóa đơn mới. 8. Ghi đầu hóa đơn và chi tiết hóa đơn. 9. Giảm tồn kho sản phẩm. 10. Lưu lại các file dữ liệu.</w:t>
       </w:r>
     </w:p>
     <w:p>
@@ -2149,167 +2437,6 @@
         <w:pStyle w:val="CodeBlock"/>
       </w:pPr>
       <w:r>
-        <w:t>linear_search(array, predicate):</w:t>
-      </w:r>
-    </w:p>
-    <w:p>
-      <w:pPr>
-        <w:pStyle w:val="CodeBlock"/>
-      </w:pPr>
-      <w:r>
-        <w:t xml:space="preserve">    result = DynamicArray()</w:t>
-      </w:r>
-    </w:p>
-    <w:p>
-      <w:pPr>
-        <w:pStyle w:val="CodeBlock"/>
-      </w:pPr>
-      <w:r>
-        <w:t xml:space="preserve">    for item in array:</w:t>
-      </w:r>
-    </w:p>
-    <w:p>
-      <w:pPr>
-        <w:pStyle w:val="CodeBlock"/>
-      </w:pPr>
-      <w:r>
-        <w:t xml:space="preserve">        if predicate(item):</w:t>
-      </w:r>
-    </w:p>
-    <w:p>
-      <w:pPr>
-        <w:pStyle w:val="CodeBlock"/>
-      </w:pPr>
-      <w:r>
-        <w:t xml:space="preserve">            result.append(item)</w:t>
-      </w:r>
-    </w:p>
-    <w:p>
-      <w:pPr>
-        <w:pStyle w:val="CodeBlock"/>
-      </w:pPr>
-      <w:r>
-        <w:t xml:space="preserve">    return result</w:t>
-      </w:r>
-    </w:p>
-    <w:p>
-      <w:r>
-        <w:t>Độ phức tạp: O(n).</w:t>
-      </w:r>
-    </w:p>
-    <w:p>
-      <w:pPr>
-        <w:pStyle w:val="Heading2"/>
-      </w:pPr>
-      <w:r>
-        <w:t>5.5. Quick sort</w:t>
-      </w:r>
-    </w:p>
-    <w:p>
-      <w:r>
-        <w:t>Quick sort được dùng để sắp xếp danh sách sản phẩm và thống kê top sản phẩm bán chạy.</w:t>
-      </w:r>
-    </w:p>
-    <w:p>
-      <w:r>
-        <w:t>Giả mã:</w:t>
-      </w:r>
-    </w:p>
-    <w:p>
-      <w:pPr>
-        <w:pStyle w:val="CodeBlock"/>
-      </w:pPr>
-      <w:r>
-        <w:t>quick_sort(array, left, right):</w:t>
-      </w:r>
-    </w:p>
-    <w:p>
-      <w:pPr>
-        <w:pStyle w:val="CodeBlock"/>
-      </w:pPr>
-      <w:r>
-        <w:t xml:space="preserve">    if left &gt;= right:</w:t>
-      </w:r>
-    </w:p>
-    <w:p>
-      <w:pPr>
-        <w:pStyle w:val="CodeBlock"/>
-      </w:pPr>
-      <w:r>
-        <w:t xml:space="preserve">        return</w:t>
-      </w:r>
-    </w:p>
-    <w:p>
-      <w:pPr>
-        <w:pStyle w:val="CodeBlock"/>
-      </w:pPr>
-      <w:r>
-        <w:t xml:space="preserve">    pivot = partition(array, left, right)</w:t>
-      </w:r>
-    </w:p>
-    <w:p>
-      <w:pPr>
-        <w:pStyle w:val="CodeBlock"/>
-      </w:pPr>
-      <w:r>
-        <w:t xml:space="preserve">    quick_sort(array, left, pivot - 1)</w:t>
-      </w:r>
-    </w:p>
-    <w:p>
-      <w:pPr>
-        <w:pStyle w:val="CodeBlock"/>
-      </w:pPr>
-      <w:r>
-        <w:t xml:space="preserve">    quick_sort(array, pivot + 1, right)</w:t>
-      </w:r>
-    </w:p>
-    <w:p>
-      <w:r>
-        <w:t>Độ phức tạp:</w:t>
-      </w:r>
-    </w:p>
-    <w:p>
-      <w:pPr>
-        <w:pStyle w:val="ListBullet"/>
-      </w:pPr>
-      <w:r>
-        <w:t>Trung bình: O(n log n).</w:t>
-      </w:r>
-    </w:p>
-    <w:p>
-      <w:pPr>
-        <w:pStyle w:val="ListBullet"/>
-      </w:pPr>
-      <w:r>
-        <w:t>Xấu nhất: O(n^2).</w:t>
-      </w:r>
-    </w:p>
-    <w:p>
-      <w:pPr>
-        <w:pStyle w:val="ListBullet"/>
-      </w:pPr>
-      <w:r>
-        <w:t>Không gian phụ do đệ quy: O(log n) trung bình.</w:t>
-      </w:r>
-    </w:p>
-    <w:p>
-      <w:pPr>
-        <w:pStyle w:val="Heading2"/>
-      </w:pPr>
-      <w:r>
-        <w:t>5.6. Thuật toán lập hóa đơn</w:t>
-      </w:r>
-    </w:p>
-    <w:p>
-      <w:r>
-        <w:t>Giả mã:</w:t>
-      </w:r>
-    </w:p>
-    <w:p>
-      <w:pPr>
-        <w:pStyle w:val="CodeBlock"/>
-      </w:pPr>
-      <w:r>
         <w:t>create_invoice(customer_id, lines, discount_percent, vat_percent):</w:t>
       </w:r>
     </w:p>
@@ -2456,7 +2583,7 @@
         <w:pStyle w:val="CodeBlock"/>
       </w:pPr>
       <w:r>
-        <w:t xml:space="preserve">    for line in lines:</w:t>
+        <w:t xml:space="preserve">    create invoice items</w:t>
       </w:r>
     </w:p>
     <w:p>
@@ -2464,7 +2591,7 @@
         <w:pStyle w:val="CodeBlock"/>
       </w:pPr>
       <w:r>
-        <w:t xml:space="preserve">        create invoice item</w:t>
+        <w:t xml:space="preserve">    decrease product stock</w:t>
       </w:r>
     </w:p>
     <w:p>
@@ -2472,42 +2599,163 @@
         <w:pStyle w:val="CodeBlock"/>
       </w:pPr>
       <w:r>
-        <w:t xml:space="preserve">        product.stock -= line.quantity</w:t>
+        <w:t xml:space="preserve">    save files</w:t>
       </w:r>
     </w:p>
     <w:p>
       <w:pPr>
-        <w:pStyle w:val="CodeBlock"/>
-      </w:pPr>
-      <w:r/>
-    </w:p>
-    <w:p>
-      <w:pPr>
-        <w:pStyle w:val="CodeBlock"/>
+        <w:pStyle w:val="Heading2"/>
       </w:pPr>
       <w:r>
-        <w:t xml:space="preserve">    save all data files</w:t>
+        <w:t>3.4. Chức năng báo cáo</w:t>
       </w:r>
     </w:p>
     <w:p>
       <w:r>
-        <w:t>Nếu hóa đơn có k dòng hàng, thời gian xử lý chính là O(k) sau khi bảng băm sản phẩm và khách hàng đã được xây dựng.</w:t>
+        <w:t>Báo cáo doanh thu theo ngày/tháng được tạo bằng cách gom nhóm hóa đơn theo chuỗi ngày hoặc tháng. Top sản phẩm bán chạy được tạo bằng cách duyệt toàn bộ chi tiết hóa đơn, cộng dồn số lượng theo `sku`, sau đó sắp xếp giảm dần bằng quick sort.</w:t>
       </w:r>
     </w:p>
     <w:p>
       <w:pPr>
-        <w:pStyle w:val="Heading1"/>
+        <w:pStyle w:val="Heading2"/>
       </w:pPr>
       <w:r>
-        <w:t>6. THIẾT KẾ CHƯƠNG TRÌNH</w:t>
+        <w:t>3.5. Menu chương trình</w:t>
       </w:r>
     </w:p>
     <w:p>
+      <w:r>
+        <w:t>Menu chính:</w:t>
+      </w:r>
+    </w:p>
+    <w:p>
+      <w:pPr>
+        <w:pStyle w:val="CodeBlock"/>
+      </w:pPr>
+      <w:r>
+        <w:t>===== HE THONG QUAN LY BAN HANG =====</w:t>
+      </w:r>
+    </w:p>
+    <w:p>
+      <w:pPr>
+        <w:pStyle w:val="CodeBlock"/>
+      </w:pPr>
+      <w:r>
+        <w:t>1. Xem danh sach san pham</w:t>
+      </w:r>
+    </w:p>
+    <w:p>
+      <w:pPr>
+        <w:pStyle w:val="CodeBlock"/>
+      </w:pPr>
+      <w:r>
+        <w:t>2. Them san pham</w:t>
+      </w:r>
+    </w:p>
+    <w:p>
+      <w:pPr>
+        <w:pStyle w:val="CodeBlock"/>
+      </w:pPr>
+      <w:r>
+        <w:t>3. Tim kiem san pham</w:t>
+      </w:r>
+    </w:p>
+    <w:p>
+      <w:pPr>
+        <w:pStyle w:val="CodeBlock"/>
+      </w:pPr>
+      <w:r>
+        <w:t>4. Sap xep san pham</w:t>
+      </w:r>
+    </w:p>
+    <w:p>
+      <w:pPr>
+        <w:pStyle w:val="CodeBlock"/>
+      </w:pPr>
+      <w:r>
+        <w:t>5. Xem danh sach khach hang</w:t>
+      </w:r>
+    </w:p>
+    <w:p>
+      <w:pPr>
+        <w:pStyle w:val="CodeBlock"/>
+      </w:pPr>
+      <w:r>
+        <w:t>6. Them khach hang</w:t>
+      </w:r>
+    </w:p>
+    <w:p>
+      <w:pPr>
+        <w:pStyle w:val="CodeBlock"/>
+      </w:pPr>
+      <w:r>
+        <w:t>7. Lap hoa don ban hang</w:t>
+      </w:r>
+    </w:p>
+    <w:p>
+      <w:pPr>
+        <w:pStyle w:val="CodeBlock"/>
+      </w:pPr>
+      <w:r>
+        <w:t>8. Bao cao doanh thu</w:t>
+      </w:r>
+    </w:p>
+    <w:p>
+      <w:pPr>
+        <w:pStyle w:val="CodeBlock"/>
+      </w:pPr>
+      <w:r>
+        <w:t>9. Top san pham ban chay</w:t>
+      </w:r>
+    </w:p>
+    <w:p>
+      <w:pPr>
+        <w:pStyle w:val="CodeBlock"/>
+      </w:pPr>
+      <w:r>
+        <w:t>10. San pham sap het hang</w:t>
+      </w:r>
+    </w:p>
+    <w:p>
+      <w:pPr>
+        <w:pStyle w:val="CodeBlock"/>
+      </w:pPr>
+      <w:r>
+        <w:t>11. Luu va tai lai du lieu</w:t>
+      </w:r>
+    </w:p>
+    <w:p>
+      <w:pPr>
+        <w:pStyle w:val="CodeBlock"/>
+      </w:pPr>
+      <w:r>
+        <w:t>0. Thoat</w:t>
+      </w:r>
+    </w:p>
+    <w:p>
+      <w:pPr>
+        <w:pStyle w:val="Heading1"/>
+      </w:pPr>
+      <w:r>
+        <w:t>CHƯƠNG 4. KIỂM THỬ, HƯỚNG DẪN SỬ DỤNG VÀ GITHUB</w:t>
+      </w:r>
+    </w:p>
+    <w:p>
       <w:pPr>
         <w:pStyle w:val="Heading2"/>
       </w:pPr>
       <w:r>
-        <w:t>6.1. Kiến trúc module</w:t>
+        <w:t>4.1. Kiểm thử</w:t>
+      </w:r>
+    </w:p>
+    <w:p>
+      <w:r>
+        <w:t>Nhóm sử dụng `unittest` để kiểm thử tự động. Các test tập trung vào cấu trúc dữ liệu và nghiệp vụ chính.</w:t>
+      </w:r>
+    </w:p>
+    <w:p>
+      <w:r>
+        <w:t>Bảng 4.1. Test case kiểm thử chương trình</w:t>
       </w:r>
     </w:p>
     <w:tbl>
@@ -2519,668 +2767,15 @@
         <w:tblLook w:firstColumn="1" w:firstRow="1" w:lastColumn="0" w:lastRow="0" w:noHBand="0" w:noVBand="1" w:val="04A0"/>
       </w:tblPr>
       <w:tblGrid>
-        <w:gridCol w:w="4680"/>
-        <w:gridCol w:w="4680"/>
+        <w:gridCol w:w="2268"/>
+        <w:gridCol w:w="2268"/>
+        <w:gridCol w:w="2268"/>
+        <w:gridCol w:w="2268"/>
       </w:tblGrid>
       <w:tr>
         <w:tc>
           <w:tcPr>
-            <w:tcW w:type="dxa" w:w="4680"/>
-            <w:vAlign w:val="center"/>
-          </w:tcPr>
-          <w:p>
-            <w:r>
-              <w:rPr>
-                <w:b/>
-              </w:rPr>
-              <w:t>Module</w:t>
-            </w:r>
-          </w:p>
-        </w:tc>
-        <w:tc>
-          <w:tcPr>
-            <w:tcW w:type="dxa" w:w="4680"/>
-            <w:vAlign w:val="center"/>
-          </w:tcPr>
-          <w:p>
-            <w:r>
-              <w:rPr>
-                <w:b/>
-              </w:rPr>
-              <w:t>Vai trò</w:t>
-            </w:r>
-          </w:p>
-        </w:tc>
-      </w:tr>
-      <w:tr>
-        <w:tc>
-          <w:tcPr>
-            <w:tcW w:type="dxa" w:w="4680"/>
-            <w:vAlign w:val="center"/>
-          </w:tcPr>
-          <w:p>
-            <w:r>
-              <w:t>`sales_manager/data_structures.py`</w:t>
-            </w:r>
-          </w:p>
-        </w:tc>
-        <w:tc>
-          <w:tcPr>
-            <w:tcW w:type="dxa" w:w="4680"/>
-            <w:vAlign w:val="center"/>
-          </w:tcPr>
-          <w:p>
-            <w:r>
-              <w:t>Cài đặt `DynamicArray`, `LinkedList`, `HashTable`, tìm kiếm tuyến tính và quick sort.</w:t>
-            </w:r>
-          </w:p>
-        </w:tc>
-      </w:tr>
-      <w:tr>
-        <w:tc>
-          <w:tcPr>
-            <w:tcW w:type="dxa" w:w="4680"/>
-            <w:vAlign w:val="center"/>
-          </w:tcPr>
-          <w:p>
-            <w:r>
-              <w:t>`sales_manager/models.py`</w:t>
-            </w:r>
-          </w:p>
-        </w:tc>
-        <w:tc>
-          <w:tcPr>
-            <w:tcW w:type="dxa" w:w="4680"/>
-            <w:vAlign w:val="center"/>
-          </w:tcPr>
-          <w:p>
-            <w:r>
-              <w:t>Định nghĩa các lớp dữ liệu: `Product`, `Customer`, `Invoice`, `InvoiceItem`, `InvoiceLineInput`, `ProductSaleStat`.</w:t>
-            </w:r>
-          </w:p>
-        </w:tc>
-      </w:tr>
-      <w:tr>
-        <w:tc>
-          <w:tcPr>
-            <w:tcW w:type="dxa" w:w="4680"/>
-            <w:vAlign w:val="center"/>
-          </w:tcPr>
-          <w:p>
-            <w:r>
-              <w:t>`sales_manager/storage.py`</w:t>
-            </w:r>
-          </w:p>
-        </w:tc>
-        <w:tc>
-          <w:tcPr>
-            <w:tcW w:type="dxa" w:w="4680"/>
-            <w:vAlign w:val="center"/>
-          </w:tcPr>
-          <w:p>
-            <w:r>
-              <w:t>Đọc/ghi dữ liệu từ các file text.</w:t>
-            </w:r>
-          </w:p>
-        </w:tc>
-      </w:tr>
-      <w:tr>
-        <w:tc>
-          <w:tcPr>
-            <w:tcW w:type="dxa" w:w="4680"/>
-            <w:vAlign w:val="center"/>
-          </w:tcPr>
-          <w:p>
-            <w:r>
-              <w:t>`sales_manager/manager.py`</w:t>
-            </w:r>
-          </w:p>
-        </w:tc>
-        <w:tc>
-          <w:tcPr>
-            <w:tcW w:type="dxa" w:w="4680"/>
-            <w:vAlign w:val="center"/>
-          </w:tcPr>
-          <w:p>
-            <w:r>
-              <w:t>Xử lý nghiệp vụ: quản lý sản phẩm, khách hàng, lập hóa đơn, báo cáo.</w:t>
-            </w:r>
-          </w:p>
-        </w:tc>
-      </w:tr>
-      <w:tr>
-        <w:tc>
-          <w:tcPr>
-            <w:tcW w:type="dxa" w:w="4680"/>
-            <w:vAlign w:val="center"/>
-          </w:tcPr>
-          <w:p>
-            <w:r>
-              <w:t>`sales_manager/cli.py`</w:t>
-            </w:r>
-          </w:p>
-        </w:tc>
-        <w:tc>
-          <w:tcPr>
-            <w:tcW w:type="dxa" w:w="4680"/>
-            <w:vAlign w:val="center"/>
-          </w:tcPr>
-          <w:p>
-            <w:r>
-              <w:t>Giao diện menu console và các lệnh demo/report.</w:t>
-            </w:r>
-          </w:p>
-        </w:tc>
-      </w:tr>
-      <w:tr>
-        <w:tc>
-          <w:tcPr>
-            <w:tcW w:type="dxa" w:w="4680"/>
-            <w:vAlign w:val="center"/>
-          </w:tcPr>
-          <w:p>
-            <w:r>
-              <w:t>`tests/test_sales_manager.py`</w:t>
-            </w:r>
-          </w:p>
-        </w:tc>
-        <w:tc>
-          <w:tcPr>
-            <w:tcW w:type="dxa" w:w="4680"/>
-            <w:vAlign w:val="center"/>
-          </w:tcPr>
-          <w:p>
-            <w:r>
-              <w:t>Kiểm thử cấu trúc dữ liệu và nghiệp vụ chính.</w:t>
-            </w:r>
-          </w:p>
-        </w:tc>
-      </w:tr>
-    </w:tbl>
-    <w:p/>
-    <w:p>
-      <w:pPr>
-        <w:pStyle w:val="Heading2"/>
-      </w:pPr>
-      <w:r>
-        <w:t>6.2. Luồng chạy tổng quát</w:t>
-      </w:r>
-    </w:p>
-    <w:p>
-      <w:pPr>
-        <w:pStyle w:val="CodeBlock"/>
-      </w:pPr>
-      <w:r>
-        <w:t>File text -&gt; Storage -&gt; DynamicArray -&gt; HashTable index -&gt; SalesManager -&gt; CLI -&gt; File text/Báo cáo</w:t>
-      </w:r>
-    </w:p>
-    <w:p>
-      <w:r>
-        <w:t>Diễn giải:</w:t>
-      </w:r>
-    </w:p>
-    <w:p>
-      <w:r>
-        <w:t>1. `Storage` đọc dữ liệu từ file text. 2. Dữ liệu được đưa vào các `DynamicArray`. 3. `SalesManager` xây dựng bảng băm cho sản phẩm và khách hàng. 4. Người dùng thao tác qua menu CLI. 5. Nghiệp vụ được xử lý trong `SalesManager`. 6. Sau thao tác thay đổi dữ liệu, chương trình ghi lại file text.</w:t>
-      </w:r>
-    </w:p>
-    <w:p>
-      <w:pPr>
-        <w:pStyle w:val="Heading2"/>
-      </w:pPr>
-      <w:r>
-        <w:t>6.3. Menu chương trình</w:t>
-      </w:r>
-    </w:p>
-    <w:p>
-      <w:pPr>
-        <w:pStyle w:val="CodeBlock"/>
-      </w:pPr>
-      <w:r>
-        <w:t>===== HE THONG QUAN LY BAN HANG =====</w:t>
-      </w:r>
-    </w:p>
-    <w:p>
-      <w:pPr>
-        <w:pStyle w:val="CodeBlock"/>
-      </w:pPr>
-      <w:r>
-        <w:t>1. Xem danh sach san pham</w:t>
-      </w:r>
-    </w:p>
-    <w:p>
-      <w:pPr>
-        <w:pStyle w:val="CodeBlock"/>
-      </w:pPr>
-      <w:r>
-        <w:t>2. Them san pham</w:t>
-      </w:r>
-    </w:p>
-    <w:p>
-      <w:pPr>
-        <w:pStyle w:val="CodeBlock"/>
-      </w:pPr>
-      <w:r>
-        <w:t>3. Tim kiem san pham</w:t>
-      </w:r>
-    </w:p>
-    <w:p>
-      <w:pPr>
-        <w:pStyle w:val="CodeBlock"/>
-      </w:pPr>
-      <w:r>
-        <w:t>4. Sap xep san pham</w:t>
-      </w:r>
-    </w:p>
-    <w:p>
-      <w:pPr>
-        <w:pStyle w:val="CodeBlock"/>
-      </w:pPr>
-      <w:r>
-        <w:t>5. Xem danh sach khach hang</w:t>
-      </w:r>
-    </w:p>
-    <w:p>
-      <w:pPr>
-        <w:pStyle w:val="CodeBlock"/>
-      </w:pPr>
-      <w:r>
-        <w:t>6. Them khach hang</w:t>
-      </w:r>
-    </w:p>
-    <w:p>
-      <w:pPr>
-        <w:pStyle w:val="CodeBlock"/>
-      </w:pPr>
-      <w:r>
-        <w:t>7. Lap hoa don ban hang</w:t>
-      </w:r>
-    </w:p>
-    <w:p>
-      <w:pPr>
-        <w:pStyle w:val="CodeBlock"/>
-      </w:pPr>
-      <w:r>
-        <w:t>8. Bao cao doanh thu</w:t>
-      </w:r>
-    </w:p>
-    <w:p>
-      <w:pPr>
-        <w:pStyle w:val="CodeBlock"/>
-      </w:pPr>
-      <w:r>
-        <w:t>9. Top san pham ban chay</w:t>
-      </w:r>
-    </w:p>
-    <w:p>
-      <w:pPr>
-        <w:pStyle w:val="CodeBlock"/>
-      </w:pPr>
-      <w:r>
-        <w:t>10. San pham sap het hang</w:t>
-      </w:r>
-    </w:p>
-    <w:p>
-      <w:pPr>
-        <w:pStyle w:val="CodeBlock"/>
-      </w:pPr>
-      <w:r>
-        <w:t>11. Luu va tai lai du lieu</w:t>
-      </w:r>
-    </w:p>
-    <w:p>
-      <w:pPr>
-        <w:pStyle w:val="CodeBlock"/>
-      </w:pPr>
-      <w:r>
-        <w:t>0. Thoat</w:t>
-      </w:r>
-    </w:p>
-    <w:p>
-      <w:r>
-        <w:t>Menu chạy trong vòng lặp. Khi người dùng chọn `0`, chương trình lưu dữ liệu và kết thúc.</w:t>
-      </w:r>
-    </w:p>
-    <w:p>
-      <w:pPr>
-        <w:pStyle w:val="Heading1"/>
-      </w:pPr>
-      <w:r>
-        <w:t>7. CÀI ĐẶT CHỨC NĂNG CHÍNH</w:t>
-      </w:r>
-    </w:p>
-    <w:p>
-      <w:pPr>
-        <w:pStyle w:val="Heading2"/>
-      </w:pPr>
-      <w:r>
-        <w:t>7.1. Quản lý sản phẩm</w:t>
-      </w:r>
-    </w:p>
-    <w:p>
-      <w:r>
-        <w:t>Chức năng quản lý sản phẩm dùng `DynamicArray` để lưu danh sách và `HashTable` để tra cứu nhanh theo mã sản phẩm.</w:t>
-      </w:r>
-    </w:p>
-    <w:p>
-      <w:r>
-        <w:t>Các hàm chính:</w:t>
-      </w:r>
-    </w:p>
-    <w:p>
-      <w:pPr>
-        <w:pStyle w:val="ListBullet"/>
-      </w:pPr>
-      <w:r>
-        <w:t>`add_product(product)`.</w:t>
-      </w:r>
-    </w:p>
-    <w:p>
-      <w:pPr>
-        <w:pStyle w:val="ListBullet"/>
-      </w:pPr>
-      <w:r>
-        <w:t>`update_product(product)`.</w:t>
-      </w:r>
-    </w:p>
-    <w:p>
-      <w:pPr>
-        <w:pStyle w:val="ListBullet"/>
-      </w:pPr>
-      <w:r>
-        <w:t>`delete_product(sku)`.</w:t>
-      </w:r>
-    </w:p>
-    <w:p>
-      <w:pPr>
-        <w:pStyle w:val="ListBullet"/>
-      </w:pPr>
-      <w:r>
-        <w:t>`find_products(keyword)`.</w:t>
-      </w:r>
-    </w:p>
-    <w:p>
-      <w:pPr>
-        <w:pStyle w:val="ListBullet"/>
-      </w:pPr>
-      <w:r>
-        <w:t>`sorted_products(field, reverse)`.</w:t>
-      </w:r>
-    </w:p>
-    <w:p>
-      <w:pPr>
-        <w:pStyle w:val="ListBullet"/>
-      </w:pPr>
-      <w:r>
-        <w:t>`low_stock_products()`.</w:t>
-      </w:r>
-    </w:p>
-    <w:p>
-      <w:pPr>
-        <w:pStyle w:val="Heading2"/>
-      </w:pPr>
-      <w:r>
-        <w:t>7.2. Quản lý khách hàng</w:t>
-      </w:r>
-    </w:p>
-    <w:p>
-      <w:r>
-        <w:t>Danh sách khách hàng cũng được lưu bằng `DynamicArray`, đồng thời tạo chỉ mục `HashTable` theo `customer_id`.</w:t>
-      </w:r>
-    </w:p>
-    <w:p>
-      <w:r>
-        <w:t>Các hàm chính:</w:t>
-      </w:r>
-    </w:p>
-    <w:p>
-      <w:pPr>
-        <w:pStyle w:val="ListBullet"/>
-      </w:pPr>
-      <w:r>
-        <w:t>`add_customer(customer)`.</w:t>
-      </w:r>
-    </w:p>
-    <w:p>
-      <w:pPr>
-        <w:pStyle w:val="ListBullet"/>
-      </w:pPr>
-      <w:r>
-        <w:t>`update_customer(customer)`.</w:t>
-      </w:r>
-    </w:p>
-    <w:p>
-      <w:pPr>
-        <w:pStyle w:val="ListBullet"/>
-      </w:pPr>
-      <w:r>
-        <w:t>`delete_customer(customer_id)`.</w:t>
-      </w:r>
-    </w:p>
-    <w:p>
-      <w:pPr>
-        <w:pStyle w:val="ListBullet"/>
-      </w:pPr>
-      <w:r>
-        <w:t>`find_customers(keyword)`.</w:t>
-      </w:r>
-    </w:p>
-    <w:p>
-      <w:pPr>
-        <w:pStyle w:val="Heading2"/>
-      </w:pPr>
-      <w:r>
-        <w:t>7.3. Lập hóa đơn</w:t>
-      </w:r>
-    </w:p>
-    <w:p>
-      <w:r>
-        <w:t>Chức năng lập hóa đơn là nghiệp vụ quan trọng nhất. Chương trình kiểm tra các ràng buộc trước khi ghi dữ liệu:</w:t>
-      </w:r>
-    </w:p>
-    <w:p>
-      <w:pPr>
-        <w:pStyle w:val="ListBullet"/>
-      </w:pPr>
-      <w:r>
-        <w:t>Khách hàng phải tồn tại.</w:t>
-      </w:r>
-    </w:p>
-    <w:p>
-      <w:pPr>
-        <w:pStyle w:val="ListBullet"/>
-      </w:pPr>
-      <w:r>
-        <w:t>Sản phẩm phải tồn tại.</w:t>
-      </w:r>
-    </w:p>
-    <w:p>
-      <w:pPr>
-        <w:pStyle w:val="ListBullet"/>
-      </w:pPr>
-      <w:r>
-        <w:t>Số lượng bán phải lớn hơn 0.</w:t>
-      </w:r>
-    </w:p>
-    <w:p>
-      <w:pPr>
-        <w:pStyle w:val="ListBullet"/>
-      </w:pPr>
-      <w:r>
-        <w:t>Số lượng bán không được vượt tồn kho.</w:t>
-      </w:r>
-    </w:p>
-    <w:p>
-      <w:pPr>
-        <w:pStyle w:val="ListBullet"/>
-      </w:pPr>
-      <w:r>
-        <w:t>Chiết khấu và VAT phải nằm trong khoảng hợp lệ.</w:t>
-      </w:r>
-    </w:p>
-    <w:p>
-      <w:r>
-        <w:t>Sau khi hợp lệ:</w:t>
-      </w:r>
-    </w:p>
-    <w:p>
-      <w:pPr>
-        <w:pStyle w:val="ListBullet"/>
-      </w:pPr>
-      <w:r>
-        <w:t>Chương trình sinh mã hóa đơn mới dạng `HD0001`, `HD0002`, ...</w:t>
-      </w:r>
-    </w:p>
-    <w:p>
-      <w:pPr>
-        <w:pStyle w:val="ListBullet"/>
-      </w:pPr>
-      <w:r>
-        <w:t>Tạo bản ghi `Invoice`.</w:t>
-      </w:r>
-    </w:p>
-    <w:p>
-      <w:pPr>
-        <w:pStyle w:val="ListBullet"/>
-      </w:pPr>
-      <w:r>
-        <w:t>Tạo các bản ghi `InvoiceItem`.</w:t>
-      </w:r>
-    </w:p>
-    <w:p>
-      <w:pPr>
-        <w:pStyle w:val="ListBullet"/>
-      </w:pPr>
-      <w:r>
-        <w:t>Giảm tồn kho sản phẩm.</w:t>
-      </w:r>
-    </w:p>
-    <w:p>
-      <w:pPr>
-        <w:pStyle w:val="ListBullet"/>
-      </w:pPr>
-      <w:r>
-        <w:t>Lưu dữ liệu vào file text.</w:t>
-      </w:r>
-    </w:p>
-    <w:p>
-      <w:pPr>
-        <w:pStyle w:val="Heading2"/>
-      </w:pPr>
-      <w:r>
-        <w:t>7.4. Báo cáo doanh thu</w:t>
-      </w:r>
-    </w:p>
-    <w:p>
-      <w:r>
-        <w:t>Báo cáo doanh thu sử dụng `HashTable` để gom nhóm theo ngày hoặc tháng:</w:t>
-      </w:r>
-    </w:p>
-    <w:p>
-      <w:pPr>
-        <w:pStyle w:val="ListBullet"/>
-      </w:pPr>
-      <w:r>
-        <w:t>Khóa là chuỗi ngày `YYYY-MM-DD` hoặc tháng `YYYY-MM`.</w:t>
-      </w:r>
-    </w:p>
-    <w:p>
-      <w:pPr>
-        <w:pStyle w:val="ListBullet"/>
-      </w:pPr>
-      <w:r>
-        <w:t>Giá trị là đối tượng `RevenueRow`, lưu số hóa đơn và tổng doanh thu.</w:t>
-      </w:r>
-    </w:p>
-    <w:p>
-      <w:pPr>
-        <w:pStyle w:val="ListBullet"/>
-      </w:pPr>
-      <w:r>
-        <w:t>Sau khi gom nhóm, kết quả được sắp xếp giảm dần theo thời gian.</w:t>
-      </w:r>
-    </w:p>
-    <w:p>
-      <w:pPr>
-        <w:pStyle w:val="Heading2"/>
-      </w:pPr>
-      <w:r>
-        <w:t>7.5. Top sản phẩm bán chạy</w:t>
-      </w:r>
-    </w:p>
-    <w:p>
-      <w:r>
-        <w:t>Top sản phẩm bán chạy được tính từ danh sách `InvoiceItem`:</w:t>
-      </w:r>
-    </w:p>
-    <w:p>
-      <w:r>
-        <w:t>1. Duyệt toàn bộ chi tiết hóa đơn. 2. Gom nhóm theo `sku` bằng `HashTable`. 3. Cộng dồn số lượng và doanh thu từng sản phẩm. 4. Sắp xếp giảm dần theo số lượng bán bằng quick sort. 5. Lấy tối đa 10 sản phẩm đầu tiên.</w:t>
-      </w:r>
-    </w:p>
-    <w:p>
-      <w:pPr>
-        <w:pStyle w:val="Heading1"/>
-      </w:pPr>
-      <w:r>
-        <w:t>8. KIỂM THỬ VÀ ĐÁNH GIÁ KẾT QUẢ</w:t>
-      </w:r>
-    </w:p>
-    <w:p>
-      <w:pPr>
-        <w:pStyle w:val="Heading2"/>
-      </w:pPr>
-      <w:r>
-        <w:t>8.1. Chiến lược kiểm thử</w:t>
-      </w:r>
-    </w:p>
-    <w:p>
-      <w:r>
-        <w:t>Nhóm sử dụng `unittest` để kiểm thử tự động. Các test tập trung vào hai nhóm:</w:t>
-      </w:r>
-    </w:p>
-    <w:p>
-      <w:pPr>
-        <w:pStyle w:val="ListBullet"/>
-      </w:pPr>
-      <w:r>
-        <w:t>Kiểm thử cấu trúc dữ liệu: mảng động, bảng băm, quick sort.</w:t>
-      </w:r>
-    </w:p>
-    <w:p>
-      <w:pPr>
-        <w:pStyle w:val="ListBullet"/>
-      </w:pPr>
-      <w:r>
-        <w:t>Kiểm thử nghiệp vụ: lập hóa đơn, kiểm tra tồn kho, tìm kiếm, sắp xếp, xuất báo cáo.</w:t>
-      </w:r>
-    </w:p>
-    <w:p>
-      <w:pPr>
-        <w:pStyle w:val="Heading2"/>
-      </w:pPr>
-      <w:r>
-        <w:t>8.2. Bảng test case</w:t>
-      </w:r>
-    </w:p>
-    <w:tbl>
-      <w:tblPr>
-        <w:tblStyle w:val="TableGrid"/>
-        <w:tblW w:type="auto" w:w="0"/>
-        <w:jc w:val="center"/>
-        <w:tblLayout w:type="autofit"/>
-        <w:tblLook w:firstColumn="1" w:firstRow="1" w:lastColumn="0" w:lastRow="0" w:noHBand="0" w:noVBand="1" w:val="04A0"/>
-      </w:tblPr>
-      <w:tblGrid>
-        <w:gridCol w:w="2340"/>
-        <w:gridCol w:w="2340"/>
-        <w:gridCol w:w="2340"/>
-        <w:gridCol w:w="2340"/>
-      </w:tblGrid>
-      <w:tr>
-        <w:tc>
-          <w:tcPr>
-            <w:tcW w:type="dxa" w:w="2340"/>
+            <w:tcW w:type="dxa" w:w="2268"/>
             <w:vAlign w:val="center"/>
           </w:tcPr>
           <w:p>
@@ -3194,7 +2789,7 @@
         </w:tc>
         <w:tc>
           <w:tcPr>
-            <w:tcW w:type="dxa" w:w="2340"/>
+            <w:tcW w:type="dxa" w:w="2268"/>
             <w:vAlign w:val="center"/>
           </w:tcPr>
           <w:p>
@@ -3208,7 +2803,7 @@
         </w:tc>
         <w:tc>
           <w:tcPr>
-            <w:tcW w:type="dxa" w:w="2340"/>
+            <w:tcW w:type="dxa" w:w="2268"/>
             <w:vAlign w:val="center"/>
           </w:tcPr>
           <w:p>
@@ -3222,7 +2817,7 @@
         </w:tc>
         <w:tc>
           <w:tcPr>
-            <w:tcW w:type="dxa" w:w="2340"/>
+            <w:tcW w:type="dxa" w:w="2268"/>
             <w:vAlign w:val="center"/>
           </w:tcPr>
           <w:p>
@@ -3238,7 +2833,7 @@
       <w:tr>
         <w:tc>
           <w:tcPr>
-            <w:tcW w:type="dxa" w:w="2340"/>
+            <w:tcW w:type="dxa" w:w="2268"/>
             <w:vAlign w:val="center"/>
           </w:tcPr>
           <w:p>
@@ -3249,7 +2844,7 @@
         </w:tc>
         <w:tc>
           <w:tcPr>
-            <w:tcW w:type="dxa" w:w="2340"/>
+            <w:tcW w:type="dxa" w:w="2268"/>
             <w:vAlign w:val="center"/>
           </w:tcPr>
           <w:p>
@@ -3260,23 +2855,23 @@
         </w:tc>
         <w:tc>
           <w:tcPr>
-            <w:tcW w:type="dxa" w:w="2340"/>
+            <w:tcW w:type="dxa" w:w="2268"/>
             <w:vAlign w:val="center"/>
           </w:tcPr>
           <w:p>
             <w:r>
-              <w:t>3 sản phẩm có giá 300, 100, 200</w:t>
+              <w:t>3 sản phẩm giá 300, 100, 200</w:t>
             </w:r>
           </w:p>
         </w:tc>
         <w:tc>
           <w:tcPr>
-            <w:tcW w:type="dxa" w:w="2340"/>
+            <w:tcW w:type="dxa" w:w="2268"/>
             <w:vAlign w:val="center"/>
           </w:tcPr>
           <w:p>
             <w:r>
-              <w:t>Sau quick sort, thứ tự giá tăng dần; xóa đúng phần tử ở giữa.</w:t>
+              <w:t>Sắp xếp đúng, xóa đúng phần tử</w:t>
             </w:r>
           </w:p>
         </w:tc>
@@ -3284,7 +2879,7 @@
       <w:tr>
         <w:tc>
           <w:tcPr>
-            <w:tcW w:type="dxa" w:w="2340"/>
+            <w:tcW w:type="dxa" w:w="2268"/>
             <w:vAlign w:val="center"/>
           </w:tcPr>
           <w:p>
@@ -3295,7 +2890,7 @@
         </w:tc>
         <w:tc>
           <w:tcPr>
-            <w:tcW w:type="dxa" w:w="2340"/>
+            <w:tcW w:type="dxa" w:w="2268"/>
             <w:vAlign w:val="center"/>
           </w:tcPr>
           <w:p>
@@ -3306,7 +2901,7 @@
         </w:tc>
         <w:tc>
           <w:tcPr>
-            <w:tcW w:type="dxa" w:w="2340"/>
+            <w:tcW w:type="dxa" w:w="2268"/>
             <w:vAlign w:val="center"/>
           </w:tcPr>
           <w:p>
@@ -3317,12 +2912,12 @@
         </w:tc>
         <w:tc>
           <w:tcPr>
-            <w:tcW w:type="dxa" w:w="2340"/>
+            <w:tcW w:type="dxa" w:w="2268"/>
             <w:vAlign w:val="center"/>
           </w:tcPr>
           <w:p>
             <w:r>
-              <w:t>Tra cứu đúng; cập nhật không làm tăng kích thước; xóa thành công.</w:t>
+              <w:t>Tra cứu, cập nhật, xóa đúng</w:t>
             </w:r>
           </w:p>
         </w:tc>
@@ -3330,7 +2925,7 @@
       <w:tr>
         <w:tc>
           <w:tcPr>
-            <w:tcW w:type="dxa" w:w="2340"/>
+            <w:tcW w:type="dxa" w:w="2268"/>
             <w:vAlign w:val="center"/>
           </w:tcPr>
           <w:p>
@@ -3341,7 +2936,7 @@
         </w:tc>
         <w:tc>
           <w:tcPr>
-            <w:tcW w:type="dxa" w:w="2340"/>
+            <w:tcW w:type="dxa" w:w="2268"/>
             <w:vAlign w:val="center"/>
           </w:tcPr>
           <w:p>
@@ -3352,23 +2947,23 @@
         </w:tc>
         <w:tc>
           <w:tcPr>
-            <w:tcW w:type="dxa" w:w="2340"/>
+            <w:tcW w:type="dxa" w:w="2268"/>
             <w:vAlign w:val="center"/>
           </w:tcPr>
           <w:p>
             <w:r>
-              <w:t>KH001 mua SP001 số lượng 2 và SP005 số lượng 1</w:t>
+              <w:t>KH001 mua SP001 và SP005</w:t>
             </w:r>
           </w:p>
         </w:tc>
         <w:tc>
           <w:tcPr>
-            <w:tcW w:type="dxa" w:w="2340"/>
+            <w:tcW w:type="dxa" w:w="2268"/>
             <w:vAlign w:val="center"/>
           </w:tcPr>
           <w:p>
             <w:r>
-              <w:t>Sinh hóa đơn `HD0001`; tồn kho SP001 giảm 2; dữ liệu lưu được.</w:t>
+              <w:t>Sinh hóa đơn, tồn kho giảm</w:t>
             </w:r>
           </w:p>
         </w:tc>
@@ -3376,7 +2971,7 @@
       <w:tr>
         <w:tc>
           <w:tcPr>
-            <w:tcW w:type="dxa" w:w="2340"/>
+            <w:tcW w:type="dxa" w:w="2268"/>
             <w:vAlign w:val="center"/>
           </w:tcPr>
           <w:p>
@@ -3387,7 +2982,7 @@
         </w:tc>
         <w:tc>
           <w:tcPr>
-            <w:tcW w:type="dxa" w:w="2340"/>
+            <w:tcW w:type="dxa" w:w="2268"/>
             <w:vAlign w:val="center"/>
           </w:tcPr>
           <w:p>
@@ -3398,7 +2993,7 @@
         </w:tc>
         <w:tc>
           <w:tcPr>
-            <w:tcW w:type="dxa" w:w="2340"/>
+            <w:tcW w:type="dxa" w:w="2268"/>
             <w:vAlign w:val="center"/>
           </w:tcPr>
           <w:p>
@@ -3409,12 +3004,12 @@
         </w:tc>
         <w:tc>
           <w:tcPr>
-            <w:tcW w:type="dxa" w:w="2340"/>
+            <w:tcW w:type="dxa" w:w="2268"/>
             <w:vAlign w:val="center"/>
           </w:tcPr>
           <w:p>
             <w:r>
-              <w:t>Chương trình báo lỗi và không tạo hóa đơn.</w:t>
+              <w:t>Báo lỗi, không tạo hóa đơn</w:t>
             </w:r>
           </w:p>
         </w:tc>
@@ -3422,7 +3017,7 @@
       <w:tr>
         <w:tc>
           <w:tcPr>
-            <w:tcW w:type="dxa" w:w="2340"/>
+            <w:tcW w:type="dxa" w:w="2268"/>
             <w:vAlign w:val="center"/>
           </w:tcPr>
           <w:p>
@@ -3433,7 +3028,7 @@
         </w:tc>
         <w:tc>
           <w:tcPr>
-            <w:tcW w:type="dxa" w:w="2340"/>
+            <w:tcW w:type="dxa" w:w="2268"/>
             <w:vAlign w:val="center"/>
           </w:tcPr>
           <w:p>
@@ -3444,23 +3039,23 @@
         </w:tc>
         <w:tc>
           <w:tcPr>
-            <w:tcW w:type="dxa" w:w="2340"/>
+            <w:tcW w:type="dxa" w:w="2268"/>
             <w:vAlign w:val="center"/>
           </w:tcPr>
           <w:p>
             <w:r>
-              <w:t>Từ khóa Laptop, sắp xếp giá giảm dần</w:t>
+              <w:t>Từ khóa Laptop</w:t>
             </w:r>
           </w:p>
         </w:tc>
         <w:tc>
           <w:tcPr>
-            <w:tcW w:type="dxa" w:w="2340"/>
+            <w:tcW w:type="dxa" w:w="2268"/>
             <w:vAlign w:val="center"/>
           </w:tcPr>
           <w:p>
             <w:r>
-              <w:t>Tìm được 2 laptop; SP004 đứng đầu; báo cáo có sản phẩm đã bán.</w:t>
+              <w:t>Kết quả đúng và báo cáo có dữ liệu</w:t>
             </w:r>
           </w:p>
         </w:tc>
@@ -3468,16 +3063,8 @@
     </w:tbl>
     <w:p/>
     <w:p>
-      <w:pPr>
-        <w:pStyle w:val="Heading2"/>
-      </w:pPr>
       <w:r>
-        <w:t>8.3. Kết quả chạy test</w:t>
-      </w:r>
-    </w:p>
-    <w:p>
-      <w:r>
-        <w:t>Lệnh chạy:</w:t>
+        <w:t>Lệnh kiểm thử:</w:t>
       </w:r>
     </w:p>
     <w:p>
@@ -3490,23 +3077,7 @@
     </w:p>
     <w:p>
       <w:r>
-        <w:t>Kết quả:</w:t>
-      </w:r>
-    </w:p>
-    <w:p>
-      <w:pPr>
-        <w:pStyle w:val="CodeBlock"/>
-      </w:pPr>
-      <w:r>
-        <w:t>.....</w:t>
-      </w:r>
-    </w:p>
-    <w:p>
-      <w:pPr>
-        <w:pStyle w:val="CodeBlock"/>
-      </w:pPr>
-      <w:r>
-        <w:t>----------------------------------------------------------------------</w:t>
+        <w:t>Kết quả hiện tại:</w:t>
       </w:r>
     </w:p>
     <w:p>
@@ -3521,12 +3092,6 @@
       <w:pPr>
         <w:pStyle w:val="CodeBlock"/>
       </w:pPr>
-      <w:r/>
-    </w:p>
-    <w:p>
-      <w:pPr>
-        <w:pStyle w:val="CodeBlock"/>
-      </w:pPr>
       <w:r>
         <w:t>OK</w:t>
       </w:r>
@@ -3536,12 +3101,88 @@
         <w:pStyle w:val="Heading2"/>
       </w:pPr>
       <w:r>
-        <w:t>8.4. Kết quả demo</w:t>
+        <w:t>4.2. Hướng dẫn sử dụng có minh họa</w:t>
       </w:r>
     </w:p>
     <w:p>
       <w:r>
-        <w:t>Lệnh tạo demo:</w:t>
+        <w:t>#### Bước 1. Mở menu chương trình</w:t>
+      </w:r>
+    </w:p>
+    <w:p>
+      <w:r>
+        <w:t>Lệnh:</w:t>
+      </w:r>
+    </w:p>
+    <w:p>
+      <w:pPr>
+        <w:pStyle w:val="CodeBlock"/>
+      </w:pPr>
+      <w:r>
+        <w:t>python -m sales_manager.cli menu</w:t>
+      </w:r>
+    </w:p>
+    <w:p>
+      <w:pPr>
+        <w:jc w:val="center"/>
+      </w:pPr>
+      <w:r>
+        <w:drawing>
+          <wp:inline xmlns:a="http://schemas.openxmlformats.org/drawingml/2006/main" xmlns:pic="http://schemas.openxmlformats.org/drawingml/2006/picture">
+            <wp:extent cx="5303520" cy="1712279"/>
+            <wp:docPr id="5" name="Picture 5"/>
+            <wp:cNvGraphicFramePr>
+              <a:graphicFrameLocks noChangeAspect="1"/>
+            </wp:cNvGraphicFramePr>
+            <a:graphic>
+              <a:graphicData uri="http://schemas.openxmlformats.org/drawingml/2006/picture">
+                <pic:pic>
+                  <pic:nvPicPr>
+                    <pic:cNvPr id="0" name="step_menu.png"/>
+                    <pic:cNvPicPr/>
+                  </pic:nvPicPr>
+                  <pic:blipFill>
+                    <a:blip r:embed="rId13"/>
+                    <a:stretch>
+                      <a:fillRect/>
+                    </a:stretch>
+                  </pic:blipFill>
+                  <pic:spPr>
+                    <a:xfrm>
+                      <a:off x="0" y="0"/>
+                      <a:ext cx="5303520" cy="1712279"/>
+                    </a:xfrm>
+                    <a:prstGeom prst="rect"/>
+                  </pic:spPr>
+                </pic:pic>
+              </a:graphicData>
+            </a:graphic>
+          </wp:inline>
+        </w:drawing>
+      </w:r>
+    </w:p>
+    <w:p>
+      <w:pPr>
+        <w:pStyle w:val="Caption"/>
+        <w:jc w:val="center"/>
+      </w:pPr>
+      <w:r>
+        <w:t>Hình 4.1. Mở menu chương trình</w:t>
+      </w:r>
+    </w:p>
+    <w:p>
+      <w:r>
+        <w:t>Chú thích: Menu hiển thị các chức năng chính. Người dùng nhập số tương ứng để chọn chức năng, nhập `0` để thoát.</w:t>
+      </w:r>
+    </w:p>
+    <w:p>
+      <w:r>
+        <w:t>#### Bước 2. Tạo dữ liệu demo</w:t>
+      </w:r>
+    </w:p>
+    <w:p>
+      <w:r>
+        <w:t>Lệnh:</w:t>
       </w:r>
     </w:p>
     <w:p>
@@ -3553,228 +3194,66 @@
       </w:r>
     </w:p>
     <w:p>
+      <w:pPr>
+        <w:jc w:val="center"/>
+      </w:pPr>
       <w:r>
-        <w:t>Kết quả tổng quan:</w:t>
+        <w:drawing>
+          <wp:inline xmlns:a="http://schemas.openxmlformats.org/drawingml/2006/main" xmlns:pic="http://schemas.openxmlformats.org/drawingml/2006/picture">
+            <wp:extent cx="5303520" cy="1166774"/>
+            <wp:docPr id="6" name="Picture 6"/>
+            <wp:cNvGraphicFramePr>
+              <a:graphicFrameLocks noChangeAspect="1"/>
+            </wp:cNvGraphicFramePr>
+            <a:graphic>
+              <a:graphicData uri="http://schemas.openxmlformats.org/drawingml/2006/picture">
+                <pic:pic>
+                  <pic:nvPicPr>
+                    <pic:cNvPr id="0" name="step_demo.png"/>
+                    <pic:cNvPicPr/>
+                  </pic:nvPicPr>
+                  <pic:blipFill>
+                    <a:blip r:embed="rId14"/>
+                    <a:stretch>
+                      <a:fillRect/>
+                    </a:stretch>
+                  </pic:blipFill>
+                  <pic:spPr>
+                    <a:xfrm>
+                      <a:off x="0" y="0"/>
+                      <a:ext cx="5303520" cy="1166774"/>
+                    </a:xfrm>
+                    <a:prstGeom prst="rect"/>
+                  </pic:spPr>
+                </pic:pic>
+              </a:graphicData>
+            </a:graphic>
+          </wp:inline>
+        </w:drawing>
       </w:r>
     </w:p>
     <w:p>
       <w:pPr>
-        <w:pStyle w:val="CodeBlock"/>
+        <w:pStyle w:val="Caption"/>
+        <w:jc w:val="center"/>
       </w:pPr>
       <w:r>
-        <w:t>Tong quan du lieu</w:t>
-      </w:r>
-    </w:p>
-    <w:p>
-      <w:pPr>
-        <w:pStyle w:val="CodeBlock"/>
-      </w:pPr>
-      <w:r>
-        <w:t>- San pham: 8</w:t>
-      </w:r>
-    </w:p>
-    <w:p>
-      <w:pPr>
-        <w:pStyle w:val="CodeBlock"/>
-      </w:pPr>
-      <w:r>
-        <w:t>- Khach hang: 4</w:t>
-      </w:r>
-    </w:p>
-    <w:p>
-      <w:pPr>
-        <w:pStyle w:val="CodeBlock"/>
-      </w:pPr>
-      <w:r>
-        <w:t>- Hoa don: 3</w:t>
-      </w:r>
-    </w:p>
-    <w:p>
-      <w:pPr>
-        <w:pStyle w:val="CodeBlock"/>
-      </w:pPr>
-      <w:r>
-        <w:t>- Chi tiet hoa don: 6</w:t>
-      </w:r>
-    </w:p>
-    <w:p>
-      <w:pPr>
-        <w:pStyle w:val="CodeBlock"/>
-      </w:pPr>
-      <w:r>
-        <w:t>- Doanh thu: 25.770.733 VND</w:t>
+        <w:t>Hình 4.2. Tạo dữ liệu demo</w:t>
       </w:r>
     </w:p>
     <w:p>
       <w:r>
-        <w:t>Các file được tạo sau demo:</w:t>
-      </w:r>
-    </w:p>
-    <w:p>
-      <w:pPr>
-        <w:pStyle w:val="ListBullet"/>
-      </w:pPr>
-      <w:r>
-        <w:t>`data/demo/products.txt`: sản phẩm sau khi đã giảm tồn kho.</w:t>
-      </w:r>
-    </w:p>
-    <w:p>
-      <w:pPr>
-        <w:pStyle w:val="ListBullet"/>
-      </w:pPr>
-      <w:r>
-        <w:t>`data/demo/invoices.txt`: 3 hóa đơn mẫu.</w:t>
-      </w:r>
-    </w:p>
-    <w:p>
-      <w:pPr>
-        <w:pStyle w:val="ListBullet"/>
-      </w:pPr>
-      <w:r>
-        <w:t>`data/demo/invoice_items.txt`: 6 dòng chi tiết hóa đơn.</w:t>
-      </w:r>
-    </w:p>
-    <w:p>
-      <w:pPr>
-        <w:pStyle w:val="ListBullet"/>
-      </w:pPr>
-      <w:r>
-        <w:t>`output/sales_report.txt`: báo cáo doanh thu và top sản phẩm bán chạy.</w:t>
-      </w:r>
-    </w:p>
-    <w:p>
-      <w:pPr>
-        <w:pStyle w:val="Heading2"/>
-      </w:pPr>
-      <w:r>
-        <w:t>8.5. Đánh giá</w:t>
+        <w:t>Chú thích: Lệnh này sao chép dữ liệu mẫu, tạo 3 hóa đơn minh họa và xuất báo cáo text.</w:t>
       </w:r>
     </w:p>
     <w:p>
       <w:r>
-        <w:t>Chương trình đáp ứng các yêu cầu cốt lõi của đề tài. Các nghiệp vụ chính đều có kiểm thử. Thiết kế dữ liệu rõ ràng, dễ kiểm tra bằng mắt thường vì dùng file text. Việc tự cài đặt cấu trúc dữ liệu giúp thể hiện đúng nội dung học phần Cấu trúc dữ liệu và Giải thuật.</w:t>
+        <w:t>#### Bước 3. Xem tổng quan dữ liệu</w:t>
       </w:r>
     </w:p>
     <w:p>
       <w:r>
-        <w:t>Một số giới hạn còn tồn tại:</w:t>
-      </w:r>
-    </w:p>
-    <w:p>
-      <w:pPr>
-        <w:pStyle w:val="ListBullet"/>
-      </w:pPr>
-      <w:r>
-        <w:t>Giao diện console chưa thân thiện bằng giao diện đồ họa.</w:t>
-      </w:r>
-    </w:p>
-    <w:p>
-      <w:pPr>
-        <w:pStyle w:val="ListBullet"/>
-      </w:pPr>
-      <w:r>
-        <w:t>Chưa có chức năng nhập kho riêng.</w:t>
-      </w:r>
-    </w:p>
-    <w:p>
-      <w:pPr>
-        <w:pStyle w:val="ListBullet"/>
-      </w:pPr>
-      <w:r>
-        <w:t>Bảng băm chưa tự động mở rộng khi số lượng bản ghi tăng lớn.</w:t>
-      </w:r>
-    </w:p>
-    <w:p>
-      <w:pPr>
-        <w:pStyle w:val="ListBullet"/>
-      </w:pPr>
-      <w:r>
-        <w:t>Chưa có chức năng lọc báo cáo theo khoảng ngày tùy chọn.</w:t>
-      </w:r>
-    </w:p>
-    <w:p>
-      <w:pPr>
-        <w:pStyle w:val="Heading1"/>
-      </w:pPr>
-      <w:r>
-        <w:t>9. HƯỚNG DẪN CHẠY CHƯƠNG TRÌNH</w:t>
-      </w:r>
-    </w:p>
-    <w:p>
-      <w:pPr>
-        <w:pStyle w:val="Heading2"/>
-      </w:pPr>
-      <w:r>
-        <w:t>9.1. Yêu cầu môi trường</w:t>
-      </w:r>
-    </w:p>
-    <w:p>
-      <w:pPr>
-        <w:pStyle w:val="ListBullet"/>
-      </w:pPr>
-      <w:r>
-        <w:t>Python 3.10 trở lên.</w:t>
-      </w:r>
-    </w:p>
-    <w:p>
-      <w:pPr>
-        <w:pStyle w:val="ListBullet"/>
-      </w:pPr>
-      <w:r>
-        <w:t>Không cần cài thêm thư viện ngoài để chạy chương trình chính.</w:t>
-      </w:r>
-    </w:p>
-    <w:p>
-      <w:pPr>
-        <w:pStyle w:val="Heading2"/>
-      </w:pPr>
-      <w:r>
-        <w:t>9.2. Chạy menu chính</w:t>
-      </w:r>
-    </w:p>
-    <w:p>
-      <w:pPr>
-        <w:pStyle w:val="CodeBlock"/>
-      </w:pPr>
-      <w:r>
-        <w:t>python -m sales_manager.cli menu</w:t>
-      </w:r>
-    </w:p>
-    <w:p>
-      <w:r>
-        <w:t>Hoặc nhấp đúp file:</w:t>
-      </w:r>
-    </w:p>
-    <w:p>
-      <w:pPr>
-        <w:pStyle w:val="CodeBlock"/>
-      </w:pPr>
-      <w:r>
-        <w:t>run_sales_manager.bat</w:t>
-      </w:r>
-    </w:p>
-    <w:p>
-      <w:pPr>
-        <w:pStyle w:val="Heading2"/>
-      </w:pPr>
-      <w:r>
-        <w:t>9.3. Tạo dữ liệu demo</w:t>
-      </w:r>
-    </w:p>
-    <w:p>
-      <w:pPr>
-        <w:pStyle w:val="CodeBlock"/>
-      </w:pPr>
-      <w:r>
-        <w:t>python -m sales_manager.cli --data-dir data/demo demo</w:t>
-      </w:r>
-    </w:p>
-    <w:p>
-      <w:pPr>
-        <w:pStyle w:val="Heading2"/>
-      </w:pPr>
-      <w:r>
-        <w:t>9.4. Xem tổng quan dữ liệu</w:t>
+        <w:t>Lệnh:</w:t>
       </w:r>
     </w:p>
     <w:p>
@@ -3787,26 +3266,65 @@
     </w:p>
     <w:p>
       <w:pPr>
-        <w:pStyle w:val="Heading2"/>
+        <w:jc w:val="center"/>
       </w:pPr>
       <w:r>
-        <w:t>9.5. Xuất báo cáo text</w:t>
+        <w:drawing>
+          <wp:inline xmlns:a="http://schemas.openxmlformats.org/drawingml/2006/main" xmlns:pic="http://schemas.openxmlformats.org/drawingml/2006/picture">
+            <wp:extent cx="5303520" cy="984939"/>
+            <wp:docPr id="7" name="Picture 7"/>
+            <wp:cNvGraphicFramePr>
+              <a:graphicFrameLocks noChangeAspect="1"/>
+            </wp:cNvGraphicFramePr>
+            <a:graphic>
+              <a:graphicData uri="http://schemas.openxmlformats.org/drawingml/2006/picture">
+                <pic:pic>
+                  <pic:nvPicPr>
+                    <pic:cNvPr id="0" name="step_summary.png"/>
+                    <pic:cNvPicPr/>
+                  </pic:nvPicPr>
+                  <pic:blipFill>
+                    <a:blip r:embed="rId15"/>
+                    <a:stretch>
+                      <a:fillRect/>
+                    </a:stretch>
+                  </pic:blipFill>
+                  <pic:spPr>
+                    <a:xfrm>
+                      <a:off x="0" y="0"/>
+                      <a:ext cx="5303520" cy="984939"/>
+                    </a:xfrm>
+                    <a:prstGeom prst="rect"/>
+                  </pic:spPr>
+                </pic:pic>
+              </a:graphicData>
+            </a:graphic>
+          </wp:inline>
+        </w:drawing>
       </w:r>
     </w:p>
     <w:p>
       <w:pPr>
-        <w:pStyle w:val="CodeBlock"/>
+        <w:pStyle w:val="Caption"/>
+        <w:jc w:val="center"/>
       </w:pPr>
       <w:r>
-        <w:t>python -m sales_manager.cli --data-dir data/demo report</w:t>
+        <w:t>Hình 4.3. Xem tổng quan dữ liệu</w:t>
       </w:r>
     </w:p>
     <w:p>
-      <w:pPr>
-        <w:pStyle w:val="Heading2"/>
-      </w:pPr>
       <w:r>
-        <w:t>9.6. Chạy kiểm thử</w:t>
+        <w:t>Chú thích: Tổng quan cho biết số sản phẩm, số khách hàng, số hóa đơn, số chi tiết hóa đơn và tổng doanh thu.</w:t>
+      </w:r>
+    </w:p>
+    <w:p>
+      <w:r>
+        <w:t>#### Bước 4. Chạy kiểm thử tự động</w:t>
+      </w:r>
+    </w:p>
+    <w:p>
+      <w:r>
+        <w:t>Lệnh:</w:t>
       </w:r>
     </w:p>
     <w:p>
@@ -3819,41 +3337,73 @@
     </w:p>
     <w:p>
       <w:pPr>
-        <w:pStyle w:val="Heading1"/>
+        <w:jc w:val="center"/>
       </w:pPr>
       <w:r>
-        <w:t>10. KẾT LUẬN VÀ HƯỚNG PHÁT TRIỂN</w:t>
+        <w:drawing>
+          <wp:inline xmlns:a="http://schemas.openxmlformats.org/drawingml/2006/main" xmlns:pic="http://schemas.openxmlformats.org/drawingml/2006/picture">
+            <wp:extent cx="5303520" cy="894022"/>
+            <wp:docPr id="8" name="Picture 8"/>
+            <wp:cNvGraphicFramePr>
+              <a:graphicFrameLocks noChangeAspect="1"/>
+            </wp:cNvGraphicFramePr>
+            <a:graphic>
+              <a:graphicData uri="http://schemas.openxmlformats.org/drawingml/2006/picture">
+                <pic:pic>
+                  <pic:nvPicPr>
+                    <pic:cNvPr id="0" name="step_tests.png"/>
+                    <pic:cNvPicPr/>
+                  </pic:nvPicPr>
+                  <pic:blipFill>
+                    <a:blip r:embed="rId16"/>
+                    <a:stretch>
+                      <a:fillRect/>
+                    </a:stretch>
+                  </pic:blipFill>
+                  <pic:spPr>
+                    <a:xfrm>
+                      <a:off x="0" y="0"/>
+                      <a:ext cx="5303520" cy="894022"/>
+                    </a:xfrm>
+                    <a:prstGeom prst="rect"/>
+                  </pic:spPr>
+                </pic:pic>
+              </a:graphicData>
+            </a:graphic>
+          </wp:inline>
+        </w:drawing>
       </w:r>
     </w:p>
     <w:p>
       <w:pPr>
-        <w:pStyle w:val="Heading2"/>
+        <w:pStyle w:val="Caption"/>
+        <w:jc w:val="center"/>
       </w:pPr>
       <w:r>
-        <w:t>10.1. Kết luận</w:t>
+        <w:t>Hình 4.4. Chạy kiểm thử tự động</w:t>
       </w:r>
     </w:p>
     <w:p>
       <w:r>
-        <w:t>Bài tập đã xây dựng được hệ thống quản lý bán hàng cơ bản bằng Python, có menu console, lưu dữ liệu bằng file text và vận dụng các cấu trúc dữ liệu tự cài đặt. Chương trình đáp ứng các yêu cầu chính: quản lý sản phẩm, quản lý khách hàng, lập hóa đơn master-detail, tính chiết khấu/VAT/tổng tiền, cập nhật tồn kho và thống kê doanh thu.</w:t>
+        <w:t>Chú thích: Bộ kiểm thử giúp kiểm tra nhanh chương trình sau khi thay đổi mã nguồn.</w:t>
+      </w:r>
+    </w:p>
+    <w:p>
+      <w:pPr>
+        <w:pStyle w:val="Heading2"/>
+      </w:pPr>
+      <w:r>
+        <w:t>4.3. Đưa mã nguồn lên GitHub</w:t>
       </w:r>
     </w:p>
     <w:p>
       <w:r>
-        <w:t>Về mặt học phần, sản phẩm thể hiện được việc áp dụng mảng động, danh sách liên kết, bảng băm, tìm kiếm tuyến tính và quick sort vào một bài toán quản lý thực tế.</w:t>
-      </w:r>
-    </w:p>
-    <w:p>
-      <w:pPr>
-        <w:pStyle w:val="Heading2"/>
-      </w:pPr>
-      <w:r>
-        <w:t>10.2. Hướng phát triển</w:t>
+        <w:t>Repository GitHub: https://github.com/nhtameo/quan-ly-ban-hang-dsa.</w:t>
       </w:r>
     </w:p>
     <w:p>
       <w:r>
-        <w:t>Các hướng phát triển tiếp theo:</w:t>
+        <w:t>Nội dung đưa lên GitHub chỉ gồm các nhóm file cần thiết:</w:t>
       </w:r>
     </w:p>
     <w:p>
@@ -3861,7 +3411,7 @@
         <w:pStyle w:val="ListBullet"/>
       </w:pPr>
       <w:r>
-        <w:t>Bổ sung chức năng nhập kho và nhật ký nhập/xuất.</w:t>
+        <w:t>Chương trình: thư mục `sales_manager` và các file chạy `.bat`.</w:t>
       </w:r>
     </w:p>
     <w:p>
@@ -3869,7 +3419,7 @@
         <w:pStyle w:val="ListBullet"/>
       </w:pPr>
       <w:r>
-        <w:t>Bổ sung giao diện đồ họa bằng Tkinter.</w:t>
+        <w:t>File dữ liệu: thư mục `data/sample`.</w:t>
       </w:r>
     </w:p>
     <w:p>
@@ -3877,7 +3427,7 @@
         <w:pStyle w:val="ListBullet"/>
       </w:pPr>
       <w:r>
-        <w:t>Thêm báo cáo theo khoảng thời gian do người dùng chọn.</w:t>
+        <w:t>Báo cáo: thư mục `report`, gồm báo cáo Word/PDF/Markdown và ảnh minh họa.</w:t>
       </w:r>
     </w:p>
     <w:p>
@@ -3885,290 +3435,30 @@
         <w:pStyle w:val="ListBullet"/>
       </w:pPr>
       <w:r>
-        <w:t>Cài đặt rehash cho `HashTable` khi hệ số tải tăng cao.</w:t>
-      </w:r>
-    </w:p>
-    <w:p>
-      <w:pPr>
-        <w:pStyle w:val="ListBullet"/>
-      </w:pPr>
-      <w:r>
-        <w:t>Xuất hóa đơn riêng ra PDF.</w:t>
-      </w:r>
-    </w:p>
-    <w:p>
-      <w:pPr>
-        <w:pStyle w:val="ListBullet"/>
-      </w:pPr>
-      <w:r>
-        <w:t>Bổ sung sao lưu và phục hồi dữ liệu.</w:t>
-      </w:r>
-    </w:p>
-    <w:p>
-      <w:pPr>
-        <w:pStyle w:val="Heading1"/>
-      </w:pPr>
-      <w:r>
-        <w:t>11. PHỤ LỤC MÃ NGUỒN TIÊU BIỂU</w:t>
-      </w:r>
-    </w:p>
-    <w:p>
-      <w:pPr>
-        <w:pStyle w:val="Heading2"/>
-      </w:pPr>
-      <w:r>
-        <w:t>11.1. Hàm main</w:t>
+        <w:t>File hướng dẫn ngắn: `README.md`.</w:t>
       </w:r>
     </w:p>
     <w:p>
       <w:r>
-        <w:t>File: `sales_manager/cli.py`</w:t>
+        <w:t>Không đưa các file tạm như `tmp`, `output`, `release` lên GitHub. Phần mô tả ngắn của repository được đặt là: `Quản lý bán hàng`.</w:t>
       </w:r>
     </w:p>
     <w:p>
       <w:pPr>
-        <w:pStyle w:val="CodeBlock"/>
+        <w:pStyle w:val="Heading1"/>
       </w:pPr>
       <w:r>
-        <w:t>def main() -&gt; None:</w:t>
-      </w:r>
-    </w:p>
-    <w:p>
-      <w:pPr>
-        <w:pStyle w:val="CodeBlock"/>
-      </w:pPr>
-      <w:r>
-        <w:t xml:space="preserve">    parser = argparse.ArgumentParser(description="He thong quan ly ban hang DSA")</w:t>
-      </w:r>
-    </w:p>
-    <w:p>
-      <w:pPr>
-        <w:pStyle w:val="CodeBlock"/>
-      </w:pPr>
-      <w:r>
-        <w:t xml:space="preserve">    parser.add_argument("--data-dir", default=str(DEFAULT_DATA_DIR), help="Thu muc chua file du lieu text")</w:t>
-      </w:r>
-    </w:p>
-    <w:p>
-      <w:pPr>
-        <w:pStyle w:val="CodeBlock"/>
-      </w:pPr>
-      <w:r>
-        <w:t xml:space="preserve">    subparsers = parser.add_subparsers(dest="command")</w:t>
-      </w:r>
-    </w:p>
-    <w:p>
-      <w:pPr>
-        <w:pStyle w:val="CodeBlock"/>
-      </w:pPr>
-      <w:r>
-        <w:t xml:space="preserve">    subparsers.add_parser("menu", help="Mo menu console")</w:t>
-      </w:r>
-    </w:p>
-    <w:p>
-      <w:pPr>
-        <w:pStyle w:val="CodeBlock"/>
-      </w:pPr>
-      <w:r>
-        <w:t xml:space="preserve">    subparsers.add_parser("summary", help="In tong quan du lieu")</w:t>
-      </w:r>
-    </w:p>
-    <w:p>
-      <w:pPr>
-        <w:pStyle w:val="CodeBlock"/>
-      </w:pPr>
-      <w:r>
-        <w:t xml:space="preserve">    subparsers.add_parser("report", help="Xuat bao cao text")</w:t>
-      </w:r>
-    </w:p>
-    <w:p>
-      <w:pPr>
-        <w:pStyle w:val="CodeBlock"/>
-      </w:pPr>
-      <w:r>
-        <w:t xml:space="preserve">    subparsers.add_parser("demo", help="Tao du lieu demo va 3 hoa don mau")</w:t>
-      </w:r>
-    </w:p>
-    <w:p>
-      <w:pPr>
-        <w:pStyle w:val="CodeBlock"/>
-      </w:pPr>
-      <w:r>
-        <w:t xml:space="preserve">    args = parser.parse_args()</w:t>
-      </w:r>
-    </w:p>
-    <w:p>
-      <w:pPr>
-        <w:pStyle w:val="Heading2"/>
-      </w:pPr>
-      <w:r>
-        <w:t>11.2. Hàm băm chuỗi</w:t>
+        <w:t>KẾT LUẬN</w:t>
       </w:r>
     </w:p>
     <w:p>
       <w:r>
-        <w:t>File: `sales_manager/data_structures.py`</w:t>
-      </w:r>
-    </w:p>
-    <w:p>
-      <w:pPr>
-        <w:pStyle w:val="CodeBlock"/>
-      </w:pPr>
-      <w:r>
-        <w:t>def _hash(self, key: str) -&gt; int:</w:t>
-      </w:r>
-    </w:p>
-    <w:p>
-      <w:pPr>
-        <w:pStyle w:val="CodeBlock"/>
-      </w:pPr>
-      <w:r>
-        <w:t xml:space="preserve">    value = 0</w:t>
-      </w:r>
-    </w:p>
-    <w:p>
-      <w:pPr>
-        <w:pStyle w:val="CodeBlock"/>
-      </w:pPr>
-      <w:r>
-        <w:t xml:space="preserve">    for ch in key:</w:t>
-      </w:r>
-    </w:p>
-    <w:p>
-      <w:pPr>
-        <w:pStyle w:val="CodeBlock"/>
-      </w:pPr>
-      <w:r>
-        <w:t xml:space="preserve">        value = (value * 31 + ord(ch)) % self._capacity</w:t>
-      </w:r>
-    </w:p>
-    <w:p>
-      <w:pPr>
-        <w:pStyle w:val="CodeBlock"/>
-      </w:pPr>
-      <w:r>
-        <w:t xml:space="preserve">    return value</w:t>
-      </w:r>
-    </w:p>
-    <w:p>
-      <w:pPr>
-        <w:pStyle w:val="Heading2"/>
-      </w:pPr>
-      <w:r>
-        <w:t>11.3. Ý tưởng hàm lập hóa đơn</w:t>
+        <w:t>Đề tài đã xây dựng được chương trình quản lý bán hàng cơ bản, đáp ứng các yêu cầu chính của chủ đề: quản lý sản phẩm, quản lý khách hàng, lập hóa đơn master-detail, tính chiết khấu/VAT/tổng tiền, cập nhật tồn kho, thống kê doanh thu và sản phẩm bán chạy. Chương trình sử dụng file text để lưu dữ liệu và tự cài đặt các cấu trúc dữ liệu/thuật toán cần thiết.</w:t>
       </w:r>
     </w:p>
     <w:p>
       <w:r>
-        <w:t>File: `sales_manager/manager.py`</w:t>
-      </w:r>
-    </w:p>
-    <w:p>
-      <w:pPr>
-        <w:pStyle w:val="CodeBlock"/>
-      </w:pPr>
-      <w:r>
-        <w:t>def create_invoice(self, customer_id, lines, discount_percent=0.0, vat_percent=8.0):</w:t>
-      </w:r>
-    </w:p>
-    <w:p>
-      <w:pPr>
-        <w:pStyle w:val="CodeBlock"/>
-      </w:pPr>
-      <w:r>
-        <w:t xml:space="preserve">    customer = self.customer_index.get(customer_id)</w:t>
-      </w:r>
-    </w:p>
-    <w:p>
-      <w:pPr>
-        <w:pStyle w:val="CodeBlock"/>
-      </w:pPr>
-      <w:r>
-        <w:t xml:space="preserve">    if customer is None:</w:t>
-      </w:r>
-    </w:p>
-    <w:p>
-      <w:pPr>
-        <w:pStyle w:val="CodeBlock"/>
-      </w:pPr>
-      <w:r>
-        <w:t xml:space="preserve">        raise SalesError("Khong tim thay khach hang")</w:t>
-      </w:r>
-    </w:p>
-    <w:p>
-      <w:pPr>
-        <w:pStyle w:val="CodeBlock"/>
-      </w:pPr>
-      <w:r/>
-    </w:p>
-    <w:p>
-      <w:pPr>
-        <w:pStyle w:val="CodeBlock"/>
-      </w:pPr>
-      <w:r>
-        <w:t xml:space="preserve">    for line in lines:</w:t>
-      </w:r>
-    </w:p>
-    <w:p>
-      <w:pPr>
-        <w:pStyle w:val="CodeBlock"/>
-      </w:pPr>
-      <w:r>
-        <w:t xml:space="preserve">        product = self.product_index.get(line.sku)</w:t>
-      </w:r>
-    </w:p>
-    <w:p>
-      <w:pPr>
-        <w:pStyle w:val="CodeBlock"/>
-      </w:pPr>
-      <w:r>
-        <w:t xml:space="preserve">        if product is None:</w:t>
-      </w:r>
-    </w:p>
-    <w:p>
-      <w:pPr>
-        <w:pStyle w:val="CodeBlock"/>
-      </w:pPr>
-      <w:r>
-        <w:t xml:space="preserve">            raise SalesError("Khong tim thay san pham")</w:t>
-      </w:r>
-    </w:p>
-    <w:p>
-      <w:pPr>
-        <w:pStyle w:val="CodeBlock"/>
-      </w:pPr>
-      <w:r>
-        <w:t xml:space="preserve">        if product.stock &lt; line.quantity:</w:t>
-      </w:r>
-    </w:p>
-    <w:p>
-      <w:pPr>
-        <w:pStyle w:val="CodeBlock"/>
-      </w:pPr>
-      <w:r>
-        <w:t xml:space="preserve">            raise SalesError("Khong du ton kho")</w:t>
-      </w:r>
-    </w:p>
-    <w:p>
-      <w:pPr>
-        <w:pStyle w:val="CodeBlock"/>
-      </w:pPr>
-      <w:r/>
-    </w:p>
-    <w:p>
-      <w:pPr>
-        <w:pStyle w:val="CodeBlock"/>
-      </w:pPr>
-      <w:r>
-        <w:t xml:space="preserve">    # Tinh tien, tao hoa don, tao chi tiet hoa don,</w:t>
-      </w:r>
-    </w:p>
-    <w:p>
-      <w:pPr>
-        <w:pStyle w:val="CodeBlock"/>
-      </w:pPr>
-      <w:r>
-        <w:t xml:space="preserve">    # tru ton kho va luu lai file text.</w:t>
+        <w:t>Qua quá trình thực hiện, nhóm đã củng cố kiến thức về mảng động, danh sách liên kết, bảng băm, tìm kiếm, sắp xếp, xử lý file, kiểm thử và tổ chức chương trình theo module. Hướng phát triển tiếp theo là bổ sung nhập kho, lọc báo cáo theo khoảng thời gian, giao diện đồ họa và xuất hóa đơn riêng ra PDF.</w:t>
       </w:r>
     </w:p>
     <w:p>
@@ -4181,12 +3471,184 @@
     </w:p>
     <w:p>
       <w:r>
-        <w:t>1. Tài liệu yêu cầu project 20252 của học phần Cấu trúc dữ liệu và Giải thuật. 2. Tài liệu Python chuẩn về xử lý file và kiểm thử `unittest`. 3. Bài giảng học phần Cấu trúc dữ liệu và Giải thuật.</w:t>
+        <w:t>1. Tài liệu yêu cầu project 20252 của học phần Cấu trúc dữ liệu và Giải thuật. 2. Tài liệu Python chuẩn về xử lý file và kiểm thử `unittest`. 3. Mẫu báo cáo/đồ án tốt nghiệp Đại học Bách khoa Hà Nội.</w:t>
+      </w:r>
+    </w:p>
+    <w:p>
+      <w:pPr>
+        <w:pStyle w:val="Heading1"/>
+      </w:pPr>
+      <w:r>
+        <w:t>PHỤ LỤC</w:t>
+      </w:r>
+    </w:p>
+    <w:p>
+      <w:pPr>
+        <w:pStyle w:val="Heading2"/>
+      </w:pPr>
+      <w:r>
+        <w:t>Phụ lục A. Hàm băm chuỗi</w:t>
+      </w:r>
+    </w:p>
+    <w:p>
+      <w:pPr>
+        <w:pStyle w:val="CodeBlock"/>
+      </w:pPr>
+      <w:r>
+        <w:t>def _hash(self, key: str) -&gt; int:</w:t>
+      </w:r>
+    </w:p>
+    <w:p>
+      <w:pPr>
+        <w:pStyle w:val="CodeBlock"/>
+      </w:pPr>
+      <w:r>
+        <w:t xml:space="preserve">    value = 0</w:t>
+      </w:r>
+    </w:p>
+    <w:p>
+      <w:pPr>
+        <w:pStyle w:val="CodeBlock"/>
+      </w:pPr>
+      <w:r>
+        <w:t xml:space="preserve">    for ch in key:</w:t>
+      </w:r>
+    </w:p>
+    <w:p>
+      <w:pPr>
+        <w:pStyle w:val="CodeBlock"/>
+      </w:pPr>
+      <w:r>
+        <w:t xml:space="preserve">        value = (value * 31 + ord(ch)) % self._capacity</w:t>
+      </w:r>
+    </w:p>
+    <w:p>
+      <w:pPr>
+        <w:pStyle w:val="CodeBlock"/>
+      </w:pPr>
+      <w:r>
+        <w:t xml:space="preserve">    return value</w:t>
+      </w:r>
+    </w:p>
+    <w:p>
+      <w:pPr>
+        <w:pStyle w:val="Heading2"/>
+      </w:pPr>
+      <w:r>
+        <w:t>Phụ lục B. Ý tưởng hàm lập hóa đơn</w:t>
+      </w:r>
+    </w:p>
+    <w:p>
+      <w:pPr>
+        <w:pStyle w:val="CodeBlock"/>
+      </w:pPr>
+      <w:r>
+        <w:t>def create_invoice(self, customer_id, lines, discount_percent=0.0, vat_percent=8.0):</w:t>
+      </w:r>
+    </w:p>
+    <w:p>
+      <w:pPr>
+        <w:pStyle w:val="CodeBlock"/>
+      </w:pPr>
+      <w:r>
+        <w:t xml:space="preserve">    customer = self.customer_index.get(customer_id)</w:t>
+      </w:r>
+    </w:p>
+    <w:p>
+      <w:pPr>
+        <w:pStyle w:val="CodeBlock"/>
+      </w:pPr>
+      <w:r>
+        <w:t xml:space="preserve">    if customer is None:</w:t>
+      </w:r>
+    </w:p>
+    <w:p>
+      <w:pPr>
+        <w:pStyle w:val="CodeBlock"/>
+      </w:pPr>
+      <w:r>
+        <w:t xml:space="preserve">        raise SalesError("Khong tim thay khach hang")</w:t>
+      </w:r>
+    </w:p>
+    <w:p>
+      <w:pPr>
+        <w:pStyle w:val="CodeBlock"/>
+      </w:pPr>
+      <w:r/>
+    </w:p>
+    <w:p>
+      <w:pPr>
+        <w:pStyle w:val="CodeBlock"/>
+      </w:pPr>
+      <w:r>
+        <w:t xml:space="preserve">    for line in lines:</w:t>
+      </w:r>
+    </w:p>
+    <w:p>
+      <w:pPr>
+        <w:pStyle w:val="CodeBlock"/>
+      </w:pPr>
+      <w:r>
+        <w:t xml:space="preserve">        product = self.product_index.get(line.sku)</w:t>
+      </w:r>
+    </w:p>
+    <w:p>
+      <w:pPr>
+        <w:pStyle w:val="CodeBlock"/>
+      </w:pPr>
+      <w:r>
+        <w:t xml:space="preserve">        if product is None:</w:t>
+      </w:r>
+    </w:p>
+    <w:p>
+      <w:pPr>
+        <w:pStyle w:val="CodeBlock"/>
+      </w:pPr>
+      <w:r>
+        <w:t xml:space="preserve">            raise SalesError("Khong tim thay san pham")</w:t>
+      </w:r>
+    </w:p>
+    <w:p>
+      <w:pPr>
+        <w:pStyle w:val="CodeBlock"/>
+      </w:pPr>
+      <w:r>
+        <w:t xml:space="preserve">        if product.stock &lt; line.quantity:</w:t>
+      </w:r>
+    </w:p>
+    <w:p>
+      <w:pPr>
+        <w:pStyle w:val="CodeBlock"/>
+      </w:pPr>
+      <w:r>
+        <w:t xml:space="preserve">            raise SalesError("Khong du ton kho")</w:t>
+      </w:r>
+    </w:p>
+    <w:p>
+      <w:pPr>
+        <w:pStyle w:val="CodeBlock"/>
+      </w:pPr>
+      <w:r/>
+    </w:p>
+    <w:p>
+      <w:pPr>
+        <w:pStyle w:val="CodeBlock"/>
+      </w:pPr>
+      <w:r>
+        <w:t xml:space="preserve">    # Tinh tien, tao hoa don, tao chi tiet hoa don,</w:t>
+      </w:r>
+    </w:p>
+    <w:p>
+      <w:pPr>
+        <w:pStyle w:val="CodeBlock"/>
+      </w:pPr>
+      <w:r>
+        <w:t xml:space="preserve">    # tru ton kho va luu lai file text.</w:t>
       </w:r>
     </w:p>
     <w:sectPr>
-      <w:pgSz w:w="12240" w:h="15840"/>
-      <w:pgMar w:top="1440" w:right="1440" w:bottom="1440" w:left="1440" w:header="720" w:footer="720" w:gutter="0"/>
+      <w:pgSz w:w="11906" w:h="16838"/>
+      <w:pgMar w:top="1417" w:right="1134" w:bottom="1417" w:left="1701" w:header="720" w:footer="720" w:gutter="0"/>
       <w:cols w:space="720"/>
       <w:docGrid w:linePitch="360"/>
     </w:sectPr>

--- a/report/report.docx
+++ b/report/report.docx
@@ -8,7 +8,7 @@
       </w:pPr>
       <w:r>
         <w:rPr>
-          <w:rFonts w:ascii="Calibri" w:hAnsi="Calibri"/>
+          <w:rFonts w:ascii="Times New Roman" w:hAnsi="Times New Roman" w:cs="Times New Roman"/>
           <w:b/>
           <w:sz w:val="26"/>
         </w:rPr>
@@ -21,11 +21,11 @@
       </w:pPr>
       <w:r>
         <w:rPr>
-          <w:rFonts w:ascii="Calibri" w:hAnsi="Calibri"/>
+          <w:rFonts w:ascii="Times New Roman" w:hAnsi="Times New Roman" w:cs="Times New Roman"/>
           <w:b/>
           <w:sz w:val="26"/>
         </w:rPr>
-        <w:t>TRƯỜNG CÔNG NGHỆ THÔNG TIN VÀ TRUYỀN THÔNG</w:t>
+        <w:t>KHOA TOÁN - TIN</w:t>
       </w:r>
     </w:p>
     <w:p/>
@@ -36,7 +36,7 @@
       </w:pPr>
       <w:r>
         <w:rPr>
-          <w:rFonts w:ascii="Calibri" w:hAnsi="Calibri"/>
+          <w:rFonts w:ascii="Times New Roman" w:hAnsi="Times New Roman" w:cs="Times New Roman"/>
           <w:b/>
           <w:sz w:val="44"/>
         </w:rPr>
@@ -49,11 +49,11 @@
       </w:pPr>
       <w:r>
         <w:rPr>
-          <w:rFonts w:ascii="Calibri" w:hAnsi="Calibri"/>
+          <w:rFonts w:ascii="Times New Roman" w:hAnsi="Times New Roman" w:cs="Times New Roman"/>
           <w:b/>
           <w:sz w:val="32"/>
         </w:rPr>
-        <w:t>HỌC PHẦN: CẤU TRÚC DỮ LIỆU VÀ GIẢI THUẬT</w:t>
+        <w:t>HỌC PHẦN: KĨ THUẬT LẬP TRÌNH</w:t>
       </w:r>
     </w:p>
     <w:p>
@@ -62,7 +62,7 @@
       </w:pPr>
       <w:r>
         <w:rPr>
-          <w:rFonts w:ascii="Calibri" w:hAnsi="Calibri"/>
+          <w:rFonts w:ascii="Times New Roman" w:hAnsi="Times New Roman" w:cs="Times New Roman"/>
           <w:b/>
           <w:sz w:val="32"/>
         </w:rPr>
@@ -77,10 +77,10 @@
       </w:pPr>
       <w:r>
         <w:rPr>
-          <w:rFonts w:ascii="Calibri" w:hAnsi="Calibri"/>
+          <w:rFonts w:ascii="Times New Roman" w:hAnsi="Times New Roman" w:cs="Times New Roman"/>
           <w:sz w:val="24"/>
         </w:rPr>
-        <w:t>Nhóm thực hiện: Nhóm 15</w:t>
+        <w:t>Sinh viên thực hiện: Nhóm 15</w:t>
       </w:r>
     </w:p>
     <w:p/>
@@ -90,7 +90,7 @@
       </w:pPr>
       <w:r>
         <w:rPr>
-          <w:rFonts w:ascii="Calibri" w:hAnsi="Calibri"/>
+          <w:rFonts w:ascii="Times New Roman" w:hAnsi="Times New Roman" w:cs="Times New Roman"/>
           <w:sz w:val="24"/>
         </w:rPr>
         <w:t>Giảng viên hướng dẫn: Vũ Thành Nam</w:t>
@@ -103,7 +103,7 @@
       </w:pPr>
       <w:r>
         <w:rPr>
-          <w:rFonts w:ascii="Calibri" w:hAnsi="Calibri"/>
+          <w:rFonts w:ascii="Times New Roman" w:hAnsi="Times New Roman" w:cs="Times New Roman"/>
           <w:sz w:val="24"/>
         </w:rPr>
         <w:t>Repository GitHub: https://github.com/nhtameo/quan-ly-ban-hang-dsa</w:t>
@@ -117,7 +117,7 @@
       </w:pPr>
       <w:r>
         <w:rPr>
-          <w:rFonts w:ascii="Calibri" w:hAnsi="Calibri"/>
+          <w:rFonts w:ascii="Times New Roman" w:hAnsi="Times New Roman" w:cs="Times New Roman"/>
           <w:sz w:val="24"/>
         </w:rPr>
         <w:t>Thành viên nhóm:</w:t>
@@ -130,7 +130,7 @@
       </w:pPr>
       <w:r>
         <w:rPr>
-          <w:rFonts w:ascii="Calibri" w:hAnsi="Calibri"/>
+          <w:rFonts w:ascii="Times New Roman" w:hAnsi="Times New Roman" w:cs="Times New Roman"/>
           <w:sz w:val="24"/>
         </w:rPr>
         <w:t>Nguyễn Trịnh Mai Phương - 202418965</w:t>
@@ -143,7 +143,7 @@
       </w:pPr>
       <w:r>
         <w:rPr>
-          <w:rFonts w:ascii="Calibri" w:hAnsi="Calibri"/>
+          <w:rFonts w:ascii="Times New Roman" w:hAnsi="Times New Roman" w:cs="Times New Roman"/>
           <w:sz w:val="24"/>
         </w:rPr>
         <w:t>Trần Minh Quân - 202418973</w:t>
@@ -157,7 +157,7 @@
       </w:pPr>
       <w:r>
         <w:rPr>
-          <w:rFonts w:ascii="Calibri" w:hAnsi="Calibri"/>
+          <w:rFonts w:ascii="Times New Roman" w:hAnsi="Times New Roman" w:cs="Times New Roman"/>
           <w:sz w:val="24"/>
         </w:rPr>
         <w:t>Hà Nội, tháng 06 năm 2026</w:t>
@@ -179,7 +179,7 @@
     </w:p>
     <w:p>
       <w:r>
-        <w:t>Nhóm 15 xin gửi lời cảm ơn tới giảng viên hướng dẫn đã cung cấp danh sách chủ đề, yêu cầu chung và định hướng thực hiện bài tập lớn học phần Cấu trúc dữ liệu và Giải thuật. Trong quá trình thực hiện đề tài, nhóm đã vận dụng kiến thức về mảng động, danh sách liên kết, bảng băm, tìm kiếm, sắp xếp và tổ chức chương trình theo module. Báo cáo này trình bày kết quả xây dựng hệ thống quản lý bán hàng đơn giản, có dữ liệu file text, chương trình chạy được, kiểm thử và hướng dẫn sử dụng.</w:t>
+        <w:t>Nhóm 15 xin gửi lời cảm ơn tới giảng viên Vũ Thành Nam đã cung cấp danh sách chủ đề, yêu cầu chung và định hướng thực hiện bài tập lớn học phần Kĩ thuật lập trình. Trong quá trình thực hiện đề tài, nhóm đã vận dụng kiến thức về tổ chức chương trình, xử lý file, xây dựng menu, kiểm thử, cấu trúc dữ liệu cơ bản và thuật toán sắp xếp/tìm kiếm. Báo cáo này trình bày kết quả xây dựng hệ thống quản lý bán hàng đơn giản, có dữ liệu file text, chương trình chạy được, kiểm thử và hướng dẫn sử dụng.</w:t>
       </w:r>
     </w:p>
     <w:p>
@@ -192,7 +192,7 @@
     </w:p>
     <w:p>
       <w:r>
-        <w:t>Đề tài xây dựng chương trình quản lý bán hàng bằng Python theo yêu cầu học phần Cấu trúc dữ liệu và Giải thuật. Chương trình hỗ trợ quản lý sản phẩm, quản lý khách hàng, lập hóa đơn bán hàng, tính chiết khấu, thuế VAT, tổng tiền thanh toán, tự động giảm tồn kho sau khi bán và lập báo cáo doanh thu. Dữ liệu được lưu trong các file text có cấu trúc, gồm `products.txt`, `customers.txt`, `invoices.txt` và `invoice_items.txt`. Các cấu trúc dữ liệu như `DynamicArray`, `LinkedList`, `HashTable`, thuật toán tìm kiếm tuyến tính và quick sort được nhóm tự cài đặt để phục vụ nghiệp vụ. Chương trình có menu console, dữ liệu mẫu, ảnh minh họa file dữ liệu, ảnh minh họa từng bước chạy và bộ kiểm thử tự động.</w:t>
+        <w:t>Đề tài xây dựng chương trình quản lý bán hàng bằng Python theo yêu cầu học phần Kĩ thuật lập trình. Chương trình hỗ trợ quản lý sản phẩm, quản lý khách hàng, lập hóa đơn bán hàng, tính chiết khấu, thuế VAT, tổng tiền thanh toán, tự động giảm tồn kho sau khi bán và lập báo cáo doanh thu. Dữ liệu được lưu trong các file text có cấu trúc, gồm `products.txt`, `customers.txt`, `invoices.txt` và `invoice_items.txt`. Các cấu trúc dữ liệu như `DynamicArray`, `LinkedList`, `HashTable`, thuật toán tìm kiếm tuyến tính và quick sort được nhóm tự cài đặt để phục vụ nghiệp vụ. Chương trình có menu console, dữ liệu mẫu, ảnh minh họa file dữ liệu, ảnh minh họa từng bước chạy và bộ kiểm thử tự động.</w:t>
       </w:r>
     </w:p>
     <w:p>
@@ -205,90 +205,145 @@
     </w:p>
     <w:p>
       <w:pPr>
-        <w:pStyle w:val="ListBullet"/>
+        <w:jc w:val="left"/>
       </w:pPr>
       <w:r>
-        <w:t>Lời cảm ơn.</w:t>
+        <w:rPr>
+          <w:rFonts w:ascii="Times New Roman" w:hAnsi="Times New Roman" w:cs="Times New Roman"/>
+          <w:b w:val="0"/>
+          <w:sz w:val="26"/>
+        </w:rPr>
+        <w:t>1. LỜI CẢM ƠN ........................................................................ 2</w:t>
       </w:r>
     </w:p>
     <w:p>
       <w:pPr>
-        <w:pStyle w:val="ListBullet"/>
+        <w:jc w:val="left"/>
       </w:pPr>
       <w:r>
-        <w:t>Tóm tắt nội dung.</w:t>
+        <w:rPr>
+          <w:rFonts w:ascii="Times New Roman" w:hAnsi="Times New Roman" w:cs="Times New Roman"/>
+          <w:b w:val="0"/>
+          <w:sz w:val="26"/>
+        </w:rPr>
+        <w:t>2. TÓM TẮT NỘI DUNG .............................................................. 2</w:t>
       </w:r>
     </w:p>
     <w:p>
       <w:pPr>
-        <w:pStyle w:val="ListBullet"/>
+        <w:jc w:val="left"/>
       </w:pPr>
       <w:r>
-        <w:t>Danh mục hình vẽ.</w:t>
+        <w:rPr>
+          <w:rFonts w:ascii="Times New Roman" w:hAnsi="Times New Roman" w:cs="Times New Roman"/>
+          <w:b w:val="0"/>
+          <w:sz w:val="26"/>
+        </w:rPr>
+        <w:t>3. DANH MỤC HÌNH VẼ .............................................................. 3</w:t>
       </w:r>
     </w:p>
     <w:p>
       <w:pPr>
-        <w:pStyle w:val="ListBullet"/>
+        <w:jc w:val="left"/>
       </w:pPr>
       <w:r>
-        <w:t>Danh mục bảng biểu.</w:t>
+        <w:rPr>
+          <w:rFonts w:ascii="Times New Roman" w:hAnsi="Times New Roman" w:cs="Times New Roman"/>
+          <w:b w:val="0"/>
+          <w:sz w:val="26"/>
+        </w:rPr>
+        <w:t>4. DANH MỤC BẢNG BIỂU ............................................................ 3</w:t>
       </w:r>
     </w:p>
     <w:p>
       <w:pPr>
-        <w:pStyle w:val="ListBullet"/>
+        <w:jc w:val="left"/>
       </w:pPr>
       <w:r>
-        <w:t>Chương 1. Tổng quan và phân tích yêu cầu.</w:t>
+        <w:rPr>
+          <w:rFonts w:ascii="Times New Roman" w:hAnsi="Times New Roman" w:cs="Times New Roman"/>
+          <w:b w:val="0"/>
+          <w:sz w:val="26"/>
+        </w:rPr>
+        <w:t>5. CHƯƠNG 1. TỔNG QUAN VÀ PHÂN TÍCH YÊU CẦU ............................. 4</w:t>
       </w:r>
     </w:p>
     <w:p>
       <w:pPr>
-        <w:pStyle w:val="ListBullet"/>
+        <w:jc w:val="left"/>
       </w:pPr>
       <w:r>
-        <w:t>Chương 2. Thiết kế dữ liệu và cấu trúc dữ liệu.</w:t>
+        <w:rPr>
+          <w:rFonts w:ascii="Times New Roman" w:hAnsi="Times New Roman" w:cs="Times New Roman"/>
+          <w:b w:val="0"/>
+          <w:sz w:val="26"/>
+        </w:rPr>
+        <w:t>6. CHƯƠNG 2. THIẾT KẾ DỮ LIỆU VÀ CẤU TRÚC DỮ LIỆU ..................... 6</w:t>
       </w:r>
     </w:p>
     <w:p>
       <w:pPr>
-        <w:pStyle w:val="ListBullet"/>
+        <w:jc w:val="left"/>
       </w:pPr>
       <w:r>
-        <w:t>Chương 3. Thiết kế và cài đặt chương trình.</w:t>
+        <w:rPr>
+          <w:rFonts w:ascii="Times New Roman" w:hAnsi="Times New Roman" w:cs="Times New Roman"/>
+          <w:b w:val="0"/>
+          <w:sz w:val="26"/>
+        </w:rPr>
+        <w:t>7. CHƯƠNG 3. THIẾT KẾ VÀ CÀI ĐẶT CHƯƠNG TRÌNH .......................... 10</w:t>
       </w:r>
     </w:p>
     <w:p>
       <w:pPr>
-        <w:pStyle w:val="ListBullet"/>
+        <w:jc w:val="left"/>
       </w:pPr>
       <w:r>
-        <w:t>Chương 4. Kiểm thử, hướng dẫn sử dụng và GitHub.</w:t>
+        <w:rPr>
+          <w:rFonts w:ascii="Times New Roman" w:hAnsi="Times New Roman" w:cs="Times New Roman"/>
+          <w:b w:val="0"/>
+          <w:sz w:val="26"/>
+        </w:rPr>
+        <w:t>8. CHƯƠNG 4. KIỂM THỬ VÀ HƯỚNG DẪN ...................................... 12</w:t>
       </w:r>
     </w:p>
     <w:p>
       <w:pPr>
-        <w:pStyle w:val="ListBullet"/>
+        <w:jc w:val="left"/>
       </w:pPr>
       <w:r>
-        <w:t>Kết luận.</w:t>
+        <w:rPr>
+          <w:rFonts w:ascii="Times New Roman" w:hAnsi="Times New Roman" w:cs="Times New Roman"/>
+          <w:b w:val="0"/>
+          <w:sz w:val="26"/>
+        </w:rPr>
+        <w:t>9. KẾT LUẬN .......................................................................... 15</w:t>
       </w:r>
     </w:p>
     <w:p>
       <w:pPr>
-        <w:pStyle w:val="ListBullet"/>
+        <w:jc w:val="left"/>
       </w:pPr>
       <w:r>
-        <w:t>Tài liệu tham khảo.</w:t>
+        <w:rPr>
+          <w:rFonts w:ascii="Times New Roman" w:hAnsi="Times New Roman" w:cs="Times New Roman"/>
+          <w:b w:val="0"/>
+          <w:sz w:val="26"/>
+        </w:rPr>
+        <w:t>10. TÀI LIỆU THAM KHẢO ........................................................... 15</w:t>
       </w:r>
     </w:p>
     <w:p>
       <w:pPr>
-        <w:pStyle w:val="ListBullet"/>
+        <w:jc w:val="left"/>
       </w:pPr>
       <w:r>
-        <w:t>Phụ lục.</w:t>
+        <w:rPr>
+          <w:rFonts w:ascii="Times New Roman" w:hAnsi="Times New Roman" w:cs="Times New Roman"/>
+          <w:b w:val="0"/>
+          <w:sz w:val="26"/>
+        </w:rPr>
+        <w:t>11. PHỤ LỤC .......................................................................... 15</w:t>
       </w:r>
     </w:p>
     <w:p>
@@ -1323,7 +1378,7 @@
                     <pic:cNvPicPr/>
                   </pic:nvPicPr>
                   <pic:blipFill>
-                    <a:blip r:embed="rId9"/>
+                    <a:blip r:embed="rId10"/>
                     <a:stretch>
                       <a:fillRect/>
                     </a:stretch>
@@ -1647,7 +1702,7 @@
                     <pic:cNvPicPr/>
                   </pic:nvPicPr>
                   <pic:blipFill>
-                    <a:blip r:embed="rId10"/>
+                    <a:blip r:embed="rId11"/>
                     <a:stretch>
                       <a:fillRect/>
                     </a:stretch>
@@ -1847,7 +1902,7 @@
                     <pic:cNvPicPr/>
                   </pic:nvPicPr>
                   <pic:blipFill>
-                    <a:blip r:embed="rId11"/>
+                    <a:blip r:embed="rId12"/>
                     <a:stretch>
                       <a:fillRect/>
                     </a:stretch>
@@ -1895,7 +1950,7 @@
                     <pic:cNvPicPr/>
                   </pic:nvPicPr>
                   <pic:blipFill>
-                    <a:blip r:embed="rId12"/>
+                    <a:blip r:embed="rId13"/>
                     <a:stretch>
                       <a:fillRect/>
                     </a:stretch>
@@ -2423,8 +2478,133 @@
       </w:r>
     </w:p>
     <w:p>
+      <w:pPr>
+        <w:jc w:val="left"/>
+      </w:pPr>
       <w:r>
-        <w:t>1. Nhập mã khách hàng. 2. Nhập các dòng sản phẩm gồm mã sản phẩm và số lượng. 3. Tra cứu khách hàng bằng `HashTable`. 4. Tra cứu sản phẩm bằng `HashTable`. 5. Kiểm tra số lượng tồn kho. 6. Tính tạm tính, chiết khấu, VAT và tổng tiền. 7. Sinh mã hóa đơn mới. 8. Ghi đầu hóa đơn và chi tiết hóa đơn. 9. Giảm tồn kho sản phẩm. 10. Lưu lại các file dữ liệu.</w:t>
+        <w:rPr>
+          <w:rFonts w:ascii="Times New Roman" w:hAnsi="Times New Roman" w:cs="Times New Roman"/>
+          <w:b w:val="0"/>
+          <w:sz w:val="26"/>
+        </w:rPr>
+        <w:t>1. Nhập mã khách hàng.</w:t>
+      </w:r>
+    </w:p>
+    <w:p>
+      <w:pPr>
+        <w:jc w:val="left"/>
+      </w:pPr>
+      <w:r>
+        <w:rPr>
+          <w:rFonts w:ascii="Times New Roman" w:hAnsi="Times New Roman" w:cs="Times New Roman"/>
+          <w:b w:val="0"/>
+          <w:sz w:val="26"/>
+        </w:rPr>
+        <w:t>2. Nhập các dòng sản phẩm gồm mã sản phẩm và số lượng.</w:t>
+      </w:r>
+    </w:p>
+    <w:p>
+      <w:pPr>
+        <w:jc w:val="left"/>
+      </w:pPr>
+      <w:r>
+        <w:rPr>
+          <w:rFonts w:ascii="Times New Roman" w:hAnsi="Times New Roman" w:cs="Times New Roman"/>
+          <w:b w:val="0"/>
+          <w:sz w:val="26"/>
+        </w:rPr>
+        <w:t>3. Tra cứu khách hàng bằng `HashTable`.</w:t>
+      </w:r>
+    </w:p>
+    <w:p>
+      <w:pPr>
+        <w:jc w:val="left"/>
+      </w:pPr>
+      <w:r>
+        <w:rPr>
+          <w:rFonts w:ascii="Times New Roman" w:hAnsi="Times New Roman" w:cs="Times New Roman"/>
+          <w:b w:val="0"/>
+          <w:sz w:val="26"/>
+        </w:rPr>
+        <w:t>4. Tra cứu sản phẩm bằng `HashTable`.</w:t>
+      </w:r>
+    </w:p>
+    <w:p>
+      <w:pPr>
+        <w:jc w:val="left"/>
+      </w:pPr>
+      <w:r>
+        <w:rPr>
+          <w:rFonts w:ascii="Times New Roman" w:hAnsi="Times New Roman" w:cs="Times New Roman"/>
+          <w:b w:val="0"/>
+          <w:sz w:val="26"/>
+        </w:rPr>
+        <w:t>5. Kiểm tra số lượng tồn kho.</w:t>
+      </w:r>
+    </w:p>
+    <w:p>
+      <w:pPr>
+        <w:jc w:val="left"/>
+      </w:pPr>
+      <w:r>
+        <w:rPr>
+          <w:rFonts w:ascii="Times New Roman" w:hAnsi="Times New Roman" w:cs="Times New Roman"/>
+          <w:b w:val="0"/>
+          <w:sz w:val="26"/>
+        </w:rPr>
+        <w:t>6. Tính tạm tính, chiết khấu, VAT và tổng tiền.</w:t>
+      </w:r>
+    </w:p>
+    <w:p>
+      <w:pPr>
+        <w:jc w:val="left"/>
+      </w:pPr>
+      <w:r>
+        <w:rPr>
+          <w:rFonts w:ascii="Times New Roman" w:hAnsi="Times New Roman" w:cs="Times New Roman"/>
+          <w:b w:val="0"/>
+          <w:sz w:val="26"/>
+        </w:rPr>
+        <w:t>7. Sinh mã hóa đơn mới.</w:t>
+      </w:r>
+    </w:p>
+    <w:p>
+      <w:pPr>
+        <w:jc w:val="left"/>
+      </w:pPr>
+      <w:r>
+        <w:rPr>
+          <w:rFonts w:ascii="Times New Roman" w:hAnsi="Times New Roman" w:cs="Times New Roman"/>
+          <w:b w:val="0"/>
+          <w:sz w:val="26"/>
+        </w:rPr>
+        <w:t>8. Ghi đầu hóa đơn và chi tiết hóa đơn.</w:t>
+      </w:r>
+    </w:p>
+    <w:p>
+      <w:pPr>
+        <w:jc w:val="left"/>
+      </w:pPr>
+      <w:r>
+        <w:rPr>
+          <w:rFonts w:ascii="Times New Roman" w:hAnsi="Times New Roman" w:cs="Times New Roman"/>
+          <w:b w:val="0"/>
+          <w:sz w:val="26"/>
+        </w:rPr>
+        <w:t>9. Giảm tồn kho sản phẩm.</w:t>
+      </w:r>
+    </w:p>
+    <w:p>
+      <w:pPr>
+        <w:jc w:val="left"/>
+      </w:pPr>
+      <w:r>
+        <w:rPr>
+          <w:rFonts w:ascii="Times New Roman" w:hAnsi="Times New Roman" w:cs="Times New Roman"/>
+          <w:b w:val="0"/>
+          <w:sz w:val="26"/>
+        </w:rPr>
+        <w:t>10. Lưu lại các file dữ liệu.</w:t>
       </w:r>
     </w:p>
     <w:p>
@@ -3142,7 +3322,7 @@
                     <pic:cNvPicPr/>
                   </pic:nvPicPr>
                   <pic:blipFill>
-                    <a:blip r:embed="rId13"/>
+                    <a:blip r:embed="rId14"/>
                     <a:stretch>
                       <a:fillRect/>
                     </a:stretch>
@@ -3213,7 +3393,7 @@
                     <pic:cNvPicPr/>
                   </pic:nvPicPr>
                   <pic:blipFill>
-                    <a:blip r:embed="rId14"/>
+                    <a:blip r:embed="rId15"/>
                     <a:stretch>
                       <a:fillRect/>
                     </a:stretch>
@@ -3284,7 +3464,7 @@
                     <pic:cNvPicPr/>
                   </pic:nvPicPr>
                   <pic:blipFill>
-                    <a:blip r:embed="rId15"/>
+                    <a:blip r:embed="rId16"/>
                     <a:stretch>
                       <a:fillRect/>
                     </a:stretch>
@@ -3355,7 +3535,7 @@
                     <pic:cNvPicPr/>
                   </pic:nvPicPr>
                   <pic:blipFill>
-                    <a:blip r:embed="rId16"/>
+                    <a:blip r:embed="rId17"/>
                     <a:stretch>
                       <a:fillRect/>
                     </a:stretch>
@@ -3470,8 +3650,42 @@
       </w:r>
     </w:p>
     <w:p>
+      <w:pPr>
+        <w:jc w:val="left"/>
+      </w:pPr>
       <w:r>
-        <w:t>1. Tài liệu yêu cầu project 20252 của học phần Cấu trúc dữ liệu và Giải thuật. 2. Tài liệu Python chuẩn về xử lý file và kiểm thử `unittest`. 3. Mẫu báo cáo/đồ án tốt nghiệp Đại học Bách khoa Hà Nội.</w:t>
+        <w:rPr>
+          <w:rFonts w:ascii="Times New Roman" w:hAnsi="Times New Roman" w:cs="Times New Roman"/>
+          <w:b w:val="0"/>
+          <w:sz w:val="26"/>
+        </w:rPr>
+        <w:t>1. Tài liệu yêu cầu project 20252 của học phần Kĩ thuật lập trình.</w:t>
+      </w:r>
+    </w:p>
+    <w:p>
+      <w:pPr>
+        <w:jc w:val="left"/>
+      </w:pPr>
+      <w:r>
+        <w:rPr>
+          <w:rFonts w:ascii="Times New Roman" w:hAnsi="Times New Roman" w:cs="Times New Roman"/>
+          <w:b w:val="0"/>
+          <w:sz w:val="26"/>
+        </w:rPr>
+        <w:t>2. Tài liệu Python chuẩn về xử lý file và kiểm thử `unittest`.</w:t>
+      </w:r>
+    </w:p>
+    <w:p>
+      <w:pPr>
+        <w:jc w:val="left"/>
+      </w:pPr>
+      <w:r>
+        <w:rPr>
+          <w:rFonts w:ascii="Times New Roman" w:hAnsi="Times New Roman" w:cs="Times New Roman"/>
+          <w:b w:val="0"/>
+          <w:sz w:val="26"/>
+        </w:rPr>
+        <w:t>3. Mẫu báo cáo/đồ án tốt nghiệp Đại học Bách khoa Hà Nội.</w:t>
       </w:r>
     </w:p>
     <w:p>
@@ -3647,13 +3861,44 @@
       </w:r>
     </w:p>
     <w:sectPr>
+      <w:footerReference w:type="default" r:id="rId9"/>
       <w:pgSz w:w="11906" w:h="16838"/>
       <w:pgMar w:top="1417" w:right="1134" w:bottom="1417" w:left="1701" w:header="720" w:footer="720" w:gutter="0"/>
       <w:cols w:space="720"/>
+      <w:titlePg/>
       <w:docGrid w:linePitch="360"/>
+      <w:pgBorders w:offsetFrom="page">
+        <w:top w:val="single" w:sz="12" w:space="24" w:color="000000"/>
+        <w:left w:val="single" w:sz="12" w:space="24" w:color="000000"/>
+        <w:bottom w:val="single" w:sz="12" w:space="24" w:color="000000"/>
+        <w:right w:val="single" w:sz="12" w:space="24" w:color="000000"/>
+      </w:pgBorders>
     </w:sectPr>
   </w:body>
 </w:document>
+</file>
+
+<file path=word/footer1.xml><?xml version="1.0" encoding="utf-8"?>
+<w:ftr xmlns:m="http://schemas.openxmlformats.org/officeDocument/2006/math" xmlns:mc="http://schemas.openxmlformats.org/markup-compatibility/2006" xmlns:mo="http://schemas.microsoft.com/office/mac/office/2008/main" xmlns:mv="urn:schemas-microsoft-com:mac:vml" xmlns:o="urn:schemas-microsoft-com:office:office" xmlns:r="http://schemas.openxmlformats.org/officeDocument/2006/relationships" xmlns:v="urn:schemas-microsoft-com:vml" xmlns:w10="urn:schemas-microsoft-com:office:word" xmlns:w14="http://schemas.microsoft.com/office/word/2010/wordml" xmlns:w="http://schemas.openxmlformats.org/wordprocessingml/2006/main" xmlns:wne="http://schemas.microsoft.com/office/word/2006/wordml" xmlns:wp14="http://schemas.microsoft.com/office/word/2010/wordprocessingDrawing" xmlns:wp="http://schemas.openxmlformats.org/drawingml/2006/wordprocessingDrawing" xmlns:wpc="http://schemas.microsoft.com/office/word/2010/wordprocessingCanvas" xmlns:wpg="http://schemas.microsoft.com/office/word/2010/wordprocessingGroup" xmlns:wpi="http://schemas.microsoft.com/office/word/2010/wordprocessingInk" xmlns:wps="http://schemas.microsoft.com/office/word/2010/wordprocessingShape" mc:Ignorable="w14 wp14">
+  <w:p>
+    <w:pPr>
+      <w:pStyle w:val="Footer"/>
+      <w:jc w:val="center"/>
+    </w:pPr>
+    <w:r>
+      <w:rPr>
+        <w:rFonts w:ascii="Times New Roman" w:hAnsi="Times New Roman" w:cs="Times New Roman"/>
+        <w:sz w:val="22"/>
+      </w:rPr>
+      <w:t xml:space="preserve">Trang </w:t>
+    </w:r>
+    <w:r>
+      <w:fldChar w:fldCharType="begin"/>
+      <w:instrText xml:space="preserve"> PAGE </w:instrText>
+      <w:fldChar w:fldCharType="end"/>
+    </w:r>
+  </w:p>
+</w:ftr>
 </file>
 
 <file path=word/numbering.xml><?xml version="1.0" encoding="utf-8"?>
@@ -4020,11 +4265,12 @@
     <w:qFormat/>
     <w:rsid w:val="00FC693F"/>
     <w:pPr>
-      <w:spacing w:after="120" w:line="264" w:lineRule="auto"/>
+      <w:spacing w:after="120" w:line="312" w:lineRule="auto"/>
+      <w:jc w:val="both"/>
     </w:pPr>
     <w:rPr>
-      <w:rFonts w:ascii="Calibri" w:hAnsi="Calibri"/>
-      <w:sz w:val="22"/>
+      <w:rFonts w:ascii="Times New Roman" w:hAnsi="Times New Roman" w:cs="Times New Roman"/>
+      <w:sz w:val="26"/>
     </w:rPr>
   </w:style>
   <w:style w:type="paragraph" w:styleId="Header">
@@ -4082,15 +4328,15 @@
     <w:pPr>
       <w:keepNext/>
       <w:keepLines/>
-      <w:spacing w:before="320" w:after="160"/>
+      <w:spacing w:before="240" w:after="160"/>
       <w:outlineLvl w:val="0"/>
     </w:pPr>
     <w:rPr>
-      <w:rFonts w:asciiTheme="majorHAnsi" w:eastAsiaTheme="majorEastAsia" w:hAnsiTheme="majorHAnsi" w:cstheme="majorBidi" w:ascii="Calibri" w:hAnsi="Calibri"/>
+      <w:rFonts w:asciiTheme="majorHAnsi" w:eastAsiaTheme="majorEastAsia" w:hAnsiTheme="majorHAnsi" w:cstheme="majorBidi" w:ascii="Times New Roman" w:hAnsi="Times New Roman" w:cs="Times New Roman"/>
       <w:b/>
       <w:bCs/>
-      <w:color w:val="2E74B5"/>
-      <w:sz w:val="32"/>
+      <w:color w:val="000000"/>
+      <w:sz w:val="28"/>
       <w:szCs w:val="28"/>
     </w:rPr>
   </w:style>
@@ -4106,14 +4352,14 @@
     <w:pPr>
       <w:keepNext/>
       <w:keepLines/>
-      <w:spacing w:before="240" w:after="120"/>
+      <w:spacing w:before="200" w:after="120"/>
       <w:outlineLvl w:val="1"/>
     </w:pPr>
     <w:rPr>
-      <w:rFonts w:asciiTheme="majorHAnsi" w:eastAsiaTheme="majorEastAsia" w:hAnsiTheme="majorHAnsi" w:cstheme="majorBidi" w:ascii="Calibri" w:hAnsi="Calibri"/>
+      <w:rFonts w:asciiTheme="majorHAnsi" w:eastAsiaTheme="majorEastAsia" w:hAnsiTheme="majorHAnsi" w:cstheme="majorBidi" w:ascii="Times New Roman" w:hAnsi="Times New Roman" w:cs="Times New Roman"/>
       <w:b/>
       <w:bCs/>
-      <w:color w:val="2E74B5"/>
+      <w:color w:val="000000"/>
       <w:sz w:val="26"/>
       <w:szCs w:val="26"/>
     </w:rPr>
@@ -4134,11 +4380,11 @@
       <w:outlineLvl w:val="2"/>
     </w:pPr>
     <w:rPr>
-      <w:rFonts w:asciiTheme="majorHAnsi" w:eastAsiaTheme="majorEastAsia" w:hAnsiTheme="majorHAnsi" w:cstheme="majorBidi" w:ascii="Calibri" w:hAnsi="Calibri"/>
+      <w:rFonts w:asciiTheme="majorHAnsi" w:eastAsiaTheme="majorEastAsia" w:hAnsiTheme="majorHAnsi" w:cstheme="majorBidi" w:ascii="Times New Roman" w:hAnsi="Times New Roman" w:cs="Times New Roman"/>
       <w:b/>
       <w:bCs/>
-      <w:color w:val="1F4D78"/>
-      <w:sz w:val="24"/>
+      <w:color w:val="000000"/>
+      <w:sz w:val="26"/>
     </w:rPr>
   </w:style>
   <w:style w:type="paragraph" w:styleId="Heading4">
@@ -4816,12 +5062,15 @@
     <w:rsid w:val="00FC693F"/>
     <w:pPr>
       <w:spacing w:line="240" w:lineRule="auto"/>
+      <w:jc w:val="center"/>
     </w:pPr>
     <w:rPr>
+      <w:rFonts w:ascii="Times New Roman" w:hAnsi="Times New Roman" w:cs="Times New Roman"/>
       <w:b/>
       <w:bCs/>
+      <w:i/>
       <w:color w:val="4F81BD" w:themeColor="accent1"/>
-      <w:sz w:val="18"/>
+      <w:sz w:val="24"/>
       <w:szCs w:val="18"/>
     </w:rPr>
   </w:style>

--- a/report/report.docx
+++ b/report/report.docx
@@ -205,145 +205,277 @@
     </w:p>
     <w:p>
       <w:pPr>
+        <w:tabs>
+          <w:tab w:pos="9071" w:val="right" w:leader="dot"/>
+        </w:tabs>
         <w:jc w:val="left"/>
       </w:pPr>
       <w:r>
         <w:rPr>
           <w:rFonts w:ascii="Times New Roman" w:hAnsi="Times New Roman" w:cs="Times New Roman"/>
-          <w:b w:val="0"/>
           <w:sz w:val="26"/>
         </w:rPr>
-        <w:t>1. LỜI CẢM ƠN ........................................................................ 2</w:t>
+        <w:t>1. LỜI CẢM ƠN</w:t>
+      </w:r>
+      <w:r>
+        <w:tab/>
+      </w:r>
+      <w:r>
+        <w:rPr>
+          <w:rFonts w:ascii="Times New Roman" w:hAnsi="Times New Roman" w:cs="Times New Roman"/>
+          <w:sz w:val="26"/>
+        </w:rPr>
+        <w:t>2</w:t>
       </w:r>
     </w:p>
     <w:p>
       <w:pPr>
+        <w:tabs>
+          <w:tab w:pos="9071" w:val="right" w:leader="dot"/>
+        </w:tabs>
         <w:jc w:val="left"/>
       </w:pPr>
       <w:r>
         <w:rPr>
           <w:rFonts w:ascii="Times New Roman" w:hAnsi="Times New Roman" w:cs="Times New Roman"/>
-          <w:b w:val="0"/>
           <w:sz w:val="26"/>
         </w:rPr>
-        <w:t>2. TÓM TẮT NỘI DUNG .............................................................. 2</w:t>
+        <w:t>2. TÓM TẮT NỘI DUNG</w:t>
+      </w:r>
+      <w:r>
+        <w:tab/>
+      </w:r>
+      <w:r>
+        <w:rPr>
+          <w:rFonts w:ascii="Times New Roman" w:hAnsi="Times New Roman" w:cs="Times New Roman"/>
+          <w:sz w:val="26"/>
+        </w:rPr>
+        <w:t>2</w:t>
       </w:r>
     </w:p>
     <w:p>
       <w:pPr>
+        <w:tabs>
+          <w:tab w:pos="9071" w:val="right" w:leader="dot"/>
+        </w:tabs>
         <w:jc w:val="left"/>
       </w:pPr>
       <w:r>
         <w:rPr>
           <w:rFonts w:ascii="Times New Roman" w:hAnsi="Times New Roman" w:cs="Times New Roman"/>
-          <w:b w:val="0"/>
           <w:sz w:val="26"/>
         </w:rPr>
-        <w:t>3. DANH MỤC HÌNH VẼ .............................................................. 3</w:t>
+        <w:t>3. DANH MỤC HÌNH VẼ</w:t>
+      </w:r>
+      <w:r>
+        <w:tab/>
+      </w:r>
+      <w:r>
+        <w:rPr>
+          <w:rFonts w:ascii="Times New Roman" w:hAnsi="Times New Roman" w:cs="Times New Roman"/>
+          <w:sz w:val="26"/>
+        </w:rPr>
+        <w:t>3</w:t>
       </w:r>
     </w:p>
     <w:p>
       <w:pPr>
+        <w:tabs>
+          <w:tab w:pos="9071" w:val="right" w:leader="dot"/>
+        </w:tabs>
         <w:jc w:val="left"/>
       </w:pPr>
       <w:r>
         <w:rPr>
           <w:rFonts w:ascii="Times New Roman" w:hAnsi="Times New Roman" w:cs="Times New Roman"/>
-          <w:b w:val="0"/>
           <w:sz w:val="26"/>
         </w:rPr>
-        <w:t>4. DANH MỤC BẢNG BIỂU ............................................................ 3</w:t>
+        <w:t>4. DANH MỤC BẢNG BIỂU</w:t>
+      </w:r>
+      <w:r>
+        <w:tab/>
+      </w:r>
+      <w:r>
+        <w:rPr>
+          <w:rFonts w:ascii="Times New Roman" w:hAnsi="Times New Roman" w:cs="Times New Roman"/>
+          <w:sz w:val="26"/>
+        </w:rPr>
+        <w:t>3</w:t>
       </w:r>
     </w:p>
     <w:p>
       <w:pPr>
+        <w:tabs>
+          <w:tab w:pos="9071" w:val="right" w:leader="dot"/>
+        </w:tabs>
         <w:jc w:val="left"/>
       </w:pPr>
       <w:r>
         <w:rPr>
           <w:rFonts w:ascii="Times New Roman" w:hAnsi="Times New Roman" w:cs="Times New Roman"/>
-          <w:b w:val="0"/>
           <w:sz w:val="26"/>
         </w:rPr>
-        <w:t>5. CHƯƠNG 1. TỔNG QUAN VÀ PHÂN TÍCH YÊU CẦU ............................. 4</w:t>
+        <w:t>5. CHƯƠNG 1. TỔNG QUAN VÀ PHÂN TÍCH YÊU CẦU</w:t>
+      </w:r>
+      <w:r>
+        <w:tab/>
+      </w:r>
+      <w:r>
+        <w:rPr>
+          <w:rFonts w:ascii="Times New Roman" w:hAnsi="Times New Roman" w:cs="Times New Roman"/>
+          <w:sz w:val="26"/>
+        </w:rPr>
+        <w:t>5</w:t>
       </w:r>
     </w:p>
     <w:p>
       <w:pPr>
+        <w:tabs>
+          <w:tab w:pos="9071" w:val="right" w:leader="dot"/>
+        </w:tabs>
         <w:jc w:val="left"/>
       </w:pPr>
       <w:r>
         <w:rPr>
           <w:rFonts w:ascii="Times New Roman" w:hAnsi="Times New Roman" w:cs="Times New Roman"/>
-          <w:b w:val="0"/>
           <w:sz w:val="26"/>
         </w:rPr>
-        <w:t>6. CHƯƠNG 2. THIẾT KẾ DỮ LIỆU VÀ CẤU TRÚC DỮ LIỆU ..................... 6</w:t>
+        <w:t>6. CHƯƠNG 2. THIẾT KẾ DỮ LIỆU VÀ CẤU TRÚC DỮ LIỆU</w:t>
+      </w:r>
+      <w:r>
+        <w:tab/>
+      </w:r>
+      <w:r>
+        <w:rPr>
+          <w:rFonts w:ascii="Times New Roman" w:hAnsi="Times New Roman" w:cs="Times New Roman"/>
+          <w:sz w:val="26"/>
+        </w:rPr>
+        <w:t>8</w:t>
       </w:r>
     </w:p>
     <w:p>
       <w:pPr>
+        <w:tabs>
+          <w:tab w:pos="9071" w:val="right" w:leader="dot"/>
+        </w:tabs>
         <w:jc w:val="left"/>
       </w:pPr>
       <w:r>
         <w:rPr>
           <w:rFonts w:ascii="Times New Roman" w:hAnsi="Times New Roman" w:cs="Times New Roman"/>
-          <w:b w:val="0"/>
           <w:sz w:val="26"/>
         </w:rPr>
-        <w:t>7. CHƯƠNG 3. THIẾT KẾ VÀ CÀI ĐẶT CHƯƠNG TRÌNH .......................... 10</w:t>
+        <w:t>7. CHƯƠNG 3. THIẾT KẾ VÀ CÀI ĐẶT CHƯƠNG TRÌNH</w:t>
+      </w:r>
+      <w:r>
+        <w:tab/>
+      </w:r>
+      <w:r>
+        <w:rPr>
+          <w:rFonts w:ascii="Times New Roman" w:hAnsi="Times New Roman" w:cs="Times New Roman"/>
+          <w:sz w:val="26"/>
+        </w:rPr>
+        <w:t>12</w:t>
       </w:r>
     </w:p>
     <w:p>
       <w:pPr>
+        <w:tabs>
+          <w:tab w:pos="9071" w:val="right" w:leader="dot"/>
+        </w:tabs>
         <w:jc w:val="left"/>
       </w:pPr>
       <w:r>
         <w:rPr>
           <w:rFonts w:ascii="Times New Roman" w:hAnsi="Times New Roman" w:cs="Times New Roman"/>
-          <w:b w:val="0"/>
           <w:sz w:val="26"/>
         </w:rPr>
-        <w:t>8. CHƯƠNG 4. KIỂM THỬ VÀ HƯỚNG DẪN ...................................... 12</w:t>
+        <w:t>8. CHƯƠNG 4. KIỂM THỬ VÀ HƯỚNG DẪN</w:t>
+      </w:r>
+      <w:r>
+        <w:tab/>
+      </w:r>
+      <w:r>
+        <w:rPr>
+          <w:rFonts w:ascii="Times New Roman" w:hAnsi="Times New Roman" w:cs="Times New Roman"/>
+          <w:sz w:val="26"/>
+        </w:rPr>
+        <w:t>15</w:t>
       </w:r>
     </w:p>
     <w:p>
       <w:pPr>
+        <w:tabs>
+          <w:tab w:pos="9071" w:val="right" w:leader="dot"/>
+        </w:tabs>
         <w:jc w:val="left"/>
       </w:pPr>
       <w:r>
         <w:rPr>
           <w:rFonts w:ascii="Times New Roman" w:hAnsi="Times New Roman" w:cs="Times New Roman"/>
-          <w:b w:val="0"/>
           <w:sz w:val="26"/>
         </w:rPr>
-        <w:t>9. KẾT LUẬN .......................................................................... 15</w:t>
+        <w:t>9. KẾT LUẬN</w:t>
+      </w:r>
+      <w:r>
+        <w:tab/>
+      </w:r>
+      <w:r>
+        <w:rPr>
+          <w:rFonts w:ascii="Times New Roman" w:hAnsi="Times New Roman" w:cs="Times New Roman"/>
+          <w:sz w:val="26"/>
+        </w:rPr>
+        <w:t>18</w:t>
       </w:r>
     </w:p>
     <w:p>
       <w:pPr>
+        <w:tabs>
+          <w:tab w:pos="9071" w:val="right" w:leader="dot"/>
+        </w:tabs>
         <w:jc w:val="left"/>
       </w:pPr>
       <w:r>
         <w:rPr>
           <w:rFonts w:ascii="Times New Roman" w:hAnsi="Times New Roman" w:cs="Times New Roman"/>
-          <w:b w:val="0"/>
           <w:sz w:val="26"/>
         </w:rPr>
-        <w:t>10. TÀI LIỆU THAM KHẢO ........................................................... 15</w:t>
+        <w:t>10. TÀI LIỆU THAM KHẢO</w:t>
+      </w:r>
+      <w:r>
+        <w:tab/>
+      </w:r>
+      <w:r>
+        <w:rPr>
+          <w:rFonts w:ascii="Times New Roman" w:hAnsi="Times New Roman" w:cs="Times New Roman"/>
+          <w:sz w:val="26"/>
+        </w:rPr>
+        <w:t>18</w:t>
       </w:r>
     </w:p>
     <w:p>
       <w:pPr>
+        <w:tabs>
+          <w:tab w:pos="9071" w:val="right" w:leader="dot"/>
+        </w:tabs>
         <w:jc w:val="left"/>
       </w:pPr>
       <w:r>
         <w:rPr>
           <w:rFonts w:ascii="Times New Roman" w:hAnsi="Times New Roman" w:cs="Times New Roman"/>
-          <w:b w:val="0"/>
           <w:sz w:val="26"/>
         </w:rPr>
-        <w:t>11. PHỤ LỤC .......................................................................... 15</w:t>
+        <w:t>11. PHỤ LỤC</w:t>
+      </w:r>
+      <w:r>
+        <w:tab/>
+      </w:r>
+      <w:r>
+        <w:rPr>
+          <w:rFonts w:ascii="Times New Roman" w:hAnsi="Times New Roman" w:cs="Times New Roman"/>
+          <w:sz w:val="26"/>
+        </w:rPr>
+        <w:t>18</w:t>
       </w:r>
     </w:p>
     <w:p>
@@ -359,7 +491,7 @@
         <w:pStyle w:val="ListBullet"/>
       </w:pPr>
       <w:r>
-        <w:t>Hình 2.1. Minh họa file `products.txt`.</w:t>
+        <w:t>Hình 1.1. Sơ đồ tổng quan nghiệp vụ quản lý bán hàng.</w:t>
       </w:r>
     </w:p>
     <w:p>
@@ -367,7 +499,7 @@
         <w:pStyle w:val="ListBullet"/>
       </w:pPr>
       <w:r>
-        <w:t>Hình 2.2. Minh họa file `customers.txt`.</w:t>
+        <w:t>Hình 2.1. Minh họa file `products.txt`.</w:t>
       </w:r>
     </w:p>
     <w:p>
@@ -375,7 +507,7 @@
         <w:pStyle w:val="ListBullet"/>
       </w:pPr>
       <w:r>
-        <w:t>Hình 2.3. Minh họa file `invoices.txt` sau khi tạo dữ liệu demo.</w:t>
+        <w:t>Hình 2.2. Minh họa file `customers.txt`.</w:t>
       </w:r>
     </w:p>
     <w:p>
@@ -383,7 +515,7 @@
         <w:pStyle w:val="ListBullet"/>
       </w:pPr>
       <w:r>
-        <w:t>Hình 2.4. Minh họa file `invoice_items.txt` sau khi tạo dữ liệu demo.</w:t>
+        <w:t>Hình 2.3. Minh họa file `invoices.txt` sau khi tạo dữ liệu demo.</w:t>
       </w:r>
     </w:p>
     <w:p>
@@ -391,7 +523,7 @@
         <w:pStyle w:val="ListBullet"/>
       </w:pPr>
       <w:r>
-        <w:t>Hình 4.1. Mở menu chương trình.</w:t>
+        <w:t>Hình 2.4. Minh họa file `invoice_items.txt` sau khi tạo dữ liệu demo.</w:t>
       </w:r>
     </w:p>
     <w:p>
@@ -399,7 +531,7 @@
         <w:pStyle w:val="ListBullet"/>
       </w:pPr>
       <w:r>
-        <w:t>Hình 4.2. Tạo dữ liệu demo.</w:t>
+        <w:t>Hình 2.5. Minh họa cách sử dụng cấu trúc dữ liệu trong chương trình.</w:t>
       </w:r>
     </w:p>
     <w:p>
@@ -407,7 +539,7 @@
         <w:pStyle w:val="ListBullet"/>
       </w:pPr>
       <w:r>
-        <w:t>Hình 4.3. Xem tổng quan dữ liệu.</w:t>
+        <w:t>Hình 3.1. Sơ đồ kiến trúc module chương trình.</w:t>
       </w:r>
     </w:p>
     <w:p>
@@ -415,7 +547,47 @@
         <w:pStyle w:val="ListBullet"/>
       </w:pPr>
       <w:r>
+        <w:t>Hình 3.2. Luồng xử lý chức năng lập hóa đơn.</w:t>
+      </w:r>
+    </w:p>
+    <w:p>
+      <w:pPr>
+        <w:pStyle w:val="ListBullet"/>
+      </w:pPr>
+      <w:r>
+        <w:t>Hình 4.1. Mở menu chương trình.</w:t>
+      </w:r>
+    </w:p>
+    <w:p>
+      <w:pPr>
+        <w:pStyle w:val="ListBullet"/>
+      </w:pPr>
+      <w:r>
+        <w:t>Hình 4.2. Tạo dữ liệu demo.</w:t>
+      </w:r>
+    </w:p>
+    <w:p>
+      <w:pPr>
+        <w:pStyle w:val="ListBullet"/>
+      </w:pPr>
+      <w:r>
+        <w:t>Hình 4.3. Xem tổng quan dữ liệu.</w:t>
+      </w:r>
+    </w:p>
+    <w:p>
+      <w:pPr>
+        <w:pStyle w:val="ListBullet"/>
+      </w:pPr>
+      <w:r>
         <w:t>Hình 4.4. Chạy kiểm thử tự động.</w:t>
+      </w:r>
+    </w:p>
+    <w:p>
+      <w:pPr>
+        <w:pStyle w:val="ListBullet"/>
+      </w:pPr>
+      <w:r>
+        <w:t>Hình 4.5. Minh họa repository GitHub.</w:t>
       </w:r>
     </w:p>
     <w:p>
@@ -715,39 +887,68 @@
     </w:p>
     <w:p>
       <w:pPr>
-        <w:pStyle w:val="Heading2"/>
-      </w:pPr>
-      <w:r>
-        <w:t>1.4. Mục tiêu</w:t>
+        <w:jc w:val="center"/>
+      </w:pPr>
+      <w:r>
+        <w:drawing>
+          <wp:inline xmlns:a="http://schemas.openxmlformats.org/drawingml/2006/main" xmlns:pic="http://schemas.openxmlformats.org/drawingml/2006/picture">
+            <wp:extent cx="5303520" cy="2454772"/>
+            <wp:docPr id="1" name="Picture 1"/>
+            <wp:cNvGraphicFramePr>
+              <a:graphicFrameLocks noChangeAspect="1"/>
+            </wp:cNvGraphicFramePr>
+            <a:graphic>
+              <a:graphicData uri="http://schemas.openxmlformats.org/drawingml/2006/picture">
+                <pic:pic>
+                  <pic:nvPicPr>
+                    <pic:cNvPr id="0" name="overview_flow.png"/>
+                    <pic:cNvPicPr/>
+                  </pic:nvPicPr>
+                  <pic:blipFill>
+                    <a:blip r:embed="rId10"/>
+                    <a:stretch>
+                      <a:fillRect/>
+                    </a:stretch>
+                  </pic:blipFill>
+                  <pic:spPr>
+                    <a:xfrm>
+                      <a:off x="0" y="0"/>
+                      <a:ext cx="5303520" cy="2454772"/>
+                    </a:xfrm>
+                    <a:prstGeom prst="rect"/>
+                  </pic:spPr>
+                </pic:pic>
+              </a:graphicData>
+            </a:graphic>
+          </wp:inline>
+        </w:drawing>
       </w:r>
     </w:p>
     <w:p>
-      <w:r>
-        <w:t>Mục tiêu của đề tài:</w:t>
+      <w:pPr>
+        <w:pStyle w:val="Caption"/>
+        <w:jc w:val="center"/>
+      </w:pPr>
+      <w:r>
+        <w:t>Hình 1.1. Sơ đồ tổng quan nghiệp vụ quản lý bán hàng</w:t>
       </w:r>
     </w:p>
     <w:p>
-      <w:pPr>
-        <w:pStyle w:val="ListBullet"/>
-      </w:pPr>
-      <w:r>
-        <w:t>Xây dựng chương trình có menu để người dùng lựa chọn tác vụ.</w:t>
+      <w:r>
+        <w:t>Chú thích: Sơ đồ thể hiện chuỗi nghiệp vụ chính của hệ thống, từ dữ liệu sản phẩm/khách hàng, lập hóa đơn đến cập nhật tồn kho và lập báo cáo doanh thu.</w:t>
       </w:r>
     </w:p>
     <w:p>
       <w:pPr>
-        <w:pStyle w:val="ListBullet"/>
-      </w:pPr>
-      <w:r>
-        <w:t>Lưu dữ liệu vào file text theo đúng yêu cầu học phần.</w:t>
+        <w:pStyle w:val="Heading2"/>
+      </w:pPr>
+      <w:r>
+        <w:t>1.4. Mục tiêu</w:t>
       </w:r>
     </w:p>
     <w:p>
-      <w:pPr>
-        <w:pStyle w:val="ListBullet"/>
-      </w:pPr>
-      <w:r>
-        <w:t>Quản lý được sản phẩm, khách hàng, hóa đơn và chi tiết hóa đơn.</w:t>
+      <w:r>
+        <w:t>Mục tiêu của đề tài:</w:t>
       </w:r>
     </w:p>
     <w:p>
@@ -755,7 +956,7 @@
         <w:pStyle w:val="ListBullet"/>
       </w:pPr>
       <w:r>
-        <w:t>Tính được chiết khấu, VAT và tổng tiền thanh toán.</w:t>
+        <w:t>Xây dựng chương trình có menu để người dùng lựa chọn tác vụ.</w:t>
       </w:r>
     </w:p>
     <w:p>
@@ -763,7 +964,7 @@
         <w:pStyle w:val="ListBullet"/>
       </w:pPr>
       <w:r>
-        <w:t>Cập nhật tồn kho sau khi bán.</w:t>
+        <w:t>Lưu dữ liệu vào file text theo đúng yêu cầu học phần.</w:t>
       </w:r>
     </w:p>
     <w:p>
@@ -771,7 +972,7 @@
         <w:pStyle w:val="ListBullet"/>
       </w:pPr>
       <w:r>
-        <w:t>Thống kê doanh thu theo ngày/tháng và top sản phẩm bán chạy.</w:t>
+        <w:t>Quản lý được sản phẩm, khách hàng, hóa đơn và chi tiết hóa đơn.</w:t>
       </w:r>
     </w:p>
     <w:p>
@@ -779,20 +980,23 @@
         <w:pStyle w:val="ListBullet"/>
       </w:pPr>
       <w:r>
-        <w:t>Tự cài đặt cấu trúc dữ liệu và thuật toán, không phụ thuộc vào cơ sở dữ liệu.</w:t>
+        <w:t>Tính được chiết khấu, VAT và tổng tiền thanh toán.</w:t>
       </w:r>
     </w:p>
     <w:p>
       <w:pPr>
-        <w:pStyle w:val="Heading2"/>
-      </w:pPr>
-      <w:r>
-        <w:t>1.5. Yêu cầu chức năng</w:t>
+        <w:pStyle w:val="ListBullet"/>
+      </w:pPr>
+      <w:r>
+        <w:t>Cập nhật tồn kho sau khi bán.</w:t>
       </w:r>
     </w:p>
     <w:p>
-      <w:r>
-        <w:t>Các chức năng chính:</w:t>
+      <w:pPr>
+        <w:pStyle w:val="ListBullet"/>
+      </w:pPr>
+      <w:r>
+        <w:t>Thống kê doanh thu theo ngày/tháng và top sản phẩm bán chạy.</w:t>
       </w:r>
     </w:p>
     <w:p>
@@ -800,23 +1004,20 @@
         <w:pStyle w:val="ListBullet"/>
       </w:pPr>
       <w:r>
-        <w:t>Quản lý sản phẩm: xem danh sách, thêm, cập nhật/xóa ở lớp nghiệp vụ, tìm kiếm, sắp xếp, cảnh báo sắp hết hàng.</w:t>
+        <w:t>Tự cài đặt cấu trúc dữ liệu và thuật toán, không phụ thuộc vào cơ sở dữ liệu.</w:t>
       </w:r>
     </w:p>
     <w:p>
       <w:pPr>
-        <w:pStyle w:val="ListBullet"/>
-      </w:pPr>
-      <w:r>
-        <w:t>Quản lý khách hàng: xem danh sách, thêm, cập nhật/xóa ở lớp nghiệp vụ, tìm kiếm theo mã/tên/số điện thoại.</w:t>
+        <w:pStyle w:val="Heading2"/>
+      </w:pPr>
+      <w:r>
+        <w:t>1.5. Yêu cầu chức năng</w:t>
       </w:r>
     </w:p>
     <w:p>
-      <w:pPr>
-        <w:pStyle w:val="ListBullet"/>
-      </w:pPr>
-      <w:r>
-        <w:t>Lập hóa đơn: chọn khách hàng, nhập nhiều sản phẩm, kiểm tra tồn kho, tính tạm tính, chiết khấu, VAT, tổng tiền.</w:t>
+      <w:r>
+        <w:t>Các chức năng chính:</w:t>
       </w:r>
     </w:p>
     <w:p>
@@ -824,7 +1025,7 @@
         <w:pStyle w:val="ListBullet"/>
       </w:pPr>
       <w:r>
-        <w:t>Lưu hóa đơn master-detail: đầu hóa đơn lưu ở `invoices.txt`, chi tiết hóa đơn lưu ở `invoice_items.txt`.</w:t>
+        <w:t>Quản lý sản phẩm: xem danh sách, thêm, cập nhật/xóa ở lớp nghiệp vụ, tìm kiếm, sắp xếp, cảnh báo sắp hết hàng.</w:t>
       </w:r>
     </w:p>
     <w:p>
@@ -832,15 +1033,15 @@
         <w:pStyle w:val="ListBullet"/>
       </w:pPr>
       <w:r>
-        <w:t>Báo cáo: doanh thu theo ngày/tháng, top 10 sản phẩm bán chạy, sản phẩm sắp hết hàng.</w:t>
+        <w:t>Quản lý khách hàng: xem danh sách, thêm, cập nhật/xóa ở lớp nghiệp vụ, tìm kiếm theo mã/tên/số điện thoại.</w:t>
       </w:r>
     </w:p>
     <w:p>
       <w:pPr>
-        <w:pStyle w:val="Heading2"/>
-      </w:pPr>
-      <w:r>
-        <w:t>1.6. Yêu cầu phi chức năng</w:t>
+        <w:pStyle w:val="ListBullet"/>
+      </w:pPr>
+      <w:r>
+        <w:t>Lập hóa đơn: chọn khách hàng, nhập nhiều sản phẩm, kiểm tra tồn kho, tính tạm tính, chiết khấu, VAT, tổng tiền.</w:t>
       </w:r>
     </w:p>
     <w:p>
@@ -848,7 +1049,7 @@
         <w:pStyle w:val="ListBullet"/>
       </w:pPr>
       <w:r>
-        <w:t>Chạy được bằng Python trên máy cá nhân.</w:t>
+        <w:t>Lưu hóa đơn master-detail: đầu hóa đơn lưu ở `invoices.txt`, chi tiết hóa đơn lưu ở `invoice_items.txt`.</w:t>
       </w:r>
     </w:p>
     <w:p>
@@ -856,15 +1057,15 @@
         <w:pStyle w:val="ListBullet"/>
       </w:pPr>
       <w:r>
-        <w:t>Không cần cài đặt cơ sở dữ liệu.</w:t>
+        <w:t>Báo cáo: doanh thu theo ngày/tháng, top 10 sản phẩm bán chạy, sản phẩm sắp hết hàng.</w:t>
       </w:r>
     </w:p>
     <w:p>
       <w:pPr>
-        <w:pStyle w:val="ListBullet"/>
-      </w:pPr>
-      <w:r>
-        <w:t>Dữ liệu được lưu lại sau khi thoát chương trình.</w:t>
+        <w:pStyle w:val="Heading2"/>
+      </w:pPr>
+      <w:r>
+        <w:t>1.6. Yêu cầu phi chức năng</w:t>
       </w:r>
     </w:p>
     <w:p>
@@ -872,7 +1073,7 @@
         <w:pStyle w:val="ListBullet"/>
       </w:pPr>
       <w:r>
-        <w:t>Mã nguồn tách module rõ ràng.</w:t>
+        <w:t>Chạy được bằng Python trên máy cá nhân.</w:t>
       </w:r>
     </w:p>
     <w:p>
@@ -880,7 +1081,7 @@
         <w:pStyle w:val="ListBullet"/>
       </w:pPr>
       <w:r>
-        <w:t>Có dữ liệu mẫu và kiểm thử tự động.</w:t>
+        <w:t>Không cần cài đặt cơ sở dữ liệu.</w:t>
       </w:r>
     </w:p>
     <w:p>
@@ -888,7 +1089,23 @@
         <w:pStyle w:val="ListBullet"/>
       </w:pPr>
       <w:r>
-        <w:t>Báo cáo trình bày theo bố cục tham khảo mẫu đồ án của Đại học Bách khoa Hà Nội.</w:t>
+        <w:t>Dữ liệu được lưu lại sau khi thoát chương trình.</w:t>
+      </w:r>
+    </w:p>
+    <w:p>
+      <w:pPr>
+        <w:pStyle w:val="ListBullet"/>
+      </w:pPr>
+      <w:r>
+        <w:t>Mã nguồn tách module rõ ràng.</w:t>
+      </w:r>
+    </w:p>
+    <w:p>
+      <w:pPr>
+        <w:pStyle w:val="ListBullet"/>
+      </w:pPr>
+      <w:r>
+        <w:t>Có dữ liệu mẫu và kiểm thử tự động.</w:t>
       </w:r>
     </w:p>
     <w:p>
@@ -1366,7 +1583,7 @@
         <w:drawing>
           <wp:inline xmlns:a="http://schemas.openxmlformats.org/drawingml/2006/main" xmlns:pic="http://schemas.openxmlformats.org/drawingml/2006/picture">
             <wp:extent cx="5303520" cy="1166774"/>
-            <wp:docPr id="1" name="Picture 1"/>
+            <wp:docPr id="2" name="Picture 2"/>
             <wp:cNvGraphicFramePr>
               <a:graphicFrameLocks noChangeAspect="1"/>
             </wp:cNvGraphicFramePr>
@@ -1378,7 +1595,7 @@
                     <pic:cNvPicPr/>
                   </pic:nvPicPr>
                   <pic:blipFill>
-                    <a:blip r:embed="rId10"/>
+                    <a:blip r:embed="rId11"/>
                     <a:stretch>
                       <a:fillRect/>
                     </a:stretch>
@@ -1690,7 +1907,7 @@
         <w:drawing>
           <wp:inline xmlns:a="http://schemas.openxmlformats.org/drawingml/2006/main" xmlns:pic="http://schemas.openxmlformats.org/drawingml/2006/picture">
             <wp:extent cx="5303520" cy="803104"/>
-            <wp:docPr id="2" name="Picture 2"/>
+            <wp:docPr id="3" name="Picture 3"/>
             <wp:cNvGraphicFramePr>
               <a:graphicFrameLocks noChangeAspect="1"/>
             </wp:cNvGraphicFramePr>
@@ -1702,7 +1919,7 @@
                     <pic:cNvPicPr/>
                   </pic:nvPicPr>
                   <pic:blipFill>
-                    <a:blip r:embed="rId11"/>
+                    <a:blip r:embed="rId12"/>
                     <a:stretch>
                       <a:fillRect/>
                     </a:stretch>
@@ -1890,7 +2107,7 @@
         <w:drawing>
           <wp:inline xmlns:a="http://schemas.openxmlformats.org/drawingml/2006/main" xmlns:pic="http://schemas.openxmlformats.org/drawingml/2006/picture">
             <wp:extent cx="5303520" cy="712187"/>
-            <wp:docPr id="3" name="Picture 3"/>
+            <wp:docPr id="4" name="Picture 4"/>
             <wp:cNvGraphicFramePr>
               <a:graphicFrameLocks noChangeAspect="1"/>
             </wp:cNvGraphicFramePr>
@@ -1902,7 +2119,7 @@
                     <pic:cNvPicPr/>
                   </pic:nvPicPr>
                   <pic:blipFill>
-                    <a:blip r:embed="rId12"/>
+                    <a:blip r:embed="rId13"/>
                     <a:stretch>
                       <a:fillRect/>
                     </a:stretch>
@@ -1938,7 +2155,7 @@
         <w:drawing>
           <wp:inline xmlns:a="http://schemas.openxmlformats.org/drawingml/2006/main" xmlns:pic="http://schemas.openxmlformats.org/drawingml/2006/picture">
             <wp:extent cx="5303520" cy="984939"/>
-            <wp:docPr id="4" name="Picture 4"/>
+            <wp:docPr id="5" name="Picture 5"/>
             <wp:cNvGraphicFramePr>
               <a:graphicFrameLocks noChangeAspect="1"/>
             </wp:cNvGraphicFramePr>
@@ -1950,7 +2167,7 @@
                     <pic:cNvPicPr/>
                   </pic:nvPicPr>
                   <pic:blipFill>
-                    <a:blip r:embed="rId13"/>
+                    <a:blip r:embed="rId14"/>
                     <a:stretch>
                       <a:fillRect/>
                     </a:stretch>
@@ -2027,6 +2244,59 @@
       </w:pPr>
       <w:r>
         <w:t>hash = (hash * 31 + ASCII(character)) mod capacity</w:t>
+      </w:r>
+    </w:p>
+    <w:p>
+      <w:pPr>
+        <w:jc w:val="center"/>
+      </w:pPr>
+      <w:r>
+        <w:drawing>
+          <wp:inline xmlns:a="http://schemas.openxmlformats.org/drawingml/2006/main" xmlns:pic="http://schemas.openxmlformats.org/drawingml/2006/picture">
+            <wp:extent cx="5303520" cy="2045643"/>
+            <wp:docPr id="6" name="Picture 6"/>
+            <wp:cNvGraphicFramePr>
+              <a:graphicFrameLocks noChangeAspect="1"/>
+            </wp:cNvGraphicFramePr>
+            <a:graphic>
+              <a:graphicData uri="http://schemas.openxmlformats.org/drawingml/2006/picture">
+                <pic:pic>
+                  <pic:nvPicPr>
+                    <pic:cNvPr id="0" name="data_structures_flow.png"/>
+                    <pic:cNvPicPr/>
+                  </pic:nvPicPr>
+                  <pic:blipFill>
+                    <a:blip r:embed="rId15"/>
+                    <a:stretch>
+                      <a:fillRect/>
+                    </a:stretch>
+                  </pic:blipFill>
+                  <pic:spPr>
+                    <a:xfrm>
+                      <a:off x="0" y="0"/>
+                      <a:ext cx="5303520" cy="2045643"/>
+                    </a:xfrm>
+                    <a:prstGeom prst="rect"/>
+                  </pic:spPr>
+                </pic:pic>
+              </a:graphicData>
+            </a:graphic>
+          </wp:inline>
+        </w:drawing>
+      </w:r>
+    </w:p>
+    <w:p>
+      <w:pPr>
+        <w:pStyle w:val="Caption"/>
+        <w:jc w:val="center"/>
+      </w:pPr>
+      <w:r>
+        <w:t>Hình 2.5. Minh họa cách sử dụng cấu trúc dữ liệu trong chương trình</w:t>
+      </w:r>
+    </w:p>
+    <w:p>
+      <w:r>
+        <w:t>Chú thích: `DynamicArray` lưu danh sách dữ liệu, `HashTable` tạo chỉ mục tra cứu nhanh, còn `LinkedList` xử lý các phần tử va chạm trong cùng bucket của bảng băm.</w:t>
       </w:r>
     </w:p>
     <w:p>
@@ -2416,6 +2686,59 @@
     </w:p>
     <w:p>
       <w:pPr>
+        <w:jc w:val="center"/>
+      </w:pPr>
+      <w:r>
+        <w:drawing>
+          <wp:inline xmlns:a="http://schemas.openxmlformats.org/drawingml/2006/main" xmlns:pic="http://schemas.openxmlformats.org/drawingml/2006/picture">
+            <wp:extent cx="5303520" cy="2454772"/>
+            <wp:docPr id="7" name="Picture 7"/>
+            <wp:cNvGraphicFramePr>
+              <a:graphicFrameLocks noChangeAspect="1"/>
+            </wp:cNvGraphicFramePr>
+            <a:graphic>
+              <a:graphicData uri="http://schemas.openxmlformats.org/drawingml/2006/picture">
+                <pic:pic>
+                  <pic:nvPicPr>
+                    <pic:cNvPr id="0" name="module_architecture.png"/>
+                    <pic:cNvPicPr/>
+                  </pic:nvPicPr>
+                  <pic:blipFill>
+                    <a:blip r:embed="rId16"/>
+                    <a:stretch>
+                      <a:fillRect/>
+                    </a:stretch>
+                  </pic:blipFill>
+                  <pic:spPr>
+                    <a:xfrm>
+                      <a:off x="0" y="0"/>
+                      <a:ext cx="5303520" cy="2454772"/>
+                    </a:xfrm>
+                    <a:prstGeom prst="rect"/>
+                  </pic:spPr>
+                </pic:pic>
+              </a:graphicData>
+            </a:graphic>
+          </wp:inline>
+        </w:drawing>
+      </w:r>
+    </w:p>
+    <w:p>
+      <w:pPr>
+        <w:pStyle w:val="Caption"/>
+        <w:jc w:val="center"/>
+      </w:pPr>
+      <w:r>
+        <w:t>Hình 3.1. Sơ đồ kiến trúc module chương trình</w:t>
+      </w:r>
+    </w:p>
+    <w:p>
+      <w:r>
+        <w:t>Chú thích: Các module được tách theo trách nhiệm: lưu trữ, mô hình dữ liệu, cấu trúc dữ liệu, xử lý nghiệp vụ và giao diện menu.</w:t>
+      </w:r>
+    </w:p>
+    <w:p>
+      <w:pPr>
         <w:pStyle w:val="Heading2"/>
       </w:pPr>
       <w:r>
@@ -2780,6 +3103,59 @@
       </w:pPr>
       <w:r>
         <w:t xml:space="preserve">    save files</w:t>
+      </w:r>
+    </w:p>
+    <w:p>
+      <w:pPr>
+        <w:jc w:val="center"/>
+      </w:pPr>
+      <w:r>
+        <w:drawing>
+          <wp:inline xmlns:a="http://schemas.openxmlformats.org/drawingml/2006/main" xmlns:pic="http://schemas.openxmlformats.org/drawingml/2006/picture">
+            <wp:extent cx="5303520" cy="2454772"/>
+            <wp:docPr id="8" name="Picture 8"/>
+            <wp:cNvGraphicFramePr>
+              <a:graphicFrameLocks noChangeAspect="1"/>
+            </wp:cNvGraphicFramePr>
+            <a:graphic>
+              <a:graphicData uri="http://schemas.openxmlformats.org/drawingml/2006/picture">
+                <pic:pic>
+                  <pic:nvPicPr>
+                    <pic:cNvPr id="0" name="invoice_flow.png"/>
+                    <pic:cNvPicPr/>
+                  </pic:nvPicPr>
+                  <pic:blipFill>
+                    <a:blip r:embed="rId17"/>
+                    <a:stretch>
+                      <a:fillRect/>
+                    </a:stretch>
+                  </pic:blipFill>
+                  <pic:spPr>
+                    <a:xfrm>
+                      <a:off x="0" y="0"/>
+                      <a:ext cx="5303520" cy="2454772"/>
+                    </a:xfrm>
+                    <a:prstGeom prst="rect"/>
+                  </pic:spPr>
+                </pic:pic>
+              </a:graphicData>
+            </a:graphic>
+          </wp:inline>
+        </w:drawing>
+      </w:r>
+    </w:p>
+    <w:p>
+      <w:pPr>
+        <w:pStyle w:val="Caption"/>
+        <w:jc w:val="center"/>
+      </w:pPr>
+      <w:r>
+        <w:t>Hình 3.2. Luồng xử lý chức năng lập hóa đơn</w:t>
+      </w:r>
+    </w:p>
+    <w:p>
+      <w:r>
+        <w:t>Chú thích: Luồng lập hóa đơn bắt đầu từ nhập dữ liệu bán hàng, sau đó kiểm tra khách hàng/sản phẩm/tồn kho, tính tiền và lưu đồng thời hai file `invoices.txt`, `invoice_items.txt`.</w:t>
       </w:r>
     </w:p>
     <w:p>
@@ -3310,7 +3686,7 @@
         <w:drawing>
           <wp:inline xmlns:a="http://schemas.openxmlformats.org/drawingml/2006/main" xmlns:pic="http://schemas.openxmlformats.org/drawingml/2006/picture">
             <wp:extent cx="5303520" cy="1712279"/>
-            <wp:docPr id="5" name="Picture 5"/>
+            <wp:docPr id="9" name="Picture 9"/>
             <wp:cNvGraphicFramePr>
               <a:graphicFrameLocks noChangeAspect="1"/>
             </wp:cNvGraphicFramePr>
@@ -3322,7 +3698,7 @@
                     <pic:cNvPicPr/>
                   </pic:nvPicPr>
                   <pic:blipFill>
-                    <a:blip r:embed="rId14"/>
+                    <a:blip r:embed="rId18"/>
                     <a:stretch>
                       <a:fillRect/>
                     </a:stretch>
@@ -3381,7 +3757,7 @@
         <w:drawing>
           <wp:inline xmlns:a="http://schemas.openxmlformats.org/drawingml/2006/main" xmlns:pic="http://schemas.openxmlformats.org/drawingml/2006/picture">
             <wp:extent cx="5303520" cy="1166774"/>
-            <wp:docPr id="6" name="Picture 6"/>
+            <wp:docPr id="10" name="Picture 10"/>
             <wp:cNvGraphicFramePr>
               <a:graphicFrameLocks noChangeAspect="1"/>
             </wp:cNvGraphicFramePr>
@@ -3393,7 +3769,7 @@
                     <pic:cNvPicPr/>
                   </pic:nvPicPr>
                   <pic:blipFill>
-                    <a:blip r:embed="rId15"/>
+                    <a:blip r:embed="rId19"/>
                     <a:stretch>
                       <a:fillRect/>
                     </a:stretch>
@@ -3452,7 +3828,7 @@
         <w:drawing>
           <wp:inline xmlns:a="http://schemas.openxmlformats.org/drawingml/2006/main" xmlns:pic="http://schemas.openxmlformats.org/drawingml/2006/picture">
             <wp:extent cx="5303520" cy="984939"/>
-            <wp:docPr id="7" name="Picture 7"/>
+            <wp:docPr id="11" name="Picture 11"/>
             <wp:cNvGraphicFramePr>
               <a:graphicFrameLocks noChangeAspect="1"/>
             </wp:cNvGraphicFramePr>
@@ -3464,7 +3840,7 @@
                     <pic:cNvPicPr/>
                   </pic:nvPicPr>
                   <pic:blipFill>
-                    <a:blip r:embed="rId16"/>
+                    <a:blip r:embed="rId20"/>
                     <a:stretch>
                       <a:fillRect/>
                     </a:stretch>
@@ -3523,7 +3899,7 @@
         <w:drawing>
           <wp:inline xmlns:a="http://schemas.openxmlformats.org/drawingml/2006/main" xmlns:pic="http://schemas.openxmlformats.org/drawingml/2006/picture">
             <wp:extent cx="5303520" cy="894022"/>
-            <wp:docPr id="8" name="Picture 8"/>
+            <wp:docPr id="12" name="Picture 12"/>
             <wp:cNvGraphicFramePr>
               <a:graphicFrameLocks noChangeAspect="1"/>
             </wp:cNvGraphicFramePr>
@@ -3535,7 +3911,7 @@
                     <pic:cNvPicPr/>
                   </pic:nvPicPr>
                   <pic:blipFill>
-                    <a:blip r:embed="rId17"/>
+                    <a:blip r:embed="rId21"/>
                     <a:stretch>
                       <a:fillRect/>
                     </a:stretch>
@@ -3625,6 +4001,59 @@
     </w:p>
     <w:p>
       <w:pPr>
+        <w:jc w:val="center"/>
+      </w:pPr>
+      <w:r>
+        <w:drawing>
+          <wp:inline xmlns:a="http://schemas.openxmlformats.org/drawingml/2006/main" xmlns:pic="http://schemas.openxmlformats.org/drawingml/2006/picture">
+            <wp:extent cx="5303520" cy="1760769"/>
+            <wp:docPr id="13" name="Picture 13"/>
+            <wp:cNvGraphicFramePr>
+              <a:graphicFrameLocks noChangeAspect="1"/>
+            </wp:cNvGraphicFramePr>
+            <a:graphic>
+              <a:graphicData uri="http://schemas.openxmlformats.org/drawingml/2006/picture">
+                <pic:pic>
+                  <pic:nvPicPr>
+                    <pic:cNvPr id="0" name="github_repo.png"/>
+                    <pic:cNvPicPr/>
+                  </pic:nvPicPr>
+                  <pic:blipFill>
+                    <a:blip r:embed="rId22"/>
+                    <a:stretch>
+                      <a:fillRect/>
+                    </a:stretch>
+                  </pic:blipFill>
+                  <pic:spPr>
+                    <a:xfrm>
+                      <a:off x="0" y="0"/>
+                      <a:ext cx="5303520" cy="1760769"/>
+                    </a:xfrm>
+                    <a:prstGeom prst="rect"/>
+                  </pic:spPr>
+                </pic:pic>
+              </a:graphicData>
+            </a:graphic>
+          </wp:inline>
+        </w:drawing>
+      </w:r>
+    </w:p>
+    <w:p>
+      <w:pPr>
+        <w:pStyle w:val="Caption"/>
+        <w:jc w:val="center"/>
+      </w:pPr>
+      <w:r>
+        <w:t>Hình 4.5. Minh họa repository GitHub</w:t>
+      </w:r>
+    </w:p>
+    <w:p>
+      <w:r>
+        <w:t>Chú thích: Repository chỉ cần phần mô tả ngắn gọn và chứa đúng các nhóm file cần nộp: chương trình, dữ liệu mẫu, báo cáo và hướng dẫn chạy.</w:t>
+      </w:r>
+    </w:p>
+    <w:p>
+      <w:pPr>
         <w:pStyle w:val="Heading1"/>
       </w:pPr>
       <w:r>
@@ -3659,7 +4088,7 @@
           <w:b w:val="0"/>
           <w:sz w:val="26"/>
         </w:rPr>
-        <w:t>1. Tài liệu yêu cầu project 20252 của học phần Kĩ thuật lập trình.</w:t>
+        <w:t>1. Tài liệu môn học kĩ thuật lập trình, thầy vũ thành nam.</w:t>
       </w:r>
     </w:p>
     <w:p>
@@ -3672,7 +4101,7 @@
           <w:b w:val="0"/>
           <w:sz w:val="26"/>
         </w:rPr>
-        <w:t>2. Tài liệu Python chuẩn về xử lý file và kiểm thử `unittest`.</w:t>
+        <w:t>2. Tài liệu yêu cầu project 20252 của học phần Kĩ thuật lập trình.</w:t>
       </w:r>
     </w:p>
     <w:p>
@@ -3685,7 +4114,20 @@
           <w:b w:val="0"/>
           <w:sz w:val="26"/>
         </w:rPr>
-        <w:t>3. Mẫu báo cáo/đồ án tốt nghiệp Đại học Bách khoa Hà Nội.</w:t>
+        <w:t>3. Tài liệu Python chuẩn về xử lý file và kiểm thử `unittest`.</w:t>
+      </w:r>
+    </w:p>
+    <w:p>
+      <w:pPr>
+        <w:jc w:val="left"/>
+      </w:pPr>
+      <w:r>
+        <w:rPr>
+          <w:rFonts w:ascii="Times New Roman" w:hAnsi="Times New Roman" w:cs="Times New Roman"/>
+          <w:b w:val="0"/>
+          <w:sz w:val="26"/>
+        </w:rPr>
+        <w:t>4. Mẫu báo cáo/đồ án tốt nghiệp Đại học Bách khoa Hà Nội.</w:t>
       </w:r>
     </w:p>
     <w:p>

--- a/report/report.docx
+++ b/report/report.docx
@@ -208,6 +208,7 @@
         <w:tabs>
           <w:tab w:pos="9071" w:val="right" w:leader="dot"/>
         </w:tabs>
+        <w:ind w:left="0"/>
         <w:jc w:val="left"/>
       </w:pPr>
       <w:r>
@@ -233,6 +234,7 @@
         <w:tabs>
           <w:tab w:pos="9071" w:val="right" w:leader="dot"/>
         </w:tabs>
+        <w:ind w:left="0"/>
         <w:jc w:val="left"/>
       </w:pPr>
       <w:r>
@@ -258,6 +260,7 @@
         <w:tabs>
           <w:tab w:pos="9071" w:val="right" w:leader="dot"/>
         </w:tabs>
+        <w:ind w:left="0"/>
         <w:jc w:val="left"/>
       </w:pPr>
       <w:r>
@@ -275,7 +278,7 @@
           <w:rFonts w:ascii="Times New Roman" w:hAnsi="Times New Roman" w:cs="Times New Roman"/>
           <w:sz w:val="26"/>
         </w:rPr>
-        <w:t>3</w:t>
+        <w:t>4</w:t>
       </w:r>
     </w:p>
     <w:p>
@@ -283,6 +286,7 @@
         <w:tabs>
           <w:tab w:pos="9071" w:val="right" w:leader="dot"/>
         </w:tabs>
+        <w:ind w:left="0"/>
         <w:jc w:val="left"/>
       </w:pPr>
       <w:r>
@@ -300,7 +304,7 @@
           <w:rFonts w:ascii="Times New Roman" w:hAnsi="Times New Roman" w:cs="Times New Roman"/>
           <w:sz w:val="26"/>
         </w:rPr>
-        <w:t>3</w:t>
+        <w:t>4</w:t>
       </w:r>
     </w:p>
     <w:p>
@@ -308,6 +312,7 @@
         <w:tabs>
           <w:tab w:pos="9071" w:val="right" w:leader="dot"/>
         </w:tabs>
+        <w:ind w:left="0"/>
         <w:jc w:val="left"/>
       </w:pPr>
       <w:r>
@@ -333,6 +338,163 @@
         <w:tabs>
           <w:tab w:pos="9071" w:val="right" w:leader="dot"/>
         </w:tabs>
+        <w:ind w:left="397"/>
+        <w:jc w:val="left"/>
+      </w:pPr>
+      <w:r>
+        <w:rPr>
+          <w:rFonts w:ascii="Times New Roman" w:hAnsi="Times New Roman" w:cs="Times New Roman"/>
+          <w:sz w:val="26"/>
+        </w:rPr>
+        <w:t>1.1. Thông tin đề tài</w:t>
+      </w:r>
+      <w:r>
+        <w:tab/>
+      </w:r>
+      <w:r>
+        <w:rPr>
+          <w:rFonts w:ascii="Times New Roman" w:hAnsi="Times New Roman" w:cs="Times New Roman"/>
+          <w:sz w:val="26"/>
+        </w:rPr>
+        <w:t>5</w:t>
+      </w:r>
+    </w:p>
+    <w:p>
+      <w:pPr>
+        <w:tabs>
+          <w:tab w:pos="9071" w:val="right" w:leader="dot"/>
+        </w:tabs>
+        <w:ind w:left="397"/>
+        <w:jc w:val="left"/>
+      </w:pPr>
+      <w:r>
+        <w:rPr>
+          <w:rFonts w:ascii="Times New Roman" w:hAnsi="Times New Roman" w:cs="Times New Roman"/>
+          <w:sz w:val="26"/>
+        </w:rPr>
+        <w:t>1.2. Thành viên và phân công</w:t>
+      </w:r>
+      <w:r>
+        <w:tab/>
+      </w:r>
+      <w:r>
+        <w:rPr>
+          <w:rFonts w:ascii="Times New Roman" w:hAnsi="Times New Roman" w:cs="Times New Roman"/>
+          <w:sz w:val="26"/>
+        </w:rPr>
+        <w:t>5</w:t>
+      </w:r>
+    </w:p>
+    <w:p>
+      <w:pPr>
+        <w:tabs>
+          <w:tab w:pos="9071" w:val="right" w:leader="dot"/>
+        </w:tabs>
+        <w:ind w:left="397"/>
+        <w:jc w:val="left"/>
+      </w:pPr>
+      <w:r>
+        <w:rPr>
+          <w:rFonts w:ascii="Times New Roman" w:hAnsi="Times New Roman" w:cs="Times New Roman"/>
+          <w:sz w:val="26"/>
+        </w:rPr>
+        <w:t>1.3. Bối cảnh bài toán</w:t>
+      </w:r>
+      <w:r>
+        <w:tab/>
+      </w:r>
+      <w:r>
+        <w:rPr>
+          <w:rFonts w:ascii="Times New Roman" w:hAnsi="Times New Roman" w:cs="Times New Roman"/>
+          <w:sz w:val="26"/>
+        </w:rPr>
+        <w:t>5</w:t>
+      </w:r>
+    </w:p>
+    <w:p>
+      <w:pPr>
+        <w:tabs>
+          <w:tab w:pos="9071" w:val="right" w:leader="dot"/>
+        </w:tabs>
+        <w:ind w:left="397"/>
+        <w:jc w:val="left"/>
+      </w:pPr>
+      <w:r>
+        <w:rPr>
+          <w:rFonts w:ascii="Times New Roman" w:hAnsi="Times New Roman" w:cs="Times New Roman"/>
+          <w:sz w:val="26"/>
+        </w:rPr>
+        <w:t>1.4. Mục tiêu</w:t>
+      </w:r>
+      <w:r>
+        <w:tab/>
+      </w:r>
+      <w:r>
+        <w:rPr>
+          <w:rFonts w:ascii="Times New Roman" w:hAnsi="Times New Roman" w:cs="Times New Roman"/>
+          <w:sz w:val="26"/>
+        </w:rPr>
+        <w:t>6</w:t>
+      </w:r>
+    </w:p>
+    <w:p>
+      <w:pPr>
+        <w:tabs>
+          <w:tab w:pos="9071" w:val="right" w:leader="dot"/>
+        </w:tabs>
+        <w:ind w:left="397"/>
+        <w:jc w:val="left"/>
+      </w:pPr>
+      <w:r>
+        <w:rPr>
+          <w:rFonts w:ascii="Times New Roman" w:hAnsi="Times New Roman" w:cs="Times New Roman"/>
+          <w:sz w:val="26"/>
+        </w:rPr>
+        <w:t>1.5. Yêu cầu chức năng</w:t>
+      </w:r>
+      <w:r>
+        <w:tab/>
+      </w:r>
+      <w:r>
+        <w:rPr>
+          <w:rFonts w:ascii="Times New Roman" w:hAnsi="Times New Roman" w:cs="Times New Roman"/>
+          <w:sz w:val="26"/>
+        </w:rPr>
+        <w:t>6</w:t>
+      </w:r>
+    </w:p>
+    <w:p>
+      <w:pPr>
+        <w:tabs>
+          <w:tab w:pos="9071" w:val="right" w:leader="dot"/>
+        </w:tabs>
+        <w:ind w:left="397"/>
+        <w:jc w:val="left"/>
+      </w:pPr>
+      <w:r>
+        <w:rPr>
+          <w:rFonts w:ascii="Times New Roman" w:hAnsi="Times New Roman" w:cs="Times New Roman"/>
+          <w:sz w:val="26"/>
+        </w:rPr>
+        <w:t>1.6. Yêu cầu phi chức năng</w:t>
+      </w:r>
+      <w:r>
+        <w:tab/>
+      </w:r>
+      <w:r>
+        <w:rPr>
+          <w:rFonts w:ascii="Times New Roman" w:hAnsi="Times New Roman" w:cs="Times New Roman"/>
+          <w:sz w:val="26"/>
+        </w:rPr>
+        <w:t>7</w:t>
+      </w:r>
+    </w:p>
+    <w:p>
+      <w:pPr>
+        <w:tabs>
+          <w:tab w:pos="9071" w:val="right" w:leader="dot"/>
+        </w:tabs>
+        <w:ind w:left="0"/>
         <w:jc w:val="left"/>
       </w:pPr>
       <w:r>
@@ -358,6 +520,241 @@
         <w:tabs>
           <w:tab w:pos="9071" w:val="right" w:leader="dot"/>
         </w:tabs>
+        <w:ind w:left="397"/>
+        <w:jc w:val="left"/>
+      </w:pPr>
+      <w:r>
+        <w:rPr>
+          <w:rFonts w:ascii="Times New Roman" w:hAnsi="Times New Roman" w:cs="Times New Roman"/>
+          <w:sz w:val="26"/>
+        </w:rPr>
+        <w:t>2.1. Tổ chức file dữ liệu</w:t>
+      </w:r>
+      <w:r>
+        <w:tab/>
+      </w:r>
+      <w:r>
+        <w:rPr>
+          <w:rFonts w:ascii="Times New Roman" w:hAnsi="Times New Roman" w:cs="Times New Roman"/>
+          <w:sz w:val="26"/>
+        </w:rPr>
+        <w:t>8</w:t>
+      </w:r>
+    </w:p>
+    <w:p>
+      <w:pPr>
+        <w:tabs>
+          <w:tab w:pos="9071" w:val="right" w:leader="dot"/>
+        </w:tabs>
+        <w:ind w:left="397"/>
+        <w:jc w:val="left"/>
+      </w:pPr>
+      <w:r>
+        <w:rPr>
+          <w:rFonts w:ascii="Times New Roman" w:hAnsi="Times New Roman" w:cs="Times New Roman"/>
+          <w:sz w:val="26"/>
+        </w:rPr>
+        <w:t>2.2. Dữ liệu đầu vào file sản phẩm</w:t>
+      </w:r>
+      <w:r>
+        <w:tab/>
+      </w:r>
+      <w:r>
+        <w:rPr>
+          <w:rFonts w:ascii="Times New Roman" w:hAnsi="Times New Roman" w:cs="Times New Roman"/>
+          <w:sz w:val="26"/>
+        </w:rPr>
+        <w:t>8</w:t>
+      </w:r>
+    </w:p>
+    <w:p>
+      <w:pPr>
+        <w:tabs>
+          <w:tab w:pos="9071" w:val="right" w:leader="dot"/>
+        </w:tabs>
+        <w:ind w:left="397"/>
+        <w:jc w:val="left"/>
+      </w:pPr>
+      <w:r>
+        <w:rPr>
+          <w:rFonts w:ascii="Times New Roman" w:hAnsi="Times New Roman" w:cs="Times New Roman"/>
+          <w:sz w:val="26"/>
+        </w:rPr>
+        <w:t>2.3. Dữ liệu đầu vào file khách hàng</w:t>
+      </w:r>
+      <w:r>
+        <w:tab/>
+      </w:r>
+      <w:r>
+        <w:rPr>
+          <w:rFonts w:ascii="Times New Roman" w:hAnsi="Times New Roman" w:cs="Times New Roman"/>
+          <w:sz w:val="26"/>
+        </w:rPr>
+        <w:t>9</w:t>
+      </w:r>
+    </w:p>
+    <w:p>
+      <w:pPr>
+        <w:tabs>
+          <w:tab w:pos="9071" w:val="right" w:leader="dot"/>
+        </w:tabs>
+        <w:ind w:left="397"/>
+        <w:jc w:val="left"/>
+      </w:pPr>
+      <w:r>
+        <w:rPr>
+          <w:rFonts w:ascii="Times New Roman" w:hAnsi="Times New Roman" w:cs="Times New Roman"/>
+          <w:sz w:val="26"/>
+        </w:rPr>
+        <w:t>2.4. Dữ liệu đầu ra và đầu vào tiếp theo của hóa đơn</w:t>
+      </w:r>
+      <w:r>
+        <w:tab/>
+      </w:r>
+      <w:r>
+        <w:rPr>
+          <w:rFonts w:ascii="Times New Roman" w:hAnsi="Times New Roman" w:cs="Times New Roman"/>
+          <w:sz w:val="26"/>
+        </w:rPr>
+        <w:t>9</w:t>
+      </w:r>
+    </w:p>
+    <w:p>
+      <w:pPr>
+        <w:tabs>
+          <w:tab w:pos="9071" w:val="right" w:leader="dot"/>
+        </w:tabs>
+        <w:ind w:left="397"/>
+        <w:jc w:val="left"/>
+      </w:pPr>
+      <w:r>
+        <w:rPr>
+          <w:rFonts w:ascii="Times New Roman" w:hAnsi="Times New Roman" w:cs="Times New Roman"/>
+          <w:sz w:val="26"/>
+        </w:rPr>
+        <w:t>2.5. Cấu trúc dữ liệu sử dụng</w:t>
+      </w:r>
+      <w:r>
+        <w:tab/>
+      </w:r>
+      <w:r>
+        <w:rPr>
+          <w:rFonts w:ascii="Times New Roman" w:hAnsi="Times New Roman" w:cs="Times New Roman"/>
+          <w:sz w:val="26"/>
+        </w:rPr>
+        <w:t>10</w:t>
+      </w:r>
+    </w:p>
+    <w:p>
+      <w:pPr>
+        <w:tabs>
+          <w:tab w:pos="9071" w:val="right" w:leader="dot"/>
+        </w:tabs>
+        <w:ind w:left="737"/>
+        <w:jc w:val="left"/>
+      </w:pPr>
+      <w:r>
+        <w:rPr>
+          <w:rFonts w:ascii="Times New Roman" w:hAnsi="Times New Roman" w:cs="Times New Roman"/>
+          <w:sz w:val="26"/>
+        </w:rPr>
+        <w:t>2.5.1. Mảng động DynamicArray</w:t>
+      </w:r>
+      <w:r>
+        <w:tab/>
+      </w:r>
+      <w:r>
+        <w:rPr>
+          <w:rFonts w:ascii="Times New Roman" w:hAnsi="Times New Roman" w:cs="Times New Roman"/>
+          <w:sz w:val="26"/>
+        </w:rPr>
+        <w:t>10</w:t>
+      </w:r>
+    </w:p>
+    <w:p>
+      <w:pPr>
+        <w:tabs>
+          <w:tab w:pos="9071" w:val="right" w:leader="dot"/>
+        </w:tabs>
+        <w:ind w:left="737"/>
+        <w:jc w:val="left"/>
+      </w:pPr>
+      <w:r>
+        <w:rPr>
+          <w:rFonts w:ascii="Times New Roman" w:hAnsi="Times New Roman" w:cs="Times New Roman"/>
+          <w:sz w:val="26"/>
+        </w:rPr>
+        <w:t>2.5.2. Danh sách liên kết LinkedList</w:t>
+      </w:r>
+      <w:r>
+        <w:tab/>
+      </w:r>
+      <w:r>
+        <w:rPr>
+          <w:rFonts w:ascii="Times New Roman" w:hAnsi="Times New Roman" w:cs="Times New Roman"/>
+          <w:sz w:val="26"/>
+        </w:rPr>
+        <w:t>10</w:t>
+      </w:r>
+    </w:p>
+    <w:p>
+      <w:pPr>
+        <w:tabs>
+          <w:tab w:pos="9071" w:val="right" w:leader="dot"/>
+        </w:tabs>
+        <w:ind w:left="737"/>
+        <w:jc w:val="left"/>
+      </w:pPr>
+      <w:r>
+        <w:rPr>
+          <w:rFonts w:ascii="Times New Roman" w:hAnsi="Times New Roman" w:cs="Times New Roman"/>
+          <w:sz w:val="26"/>
+        </w:rPr>
+        <w:t>2.5.3. Bảng băm HashTable</w:t>
+      </w:r>
+      <w:r>
+        <w:tab/>
+      </w:r>
+      <w:r>
+        <w:rPr>
+          <w:rFonts w:ascii="Times New Roman" w:hAnsi="Times New Roman" w:cs="Times New Roman"/>
+          <w:sz w:val="26"/>
+        </w:rPr>
+        <w:t>10</w:t>
+      </w:r>
+    </w:p>
+    <w:p>
+      <w:pPr>
+        <w:tabs>
+          <w:tab w:pos="9071" w:val="right" w:leader="dot"/>
+        </w:tabs>
+        <w:ind w:left="397"/>
+        <w:jc w:val="left"/>
+      </w:pPr>
+      <w:r>
+        <w:rPr>
+          <w:rFonts w:ascii="Times New Roman" w:hAnsi="Times New Roman" w:cs="Times New Roman"/>
+          <w:sz w:val="26"/>
+        </w:rPr>
+        <w:t>2.6. Thuật toán sử dụng</w:t>
+      </w:r>
+      <w:r>
+        <w:tab/>
+      </w:r>
+      <w:r>
+        <w:rPr>
+          <w:rFonts w:ascii="Times New Roman" w:hAnsi="Times New Roman" w:cs="Times New Roman"/>
+          <w:sz w:val="26"/>
+        </w:rPr>
+        <w:t>11</w:t>
+      </w:r>
+    </w:p>
+    <w:p>
+      <w:pPr>
+        <w:tabs>
+          <w:tab w:pos="9071" w:val="right" w:leader="dot"/>
+        </w:tabs>
+        <w:ind w:left="0"/>
         <w:jc w:val="left"/>
       </w:pPr>
       <w:r>
@@ -383,6 +780,137 @@
         <w:tabs>
           <w:tab w:pos="9071" w:val="right" w:leader="dot"/>
         </w:tabs>
+        <w:ind w:left="397"/>
+        <w:jc w:val="left"/>
+      </w:pPr>
+      <w:r>
+        <w:rPr>
+          <w:rFonts w:ascii="Times New Roman" w:hAnsi="Times New Roman" w:cs="Times New Roman"/>
+          <w:sz w:val="26"/>
+        </w:rPr>
+        <w:t>3.1. Kiến trúc module</w:t>
+      </w:r>
+      <w:r>
+        <w:tab/>
+      </w:r>
+      <w:r>
+        <w:rPr>
+          <w:rFonts w:ascii="Times New Roman" w:hAnsi="Times New Roman" w:cs="Times New Roman"/>
+          <w:sz w:val="26"/>
+        </w:rPr>
+        <w:t>12</w:t>
+      </w:r>
+    </w:p>
+    <w:p>
+      <w:pPr>
+        <w:tabs>
+          <w:tab w:pos="9071" w:val="right" w:leader="dot"/>
+        </w:tabs>
+        <w:ind w:left="397"/>
+        <w:jc w:val="left"/>
+      </w:pPr>
+      <w:r>
+        <w:rPr>
+          <w:rFonts w:ascii="Times New Roman" w:hAnsi="Times New Roman" w:cs="Times New Roman"/>
+          <w:sz w:val="26"/>
+        </w:rPr>
+        <w:t>3.2. Thiết kế lớp dữ liệu</w:t>
+      </w:r>
+      <w:r>
+        <w:tab/>
+      </w:r>
+      <w:r>
+        <w:rPr>
+          <w:rFonts w:ascii="Times New Roman" w:hAnsi="Times New Roman" w:cs="Times New Roman"/>
+          <w:sz w:val="26"/>
+        </w:rPr>
+        <w:t>12</w:t>
+      </w:r>
+    </w:p>
+    <w:p>
+      <w:pPr>
+        <w:tabs>
+          <w:tab w:pos="9071" w:val="right" w:leader="dot"/>
+        </w:tabs>
+        <w:ind w:left="397"/>
+        <w:jc w:val="left"/>
+      </w:pPr>
+      <w:r>
+        <w:rPr>
+          <w:rFonts w:ascii="Times New Roman" w:hAnsi="Times New Roman" w:cs="Times New Roman"/>
+          <w:sz w:val="26"/>
+        </w:rPr>
+        <w:t>3.3. Chức năng lập hóa đơn</w:t>
+      </w:r>
+      <w:r>
+        <w:tab/>
+      </w:r>
+      <w:r>
+        <w:rPr>
+          <w:rFonts w:ascii="Times New Roman" w:hAnsi="Times New Roman" w:cs="Times New Roman"/>
+          <w:sz w:val="26"/>
+        </w:rPr>
+        <w:t>13</w:t>
+      </w:r>
+    </w:p>
+    <w:p>
+      <w:pPr>
+        <w:tabs>
+          <w:tab w:pos="9071" w:val="right" w:leader="dot"/>
+        </w:tabs>
+        <w:ind w:left="397"/>
+        <w:jc w:val="left"/>
+      </w:pPr>
+      <w:r>
+        <w:rPr>
+          <w:rFonts w:ascii="Times New Roman" w:hAnsi="Times New Roman" w:cs="Times New Roman"/>
+          <w:sz w:val="26"/>
+        </w:rPr>
+        <w:t>3.4. Chức năng báo cáo</w:t>
+      </w:r>
+      <w:r>
+        <w:tab/>
+      </w:r>
+      <w:r>
+        <w:rPr>
+          <w:rFonts w:ascii="Times New Roman" w:hAnsi="Times New Roman" w:cs="Times New Roman"/>
+          <w:sz w:val="26"/>
+        </w:rPr>
+        <w:t>14</w:t>
+      </w:r>
+    </w:p>
+    <w:p>
+      <w:pPr>
+        <w:tabs>
+          <w:tab w:pos="9071" w:val="right" w:leader="dot"/>
+        </w:tabs>
+        <w:ind w:left="397"/>
+        <w:jc w:val="left"/>
+      </w:pPr>
+      <w:r>
+        <w:rPr>
+          <w:rFonts w:ascii="Times New Roman" w:hAnsi="Times New Roman" w:cs="Times New Roman"/>
+          <w:sz w:val="26"/>
+        </w:rPr>
+        <w:t>3.5. Menu chương trình</w:t>
+      </w:r>
+      <w:r>
+        <w:tab/>
+      </w:r>
+      <w:r>
+        <w:rPr>
+          <w:rFonts w:ascii="Times New Roman" w:hAnsi="Times New Roman" w:cs="Times New Roman"/>
+          <w:sz w:val="26"/>
+        </w:rPr>
+        <w:t>14</w:t>
+      </w:r>
+    </w:p>
+    <w:p>
+      <w:pPr>
+        <w:tabs>
+          <w:tab w:pos="9071" w:val="right" w:leader="dot"/>
+        </w:tabs>
+        <w:ind w:left="0"/>
         <w:jc w:val="left"/>
       </w:pPr>
       <w:r>
@@ -408,6 +936,85 @@
         <w:tabs>
           <w:tab w:pos="9071" w:val="right" w:leader="dot"/>
         </w:tabs>
+        <w:ind w:left="397"/>
+        <w:jc w:val="left"/>
+      </w:pPr>
+      <w:r>
+        <w:rPr>
+          <w:rFonts w:ascii="Times New Roman" w:hAnsi="Times New Roman" w:cs="Times New Roman"/>
+          <w:sz w:val="26"/>
+        </w:rPr>
+        <w:t>4.1. Kiểm thử</w:t>
+      </w:r>
+      <w:r>
+        <w:tab/>
+      </w:r>
+      <w:r>
+        <w:rPr>
+          <w:rFonts w:ascii="Times New Roman" w:hAnsi="Times New Roman" w:cs="Times New Roman"/>
+          <w:sz w:val="26"/>
+        </w:rPr>
+        <w:t>15</w:t>
+      </w:r>
+    </w:p>
+    <w:p>
+      <w:pPr>
+        <w:tabs>
+          <w:tab w:pos="9071" w:val="right" w:leader="dot"/>
+        </w:tabs>
+        <w:ind w:left="397"/>
+        <w:jc w:val="left"/>
+      </w:pPr>
+      <w:r>
+        <w:rPr>
+          <w:rFonts w:ascii="Times New Roman" w:hAnsi="Times New Roman" w:cs="Times New Roman"/>
+          <w:sz w:val="26"/>
+        </w:rPr>
+        <w:t>4.2. Hướng dẫn sử dụng có minh họa</w:t>
+      </w:r>
+      <w:r>
+        <w:tab/>
+      </w:r>
+      <w:r>
+        <w:rPr>
+          <w:rFonts w:ascii="Times New Roman" w:hAnsi="Times New Roman" w:cs="Times New Roman"/>
+          <w:sz w:val="26"/>
+        </w:rPr>
+        <w:t>15</w:t>
+      </w:r>
+    </w:p>
+    <w:p>
+      <w:pPr>
+        <w:tabs>
+          <w:tab w:pos="9071" w:val="right" w:leader="dot"/>
+        </w:tabs>
+        <w:ind w:left="397"/>
+        <w:jc w:val="left"/>
+      </w:pPr>
+      <w:r>
+        <w:rPr>
+          <w:rFonts w:ascii="Times New Roman" w:hAnsi="Times New Roman" w:cs="Times New Roman"/>
+          <w:sz w:val="26"/>
+        </w:rPr>
+        <w:t>4.3. Đưa mã nguồn lên GitHub</w:t>
+      </w:r>
+      <w:r>
+        <w:tab/>
+      </w:r>
+      <w:r>
+        <w:rPr>
+          <w:rFonts w:ascii="Times New Roman" w:hAnsi="Times New Roman" w:cs="Times New Roman"/>
+          <w:sz w:val="26"/>
+        </w:rPr>
+        <w:t>17</w:t>
+      </w:r>
+    </w:p>
+    <w:p>
+      <w:pPr>
+        <w:tabs>
+          <w:tab w:pos="9071" w:val="right" w:leader="dot"/>
+        </w:tabs>
+        <w:ind w:left="0"/>
         <w:jc w:val="left"/>
       </w:pPr>
       <w:r>
@@ -433,6 +1040,7 @@
         <w:tabs>
           <w:tab w:pos="9071" w:val="right" w:leader="dot"/>
         </w:tabs>
+        <w:ind w:left="0"/>
         <w:jc w:val="left"/>
       </w:pPr>
       <w:r>
@@ -458,6 +1066,7 @@
         <w:tabs>
           <w:tab w:pos="9071" w:val="right" w:leader="dot"/>
         </w:tabs>
+        <w:ind w:left="0"/>
         <w:jc w:val="left"/>
       </w:pPr>
       <w:r>
